--- a/documents/word/11_Finance_Accounting.docx
+++ b/documents/word/11_Finance_Accounting.docx
@@ -4,7 +4,7 @@
   <w:body>
     <w:p>
       <w:pPr>
-        <w:shd w:val="clear" w:color="auto" w:fill="002060"/>
+        <w:shd w:val="clear" w:color="auto" w:fill="0E2841" w:themeFill="text2"/>
         <w:spacing w:before="100" w:beforeAutospacing="1" w:after="100" w:afterAutospacing="1" w:line="240" w:lineRule="auto"/>
         <w:outlineLvl w:val="0"/>
         <w:rPr>
@@ -18,6 +18,7 @@
           <w14:ligatures w14:val="none"/>
         </w:rPr>
       </w:pPr>
+      <w:bookmarkStart w:id="0" w:name="_Toc224159290"/>
       <w:r>
         <w:rPr>
           <w:rFonts w:ascii="Times New Roman" w:eastAsia="Times New Roman" w:hAnsi="Times New Roman" w:cs="Times New Roman"/>
@@ -44,6 +45,7155 @@
         </w:rPr>
         <w:t>(Cross-Cutting)</w:t>
       </w:r>
+      <w:bookmarkEnd w:id="0"/>
+    </w:p>
+    <w:p>
+      <w:pPr>
+        <w:rPr>
+          <w:rFonts w:ascii="Times New Roman" w:eastAsia="Times New Roman" w:hAnsi="Times New Roman" w:cs="Times New Roman"/>
+          <w:b/>
+          <w:bCs/>
+          <w:kern w:val="0"/>
+          <w:sz w:val="27"/>
+          <w:szCs w:val="27"/>
+          <w:lang w:val="en-GB" w:eastAsia="en-GB" w:bidi="ar-SA"/>
+          <w14:ligatures w14:val="none"/>
+        </w:rPr>
+      </w:pPr>
+      <w:r>
+        <w:rPr>
+          <w:rFonts w:ascii="Times New Roman" w:eastAsia="Times New Roman" w:hAnsi="Times New Roman" w:cs="Times New Roman"/>
+          <w:b/>
+          <w:bCs/>
+          <w:kern w:val="0"/>
+          <w:sz w:val="27"/>
+          <w:szCs w:val="27"/>
+          <w:lang w:val="en-GB" w:eastAsia="en-GB" w:bidi="ar-SA"/>
+          <w14:ligatures w14:val="none"/>
+        </w:rPr>
+        <w:t xml:space="preserve">Document quality </w:t>
+      </w:r>
+    </w:p>
+    <w:tbl>
+      <w:tblPr>
+        <w:tblStyle w:val="PlainTable1"/>
+        <w:tblW w:w="9085" w:type="dxa"/>
+        <w:tblLook w:val="04A0" w:firstRow="1" w:lastRow="0" w:firstColumn="1" w:lastColumn="0" w:noHBand="0" w:noVBand="1"/>
+      </w:tblPr>
+      <w:tblGrid>
+        <w:gridCol w:w="2605"/>
+        <w:gridCol w:w="6480"/>
+      </w:tblGrid>
+      <w:tr>
+        <w:trPr>
+          <w:cnfStyle w:val="100000000000" w:firstRow="1" w:lastRow="0" w:firstColumn="0" w:lastColumn="0" w:oddVBand="0" w:evenVBand="0" w:oddHBand="0" w:evenHBand="0" w:firstRowFirstColumn="0" w:firstRowLastColumn="0" w:lastRowFirstColumn="0" w:lastRowLastColumn="0"/>
+        </w:trPr>
+        <w:tc>
+          <w:tcPr>
+            <w:cnfStyle w:val="001000000000" w:firstRow="0" w:lastRow="0" w:firstColumn="1" w:lastColumn="0" w:oddVBand="0" w:evenVBand="0" w:oddHBand="0" w:evenHBand="0" w:firstRowFirstColumn="0" w:firstRowLastColumn="0" w:lastRowFirstColumn="0" w:lastRowLastColumn="0"/>
+            <w:tcW w:w="2605" w:type="dxa"/>
+            <w:shd w:val="clear" w:color="auto" w:fill="0A2F41" w:themeFill="accent1" w:themeFillShade="80"/>
+          </w:tcPr>
+          <w:p>
+            <w:pPr>
+              <w:jc w:val="center"/>
+              <w:rPr>
+                <w:rFonts w:ascii="Times New Roman" w:eastAsia="Times New Roman" w:hAnsi="Times New Roman" w:cs="Times New Roman"/>
+                <w:kern w:val="0"/>
+                <w:sz w:val="24"/>
+                <w:szCs w:val="24"/>
+                <w:lang w:val="en-GB" w:eastAsia="en-GB" w:bidi="ar-SA"/>
+                <w14:ligatures w14:val="none"/>
+              </w:rPr>
+            </w:pPr>
+            <w:r>
+              <w:rPr>
+                <w:rFonts w:ascii="Times New Roman" w:eastAsia="Times New Roman" w:hAnsi="Times New Roman" w:cs="Times New Roman"/>
+                <w:kern w:val="0"/>
+                <w:sz w:val="24"/>
+                <w:szCs w:val="24"/>
+                <w:lang w:val="en-GB" w:eastAsia="en-GB" w:bidi="ar-SA"/>
+                <w14:ligatures w14:val="none"/>
+              </w:rPr>
+              <w:t>Item</w:t>
+            </w:r>
+          </w:p>
+        </w:tc>
+        <w:tc>
+          <w:tcPr>
+            <w:tcW w:w="6480" w:type="dxa"/>
+            <w:shd w:val="clear" w:color="auto" w:fill="0A2F41" w:themeFill="accent1" w:themeFillShade="80"/>
+          </w:tcPr>
+          <w:p>
+            <w:pPr>
+              <w:jc w:val="center"/>
+              <w:cnfStyle w:val="100000000000" w:firstRow="1" w:lastRow="0" w:firstColumn="0" w:lastColumn="0" w:oddVBand="0" w:evenVBand="0" w:oddHBand="0" w:evenHBand="0" w:firstRowFirstColumn="0" w:firstRowLastColumn="0" w:lastRowFirstColumn="0" w:lastRowLastColumn="0"/>
+              <w:rPr>
+                <w:rFonts w:ascii="Times New Roman" w:eastAsia="Times New Roman" w:hAnsi="Times New Roman" w:cs="Times New Roman"/>
+                <w:kern w:val="0"/>
+                <w:sz w:val="24"/>
+                <w:szCs w:val="24"/>
+                <w:lang w:val="en-GB" w:eastAsia="en-GB" w:bidi="ar-SA"/>
+                <w14:ligatures w14:val="none"/>
+              </w:rPr>
+            </w:pPr>
+            <w:r>
+              <w:rPr>
+                <w:rFonts w:ascii="Times New Roman" w:eastAsia="Times New Roman" w:hAnsi="Times New Roman" w:cs="Times New Roman"/>
+                <w:kern w:val="0"/>
+                <w:sz w:val="24"/>
+                <w:szCs w:val="24"/>
+                <w:lang w:val="en-GB" w:eastAsia="en-GB" w:bidi="ar-SA"/>
+                <w14:ligatures w14:val="none"/>
+              </w:rPr>
+              <w:t>Details</w:t>
+            </w:r>
+          </w:p>
+        </w:tc>
+      </w:tr>
+      <w:tr>
+        <w:trPr>
+          <w:cnfStyle w:val="000000100000" w:firstRow="0" w:lastRow="0" w:firstColumn="0" w:lastColumn="0" w:oddVBand="0" w:evenVBand="0" w:oddHBand="1" w:evenHBand="0" w:firstRowFirstColumn="0" w:firstRowLastColumn="0" w:lastRowFirstColumn="0" w:lastRowLastColumn="0"/>
+        </w:trPr>
+        <w:tc>
+          <w:tcPr>
+            <w:cnfStyle w:val="001000000000" w:firstRow="0" w:lastRow="0" w:firstColumn="1" w:lastColumn="0" w:oddVBand="0" w:evenVBand="0" w:oddHBand="0" w:evenHBand="0" w:firstRowFirstColumn="0" w:firstRowLastColumn="0" w:lastRowFirstColumn="0" w:lastRowLastColumn="0"/>
+            <w:tcW w:w="2605" w:type="dxa"/>
+            <w:hideMark/>
+          </w:tcPr>
+          <w:p>
+            <w:pPr>
+              <w:rPr>
+                <w:rFonts w:ascii="Times New Roman" w:eastAsia="Times New Roman" w:hAnsi="Times New Roman" w:cs="Times New Roman"/>
+                <w:kern w:val="0"/>
+                <w:sz w:val="24"/>
+                <w:szCs w:val="24"/>
+                <w:lang w:val="en-GB" w:eastAsia="en-GB" w:bidi="ar-SA"/>
+                <w14:ligatures w14:val="none"/>
+              </w:rPr>
+            </w:pPr>
+            <w:r>
+              <w:rPr>
+                <w:rFonts w:ascii="Times New Roman" w:eastAsia="Times New Roman" w:hAnsi="Times New Roman" w:cs="Times New Roman"/>
+                <w:kern w:val="0"/>
+                <w:sz w:val="24"/>
+                <w:szCs w:val="24"/>
+                <w:lang w:val="en-GB" w:eastAsia="en-GB" w:bidi="ar-SA"/>
+                <w14:ligatures w14:val="none"/>
+              </w:rPr>
+              <w:t>Organization</w:t>
+            </w:r>
+          </w:p>
+        </w:tc>
+        <w:tc>
+          <w:tcPr>
+            <w:tcW w:w="6480" w:type="dxa"/>
+            <w:hideMark/>
+          </w:tcPr>
+          <w:p>
+            <w:pPr>
+              <w:cnfStyle w:val="000000100000" w:firstRow="0" w:lastRow="0" w:firstColumn="0" w:lastColumn="0" w:oddVBand="0" w:evenVBand="0" w:oddHBand="1" w:evenHBand="0" w:firstRowFirstColumn="0" w:firstRowLastColumn="0" w:lastRowFirstColumn="0" w:lastRowLastColumn="0"/>
+              <w:rPr>
+                <w:rFonts w:ascii="Times New Roman" w:eastAsia="Times New Roman" w:hAnsi="Times New Roman" w:cs="Times New Roman"/>
+                <w:kern w:val="0"/>
+                <w:sz w:val="24"/>
+                <w:szCs w:val="24"/>
+                <w:lang w:val="en-GB" w:eastAsia="en-GB" w:bidi="ar-SA"/>
+                <w14:ligatures w14:val="none"/>
+              </w:rPr>
+            </w:pPr>
+            <w:r>
+              <w:rPr>
+                <w:rFonts w:ascii="Times New Roman" w:eastAsia="Times New Roman" w:hAnsi="Times New Roman" w:cs="Times New Roman"/>
+                <w:kern w:val="0"/>
+                <w:sz w:val="24"/>
+                <w:szCs w:val="24"/>
+                <w:lang w:val="en-GB" w:eastAsia="en-GB" w:bidi="ar-SA"/>
+                <w14:ligatures w14:val="none"/>
+              </w:rPr>
+              <w:t>RAM Governance Portal</w:t>
+            </w:r>
+          </w:p>
+        </w:tc>
+      </w:tr>
+      <w:tr>
+        <w:tc>
+          <w:tcPr>
+            <w:cnfStyle w:val="001000000000" w:firstRow="0" w:lastRow="0" w:firstColumn="1" w:lastColumn="0" w:oddVBand="0" w:evenVBand="0" w:oddHBand="0" w:evenHBand="0" w:firstRowFirstColumn="0" w:firstRowLastColumn="0" w:lastRowFirstColumn="0" w:lastRowLastColumn="0"/>
+            <w:tcW w:w="2605" w:type="dxa"/>
+            <w:hideMark/>
+          </w:tcPr>
+          <w:p>
+            <w:pPr>
+              <w:rPr>
+                <w:rFonts w:ascii="Times New Roman" w:eastAsia="Times New Roman" w:hAnsi="Times New Roman" w:cs="Times New Roman"/>
+                <w:kern w:val="0"/>
+                <w:sz w:val="24"/>
+                <w:szCs w:val="24"/>
+                <w:lang w:val="en-GB" w:eastAsia="en-GB" w:bidi="ar-SA"/>
+                <w14:ligatures w14:val="none"/>
+              </w:rPr>
+            </w:pPr>
+            <w:r>
+              <w:rPr>
+                <w:rFonts w:ascii="Times New Roman" w:eastAsia="Times New Roman" w:hAnsi="Times New Roman" w:cs="Times New Roman"/>
+                <w:kern w:val="0"/>
+                <w:sz w:val="24"/>
+                <w:szCs w:val="24"/>
+                <w:lang w:val="en-GB" w:eastAsia="en-GB" w:bidi="ar-SA"/>
+                <w14:ligatures w14:val="none"/>
+              </w:rPr>
+              <w:t>Document Title</w:t>
+            </w:r>
+          </w:p>
+        </w:tc>
+        <w:tc>
+          <w:tcPr>
+            <w:tcW w:w="6480" w:type="dxa"/>
+            <w:hideMark/>
+          </w:tcPr>
+          <w:p>
+            <w:pPr>
+              <w:cnfStyle w:val="000000000000" w:firstRow="0" w:lastRow="0" w:firstColumn="0" w:lastColumn="0" w:oddVBand="0" w:evenVBand="0" w:oddHBand="0" w:evenHBand="0" w:firstRowFirstColumn="0" w:firstRowLastColumn="0" w:lastRowFirstColumn="0" w:lastRowLastColumn="0"/>
+              <w:rPr>
+                <w:rFonts w:ascii="Times New Roman" w:eastAsia="Times New Roman" w:hAnsi="Times New Roman" w:cs="Times New Roman"/>
+                <w:kern w:val="0"/>
+                <w:sz w:val="24"/>
+                <w:szCs w:val="24"/>
+                <w:lang w:val="en-GB" w:eastAsia="en-GB" w:bidi="ar-SA"/>
+                <w14:ligatures w14:val="none"/>
+              </w:rPr>
+            </w:pPr>
+            <w:r>
+              <w:t>11_Finance_Accounting</w:t>
+            </w:r>
+          </w:p>
+        </w:tc>
+      </w:tr>
+      <w:tr>
+        <w:trPr>
+          <w:cnfStyle w:val="000000100000" w:firstRow="0" w:lastRow="0" w:firstColumn="0" w:lastColumn="0" w:oddVBand="0" w:evenVBand="0" w:oddHBand="1" w:evenHBand="0" w:firstRowFirstColumn="0" w:firstRowLastColumn="0" w:lastRowFirstColumn="0" w:lastRowLastColumn="0"/>
+        </w:trPr>
+        <w:tc>
+          <w:tcPr>
+            <w:cnfStyle w:val="001000000000" w:firstRow="0" w:lastRow="0" w:firstColumn="1" w:lastColumn="0" w:oddVBand="0" w:evenVBand="0" w:oddHBand="0" w:evenHBand="0" w:firstRowFirstColumn="0" w:firstRowLastColumn="0" w:lastRowFirstColumn="0" w:lastRowLastColumn="0"/>
+            <w:tcW w:w="2605" w:type="dxa"/>
+            <w:hideMark/>
+          </w:tcPr>
+          <w:p>
+            <w:pPr>
+              <w:rPr>
+                <w:rFonts w:ascii="Times New Roman" w:eastAsia="Times New Roman" w:hAnsi="Times New Roman" w:cs="Times New Roman"/>
+                <w:kern w:val="0"/>
+                <w:sz w:val="24"/>
+                <w:szCs w:val="24"/>
+                <w:lang w:val="en-GB" w:eastAsia="en-GB" w:bidi="ar-SA"/>
+                <w14:ligatures w14:val="none"/>
+              </w:rPr>
+            </w:pPr>
+            <w:r>
+              <w:rPr>
+                <w:rFonts w:ascii="Times New Roman" w:eastAsia="Times New Roman" w:hAnsi="Times New Roman" w:cs="Times New Roman"/>
+                <w:kern w:val="0"/>
+                <w:sz w:val="24"/>
+                <w:szCs w:val="24"/>
+                <w:lang w:val="en-GB" w:eastAsia="en-GB" w:bidi="ar-SA"/>
+                <w14:ligatures w14:val="none"/>
+              </w:rPr>
+              <w:t>Document Code</w:t>
+            </w:r>
+          </w:p>
+        </w:tc>
+        <w:tc>
+          <w:tcPr>
+            <w:tcW w:w="6480" w:type="dxa"/>
+            <w:hideMark/>
+          </w:tcPr>
+          <w:p>
+            <w:pPr>
+              <w:cnfStyle w:val="000000100000" w:firstRow="0" w:lastRow="0" w:firstColumn="0" w:lastColumn="0" w:oddVBand="0" w:evenVBand="0" w:oddHBand="1" w:evenHBand="0" w:firstRowFirstColumn="0" w:firstRowLastColumn="0" w:lastRowFirstColumn="0" w:lastRowLastColumn="0"/>
+              <w:rPr>
+                <w:rFonts w:ascii="Times New Roman" w:eastAsia="Times New Roman" w:hAnsi="Times New Roman" w:cs="Times New Roman"/>
+                <w:kern w:val="0"/>
+                <w:sz w:val="24"/>
+                <w:szCs w:val="24"/>
+                <w:lang w:val="en-GB" w:eastAsia="en-GB" w:bidi="ar-SA"/>
+                <w14:ligatures w14:val="none"/>
+              </w:rPr>
+            </w:pPr>
+            <w:r>
+              <w:rPr>
+                <w:rFonts w:ascii="Times New Roman" w:eastAsia="Times New Roman" w:hAnsi="Times New Roman" w:cs="Times New Roman"/>
+                <w:kern w:val="0"/>
+                <w:sz w:val="24"/>
+                <w:szCs w:val="24"/>
+                <w:lang w:val="en-GB" w:eastAsia="en-GB" w:bidi="ar-SA"/>
+                <w14:ligatures w14:val="none"/>
+              </w:rPr>
+              <w:t>RAM-PROC-013</w:t>
+            </w:r>
+          </w:p>
+        </w:tc>
+      </w:tr>
+      <w:tr>
+        <w:tc>
+          <w:tcPr>
+            <w:cnfStyle w:val="001000000000" w:firstRow="0" w:lastRow="0" w:firstColumn="1" w:lastColumn="0" w:oddVBand="0" w:evenVBand="0" w:oddHBand="0" w:evenHBand="0" w:firstRowFirstColumn="0" w:firstRowLastColumn="0" w:lastRowFirstColumn="0" w:lastRowLastColumn="0"/>
+            <w:tcW w:w="2605" w:type="dxa"/>
+            <w:hideMark/>
+          </w:tcPr>
+          <w:p>
+            <w:pPr>
+              <w:rPr>
+                <w:rFonts w:ascii="Times New Roman" w:eastAsia="Times New Roman" w:hAnsi="Times New Roman" w:cs="Times New Roman"/>
+                <w:kern w:val="0"/>
+                <w:sz w:val="24"/>
+                <w:szCs w:val="24"/>
+                <w:lang w:val="en-GB" w:eastAsia="en-GB" w:bidi="ar-SA"/>
+                <w14:ligatures w14:val="none"/>
+              </w:rPr>
+            </w:pPr>
+            <w:r>
+              <w:rPr>
+                <w:rFonts w:ascii="Times New Roman" w:eastAsia="Times New Roman" w:hAnsi="Times New Roman" w:cs="Times New Roman"/>
+                <w:kern w:val="0"/>
+                <w:sz w:val="24"/>
+                <w:szCs w:val="24"/>
+                <w:lang w:val="en-GB" w:eastAsia="en-GB" w:bidi="ar-SA"/>
+                <w14:ligatures w14:val="none"/>
+              </w:rPr>
+              <w:t>Process Area</w:t>
+            </w:r>
+          </w:p>
+        </w:tc>
+        <w:tc>
+          <w:tcPr>
+            <w:tcW w:w="6480" w:type="dxa"/>
+            <w:hideMark/>
+          </w:tcPr>
+          <w:p>
+            <w:pPr>
+              <w:cnfStyle w:val="000000000000" w:firstRow="0" w:lastRow="0" w:firstColumn="0" w:lastColumn="0" w:oddVBand="0" w:evenVBand="0" w:oddHBand="0" w:evenHBand="0" w:firstRowFirstColumn="0" w:firstRowLastColumn="0" w:lastRowFirstColumn="0" w:lastRowLastColumn="0"/>
+              <w:rPr>
+                <w:rFonts w:ascii="Times New Roman" w:eastAsia="Times New Roman" w:hAnsi="Times New Roman" w:cs="Times New Roman"/>
+                <w:kern w:val="0"/>
+                <w:sz w:val="24"/>
+                <w:szCs w:val="24"/>
+                <w:lang w:val="en-GB" w:eastAsia="en-GB" w:bidi="ar-SA"/>
+                <w14:ligatures w14:val="none"/>
+              </w:rPr>
+            </w:pPr>
+            <w:r>
+              <w:t>11_Finance_Accounting</w:t>
+            </w:r>
+          </w:p>
+        </w:tc>
+      </w:tr>
+      <w:tr>
+        <w:trPr>
+          <w:cnfStyle w:val="000000100000" w:firstRow="0" w:lastRow="0" w:firstColumn="0" w:lastColumn="0" w:oddVBand="0" w:evenVBand="0" w:oddHBand="1" w:evenHBand="0" w:firstRowFirstColumn="0" w:firstRowLastColumn="0" w:lastRowFirstColumn="0" w:lastRowLastColumn="0"/>
+        </w:trPr>
+        <w:tc>
+          <w:tcPr>
+            <w:cnfStyle w:val="001000000000" w:firstRow="0" w:lastRow="0" w:firstColumn="1" w:lastColumn="0" w:oddVBand="0" w:evenVBand="0" w:oddHBand="0" w:evenHBand="0" w:firstRowFirstColumn="0" w:firstRowLastColumn="0" w:lastRowFirstColumn="0" w:lastRowLastColumn="0"/>
+            <w:tcW w:w="2605" w:type="dxa"/>
+            <w:hideMark/>
+          </w:tcPr>
+          <w:p>
+            <w:pPr>
+              <w:rPr>
+                <w:rFonts w:ascii="Times New Roman" w:eastAsia="Times New Roman" w:hAnsi="Times New Roman" w:cs="Times New Roman"/>
+                <w:kern w:val="0"/>
+                <w:sz w:val="24"/>
+                <w:szCs w:val="24"/>
+                <w:lang w:val="en-GB" w:eastAsia="en-GB" w:bidi="ar-SA"/>
+                <w14:ligatures w14:val="none"/>
+              </w:rPr>
+            </w:pPr>
+            <w:r>
+              <w:rPr>
+                <w:rFonts w:ascii="Times New Roman" w:eastAsia="Times New Roman" w:hAnsi="Times New Roman" w:cs="Times New Roman"/>
+                <w:kern w:val="0"/>
+                <w:sz w:val="24"/>
+                <w:szCs w:val="24"/>
+                <w:lang w:val="en-GB" w:eastAsia="en-GB" w:bidi="ar-SA"/>
+                <w14:ligatures w14:val="none"/>
+              </w:rPr>
+              <w:t>Document Type</w:t>
+            </w:r>
+          </w:p>
+        </w:tc>
+        <w:tc>
+          <w:tcPr>
+            <w:tcW w:w="6480" w:type="dxa"/>
+            <w:hideMark/>
+          </w:tcPr>
+          <w:p>
+            <w:pPr>
+              <w:cnfStyle w:val="000000100000" w:firstRow="0" w:lastRow="0" w:firstColumn="0" w:lastColumn="0" w:oddVBand="0" w:evenVBand="0" w:oddHBand="1" w:evenHBand="0" w:firstRowFirstColumn="0" w:firstRowLastColumn="0" w:lastRowFirstColumn="0" w:lastRowLastColumn="0"/>
+              <w:rPr>
+                <w:rFonts w:ascii="Times New Roman" w:eastAsia="Times New Roman" w:hAnsi="Times New Roman" w:cs="Times New Roman"/>
+                <w:kern w:val="0"/>
+                <w:sz w:val="24"/>
+                <w:szCs w:val="24"/>
+                <w:lang w:val="en-GB" w:eastAsia="en-GB" w:bidi="ar-SA"/>
+                <w14:ligatures w14:val="none"/>
+              </w:rPr>
+            </w:pPr>
+            <w:r>
+              <w:rPr>
+                <w:rFonts w:ascii="Times New Roman" w:eastAsia="Times New Roman" w:hAnsi="Times New Roman" w:cs="Times New Roman"/>
+                <w:kern w:val="0"/>
+                <w:sz w:val="24"/>
+                <w:szCs w:val="24"/>
+                <w:lang w:val="en-GB" w:eastAsia="en-GB" w:bidi="ar-SA"/>
+                <w14:ligatures w14:val="none"/>
+              </w:rPr>
+              <w:t>Procedure</w:t>
+            </w:r>
+          </w:p>
+        </w:tc>
+      </w:tr>
+      <w:tr>
+        <w:tc>
+          <w:tcPr>
+            <w:cnfStyle w:val="001000000000" w:firstRow="0" w:lastRow="0" w:firstColumn="1" w:lastColumn="0" w:oddVBand="0" w:evenVBand="0" w:oddHBand="0" w:evenHBand="0" w:firstRowFirstColumn="0" w:firstRowLastColumn="0" w:lastRowFirstColumn="0" w:lastRowLastColumn="0"/>
+            <w:tcW w:w="2605" w:type="dxa"/>
+            <w:hideMark/>
+          </w:tcPr>
+          <w:p>
+            <w:pPr>
+              <w:rPr>
+                <w:rFonts w:ascii="Times New Roman" w:eastAsia="Times New Roman" w:hAnsi="Times New Roman" w:cs="Times New Roman"/>
+                <w:kern w:val="0"/>
+                <w:sz w:val="24"/>
+                <w:szCs w:val="24"/>
+                <w:lang w:val="en-GB" w:eastAsia="en-GB" w:bidi="ar-SA"/>
+                <w14:ligatures w14:val="none"/>
+              </w:rPr>
+            </w:pPr>
+            <w:r>
+              <w:rPr>
+                <w:rFonts w:ascii="Times New Roman" w:eastAsia="Times New Roman" w:hAnsi="Times New Roman" w:cs="Times New Roman"/>
+                <w:kern w:val="0"/>
+                <w:sz w:val="24"/>
+                <w:szCs w:val="24"/>
+                <w:lang w:val="en-GB" w:eastAsia="en-GB" w:bidi="ar-SA"/>
+                <w14:ligatures w14:val="none"/>
+              </w:rPr>
+              <w:t>Version</w:t>
+            </w:r>
+          </w:p>
+        </w:tc>
+        <w:tc>
+          <w:tcPr>
+            <w:tcW w:w="6480" w:type="dxa"/>
+            <w:hideMark/>
+          </w:tcPr>
+          <w:p>
+            <w:pPr>
+              <w:cnfStyle w:val="000000000000" w:firstRow="0" w:lastRow="0" w:firstColumn="0" w:lastColumn="0" w:oddVBand="0" w:evenVBand="0" w:oddHBand="0" w:evenHBand="0" w:firstRowFirstColumn="0" w:firstRowLastColumn="0" w:lastRowFirstColumn="0" w:lastRowLastColumn="0"/>
+              <w:rPr>
+                <w:rFonts w:ascii="Times New Roman" w:eastAsia="Times New Roman" w:hAnsi="Times New Roman" w:cs="Times New Roman"/>
+                <w:kern w:val="0"/>
+                <w:sz w:val="24"/>
+                <w:szCs w:val="24"/>
+                <w:lang w:val="en-GB" w:eastAsia="en-GB" w:bidi="ar-SA"/>
+                <w14:ligatures w14:val="none"/>
+              </w:rPr>
+            </w:pPr>
+            <w:r>
+              <w:rPr>
+                <w:rFonts w:ascii="Times New Roman" w:eastAsia="Times New Roman" w:hAnsi="Times New Roman" w:cs="Times New Roman"/>
+                <w:kern w:val="0"/>
+                <w:sz w:val="24"/>
+                <w:szCs w:val="24"/>
+                <w:lang w:val="en-GB" w:eastAsia="en-GB" w:bidi="ar-SA"/>
+                <w14:ligatures w14:val="none"/>
+              </w:rPr>
+              <w:t>1.0</w:t>
+            </w:r>
+          </w:p>
+        </w:tc>
+      </w:tr>
+      <w:tr>
+        <w:trPr>
+          <w:cnfStyle w:val="000000100000" w:firstRow="0" w:lastRow="0" w:firstColumn="0" w:lastColumn="0" w:oddVBand="0" w:evenVBand="0" w:oddHBand="1" w:evenHBand="0" w:firstRowFirstColumn="0" w:firstRowLastColumn="0" w:lastRowFirstColumn="0" w:lastRowLastColumn="0"/>
+        </w:trPr>
+        <w:tc>
+          <w:tcPr>
+            <w:cnfStyle w:val="001000000000" w:firstRow="0" w:lastRow="0" w:firstColumn="1" w:lastColumn="0" w:oddVBand="0" w:evenVBand="0" w:oddHBand="0" w:evenHBand="0" w:firstRowFirstColumn="0" w:firstRowLastColumn="0" w:lastRowFirstColumn="0" w:lastRowLastColumn="0"/>
+            <w:tcW w:w="2605" w:type="dxa"/>
+            <w:hideMark/>
+          </w:tcPr>
+          <w:p>
+            <w:pPr>
+              <w:rPr>
+                <w:rFonts w:ascii="Times New Roman" w:eastAsia="Times New Roman" w:hAnsi="Times New Roman" w:cs="Times New Roman"/>
+                <w:kern w:val="0"/>
+                <w:sz w:val="24"/>
+                <w:szCs w:val="24"/>
+                <w:lang w:val="en-GB" w:eastAsia="en-GB" w:bidi="ar-SA"/>
+                <w14:ligatures w14:val="none"/>
+              </w:rPr>
+            </w:pPr>
+            <w:r>
+              <w:rPr>
+                <w:rFonts w:ascii="Times New Roman" w:eastAsia="Times New Roman" w:hAnsi="Times New Roman" w:cs="Times New Roman"/>
+                <w:kern w:val="0"/>
+                <w:sz w:val="24"/>
+                <w:szCs w:val="24"/>
+                <w:lang w:val="en-GB" w:eastAsia="en-GB" w:bidi="ar-SA"/>
+                <w14:ligatures w14:val="none"/>
+              </w:rPr>
+              <w:t>Effective Date</w:t>
+            </w:r>
+          </w:p>
+        </w:tc>
+        <w:tc>
+          <w:tcPr>
+            <w:tcW w:w="6480" w:type="dxa"/>
+            <w:hideMark/>
+          </w:tcPr>
+          <w:p>
+            <w:pPr>
+              <w:cnfStyle w:val="000000100000" w:firstRow="0" w:lastRow="0" w:firstColumn="0" w:lastColumn="0" w:oddVBand="0" w:evenVBand="0" w:oddHBand="1" w:evenHBand="0" w:firstRowFirstColumn="0" w:firstRowLastColumn="0" w:lastRowFirstColumn="0" w:lastRowLastColumn="0"/>
+              <w:rPr>
+                <w:rFonts w:ascii="Times New Roman" w:eastAsia="Times New Roman" w:hAnsi="Times New Roman" w:cs="Times New Roman"/>
+                <w:kern w:val="0"/>
+                <w:sz w:val="24"/>
+                <w:szCs w:val="24"/>
+                <w:lang w:val="en-GB" w:eastAsia="en-GB" w:bidi="ar-SA"/>
+                <w14:ligatures w14:val="none"/>
+              </w:rPr>
+            </w:pPr>
+            <w:r>
+              <w:rPr>
+                <w:rFonts w:ascii="Times New Roman" w:eastAsia="Times New Roman" w:hAnsi="Times New Roman" w:cs="Times New Roman"/>
+                <w:kern w:val="0"/>
+                <w:sz w:val="24"/>
+                <w:szCs w:val="24"/>
+                <w:lang w:val="en-GB" w:eastAsia="en-GB" w:bidi="ar-SA"/>
+                <w14:ligatures w14:val="none"/>
+              </w:rPr>
+              <w:t>01 Jan 2026</w:t>
+            </w:r>
+          </w:p>
+        </w:tc>
+      </w:tr>
+      <w:tr>
+        <w:tc>
+          <w:tcPr>
+            <w:cnfStyle w:val="001000000000" w:firstRow="0" w:lastRow="0" w:firstColumn="1" w:lastColumn="0" w:oddVBand="0" w:evenVBand="0" w:oddHBand="0" w:evenHBand="0" w:firstRowFirstColumn="0" w:firstRowLastColumn="0" w:lastRowFirstColumn="0" w:lastRowLastColumn="0"/>
+            <w:tcW w:w="2605" w:type="dxa"/>
+            <w:hideMark/>
+          </w:tcPr>
+          <w:p>
+            <w:pPr>
+              <w:rPr>
+                <w:rFonts w:ascii="Times New Roman" w:eastAsia="Times New Roman" w:hAnsi="Times New Roman" w:cs="Times New Roman"/>
+                <w:kern w:val="0"/>
+                <w:sz w:val="24"/>
+                <w:szCs w:val="24"/>
+                <w:lang w:val="en-GB" w:eastAsia="en-GB" w:bidi="ar-SA"/>
+                <w14:ligatures w14:val="none"/>
+              </w:rPr>
+            </w:pPr>
+            <w:r>
+              <w:rPr>
+                <w:rFonts w:ascii="Times New Roman" w:eastAsia="Times New Roman" w:hAnsi="Times New Roman" w:cs="Times New Roman"/>
+                <w:kern w:val="0"/>
+                <w:sz w:val="24"/>
+                <w:szCs w:val="24"/>
+                <w:lang w:val="en-GB" w:eastAsia="en-GB" w:bidi="ar-SA"/>
+                <w14:ligatures w14:val="none"/>
+              </w:rPr>
+              <w:t>Review Cycle</w:t>
+            </w:r>
+          </w:p>
+        </w:tc>
+        <w:tc>
+          <w:tcPr>
+            <w:tcW w:w="6480" w:type="dxa"/>
+            <w:hideMark/>
+          </w:tcPr>
+          <w:p>
+            <w:pPr>
+              <w:cnfStyle w:val="000000000000" w:firstRow="0" w:lastRow="0" w:firstColumn="0" w:lastColumn="0" w:oddVBand="0" w:evenVBand="0" w:oddHBand="0" w:evenHBand="0" w:firstRowFirstColumn="0" w:firstRowLastColumn="0" w:lastRowFirstColumn="0" w:lastRowLastColumn="0"/>
+              <w:rPr>
+                <w:rFonts w:ascii="Times New Roman" w:eastAsia="Times New Roman" w:hAnsi="Times New Roman" w:cs="Times New Roman"/>
+                <w:kern w:val="0"/>
+                <w:sz w:val="24"/>
+                <w:szCs w:val="24"/>
+                <w:lang w:val="en-GB" w:eastAsia="en-GB" w:bidi="ar-SA"/>
+                <w14:ligatures w14:val="none"/>
+              </w:rPr>
+            </w:pPr>
+            <w:r>
+              <w:rPr>
+                <w:rFonts w:ascii="Times New Roman" w:eastAsia="Times New Roman" w:hAnsi="Times New Roman" w:cs="Times New Roman"/>
+                <w:kern w:val="0"/>
+                <w:sz w:val="24"/>
+                <w:szCs w:val="24"/>
+                <w:lang w:val="en-GB" w:eastAsia="en-GB" w:bidi="ar-SA"/>
+                <w14:ligatures w14:val="none"/>
+              </w:rPr>
+              <w:t>Annual</w:t>
+            </w:r>
+          </w:p>
+        </w:tc>
+      </w:tr>
+      <w:tr>
+        <w:trPr>
+          <w:cnfStyle w:val="000000100000" w:firstRow="0" w:lastRow="0" w:firstColumn="0" w:lastColumn="0" w:oddVBand="0" w:evenVBand="0" w:oddHBand="1" w:evenHBand="0" w:firstRowFirstColumn="0" w:firstRowLastColumn="0" w:lastRowFirstColumn="0" w:lastRowLastColumn="0"/>
+        </w:trPr>
+        <w:tc>
+          <w:tcPr>
+            <w:cnfStyle w:val="001000000000" w:firstRow="0" w:lastRow="0" w:firstColumn="1" w:lastColumn="0" w:oddVBand="0" w:evenVBand="0" w:oddHBand="0" w:evenHBand="0" w:firstRowFirstColumn="0" w:firstRowLastColumn="0" w:lastRowFirstColumn="0" w:lastRowLastColumn="0"/>
+            <w:tcW w:w="2605" w:type="dxa"/>
+            <w:hideMark/>
+          </w:tcPr>
+          <w:p>
+            <w:pPr>
+              <w:rPr>
+                <w:rFonts w:ascii="Times New Roman" w:eastAsia="Times New Roman" w:hAnsi="Times New Roman" w:cs="Times New Roman"/>
+                <w:kern w:val="0"/>
+                <w:sz w:val="24"/>
+                <w:szCs w:val="24"/>
+                <w:lang w:val="en-GB" w:eastAsia="en-GB" w:bidi="ar-SA"/>
+                <w14:ligatures w14:val="none"/>
+              </w:rPr>
+            </w:pPr>
+            <w:r>
+              <w:rPr>
+                <w:rFonts w:ascii="Times New Roman" w:eastAsia="Times New Roman" w:hAnsi="Times New Roman" w:cs="Times New Roman"/>
+                <w:kern w:val="0"/>
+                <w:sz w:val="24"/>
+                <w:szCs w:val="24"/>
+                <w:lang w:val="en-GB" w:eastAsia="en-GB" w:bidi="ar-SA"/>
+                <w14:ligatures w14:val="none"/>
+              </w:rPr>
+              <w:t>Owner</w:t>
+            </w:r>
+          </w:p>
+        </w:tc>
+        <w:tc>
+          <w:tcPr>
+            <w:tcW w:w="6480" w:type="dxa"/>
+            <w:hideMark/>
+          </w:tcPr>
+          <w:p>
+            <w:pPr>
+              <w:cnfStyle w:val="000000100000" w:firstRow="0" w:lastRow="0" w:firstColumn="0" w:lastColumn="0" w:oddVBand="0" w:evenVBand="0" w:oddHBand="1" w:evenHBand="0" w:firstRowFirstColumn="0" w:firstRowLastColumn="0" w:lastRowFirstColumn="0" w:lastRowLastColumn="0"/>
+              <w:rPr>
+                <w:rFonts w:ascii="Times New Roman" w:eastAsia="Times New Roman" w:hAnsi="Times New Roman" w:cs="Times New Roman"/>
+                <w:kern w:val="0"/>
+                <w:sz w:val="24"/>
+                <w:szCs w:val="24"/>
+                <w:lang w:val="en-GB" w:eastAsia="en-GB" w:bidi="ar-SA"/>
+                <w14:ligatures w14:val="none"/>
+              </w:rPr>
+            </w:pPr>
+            <w:r>
+              <w:rPr>
+                <w:rFonts w:ascii="Times New Roman" w:eastAsia="Times New Roman" w:hAnsi="Times New Roman" w:cs="Times New Roman"/>
+                <w:kern w:val="0"/>
+                <w:sz w:val="24"/>
+                <w:szCs w:val="24"/>
+                <w:lang w:val="en-GB" w:eastAsia="en-GB" w:bidi="ar-SA"/>
+                <w14:ligatures w14:val="none"/>
+              </w:rPr>
+              <w:t>CFO</w:t>
+            </w:r>
+          </w:p>
+        </w:tc>
+      </w:tr>
+      <w:tr>
+        <w:tc>
+          <w:tcPr>
+            <w:cnfStyle w:val="001000000000" w:firstRow="0" w:lastRow="0" w:firstColumn="1" w:lastColumn="0" w:oddVBand="0" w:evenVBand="0" w:oddHBand="0" w:evenHBand="0" w:firstRowFirstColumn="0" w:firstRowLastColumn="0" w:lastRowFirstColumn="0" w:lastRowLastColumn="0"/>
+            <w:tcW w:w="2605" w:type="dxa"/>
+            <w:hideMark/>
+          </w:tcPr>
+          <w:p>
+            <w:pPr>
+              <w:rPr>
+                <w:rFonts w:ascii="Times New Roman" w:eastAsia="Times New Roman" w:hAnsi="Times New Roman" w:cs="Times New Roman"/>
+                <w:kern w:val="0"/>
+                <w:sz w:val="24"/>
+                <w:szCs w:val="24"/>
+                <w:lang w:val="en-GB" w:eastAsia="en-GB" w:bidi="ar-SA"/>
+                <w14:ligatures w14:val="none"/>
+              </w:rPr>
+            </w:pPr>
+            <w:r>
+              <w:rPr>
+                <w:rFonts w:ascii="Times New Roman" w:eastAsia="Times New Roman" w:hAnsi="Times New Roman" w:cs="Times New Roman"/>
+                <w:kern w:val="0"/>
+                <w:sz w:val="24"/>
+                <w:szCs w:val="24"/>
+                <w:lang w:val="en-GB" w:eastAsia="en-GB" w:bidi="ar-SA"/>
+                <w14:ligatures w14:val="none"/>
+              </w:rPr>
+              <w:t>Approved By</w:t>
+            </w:r>
+          </w:p>
+        </w:tc>
+        <w:tc>
+          <w:tcPr>
+            <w:tcW w:w="6480" w:type="dxa"/>
+            <w:hideMark/>
+          </w:tcPr>
+          <w:p>
+            <w:pPr>
+              <w:cnfStyle w:val="000000000000" w:firstRow="0" w:lastRow="0" w:firstColumn="0" w:lastColumn="0" w:oddVBand="0" w:evenVBand="0" w:oddHBand="0" w:evenHBand="0" w:firstRowFirstColumn="0" w:firstRowLastColumn="0" w:lastRowFirstColumn="0" w:lastRowLastColumn="0"/>
+              <w:rPr>
+                <w:rFonts w:ascii="Times New Roman" w:eastAsia="Times New Roman" w:hAnsi="Times New Roman" w:cs="Times New Roman"/>
+                <w:kern w:val="0"/>
+                <w:sz w:val="24"/>
+                <w:szCs w:val="24"/>
+                <w:lang w:val="en-GB" w:eastAsia="en-GB" w:bidi="ar-SA"/>
+                <w14:ligatures w14:val="none"/>
+              </w:rPr>
+            </w:pPr>
+            <w:r>
+              <w:rPr>
+                <w:rFonts w:ascii="Times New Roman" w:eastAsia="Times New Roman" w:hAnsi="Times New Roman" w:cs="Times New Roman"/>
+                <w:kern w:val="0"/>
+                <w:sz w:val="24"/>
+                <w:szCs w:val="24"/>
+                <w:lang w:val="en-GB" w:eastAsia="en-GB" w:bidi="ar-SA"/>
+                <w14:ligatures w14:val="none"/>
+              </w:rPr>
+              <w:t>CEO / Board</w:t>
+            </w:r>
+          </w:p>
+        </w:tc>
+      </w:tr>
+      <w:tr>
+        <w:trPr>
+          <w:cnfStyle w:val="000000100000" w:firstRow="0" w:lastRow="0" w:firstColumn="0" w:lastColumn="0" w:oddVBand="0" w:evenVBand="0" w:oddHBand="1" w:evenHBand="0" w:firstRowFirstColumn="0" w:firstRowLastColumn="0" w:lastRowFirstColumn="0" w:lastRowLastColumn="0"/>
+        </w:trPr>
+        <w:tc>
+          <w:tcPr>
+            <w:cnfStyle w:val="001000000000" w:firstRow="0" w:lastRow="0" w:firstColumn="1" w:lastColumn="0" w:oddVBand="0" w:evenVBand="0" w:oddHBand="0" w:evenHBand="0" w:firstRowFirstColumn="0" w:firstRowLastColumn="0" w:lastRowFirstColumn="0" w:lastRowLastColumn="0"/>
+            <w:tcW w:w="2605" w:type="dxa"/>
+            <w:hideMark/>
+          </w:tcPr>
+          <w:p>
+            <w:pPr>
+              <w:rPr>
+                <w:rFonts w:ascii="Times New Roman" w:eastAsia="Times New Roman" w:hAnsi="Times New Roman" w:cs="Times New Roman"/>
+                <w:kern w:val="0"/>
+                <w:sz w:val="24"/>
+                <w:szCs w:val="24"/>
+                <w:lang w:val="en-GB" w:eastAsia="en-GB" w:bidi="ar-SA"/>
+                <w14:ligatures w14:val="none"/>
+              </w:rPr>
+            </w:pPr>
+            <w:r>
+              <w:rPr>
+                <w:rFonts w:ascii="Times New Roman" w:eastAsia="Times New Roman" w:hAnsi="Times New Roman" w:cs="Times New Roman"/>
+                <w:kern w:val="0"/>
+                <w:sz w:val="24"/>
+                <w:szCs w:val="24"/>
+                <w:lang w:val="en-GB" w:eastAsia="en-GB" w:bidi="ar-SA"/>
+                <w14:ligatures w14:val="none"/>
+              </w:rPr>
+              <w:t>Prepared By</w:t>
+            </w:r>
+          </w:p>
+        </w:tc>
+        <w:tc>
+          <w:tcPr>
+            <w:tcW w:w="6480" w:type="dxa"/>
+            <w:hideMark/>
+          </w:tcPr>
+          <w:p>
+            <w:pPr>
+              <w:cnfStyle w:val="000000100000" w:firstRow="0" w:lastRow="0" w:firstColumn="0" w:lastColumn="0" w:oddVBand="0" w:evenVBand="0" w:oddHBand="1" w:evenHBand="0" w:firstRowFirstColumn="0" w:firstRowLastColumn="0" w:lastRowFirstColumn="0" w:lastRowLastColumn="0"/>
+              <w:rPr>
+                <w:rFonts w:ascii="Times New Roman" w:eastAsia="Times New Roman" w:hAnsi="Times New Roman" w:cs="Times New Roman"/>
+                <w:kern w:val="0"/>
+                <w:sz w:val="24"/>
+                <w:szCs w:val="24"/>
+                <w:lang w:val="en-GB" w:eastAsia="en-GB" w:bidi="ar-SA"/>
+                <w14:ligatures w14:val="none"/>
+              </w:rPr>
+            </w:pPr>
+            <w:r>
+              <w:rPr>
+                <w:rFonts w:ascii="Times New Roman" w:eastAsia="Times New Roman" w:hAnsi="Times New Roman" w:cs="Times New Roman"/>
+                <w:kern w:val="0"/>
+                <w:sz w:val="24"/>
+                <w:szCs w:val="24"/>
+                <w:lang w:val="en-GB" w:eastAsia="en-GB" w:bidi="ar-SA"/>
+                <w14:ligatures w14:val="none"/>
+              </w:rPr>
+              <w:t>Governance Office</w:t>
+            </w:r>
+          </w:p>
+        </w:tc>
+      </w:tr>
+      <w:tr>
+        <w:tc>
+          <w:tcPr>
+            <w:cnfStyle w:val="001000000000" w:firstRow="0" w:lastRow="0" w:firstColumn="1" w:lastColumn="0" w:oddVBand="0" w:evenVBand="0" w:oddHBand="0" w:evenHBand="0" w:firstRowFirstColumn="0" w:firstRowLastColumn="0" w:lastRowFirstColumn="0" w:lastRowLastColumn="0"/>
+            <w:tcW w:w="2605" w:type="dxa"/>
+            <w:hideMark/>
+          </w:tcPr>
+          <w:p>
+            <w:pPr>
+              <w:rPr>
+                <w:rFonts w:ascii="Times New Roman" w:eastAsia="Times New Roman" w:hAnsi="Times New Roman" w:cs="Times New Roman"/>
+                <w:kern w:val="0"/>
+                <w:sz w:val="24"/>
+                <w:szCs w:val="24"/>
+                <w:lang w:val="en-GB" w:eastAsia="en-GB" w:bidi="ar-SA"/>
+                <w14:ligatures w14:val="none"/>
+              </w:rPr>
+            </w:pPr>
+            <w:r>
+              <w:rPr>
+                <w:rFonts w:ascii="Times New Roman" w:eastAsia="Times New Roman" w:hAnsi="Times New Roman" w:cs="Times New Roman"/>
+                <w:kern w:val="0"/>
+                <w:sz w:val="24"/>
+                <w:szCs w:val="24"/>
+                <w:lang w:val="en-GB" w:eastAsia="en-GB" w:bidi="ar-SA"/>
+                <w14:ligatures w14:val="none"/>
+              </w:rPr>
+              <w:t>Classification</w:t>
+            </w:r>
+          </w:p>
+        </w:tc>
+        <w:tc>
+          <w:tcPr>
+            <w:tcW w:w="6480" w:type="dxa"/>
+            <w:hideMark/>
+          </w:tcPr>
+          <w:p>
+            <w:pPr>
+              <w:cnfStyle w:val="000000000000" w:firstRow="0" w:lastRow="0" w:firstColumn="0" w:lastColumn="0" w:oddVBand="0" w:evenVBand="0" w:oddHBand="0" w:evenHBand="0" w:firstRowFirstColumn="0" w:firstRowLastColumn="0" w:lastRowFirstColumn="0" w:lastRowLastColumn="0"/>
+              <w:rPr>
+                <w:rFonts w:ascii="Times New Roman" w:eastAsia="Times New Roman" w:hAnsi="Times New Roman" w:cs="Times New Roman"/>
+                <w:kern w:val="0"/>
+                <w:sz w:val="24"/>
+                <w:szCs w:val="24"/>
+                <w:lang w:val="en-GB" w:eastAsia="en-GB" w:bidi="ar-SA"/>
+                <w14:ligatures w14:val="none"/>
+              </w:rPr>
+            </w:pPr>
+            <w:r>
+              <w:rPr>
+                <w:rFonts w:ascii="Times New Roman" w:eastAsia="Times New Roman" w:hAnsi="Times New Roman" w:cs="Times New Roman"/>
+                <w:kern w:val="0"/>
+                <w:sz w:val="24"/>
+                <w:szCs w:val="24"/>
+                <w:lang w:val="en-GB" w:eastAsia="en-GB" w:bidi="ar-SA"/>
+                <w14:ligatures w14:val="none"/>
+              </w:rPr>
+              <w:t>Internal</w:t>
+            </w:r>
+          </w:p>
+        </w:tc>
+      </w:tr>
+      <w:tr>
+        <w:trPr>
+          <w:cnfStyle w:val="000000100000" w:firstRow="0" w:lastRow="0" w:firstColumn="0" w:lastColumn="0" w:oddVBand="0" w:evenVBand="0" w:oddHBand="1" w:evenHBand="0" w:firstRowFirstColumn="0" w:firstRowLastColumn="0" w:lastRowFirstColumn="0" w:lastRowLastColumn="0"/>
+        </w:trPr>
+        <w:tc>
+          <w:tcPr>
+            <w:cnfStyle w:val="001000000000" w:firstRow="0" w:lastRow="0" w:firstColumn="1" w:lastColumn="0" w:oddVBand="0" w:evenVBand="0" w:oddHBand="0" w:evenHBand="0" w:firstRowFirstColumn="0" w:firstRowLastColumn="0" w:lastRowFirstColumn="0" w:lastRowLastColumn="0"/>
+            <w:tcW w:w="2605" w:type="dxa"/>
+            <w:hideMark/>
+          </w:tcPr>
+          <w:p>
+            <w:pPr>
+              <w:rPr>
+                <w:rFonts w:ascii="Times New Roman" w:eastAsia="Times New Roman" w:hAnsi="Times New Roman" w:cs="Times New Roman"/>
+                <w:kern w:val="0"/>
+                <w:sz w:val="24"/>
+                <w:szCs w:val="24"/>
+                <w:lang w:val="en-GB" w:eastAsia="en-GB" w:bidi="ar-SA"/>
+                <w14:ligatures w14:val="none"/>
+              </w:rPr>
+            </w:pPr>
+            <w:r>
+              <w:rPr>
+                <w:rFonts w:ascii="Times New Roman" w:eastAsia="Times New Roman" w:hAnsi="Times New Roman" w:cs="Times New Roman"/>
+                <w:kern w:val="0"/>
+                <w:sz w:val="24"/>
+                <w:szCs w:val="24"/>
+                <w:lang w:val="en-GB" w:eastAsia="en-GB" w:bidi="ar-SA"/>
+                <w14:ligatures w14:val="none"/>
+              </w:rPr>
+              <w:t>Next Review</w:t>
+            </w:r>
+          </w:p>
+        </w:tc>
+        <w:tc>
+          <w:tcPr>
+            <w:tcW w:w="6480" w:type="dxa"/>
+            <w:hideMark/>
+          </w:tcPr>
+          <w:p>
+            <w:pPr>
+              <w:cnfStyle w:val="000000100000" w:firstRow="0" w:lastRow="0" w:firstColumn="0" w:lastColumn="0" w:oddVBand="0" w:evenVBand="0" w:oddHBand="1" w:evenHBand="0" w:firstRowFirstColumn="0" w:firstRowLastColumn="0" w:lastRowFirstColumn="0" w:lastRowLastColumn="0"/>
+              <w:rPr>
+                <w:rFonts w:ascii="Times New Roman" w:eastAsia="Times New Roman" w:hAnsi="Times New Roman" w:cs="Times New Roman"/>
+                <w:kern w:val="0"/>
+                <w:sz w:val="24"/>
+                <w:szCs w:val="24"/>
+                <w:lang w:val="en-GB" w:eastAsia="en-GB" w:bidi="ar-SA"/>
+                <w14:ligatures w14:val="none"/>
+              </w:rPr>
+            </w:pPr>
+            <w:r>
+              <w:rPr>
+                <w:rFonts w:ascii="Times New Roman" w:eastAsia="Times New Roman" w:hAnsi="Times New Roman" w:cs="Times New Roman"/>
+                <w:kern w:val="0"/>
+                <w:sz w:val="24"/>
+                <w:szCs w:val="24"/>
+                <w:lang w:val="en-GB" w:eastAsia="en-GB" w:bidi="ar-SA"/>
+                <w14:ligatures w14:val="none"/>
+              </w:rPr>
+              <w:t>Jan 2027</w:t>
+            </w:r>
+          </w:p>
+        </w:tc>
+      </w:tr>
+    </w:tbl>
+    <w:p>
+      <w:pPr>
+        <w:rPr>
+          <w:rFonts w:ascii="Times New Roman" w:eastAsia="Times New Roman" w:hAnsi="Times New Roman" w:cs="Times New Roman"/>
+          <w:kern w:val="0"/>
+          <w:sz w:val="24"/>
+          <w:szCs w:val="24"/>
+          <w:lang w:val="en-GB" w:eastAsia="en-GB" w:bidi="ar-SA"/>
+          <w14:ligatures w14:val="none"/>
+        </w:rPr>
+      </w:pPr>
+    </w:p>
+    <w:p>
+      <w:pPr>
+        <w:rPr>
+          <w:rFonts w:ascii="Times New Roman" w:eastAsia="Times New Roman" w:hAnsi="Times New Roman" w:cs="Times New Roman"/>
+          <w:b/>
+          <w:bCs/>
+          <w:kern w:val="0"/>
+          <w:sz w:val="27"/>
+          <w:szCs w:val="27"/>
+          <w:lang w:val="en-GB" w:eastAsia="en-GB" w:bidi="ar-SA"/>
+          <w14:ligatures w14:val="none"/>
+        </w:rPr>
+      </w:pPr>
+      <w:r>
+        <w:rPr>
+          <w:rFonts w:ascii="Times New Roman" w:eastAsia="Times New Roman" w:hAnsi="Times New Roman" w:cs="Times New Roman"/>
+          <w:b/>
+          <w:bCs/>
+          <w:kern w:val="0"/>
+          <w:sz w:val="27"/>
+          <w:szCs w:val="27"/>
+          <w:lang w:val="en-GB" w:eastAsia="en-GB" w:bidi="ar-SA"/>
+          <w14:ligatures w14:val="none"/>
+        </w:rPr>
+        <w:t>Revision History</w:t>
+      </w:r>
+    </w:p>
+    <w:tbl>
+      <w:tblPr>
+        <w:tblStyle w:val="PlainTable1"/>
+        <w:tblW w:w="9085" w:type="dxa"/>
+        <w:tblLook w:val="04A0" w:firstRow="1" w:lastRow="0" w:firstColumn="1" w:lastColumn="0" w:noHBand="0" w:noVBand="1"/>
+      </w:tblPr>
+      <w:tblGrid>
+        <w:gridCol w:w="1016"/>
+        <w:gridCol w:w="1376"/>
+        <w:gridCol w:w="2049"/>
+        <w:gridCol w:w="4644"/>
+      </w:tblGrid>
+      <w:tr>
+        <w:trPr>
+          <w:cnfStyle w:val="100000000000" w:firstRow="1" w:lastRow="0" w:firstColumn="0" w:lastColumn="0" w:oddVBand="0" w:evenVBand="0" w:oddHBand="0" w:evenHBand="0" w:firstRowFirstColumn="0" w:firstRowLastColumn="0" w:lastRowFirstColumn="0" w:lastRowLastColumn="0"/>
+        </w:trPr>
+        <w:tc>
+          <w:tcPr>
+            <w:cnfStyle w:val="001000000000" w:firstRow="0" w:lastRow="0" w:firstColumn="1" w:lastColumn="0" w:oddVBand="0" w:evenVBand="0" w:oddHBand="0" w:evenHBand="0" w:firstRowFirstColumn="0" w:firstRowLastColumn="0" w:lastRowFirstColumn="0" w:lastRowLastColumn="0"/>
+            <w:tcW w:w="0" w:type="auto"/>
+            <w:shd w:val="clear" w:color="auto" w:fill="0A2F41" w:themeFill="accent1" w:themeFillShade="80"/>
+            <w:hideMark/>
+          </w:tcPr>
+          <w:p>
+            <w:pPr>
+              <w:jc w:val="center"/>
+              <w:rPr>
+                <w:rFonts w:ascii="Times New Roman" w:eastAsia="Times New Roman" w:hAnsi="Times New Roman" w:cs="Times New Roman"/>
+                <w:kern w:val="0"/>
+                <w:sz w:val="24"/>
+                <w:szCs w:val="24"/>
+                <w:lang w:val="en-GB" w:eastAsia="en-GB" w:bidi="ar-SA"/>
+                <w14:ligatures w14:val="none"/>
+              </w:rPr>
+            </w:pPr>
+            <w:r>
+              <w:rPr>
+                <w:rFonts w:ascii="Times New Roman" w:eastAsia="Times New Roman" w:hAnsi="Times New Roman" w:cs="Times New Roman"/>
+                <w:kern w:val="0"/>
+                <w:sz w:val="24"/>
+                <w:szCs w:val="24"/>
+                <w:lang w:val="en-GB" w:eastAsia="en-GB" w:bidi="ar-SA"/>
+                <w14:ligatures w14:val="none"/>
+              </w:rPr>
+              <w:t>Version</w:t>
+            </w:r>
+          </w:p>
+        </w:tc>
+        <w:tc>
+          <w:tcPr>
+            <w:tcW w:w="0" w:type="auto"/>
+            <w:shd w:val="clear" w:color="auto" w:fill="0A2F41" w:themeFill="accent1" w:themeFillShade="80"/>
+            <w:hideMark/>
+          </w:tcPr>
+          <w:p>
+            <w:pPr>
+              <w:jc w:val="center"/>
+              <w:cnfStyle w:val="100000000000" w:firstRow="1" w:lastRow="0" w:firstColumn="0" w:lastColumn="0" w:oddVBand="0" w:evenVBand="0" w:oddHBand="0" w:evenHBand="0" w:firstRowFirstColumn="0" w:firstRowLastColumn="0" w:lastRowFirstColumn="0" w:lastRowLastColumn="0"/>
+              <w:rPr>
+                <w:rFonts w:ascii="Times New Roman" w:eastAsia="Times New Roman" w:hAnsi="Times New Roman" w:cs="Times New Roman"/>
+                <w:kern w:val="0"/>
+                <w:sz w:val="24"/>
+                <w:szCs w:val="24"/>
+                <w:lang w:val="en-GB" w:eastAsia="en-GB" w:bidi="ar-SA"/>
+                <w14:ligatures w14:val="none"/>
+              </w:rPr>
+            </w:pPr>
+            <w:r>
+              <w:rPr>
+                <w:rFonts w:ascii="Times New Roman" w:eastAsia="Times New Roman" w:hAnsi="Times New Roman" w:cs="Times New Roman"/>
+                <w:kern w:val="0"/>
+                <w:sz w:val="24"/>
+                <w:szCs w:val="24"/>
+                <w:lang w:val="en-GB" w:eastAsia="en-GB" w:bidi="ar-SA"/>
+                <w14:ligatures w14:val="none"/>
+              </w:rPr>
+              <w:t>Date</w:t>
+            </w:r>
+          </w:p>
+        </w:tc>
+        <w:tc>
+          <w:tcPr>
+            <w:tcW w:w="0" w:type="auto"/>
+            <w:shd w:val="clear" w:color="auto" w:fill="0A2F41" w:themeFill="accent1" w:themeFillShade="80"/>
+            <w:hideMark/>
+          </w:tcPr>
+          <w:p>
+            <w:pPr>
+              <w:jc w:val="center"/>
+              <w:cnfStyle w:val="100000000000" w:firstRow="1" w:lastRow="0" w:firstColumn="0" w:lastColumn="0" w:oddVBand="0" w:evenVBand="0" w:oddHBand="0" w:evenHBand="0" w:firstRowFirstColumn="0" w:firstRowLastColumn="0" w:lastRowFirstColumn="0" w:lastRowLastColumn="0"/>
+              <w:rPr>
+                <w:rFonts w:ascii="Times New Roman" w:eastAsia="Times New Roman" w:hAnsi="Times New Roman" w:cs="Times New Roman"/>
+                <w:kern w:val="0"/>
+                <w:sz w:val="24"/>
+                <w:szCs w:val="24"/>
+                <w:lang w:val="en-GB" w:eastAsia="en-GB" w:bidi="ar-SA"/>
+                <w14:ligatures w14:val="none"/>
+              </w:rPr>
+            </w:pPr>
+            <w:r>
+              <w:rPr>
+                <w:rFonts w:ascii="Times New Roman" w:eastAsia="Times New Roman" w:hAnsi="Times New Roman" w:cs="Times New Roman"/>
+                <w:kern w:val="0"/>
+                <w:sz w:val="24"/>
+                <w:szCs w:val="24"/>
+                <w:lang w:val="en-GB" w:eastAsia="en-GB" w:bidi="ar-SA"/>
+                <w14:ligatures w14:val="none"/>
+              </w:rPr>
+              <w:t>Author</w:t>
+            </w:r>
+          </w:p>
+        </w:tc>
+        <w:tc>
+          <w:tcPr>
+            <w:tcW w:w="4644" w:type="dxa"/>
+            <w:shd w:val="clear" w:color="auto" w:fill="0A2F41" w:themeFill="accent1" w:themeFillShade="80"/>
+            <w:hideMark/>
+          </w:tcPr>
+          <w:p>
+            <w:pPr>
+              <w:jc w:val="center"/>
+              <w:cnfStyle w:val="100000000000" w:firstRow="1" w:lastRow="0" w:firstColumn="0" w:lastColumn="0" w:oddVBand="0" w:evenVBand="0" w:oddHBand="0" w:evenHBand="0" w:firstRowFirstColumn="0" w:firstRowLastColumn="0" w:lastRowFirstColumn="0" w:lastRowLastColumn="0"/>
+              <w:rPr>
+                <w:rFonts w:ascii="Times New Roman" w:eastAsia="Times New Roman" w:hAnsi="Times New Roman" w:cs="Times New Roman"/>
+                <w:kern w:val="0"/>
+                <w:sz w:val="24"/>
+                <w:szCs w:val="24"/>
+                <w:lang w:val="en-GB" w:eastAsia="en-GB" w:bidi="ar-SA"/>
+                <w14:ligatures w14:val="none"/>
+              </w:rPr>
+            </w:pPr>
+            <w:r>
+              <w:rPr>
+                <w:rFonts w:ascii="Times New Roman" w:eastAsia="Times New Roman" w:hAnsi="Times New Roman" w:cs="Times New Roman"/>
+                <w:kern w:val="0"/>
+                <w:sz w:val="24"/>
+                <w:szCs w:val="24"/>
+                <w:lang w:val="en-GB" w:eastAsia="en-GB" w:bidi="ar-SA"/>
+                <w14:ligatures w14:val="none"/>
+              </w:rPr>
+              <w:t>Changes</w:t>
+            </w:r>
+          </w:p>
+        </w:tc>
+      </w:tr>
+      <w:tr>
+        <w:trPr>
+          <w:cnfStyle w:val="000000100000" w:firstRow="0" w:lastRow="0" w:firstColumn="0" w:lastColumn="0" w:oddVBand="0" w:evenVBand="0" w:oddHBand="1" w:evenHBand="0" w:firstRowFirstColumn="0" w:firstRowLastColumn="0" w:lastRowFirstColumn="0" w:lastRowLastColumn="0"/>
+        </w:trPr>
+        <w:tc>
+          <w:tcPr>
+            <w:cnfStyle w:val="001000000000" w:firstRow="0" w:lastRow="0" w:firstColumn="1" w:lastColumn="0" w:oddVBand="0" w:evenVBand="0" w:oddHBand="0" w:evenHBand="0" w:firstRowFirstColumn="0" w:firstRowLastColumn="0" w:lastRowFirstColumn="0" w:lastRowLastColumn="0"/>
+            <w:tcW w:w="0" w:type="auto"/>
+            <w:hideMark/>
+          </w:tcPr>
+          <w:p>
+            <w:pPr>
+              <w:rPr>
+                <w:rFonts w:ascii="Times New Roman" w:eastAsia="Times New Roman" w:hAnsi="Times New Roman" w:cs="Times New Roman"/>
+                <w:kern w:val="0"/>
+                <w:sz w:val="24"/>
+                <w:szCs w:val="24"/>
+                <w:lang w:val="en-GB" w:eastAsia="en-GB" w:bidi="ar-SA"/>
+                <w14:ligatures w14:val="none"/>
+              </w:rPr>
+            </w:pPr>
+            <w:r>
+              <w:rPr>
+                <w:rFonts w:ascii="Times New Roman" w:eastAsia="Times New Roman" w:hAnsi="Times New Roman" w:cs="Times New Roman"/>
+                <w:kern w:val="0"/>
+                <w:sz w:val="24"/>
+                <w:szCs w:val="24"/>
+                <w:lang w:val="en-GB" w:eastAsia="en-GB" w:bidi="ar-SA"/>
+                <w14:ligatures w14:val="none"/>
+              </w:rPr>
+              <w:t>1.0</w:t>
+            </w:r>
+          </w:p>
+        </w:tc>
+        <w:tc>
+          <w:tcPr>
+            <w:tcW w:w="0" w:type="auto"/>
+            <w:hideMark/>
+          </w:tcPr>
+          <w:p>
+            <w:pPr>
+              <w:cnfStyle w:val="000000100000" w:firstRow="0" w:lastRow="0" w:firstColumn="0" w:lastColumn="0" w:oddVBand="0" w:evenVBand="0" w:oddHBand="1" w:evenHBand="0" w:firstRowFirstColumn="0" w:firstRowLastColumn="0" w:lastRowFirstColumn="0" w:lastRowLastColumn="0"/>
+              <w:rPr>
+                <w:rFonts w:ascii="Times New Roman" w:eastAsia="Times New Roman" w:hAnsi="Times New Roman" w:cs="Times New Roman"/>
+                <w:kern w:val="0"/>
+                <w:sz w:val="24"/>
+                <w:szCs w:val="24"/>
+                <w:lang w:val="en-GB" w:eastAsia="en-GB" w:bidi="ar-SA"/>
+                <w14:ligatures w14:val="none"/>
+              </w:rPr>
+            </w:pPr>
+            <w:r>
+              <w:rPr>
+                <w:rFonts w:ascii="Times New Roman" w:eastAsia="Times New Roman" w:hAnsi="Times New Roman" w:cs="Times New Roman"/>
+                <w:kern w:val="0"/>
+                <w:sz w:val="24"/>
+                <w:szCs w:val="24"/>
+                <w:lang w:val="en-GB" w:eastAsia="en-GB" w:bidi="ar-SA"/>
+                <w14:ligatures w14:val="none"/>
+              </w:rPr>
+              <w:t>01 Jan 2026</w:t>
+            </w:r>
+          </w:p>
+        </w:tc>
+        <w:tc>
+          <w:tcPr>
+            <w:tcW w:w="0" w:type="auto"/>
+            <w:hideMark/>
+          </w:tcPr>
+          <w:p>
+            <w:pPr>
+              <w:cnfStyle w:val="000000100000" w:firstRow="0" w:lastRow="0" w:firstColumn="0" w:lastColumn="0" w:oddVBand="0" w:evenVBand="0" w:oddHBand="1" w:evenHBand="0" w:firstRowFirstColumn="0" w:firstRowLastColumn="0" w:lastRowFirstColumn="0" w:lastRowLastColumn="0"/>
+              <w:rPr>
+                <w:rFonts w:ascii="Times New Roman" w:eastAsia="Times New Roman" w:hAnsi="Times New Roman" w:cs="Times New Roman"/>
+                <w:kern w:val="0"/>
+                <w:sz w:val="24"/>
+                <w:szCs w:val="24"/>
+                <w:lang w:val="en-GB" w:eastAsia="en-GB" w:bidi="ar-SA"/>
+                <w14:ligatures w14:val="none"/>
+              </w:rPr>
+            </w:pPr>
+            <w:r>
+              <w:rPr>
+                <w:rFonts w:ascii="Times New Roman" w:eastAsia="Times New Roman" w:hAnsi="Times New Roman" w:cs="Times New Roman"/>
+                <w:kern w:val="0"/>
+                <w:sz w:val="24"/>
+                <w:szCs w:val="24"/>
+                <w:lang w:val="en-GB" w:eastAsia="en-GB" w:bidi="ar-SA"/>
+                <w14:ligatures w14:val="none"/>
+              </w:rPr>
+              <w:t>Governance Office</w:t>
+            </w:r>
+          </w:p>
+        </w:tc>
+        <w:tc>
+          <w:tcPr>
+            <w:tcW w:w="4644" w:type="dxa"/>
+            <w:hideMark/>
+          </w:tcPr>
+          <w:p>
+            <w:pPr>
+              <w:cnfStyle w:val="000000100000" w:firstRow="0" w:lastRow="0" w:firstColumn="0" w:lastColumn="0" w:oddVBand="0" w:evenVBand="0" w:oddHBand="1" w:evenHBand="0" w:firstRowFirstColumn="0" w:firstRowLastColumn="0" w:lastRowFirstColumn="0" w:lastRowLastColumn="0"/>
+              <w:rPr>
+                <w:rFonts w:ascii="Times New Roman" w:eastAsia="Times New Roman" w:hAnsi="Times New Roman" w:cs="Times New Roman"/>
+                <w:kern w:val="0"/>
+                <w:sz w:val="24"/>
+                <w:szCs w:val="24"/>
+                <w:lang w:val="en-GB" w:eastAsia="en-GB" w:bidi="ar-SA"/>
+                <w14:ligatures w14:val="none"/>
+              </w:rPr>
+            </w:pPr>
+            <w:r>
+              <w:rPr>
+                <w:rFonts w:ascii="Times New Roman" w:eastAsia="Times New Roman" w:hAnsi="Times New Roman" w:cs="Times New Roman"/>
+                <w:kern w:val="0"/>
+                <w:sz w:val="24"/>
+                <w:szCs w:val="24"/>
+                <w:lang w:val="en-GB" w:eastAsia="en-GB" w:bidi="ar-SA"/>
+                <w14:ligatures w14:val="none"/>
+              </w:rPr>
+              <w:t>Initial Issue</w:t>
+            </w:r>
+          </w:p>
+        </w:tc>
+      </w:tr>
+    </w:tbl>
+    <w:p>
+      <w:pPr>
+        <w:rPr>
+          <w:rFonts w:ascii="Times New Roman" w:eastAsia="Times New Roman" w:hAnsi="Times New Roman" w:cs="Times New Roman"/>
+          <w:b/>
+          <w:bCs/>
+          <w:kern w:val="0"/>
+          <w:sz w:val="27"/>
+          <w:szCs w:val="27"/>
+          <w:lang w:val="en-GB" w:eastAsia="en-GB" w:bidi="ar-SA"/>
+          <w14:ligatures w14:val="none"/>
+        </w:rPr>
+      </w:pPr>
+      <w:r>
+        <w:rPr>
+          <w:rFonts w:ascii="Times New Roman" w:eastAsia="Times New Roman" w:hAnsi="Times New Roman" w:cs="Times New Roman"/>
+          <w:b/>
+          <w:bCs/>
+          <w:kern w:val="0"/>
+          <w:sz w:val="27"/>
+          <w:szCs w:val="27"/>
+          <w:lang w:val="en-GB" w:eastAsia="en-GB" w:bidi="ar-SA"/>
+          <w14:ligatures w14:val="none"/>
+        </w:rPr>
+        <w:t>Distribution List</w:t>
+      </w:r>
+    </w:p>
+    <w:tbl>
+      <w:tblPr>
+        <w:tblStyle w:val="PlainTable1"/>
+        <w:tblW w:w="9085" w:type="dxa"/>
+        <w:tblLook w:val="04A0" w:firstRow="1" w:lastRow="0" w:firstColumn="1" w:lastColumn="0" w:noHBand="0" w:noVBand="1"/>
+      </w:tblPr>
+      <w:tblGrid>
+        <w:gridCol w:w="1563"/>
+        <w:gridCol w:w="7522"/>
+      </w:tblGrid>
+      <w:tr>
+        <w:trPr>
+          <w:cnfStyle w:val="100000000000" w:firstRow="1" w:lastRow="0" w:firstColumn="0" w:lastColumn="0" w:oddVBand="0" w:evenVBand="0" w:oddHBand="0" w:evenHBand="0" w:firstRowFirstColumn="0" w:firstRowLastColumn="0" w:lastRowFirstColumn="0" w:lastRowLastColumn="0"/>
+        </w:trPr>
+        <w:tc>
+          <w:tcPr>
+            <w:cnfStyle w:val="001000000000" w:firstRow="0" w:lastRow="0" w:firstColumn="1" w:lastColumn="0" w:oddVBand="0" w:evenVBand="0" w:oddHBand="0" w:evenHBand="0" w:firstRowFirstColumn="0" w:firstRowLastColumn="0" w:lastRowFirstColumn="0" w:lastRowLastColumn="0"/>
+            <w:tcW w:w="0" w:type="auto"/>
+            <w:shd w:val="clear" w:color="auto" w:fill="0A2F41" w:themeFill="accent1" w:themeFillShade="80"/>
+            <w:hideMark/>
+          </w:tcPr>
+          <w:p>
+            <w:pPr>
+              <w:jc w:val="center"/>
+              <w:rPr>
+                <w:rFonts w:ascii="Times New Roman" w:eastAsia="Times New Roman" w:hAnsi="Times New Roman" w:cs="Times New Roman"/>
+                <w:kern w:val="0"/>
+                <w:sz w:val="24"/>
+                <w:szCs w:val="24"/>
+                <w:lang w:val="en-GB" w:eastAsia="en-GB" w:bidi="ar-SA"/>
+                <w14:ligatures w14:val="none"/>
+              </w:rPr>
+            </w:pPr>
+            <w:r>
+              <w:rPr>
+                <w:rFonts w:ascii="Times New Roman" w:eastAsia="Times New Roman" w:hAnsi="Times New Roman" w:cs="Times New Roman"/>
+                <w:kern w:val="0"/>
+                <w:sz w:val="24"/>
+                <w:szCs w:val="24"/>
+                <w:lang w:val="en-GB" w:eastAsia="en-GB" w:bidi="ar-SA"/>
+                <w14:ligatures w14:val="none"/>
+              </w:rPr>
+              <w:t>Department</w:t>
+            </w:r>
+          </w:p>
+        </w:tc>
+        <w:tc>
+          <w:tcPr>
+            <w:tcW w:w="7522" w:type="dxa"/>
+            <w:shd w:val="clear" w:color="auto" w:fill="0A2F41" w:themeFill="accent1" w:themeFillShade="80"/>
+            <w:hideMark/>
+          </w:tcPr>
+          <w:p>
+            <w:pPr>
+              <w:jc w:val="center"/>
+              <w:cnfStyle w:val="100000000000" w:firstRow="1" w:lastRow="0" w:firstColumn="0" w:lastColumn="0" w:oddVBand="0" w:evenVBand="0" w:oddHBand="0" w:evenHBand="0" w:firstRowFirstColumn="0" w:firstRowLastColumn="0" w:lastRowFirstColumn="0" w:lastRowLastColumn="0"/>
+              <w:rPr>
+                <w:rFonts w:ascii="Times New Roman" w:eastAsia="Times New Roman" w:hAnsi="Times New Roman" w:cs="Times New Roman"/>
+                <w:kern w:val="0"/>
+                <w:sz w:val="24"/>
+                <w:szCs w:val="24"/>
+                <w:lang w:val="en-GB" w:eastAsia="en-GB" w:bidi="ar-SA"/>
+                <w14:ligatures w14:val="none"/>
+              </w:rPr>
+            </w:pPr>
+            <w:r>
+              <w:rPr>
+                <w:rFonts w:ascii="Times New Roman" w:eastAsia="Times New Roman" w:hAnsi="Times New Roman" w:cs="Times New Roman"/>
+                <w:kern w:val="0"/>
+                <w:sz w:val="24"/>
+                <w:szCs w:val="24"/>
+                <w:lang w:val="en-GB" w:eastAsia="en-GB" w:bidi="ar-SA"/>
+                <w14:ligatures w14:val="none"/>
+              </w:rPr>
+              <w:t>Access</w:t>
+            </w:r>
+          </w:p>
+        </w:tc>
+      </w:tr>
+      <w:tr>
+        <w:trPr>
+          <w:cnfStyle w:val="000000100000" w:firstRow="0" w:lastRow="0" w:firstColumn="0" w:lastColumn="0" w:oddVBand="0" w:evenVBand="0" w:oddHBand="1" w:evenHBand="0" w:firstRowFirstColumn="0" w:firstRowLastColumn="0" w:lastRowFirstColumn="0" w:lastRowLastColumn="0"/>
+        </w:trPr>
+        <w:tc>
+          <w:tcPr>
+            <w:cnfStyle w:val="001000000000" w:firstRow="0" w:lastRow="0" w:firstColumn="1" w:lastColumn="0" w:oddVBand="0" w:evenVBand="0" w:oddHBand="0" w:evenHBand="0" w:firstRowFirstColumn="0" w:firstRowLastColumn="0" w:lastRowFirstColumn="0" w:lastRowLastColumn="0"/>
+            <w:tcW w:w="0" w:type="auto"/>
+            <w:hideMark/>
+          </w:tcPr>
+          <w:p>
+            <w:pPr>
+              <w:rPr>
+                <w:rFonts w:ascii="Times New Roman" w:eastAsia="Times New Roman" w:hAnsi="Times New Roman" w:cs="Times New Roman"/>
+                <w:kern w:val="0"/>
+                <w:sz w:val="24"/>
+                <w:szCs w:val="24"/>
+                <w:lang w:val="en-GB" w:eastAsia="en-GB" w:bidi="ar-SA"/>
+                <w14:ligatures w14:val="none"/>
+              </w:rPr>
+            </w:pPr>
+            <w:r>
+              <w:rPr>
+                <w:rFonts w:ascii="Times New Roman" w:eastAsia="Times New Roman" w:hAnsi="Times New Roman" w:cs="Times New Roman"/>
+                <w:kern w:val="0"/>
+                <w:sz w:val="24"/>
+                <w:szCs w:val="24"/>
+                <w:lang w:val="en-GB" w:eastAsia="en-GB" w:bidi="ar-SA"/>
+                <w14:ligatures w14:val="none"/>
+              </w:rPr>
+              <w:t>Board</w:t>
+            </w:r>
+          </w:p>
+        </w:tc>
+        <w:tc>
+          <w:tcPr>
+            <w:tcW w:w="7522" w:type="dxa"/>
+            <w:hideMark/>
+          </w:tcPr>
+          <w:p>
+            <w:pPr>
+              <w:cnfStyle w:val="000000100000" w:firstRow="0" w:lastRow="0" w:firstColumn="0" w:lastColumn="0" w:oddVBand="0" w:evenVBand="0" w:oddHBand="1" w:evenHBand="0" w:firstRowFirstColumn="0" w:firstRowLastColumn="0" w:lastRowFirstColumn="0" w:lastRowLastColumn="0"/>
+              <w:rPr>
+                <w:rFonts w:ascii="Times New Roman" w:eastAsia="Times New Roman" w:hAnsi="Times New Roman" w:cs="Times New Roman"/>
+                <w:kern w:val="0"/>
+                <w:sz w:val="24"/>
+                <w:szCs w:val="24"/>
+                <w:lang w:val="en-GB" w:eastAsia="en-GB" w:bidi="ar-SA"/>
+                <w14:ligatures w14:val="none"/>
+              </w:rPr>
+            </w:pPr>
+            <w:r>
+              <w:rPr>
+                <w:rFonts w:ascii="Times New Roman" w:eastAsia="Times New Roman" w:hAnsi="Times New Roman" w:cs="Times New Roman"/>
+                <w:kern w:val="0"/>
+                <w:sz w:val="24"/>
+                <w:szCs w:val="24"/>
+                <w:lang w:val="en-GB" w:eastAsia="en-GB" w:bidi="ar-SA"/>
+                <w14:ligatures w14:val="none"/>
+              </w:rPr>
+              <w:t>Full</w:t>
+            </w:r>
+          </w:p>
+        </w:tc>
+      </w:tr>
+      <w:tr>
+        <w:tc>
+          <w:tcPr>
+            <w:cnfStyle w:val="001000000000" w:firstRow="0" w:lastRow="0" w:firstColumn="1" w:lastColumn="0" w:oddVBand="0" w:evenVBand="0" w:oddHBand="0" w:evenHBand="0" w:firstRowFirstColumn="0" w:firstRowLastColumn="0" w:lastRowFirstColumn="0" w:lastRowLastColumn="0"/>
+            <w:tcW w:w="0" w:type="auto"/>
+            <w:hideMark/>
+          </w:tcPr>
+          <w:p>
+            <w:pPr>
+              <w:rPr>
+                <w:rFonts w:ascii="Times New Roman" w:eastAsia="Times New Roman" w:hAnsi="Times New Roman" w:cs="Times New Roman"/>
+                <w:kern w:val="0"/>
+                <w:sz w:val="24"/>
+                <w:szCs w:val="24"/>
+                <w:lang w:val="en-GB" w:eastAsia="en-GB" w:bidi="ar-SA"/>
+                <w14:ligatures w14:val="none"/>
+              </w:rPr>
+            </w:pPr>
+            <w:r>
+              <w:rPr>
+                <w:rFonts w:ascii="Times New Roman" w:eastAsia="Times New Roman" w:hAnsi="Times New Roman" w:cs="Times New Roman"/>
+                <w:kern w:val="0"/>
+                <w:sz w:val="24"/>
+                <w:szCs w:val="24"/>
+                <w:lang w:val="en-GB" w:eastAsia="en-GB" w:bidi="ar-SA"/>
+                <w14:ligatures w14:val="none"/>
+              </w:rPr>
+              <w:t>Management</w:t>
+            </w:r>
+          </w:p>
+        </w:tc>
+        <w:tc>
+          <w:tcPr>
+            <w:tcW w:w="7522" w:type="dxa"/>
+            <w:hideMark/>
+          </w:tcPr>
+          <w:p>
+            <w:pPr>
+              <w:cnfStyle w:val="000000000000" w:firstRow="0" w:lastRow="0" w:firstColumn="0" w:lastColumn="0" w:oddVBand="0" w:evenVBand="0" w:oddHBand="0" w:evenHBand="0" w:firstRowFirstColumn="0" w:firstRowLastColumn="0" w:lastRowFirstColumn="0" w:lastRowLastColumn="0"/>
+              <w:rPr>
+                <w:rFonts w:ascii="Times New Roman" w:eastAsia="Times New Roman" w:hAnsi="Times New Roman" w:cs="Times New Roman"/>
+                <w:kern w:val="0"/>
+                <w:sz w:val="24"/>
+                <w:szCs w:val="24"/>
+                <w:lang w:val="en-GB" w:eastAsia="en-GB" w:bidi="ar-SA"/>
+                <w14:ligatures w14:val="none"/>
+              </w:rPr>
+            </w:pPr>
+            <w:r>
+              <w:rPr>
+                <w:rFonts w:ascii="Times New Roman" w:eastAsia="Times New Roman" w:hAnsi="Times New Roman" w:cs="Times New Roman"/>
+                <w:kern w:val="0"/>
+                <w:sz w:val="24"/>
+                <w:szCs w:val="24"/>
+                <w:lang w:val="en-GB" w:eastAsia="en-GB" w:bidi="ar-SA"/>
+                <w14:ligatures w14:val="none"/>
+              </w:rPr>
+              <w:t>Full</w:t>
+            </w:r>
+          </w:p>
+        </w:tc>
+      </w:tr>
+      <w:tr>
+        <w:trPr>
+          <w:cnfStyle w:val="000000100000" w:firstRow="0" w:lastRow="0" w:firstColumn="0" w:lastColumn="0" w:oddVBand="0" w:evenVBand="0" w:oddHBand="1" w:evenHBand="0" w:firstRowFirstColumn="0" w:firstRowLastColumn="0" w:lastRowFirstColumn="0" w:lastRowLastColumn="0"/>
+        </w:trPr>
+        <w:tc>
+          <w:tcPr>
+            <w:cnfStyle w:val="001000000000" w:firstRow="0" w:lastRow="0" w:firstColumn="1" w:lastColumn="0" w:oddVBand="0" w:evenVBand="0" w:oddHBand="0" w:evenHBand="0" w:firstRowFirstColumn="0" w:firstRowLastColumn="0" w:lastRowFirstColumn="0" w:lastRowLastColumn="0"/>
+            <w:tcW w:w="0" w:type="auto"/>
+            <w:hideMark/>
+          </w:tcPr>
+          <w:p>
+            <w:pPr>
+              <w:rPr>
+                <w:rFonts w:ascii="Times New Roman" w:eastAsia="Times New Roman" w:hAnsi="Times New Roman" w:cs="Times New Roman"/>
+                <w:kern w:val="0"/>
+                <w:sz w:val="24"/>
+                <w:szCs w:val="24"/>
+                <w:lang w:val="en-GB" w:eastAsia="en-GB" w:bidi="ar-SA"/>
+                <w14:ligatures w14:val="none"/>
+              </w:rPr>
+            </w:pPr>
+            <w:r>
+              <w:rPr>
+                <w:rFonts w:ascii="Times New Roman" w:eastAsia="Times New Roman" w:hAnsi="Times New Roman" w:cs="Times New Roman"/>
+                <w:kern w:val="0"/>
+                <w:sz w:val="24"/>
+                <w:szCs w:val="24"/>
+                <w:lang w:val="en-GB" w:eastAsia="en-GB" w:bidi="ar-SA"/>
+                <w14:ligatures w14:val="none"/>
+              </w:rPr>
+              <w:t>Departments</w:t>
+            </w:r>
+          </w:p>
+        </w:tc>
+        <w:tc>
+          <w:tcPr>
+            <w:tcW w:w="7522" w:type="dxa"/>
+            <w:hideMark/>
+          </w:tcPr>
+          <w:p>
+            <w:pPr>
+              <w:cnfStyle w:val="000000100000" w:firstRow="0" w:lastRow="0" w:firstColumn="0" w:lastColumn="0" w:oddVBand="0" w:evenVBand="0" w:oddHBand="1" w:evenHBand="0" w:firstRowFirstColumn="0" w:firstRowLastColumn="0" w:lastRowFirstColumn="0" w:lastRowLastColumn="0"/>
+              <w:rPr>
+                <w:rFonts w:ascii="Times New Roman" w:eastAsia="Times New Roman" w:hAnsi="Times New Roman" w:cs="Times New Roman"/>
+                <w:kern w:val="0"/>
+                <w:sz w:val="24"/>
+                <w:szCs w:val="24"/>
+                <w:lang w:val="en-GB" w:eastAsia="en-GB" w:bidi="ar-SA"/>
+                <w14:ligatures w14:val="none"/>
+              </w:rPr>
+            </w:pPr>
+            <w:r>
+              <w:rPr>
+                <w:rFonts w:ascii="Times New Roman" w:eastAsia="Times New Roman" w:hAnsi="Times New Roman" w:cs="Times New Roman"/>
+                <w:kern w:val="0"/>
+                <w:sz w:val="24"/>
+                <w:szCs w:val="24"/>
+                <w:lang w:val="en-GB" w:eastAsia="en-GB" w:bidi="ar-SA"/>
+                <w14:ligatures w14:val="none"/>
+              </w:rPr>
+              <w:t>Relevant sections</w:t>
+            </w:r>
+          </w:p>
+        </w:tc>
+      </w:tr>
+    </w:tbl>
+    <w:p>
+      <w:pPr>
+        <w:keepNext/>
+        <w:keepLines/>
+        <w:spacing w:before="160" w:after="80"/>
+        <w:outlineLvl w:val="2"/>
+        <w:rPr>
+          <w:rFonts w:ascii="Times New Roman" w:eastAsia="Times New Roman" w:hAnsi="Times New Roman" w:cs="Times New Roman"/>
+          <w:b/>
+          <w:bCs/>
+          <w:kern w:val="0"/>
+          <w:sz w:val="27"/>
+          <w:szCs w:val="27"/>
+          <w:lang w:val="en-GB" w:eastAsia="en-GB" w:bidi="ar-SA"/>
+          <w14:ligatures w14:val="none"/>
+        </w:rPr>
+      </w:pPr>
+    </w:p>
+    <w:p>
+      <w:pPr>
+        <w:rPr>
+          <w:rFonts w:ascii="Times New Roman" w:eastAsia="Times New Roman" w:hAnsi="Times New Roman" w:cs="Times New Roman"/>
+          <w:b/>
+          <w:bCs/>
+          <w:kern w:val="0"/>
+          <w:sz w:val="27"/>
+          <w:szCs w:val="27"/>
+          <w:lang w:val="en-GB" w:eastAsia="en-GB" w:bidi="ar-SA"/>
+          <w14:ligatures w14:val="none"/>
+        </w:rPr>
+      </w:pPr>
+      <w:r>
+        <w:rPr>
+          <w:rFonts w:ascii="Times New Roman" w:eastAsia="Times New Roman" w:hAnsi="Times New Roman" w:cs="Times New Roman"/>
+          <w:b/>
+          <w:bCs/>
+          <w:kern w:val="0"/>
+          <w:sz w:val="27"/>
+          <w:szCs w:val="27"/>
+          <w:lang w:val="en-GB" w:eastAsia="en-GB" w:bidi="ar-SA"/>
+          <w14:ligatures w14:val="none"/>
+        </w:rPr>
+        <w:t>Document Hierarchy</w:t>
+      </w:r>
+    </w:p>
+    <w:p>
+      <w:pPr>
+        <w:spacing w:after="0"/>
+        <w:rPr>
+          <w:rFonts w:ascii="Courier New" w:eastAsia="Times New Roman" w:hAnsi="Courier New" w:cs="Courier New"/>
+          <w:kern w:val="0"/>
+          <w:sz w:val="20"/>
+          <w:szCs w:val="20"/>
+          <w:lang w:val="en-GB" w:eastAsia="en-GB" w:bidi="ar-SA"/>
+          <w14:ligatures w14:val="none"/>
+        </w:rPr>
+      </w:pPr>
+      <w:r>
+        <w:rPr>
+          <w:rFonts w:ascii="Courier New" w:eastAsia="Times New Roman" w:hAnsi="Courier New" w:cs="Courier New"/>
+          <w:kern w:val="0"/>
+          <w:sz w:val="20"/>
+          <w:szCs w:val="20"/>
+          <w:lang w:val="en-GB" w:eastAsia="en-GB" w:bidi="ar-SA"/>
+          <w14:ligatures w14:val="none"/>
+        </w:rPr>
+        <w:t>Level 1 – Policy</w:t>
+      </w:r>
+      <w:r>
+        <w:rPr>
+          <w:rFonts w:ascii="Courier New" w:eastAsia="Times New Roman" w:hAnsi="Courier New" w:cs="Courier New"/>
+          <w:kern w:val="0"/>
+          <w:sz w:val="20"/>
+          <w:szCs w:val="20"/>
+          <w:lang w:val="en-GB" w:eastAsia="en-GB" w:bidi="ar-SA"/>
+          <w14:ligatures w14:val="none"/>
+        </w:rPr>
+        <w:br/>
+        <w:t>Level 2 – Procedure</w:t>
+      </w:r>
+      <w:r>
+        <w:rPr>
+          <w:rFonts w:ascii="Courier New" w:eastAsia="Times New Roman" w:hAnsi="Courier New" w:cs="Courier New"/>
+          <w:kern w:val="0"/>
+          <w:sz w:val="20"/>
+          <w:szCs w:val="20"/>
+          <w:lang w:val="en-GB" w:eastAsia="en-GB" w:bidi="ar-SA"/>
+          <w14:ligatures w14:val="none"/>
+        </w:rPr>
+        <w:br/>
+        <w:t>Level 3 – Work Instruction</w:t>
+      </w:r>
+      <w:r>
+        <w:rPr>
+          <w:rFonts w:ascii="Courier New" w:eastAsia="Times New Roman" w:hAnsi="Courier New" w:cs="Courier New"/>
+          <w:kern w:val="0"/>
+          <w:sz w:val="20"/>
+          <w:szCs w:val="20"/>
+          <w:lang w:val="en-GB" w:eastAsia="en-GB" w:bidi="ar-SA"/>
+          <w14:ligatures w14:val="none"/>
+        </w:rPr>
+        <w:br/>
+        <w:t>Level 4 – Forms / Templates</w:t>
+      </w:r>
+    </w:p>
+    <w:p>
+      <w:r>
+        <w:br w:type="page"/>
+      </w:r>
+    </w:p>
+    <w:sdt>
+      <w:sdtPr>
+        <w:id w:val="-954705703"/>
+        <w:docPartObj>
+          <w:docPartGallery w:val="Table of Contents"/>
+          <w:docPartUnique/>
+        </w:docPartObj>
+      </w:sdtPr>
+      <w:sdtEndPr>
+        <w:rPr>
+          <w:rFonts w:asciiTheme="minorHAnsi" w:eastAsiaTheme="minorHAnsi" w:hAnsiTheme="minorHAnsi" w:cstheme="minorBidi"/>
+          <w:b/>
+          <w:bCs/>
+          <w:noProof/>
+          <w:color w:val="auto"/>
+          <w:kern w:val="2"/>
+          <w:sz w:val="22"/>
+          <w:szCs w:val="22"/>
+          <w:lang w:bidi="ar-EG"/>
+          <w14:ligatures w14:val="standardContextual"/>
+        </w:rPr>
+      </w:sdtEndPr>
+      <w:sdtContent>
+        <w:p>
+          <w:pPr>
+            <w:pStyle w:val="TOCHeading"/>
+          </w:pPr>
+          <w:r>
+            <w:t>Contents</w:t>
+          </w:r>
+        </w:p>
+        <w:p>
+          <w:pPr>
+            <w:pStyle w:val="TOC1"/>
+            <w:tabs>
+              <w:tab w:val="right" w:leader="dot" w:pos="9016"/>
+            </w:tabs>
+            <w:rPr>
+              <w:rFonts w:eastAsiaTheme="minorEastAsia"/>
+              <w:noProof/>
+              <w:sz w:val="24"/>
+              <w:szCs w:val="24"/>
+              <w:lang w:val="en-GB" w:eastAsia="en-GB" w:bidi="ar-SA"/>
+            </w:rPr>
+          </w:pPr>
+          <w:r>
+            <w:fldChar w:fldCharType="begin"/>
+          </w:r>
+          <w:r>
+            <w:instrText xml:space="preserve"> TOC \o "1-3" \h \z \u </w:instrText>
+          </w:r>
+          <w:r>
+            <w:fldChar w:fldCharType="separate"/>
+          </w:r>
+          <w:hyperlink w:anchor="_Toc224159290" w:history="1">
+            <w:r>
+              <w:rPr>
+                <w:rStyle w:val="Hyperlink"/>
+                <w:rFonts w:ascii="Times New Roman" w:eastAsia="Times New Roman" w:hAnsi="Times New Roman" w:cs="Times New Roman"/>
+                <w:b/>
+                <w:bCs/>
+                <w:noProof/>
+                <w:kern w:val="36"/>
+                <w:lang w:val="en-GB" w:eastAsia="en-GB"/>
+                <w14:ligatures w14:val="none"/>
+              </w:rPr>
+              <w:t>L0 – ENTERPRISE ENABLERS (Cross-Cutting)</w:t>
+            </w:r>
+            <w:r>
+              <w:rPr>
+                <w:noProof/>
+                <w:webHidden/>
+              </w:rPr>
+              <w:tab/>
+            </w:r>
+            <w:r>
+              <w:rPr>
+                <w:noProof/>
+                <w:webHidden/>
+              </w:rPr>
+              <w:fldChar w:fldCharType="begin"/>
+            </w:r>
+            <w:r>
+              <w:rPr>
+                <w:noProof/>
+                <w:webHidden/>
+              </w:rPr>
+              <w:instrText xml:space="preserve"> PAGEREF _Toc224159290 \h </w:instrText>
+            </w:r>
+            <w:r>
+              <w:rPr>
+                <w:noProof/>
+                <w:webHidden/>
+              </w:rPr>
+            </w:r>
+            <w:r>
+              <w:rPr>
+                <w:noProof/>
+                <w:webHidden/>
+              </w:rPr>
+              <w:fldChar w:fldCharType="separate"/>
+            </w:r>
+            <w:r>
+              <w:rPr>
+                <w:noProof/>
+                <w:webHidden/>
+              </w:rPr>
+              <w:t>1</w:t>
+            </w:r>
+            <w:r>
+              <w:rPr>
+                <w:noProof/>
+                <w:webHidden/>
+              </w:rPr>
+              <w:fldChar w:fldCharType="end"/>
+            </w:r>
+          </w:hyperlink>
+        </w:p>
+        <w:p>
+          <w:pPr>
+            <w:pStyle w:val="TOC1"/>
+            <w:tabs>
+              <w:tab w:val="right" w:leader="dot" w:pos="9016"/>
+            </w:tabs>
+            <w:rPr>
+              <w:rFonts w:eastAsiaTheme="minorEastAsia"/>
+              <w:noProof/>
+              <w:sz w:val="24"/>
+              <w:szCs w:val="24"/>
+              <w:lang w:val="en-GB" w:eastAsia="en-GB" w:bidi="ar-SA"/>
+            </w:rPr>
+          </w:pPr>
+          <w:hyperlink w:anchor="_Toc224159291" w:history="1">
+            <w:r>
+              <w:rPr>
+                <w:rStyle w:val="Hyperlink"/>
+                <w:rFonts w:ascii="Times New Roman" w:eastAsia="Times New Roman" w:hAnsi="Times New Roman" w:cs="Times New Roman"/>
+                <w:b/>
+                <w:bCs/>
+                <w:noProof/>
+                <w:kern w:val="36"/>
+                <w:lang w:val="en-GB" w:eastAsia="en-GB"/>
+                <w14:ligatures w14:val="none"/>
+              </w:rPr>
+              <w:t>L_0_11_Finance_Accounting</w:t>
+            </w:r>
+            <w:r>
+              <w:rPr>
+                <w:noProof/>
+                <w:webHidden/>
+              </w:rPr>
+              <w:tab/>
+            </w:r>
+            <w:r>
+              <w:rPr>
+                <w:noProof/>
+                <w:webHidden/>
+              </w:rPr>
+              <w:fldChar w:fldCharType="begin"/>
+            </w:r>
+            <w:r>
+              <w:rPr>
+                <w:noProof/>
+                <w:webHidden/>
+              </w:rPr>
+              <w:instrText xml:space="preserve"> PAGEREF _Toc224159291 \h </w:instrText>
+            </w:r>
+            <w:r>
+              <w:rPr>
+                <w:noProof/>
+                <w:webHidden/>
+              </w:rPr>
+            </w:r>
+            <w:r>
+              <w:rPr>
+                <w:noProof/>
+                <w:webHidden/>
+              </w:rPr>
+              <w:fldChar w:fldCharType="separate"/>
+            </w:r>
+            <w:r>
+              <w:rPr>
+                <w:noProof/>
+                <w:webHidden/>
+              </w:rPr>
+              <w:t>4</w:t>
+            </w:r>
+            <w:r>
+              <w:rPr>
+                <w:noProof/>
+                <w:webHidden/>
+              </w:rPr>
+              <w:fldChar w:fldCharType="end"/>
+            </w:r>
+          </w:hyperlink>
+        </w:p>
+        <w:p>
+          <w:pPr>
+            <w:pStyle w:val="TOC1"/>
+            <w:tabs>
+              <w:tab w:val="right" w:leader="dot" w:pos="9016"/>
+            </w:tabs>
+            <w:rPr>
+              <w:rFonts w:eastAsiaTheme="minorEastAsia"/>
+              <w:noProof/>
+              <w:sz w:val="24"/>
+              <w:szCs w:val="24"/>
+              <w:lang w:val="en-GB" w:eastAsia="en-GB" w:bidi="ar-SA"/>
+            </w:rPr>
+          </w:pPr>
+          <w:hyperlink w:anchor="_Toc224159292" w:history="1">
+            <w:r>
+              <w:rPr>
+                <w:rStyle w:val="Hyperlink"/>
+                <w:rFonts w:ascii="Times New Roman" w:eastAsia="Times New Roman" w:hAnsi="Times New Roman" w:cs="Times New Roman"/>
+                <w:b/>
+                <w:bCs/>
+                <w:noProof/>
+                <w:kern w:val="36"/>
+                <w:lang w:val="en-GB" w:eastAsia="en-GB"/>
+                <w14:ligatures w14:val="none"/>
+              </w:rPr>
+              <w:t>11.0 Finance &amp; Accounting Framework Overview</w:t>
+            </w:r>
+            <w:r>
+              <w:rPr>
+                <w:noProof/>
+                <w:webHidden/>
+              </w:rPr>
+              <w:tab/>
+            </w:r>
+            <w:r>
+              <w:rPr>
+                <w:noProof/>
+                <w:webHidden/>
+              </w:rPr>
+              <w:fldChar w:fldCharType="begin"/>
+            </w:r>
+            <w:r>
+              <w:rPr>
+                <w:noProof/>
+                <w:webHidden/>
+              </w:rPr>
+              <w:instrText xml:space="preserve"> PAGEREF _Toc224159292 \h </w:instrText>
+            </w:r>
+            <w:r>
+              <w:rPr>
+                <w:noProof/>
+                <w:webHidden/>
+              </w:rPr>
+            </w:r>
+            <w:r>
+              <w:rPr>
+                <w:noProof/>
+                <w:webHidden/>
+              </w:rPr>
+              <w:fldChar w:fldCharType="separate"/>
+            </w:r>
+            <w:r>
+              <w:rPr>
+                <w:noProof/>
+                <w:webHidden/>
+              </w:rPr>
+              <w:t>4</w:t>
+            </w:r>
+            <w:r>
+              <w:rPr>
+                <w:noProof/>
+                <w:webHidden/>
+              </w:rPr>
+              <w:fldChar w:fldCharType="end"/>
+            </w:r>
+          </w:hyperlink>
+        </w:p>
+        <w:p>
+          <w:pPr>
+            <w:pStyle w:val="TOC3"/>
+            <w:tabs>
+              <w:tab w:val="right" w:leader="dot" w:pos="9016"/>
+            </w:tabs>
+            <w:rPr>
+              <w:rFonts w:eastAsiaTheme="minorEastAsia"/>
+              <w:noProof/>
+              <w:sz w:val="24"/>
+              <w:szCs w:val="24"/>
+              <w:lang w:val="en-GB" w:eastAsia="en-GB" w:bidi="ar-SA"/>
+            </w:rPr>
+          </w:pPr>
+          <w:hyperlink w:anchor="_Toc224159293" w:history="1">
+            <w:r>
+              <w:rPr>
+                <w:rStyle w:val="Hyperlink"/>
+                <w:rFonts w:ascii="Times New Roman" w:eastAsia="Times New Roman" w:hAnsi="Times New Roman" w:cs="Times New Roman"/>
+                <w:b/>
+                <w:bCs/>
+                <w:noProof/>
+                <w:kern w:val="0"/>
+                <w:lang w:val="en-GB" w:eastAsia="en-GB"/>
+                <w14:ligatures w14:val="none"/>
+              </w:rPr>
+              <w:t>Purpose</w:t>
+            </w:r>
+            <w:r>
+              <w:rPr>
+                <w:noProof/>
+                <w:webHidden/>
+              </w:rPr>
+              <w:tab/>
+            </w:r>
+            <w:r>
+              <w:rPr>
+                <w:noProof/>
+                <w:webHidden/>
+              </w:rPr>
+              <w:fldChar w:fldCharType="begin"/>
+            </w:r>
+            <w:r>
+              <w:rPr>
+                <w:noProof/>
+                <w:webHidden/>
+              </w:rPr>
+              <w:instrText xml:space="preserve"> PAGEREF _Toc224159293 \h </w:instrText>
+            </w:r>
+            <w:r>
+              <w:rPr>
+                <w:noProof/>
+                <w:webHidden/>
+              </w:rPr>
+            </w:r>
+            <w:r>
+              <w:rPr>
+                <w:noProof/>
+                <w:webHidden/>
+              </w:rPr>
+              <w:fldChar w:fldCharType="separate"/>
+            </w:r>
+            <w:r>
+              <w:rPr>
+                <w:noProof/>
+                <w:webHidden/>
+              </w:rPr>
+              <w:t>4</w:t>
+            </w:r>
+            <w:r>
+              <w:rPr>
+                <w:noProof/>
+                <w:webHidden/>
+              </w:rPr>
+              <w:fldChar w:fldCharType="end"/>
+            </w:r>
+          </w:hyperlink>
+        </w:p>
+        <w:p>
+          <w:pPr>
+            <w:pStyle w:val="TOC3"/>
+            <w:tabs>
+              <w:tab w:val="right" w:leader="dot" w:pos="9016"/>
+            </w:tabs>
+            <w:rPr>
+              <w:rFonts w:eastAsiaTheme="minorEastAsia"/>
+              <w:noProof/>
+              <w:sz w:val="24"/>
+              <w:szCs w:val="24"/>
+              <w:lang w:val="en-GB" w:eastAsia="en-GB" w:bidi="ar-SA"/>
+            </w:rPr>
+          </w:pPr>
+          <w:hyperlink w:anchor="_Toc224159294" w:history="1">
+            <w:r>
+              <w:rPr>
+                <w:rStyle w:val="Hyperlink"/>
+                <w:rFonts w:ascii="Times New Roman" w:eastAsia="Times New Roman" w:hAnsi="Times New Roman" w:cs="Times New Roman"/>
+                <w:b/>
+                <w:bCs/>
+                <w:noProof/>
+                <w:kern w:val="0"/>
+                <w:lang w:val="en-GB" w:eastAsia="en-GB"/>
+                <w14:ligatures w14:val="none"/>
+              </w:rPr>
+              <w:t>Scope</w:t>
+            </w:r>
+            <w:r>
+              <w:rPr>
+                <w:noProof/>
+                <w:webHidden/>
+              </w:rPr>
+              <w:tab/>
+            </w:r>
+            <w:r>
+              <w:rPr>
+                <w:noProof/>
+                <w:webHidden/>
+              </w:rPr>
+              <w:fldChar w:fldCharType="begin"/>
+            </w:r>
+            <w:r>
+              <w:rPr>
+                <w:noProof/>
+                <w:webHidden/>
+              </w:rPr>
+              <w:instrText xml:space="preserve"> PAGEREF _Toc224159294 \h </w:instrText>
+            </w:r>
+            <w:r>
+              <w:rPr>
+                <w:noProof/>
+                <w:webHidden/>
+              </w:rPr>
+            </w:r>
+            <w:r>
+              <w:rPr>
+                <w:noProof/>
+                <w:webHidden/>
+              </w:rPr>
+              <w:fldChar w:fldCharType="separate"/>
+            </w:r>
+            <w:r>
+              <w:rPr>
+                <w:noProof/>
+                <w:webHidden/>
+              </w:rPr>
+              <w:t>4</w:t>
+            </w:r>
+            <w:r>
+              <w:rPr>
+                <w:noProof/>
+                <w:webHidden/>
+              </w:rPr>
+              <w:fldChar w:fldCharType="end"/>
+            </w:r>
+          </w:hyperlink>
+        </w:p>
+        <w:p>
+          <w:pPr>
+            <w:pStyle w:val="TOC1"/>
+            <w:tabs>
+              <w:tab w:val="right" w:leader="dot" w:pos="9016"/>
+            </w:tabs>
+            <w:rPr>
+              <w:rFonts w:eastAsiaTheme="minorEastAsia"/>
+              <w:noProof/>
+              <w:sz w:val="24"/>
+              <w:szCs w:val="24"/>
+              <w:lang w:val="en-GB" w:eastAsia="en-GB" w:bidi="ar-SA"/>
+            </w:rPr>
+          </w:pPr>
+          <w:hyperlink w:anchor="_Toc224159295" w:history="1">
+            <w:r>
+              <w:rPr>
+                <w:rStyle w:val="Hyperlink"/>
+                <w:rFonts w:ascii="Times New Roman" w:eastAsia="Times New Roman" w:hAnsi="Times New Roman" w:cs="Times New Roman"/>
+                <w:b/>
+                <w:bCs/>
+                <w:noProof/>
+                <w:kern w:val="36"/>
+                <w:lang w:val="en-GB" w:eastAsia="en-GB"/>
+                <w14:ligatures w14:val="none"/>
+              </w:rPr>
+              <w:t>11.1 Financial Governance Policy</w:t>
+            </w:r>
+            <w:r>
+              <w:rPr>
+                <w:noProof/>
+                <w:webHidden/>
+              </w:rPr>
+              <w:tab/>
+            </w:r>
+            <w:r>
+              <w:rPr>
+                <w:noProof/>
+                <w:webHidden/>
+              </w:rPr>
+              <w:fldChar w:fldCharType="begin"/>
+            </w:r>
+            <w:r>
+              <w:rPr>
+                <w:noProof/>
+                <w:webHidden/>
+              </w:rPr>
+              <w:instrText xml:space="preserve"> PAGEREF _Toc224159295 \h </w:instrText>
+            </w:r>
+            <w:r>
+              <w:rPr>
+                <w:noProof/>
+                <w:webHidden/>
+              </w:rPr>
+            </w:r>
+            <w:r>
+              <w:rPr>
+                <w:noProof/>
+                <w:webHidden/>
+              </w:rPr>
+              <w:fldChar w:fldCharType="separate"/>
+            </w:r>
+            <w:r>
+              <w:rPr>
+                <w:noProof/>
+                <w:webHidden/>
+              </w:rPr>
+              <w:t>4</w:t>
+            </w:r>
+            <w:r>
+              <w:rPr>
+                <w:noProof/>
+                <w:webHidden/>
+              </w:rPr>
+              <w:fldChar w:fldCharType="end"/>
+            </w:r>
+          </w:hyperlink>
+        </w:p>
+        <w:p>
+          <w:pPr>
+            <w:pStyle w:val="TOC2"/>
+            <w:tabs>
+              <w:tab w:val="right" w:leader="dot" w:pos="9016"/>
+            </w:tabs>
+            <w:rPr>
+              <w:rFonts w:eastAsiaTheme="minorEastAsia"/>
+              <w:noProof/>
+              <w:sz w:val="24"/>
+              <w:szCs w:val="24"/>
+              <w:lang w:val="en-GB" w:eastAsia="en-GB" w:bidi="ar-SA"/>
+            </w:rPr>
+          </w:pPr>
+          <w:hyperlink w:anchor="_Toc224159296" w:history="1">
+            <w:r>
+              <w:rPr>
+                <w:rStyle w:val="Hyperlink"/>
+                <w:rFonts w:ascii="Times New Roman" w:eastAsia="Times New Roman" w:hAnsi="Times New Roman" w:cs="Times New Roman"/>
+                <w:b/>
+                <w:bCs/>
+                <w:noProof/>
+                <w:kern w:val="0"/>
+                <w:lang w:val="en-GB" w:eastAsia="en-GB"/>
+                <w14:ligatures w14:val="none"/>
+              </w:rPr>
+              <w:t>11.1.1 Financial Authority &amp; Delegation Matrix</w:t>
+            </w:r>
+            <w:r>
+              <w:rPr>
+                <w:noProof/>
+                <w:webHidden/>
+              </w:rPr>
+              <w:tab/>
+            </w:r>
+            <w:r>
+              <w:rPr>
+                <w:noProof/>
+                <w:webHidden/>
+              </w:rPr>
+              <w:fldChar w:fldCharType="begin"/>
+            </w:r>
+            <w:r>
+              <w:rPr>
+                <w:noProof/>
+                <w:webHidden/>
+              </w:rPr>
+              <w:instrText xml:space="preserve"> PAGEREF _Toc224159296 \h </w:instrText>
+            </w:r>
+            <w:r>
+              <w:rPr>
+                <w:noProof/>
+                <w:webHidden/>
+              </w:rPr>
+            </w:r>
+            <w:r>
+              <w:rPr>
+                <w:noProof/>
+                <w:webHidden/>
+              </w:rPr>
+              <w:fldChar w:fldCharType="separate"/>
+            </w:r>
+            <w:r>
+              <w:rPr>
+                <w:noProof/>
+                <w:webHidden/>
+              </w:rPr>
+              <w:t>5</w:t>
+            </w:r>
+            <w:r>
+              <w:rPr>
+                <w:noProof/>
+                <w:webHidden/>
+              </w:rPr>
+              <w:fldChar w:fldCharType="end"/>
+            </w:r>
+          </w:hyperlink>
+        </w:p>
+        <w:p>
+          <w:pPr>
+            <w:pStyle w:val="TOC3"/>
+            <w:tabs>
+              <w:tab w:val="right" w:leader="dot" w:pos="9016"/>
+            </w:tabs>
+            <w:rPr>
+              <w:rFonts w:eastAsiaTheme="minorEastAsia"/>
+              <w:noProof/>
+              <w:sz w:val="24"/>
+              <w:szCs w:val="24"/>
+              <w:lang w:val="en-GB" w:eastAsia="en-GB" w:bidi="ar-SA"/>
+            </w:rPr>
+          </w:pPr>
+          <w:hyperlink w:anchor="_Toc224159297" w:history="1">
+            <w:r>
+              <w:rPr>
+                <w:rStyle w:val="Hyperlink"/>
+                <w:rFonts w:ascii="Times New Roman" w:eastAsia="Times New Roman" w:hAnsi="Times New Roman" w:cs="Times New Roman"/>
+                <w:b/>
+                <w:bCs/>
+                <w:noProof/>
+                <w:kern w:val="0"/>
+                <w:lang w:val="en-GB" w:eastAsia="en-GB"/>
+                <w14:ligatures w14:val="none"/>
+              </w:rPr>
+              <w:t>Objective</w:t>
+            </w:r>
+            <w:r>
+              <w:rPr>
+                <w:noProof/>
+                <w:webHidden/>
+              </w:rPr>
+              <w:tab/>
+            </w:r>
+            <w:r>
+              <w:rPr>
+                <w:noProof/>
+                <w:webHidden/>
+              </w:rPr>
+              <w:fldChar w:fldCharType="begin"/>
+            </w:r>
+            <w:r>
+              <w:rPr>
+                <w:noProof/>
+                <w:webHidden/>
+              </w:rPr>
+              <w:instrText xml:space="preserve"> PAGEREF _Toc224159297 \h </w:instrText>
+            </w:r>
+            <w:r>
+              <w:rPr>
+                <w:noProof/>
+                <w:webHidden/>
+              </w:rPr>
+            </w:r>
+            <w:r>
+              <w:rPr>
+                <w:noProof/>
+                <w:webHidden/>
+              </w:rPr>
+              <w:fldChar w:fldCharType="separate"/>
+            </w:r>
+            <w:r>
+              <w:rPr>
+                <w:noProof/>
+                <w:webHidden/>
+              </w:rPr>
+              <w:t>5</w:t>
+            </w:r>
+            <w:r>
+              <w:rPr>
+                <w:noProof/>
+                <w:webHidden/>
+              </w:rPr>
+              <w:fldChar w:fldCharType="end"/>
+            </w:r>
+          </w:hyperlink>
+        </w:p>
+        <w:p>
+          <w:pPr>
+            <w:pStyle w:val="TOC3"/>
+            <w:tabs>
+              <w:tab w:val="right" w:leader="dot" w:pos="9016"/>
+            </w:tabs>
+            <w:rPr>
+              <w:rFonts w:eastAsiaTheme="minorEastAsia"/>
+              <w:noProof/>
+              <w:sz w:val="24"/>
+              <w:szCs w:val="24"/>
+              <w:lang w:val="en-GB" w:eastAsia="en-GB" w:bidi="ar-SA"/>
+            </w:rPr>
+          </w:pPr>
+          <w:hyperlink w:anchor="_Toc224159298" w:history="1">
+            <w:r>
+              <w:rPr>
+                <w:rStyle w:val="Hyperlink"/>
+                <w:rFonts w:ascii="Times New Roman" w:eastAsia="Times New Roman" w:hAnsi="Times New Roman" w:cs="Times New Roman"/>
+                <w:b/>
+                <w:bCs/>
+                <w:noProof/>
+                <w:kern w:val="0"/>
+                <w:lang w:val="en-GB" w:eastAsia="en-GB"/>
+                <w14:ligatures w14:val="none"/>
+              </w:rPr>
+              <w:t>WBS Structure</w:t>
+            </w:r>
+            <w:r>
+              <w:rPr>
+                <w:noProof/>
+                <w:webHidden/>
+              </w:rPr>
+              <w:tab/>
+            </w:r>
+            <w:r>
+              <w:rPr>
+                <w:noProof/>
+                <w:webHidden/>
+              </w:rPr>
+              <w:fldChar w:fldCharType="begin"/>
+            </w:r>
+            <w:r>
+              <w:rPr>
+                <w:noProof/>
+                <w:webHidden/>
+              </w:rPr>
+              <w:instrText xml:space="preserve"> PAGEREF _Toc224159298 \h </w:instrText>
+            </w:r>
+            <w:r>
+              <w:rPr>
+                <w:noProof/>
+                <w:webHidden/>
+              </w:rPr>
+            </w:r>
+            <w:r>
+              <w:rPr>
+                <w:noProof/>
+                <w:webHidden/>
+              </w:rPr>
+              <w:fldChar w:fldCharType="separate"/>
+            </w:r>
+            <w:r>
+              <w:rPr>
+                <w:noProof/>
+                <w:webHidden/>
+              </w:rPr>
+              <w:t>5</w:t>
+            </w:r>
+            <w:r>
+              <w:rPr>
+                <w:noProof/>
+                <w:webHidden/>
+              </w:rPr>
+              <w:fldChar w:fldCharType="end"/>
+            </w:r>
+          </w:hyperlink>
+        </w:p>
+        <w:p>
+          <w:pPr>
+            <w:pStyle w:val="TOC3"/>
+            <w:tabs>
+              <w:tab w:val="right" w:leader="dot" w:pos="9016"/>
+            </w:tabs>
+            <w:rPr>
+              <w:rFonts w:eastAsiaTheme="minorEastAsia"/>
+              <w:noProof/>
+              <w:sz w:val="24"/>
+              <w:szCs w:val="24"/>
+              <w:lang w:val="en-GB" w:eastAsia="en-GB" w:bidi="ar-SA"/>
+            </w:rPr>
+          </w:pPr>
+          <w:hyperlink w:anchor="_Toc224159299" w:history="1">
+            <w:r>
+              <w:rPr>
+                <w:rStyle w:val="Hyperlink"/>
+                <w:rFonts w:ascii="Times New Roman" w:eastAsia="Times New Roman" w:hAnsi="Times New Roman" w:cs="Times New Roman"/>
+                <w:b/>
+                <w:bCs/>
+                <w:noProof/>
+                <w:kern w:val="0"/>
+                <w:lang w:val="en-GB" w:eastAsia="en-GB"/>
+                <w14:ligatures w14:val="none"/>
+              </w:rPr>
+              <w:t>SIPOC – Financial Authority Process</w:t>
+            </w:r>
+            <w:r>
+              <w:rPr>
+                <w:noProof/>
+                <w:webHidden/>
+              </w:rPr>
+              <w:tab/>
+            </w:r>
+            <w:r>
+              <w:rPr>
+                <w:noProof/>
+                <w:webHidden/>
+              </w:rPr>
+              <w:fldChar w:fldCharType="begin"/>
+            </w:r>
+            <w:r>
+              <w:rPr>
+                <w:noProof/>
+                <w:webHidden/>
+              </w:rPr>
+              <w:instrText xml:space="preserve"> PAGEREF _Toc224159299 \h </w:instrText>
+            </w:r>
+            <w:r>
+              <w:rPr>
+                <w:noProof/>
+                <w:webHidden/>
+              </w:rPr>
+            </w:r>
+            <w:r>
+              <w:rPr>
+                <w:noProof/>
+                <w:webHidden/>
+              </w:rPr>
+              <w:fldChar w:fldCharType="separate"/>
+            </w:r>
+            <w:r>
+              <w:rPr>
+                <w:noProof/>
+                <w:webHidden/>
+              </w:rPr>
+              <w:t>5</w:t>
+            </w:r>
+            <w:r>
+              <w:rPr>
+                <w:noProof/>
+                <w:webHidden/>
+              </w:rPr>
+              <w:fldChar w:fldCharType="end"/>
+            </w:r>
+          </w:hyperlink>
+        </w:p>
+        <w:p>
+          <w:pPr>
+            <w:pStyle w:val="TOC3"/>
+            <w:tabs>
+              <w:tab w:val="right" w:leader="dot" w:pos="9016"/>
+            </w:tabs>
+            <w:rPr>
+              <w:rFonts w:eastAsiaTheme="minorEastAsia"/>
+              <w:noProof/>
+              <w:sz w:val="24"/>
+              <w:szCs w:val="24"/>
+              <w:lang w:val="en-GB" w:eastAsia="en-GB" w:bidi="ar-SA"/>
+            </w:rPr>
+          </w:pPr>
+          <w:hyperlink w:anchor="_Toc224159300" w:history="1">
+            <w:r>
+              <w:rPr>
+                <w:rStyle w:val="Hyperlink"/>
+                <w:rFonts w:ascii="Times New Roman" w:eastAsia="Times New Roman" w:hAnsi="Times New Roman" w:cs="Times New Roman"/>
+                <w:b/>
+                <w:bCs/>
+                <w:noProof/>
+                <w:kern w:val="0"/>
+                <w:lang w:val="en-GB" w:eastAsia="en-GB"/>
+                <w14:ligatures w14:val="none"/>
+              </w:rPr>
+              <w:t>RACI</w:t>
+            </w:r>
+            <w:r>
+              <w:rPr>
+                <w:noProof/>
+                <w:webHidden/>
+              </w:rPr>
+              <w:tab/>
+            </w:r>
+            <w:r>
+              <w:rPr>
+                <w:noProof/>
+                <w:webHidden/>
+              </w:rPr>
+              <w:fldChar w:fldCharType="begin"/>
+            </w:r>
+            <w:r>
+              <w:rPr>
+                <w:noProof/>
+                <w:webHidden/>
+              </w:rPr>
+              <w:instrText xml:space="preserve"> PAGEREF _Toc224159300 \h </w:instrText>
+            </w:r>
+            <w:r>
+              <w:rPr>
+                <w:noProof/>
+                <w:webHidden/>
+              </w:rPr>
+            </w:r>
+            <w:r>
+              <w:rPr>
+                <w:noProof/>
+                <w:webHidden/>
+              </w:rPr>
+              <w:fldChar w:fldCharType="separate"/>
+            </w:r>
+            <w:r>
+              <w:rPr>
+                <w:noProof/>
+                <w:webHidden/>
+              </w:rPr>
+              <w:t>5</w:t>
+            </w:r>
+            <w:r>
+              <w:rPr>
+                <w:noProof/>
+                <w:webHidden/>
+              </w:rPr>
+              <w:fldChar w:fldCharType="end"/>
+            </w:r>
+          </w:hyperlink>
+        </w:p>
+        <w:p>
+          <w:pPr>
+            <w:pStyle w:val="TOC3"/>
+            <w:tabs>
+              <w:tab w:val="right" w:leader="dot" w:pos="9016"/>
+            </w:tabs>
+            <w:rPr>
+              <w:rFonts w:eastAsiaTheme="minorEastAsia"/>
+              <w:noProof/>
+              <w:sz w:val="24"/>
+              <w:szCs w:val="24"/>
+              <w:lang w:val="en-GB" w:eastAsia="en-GB" w:bidi="ar-SA"/>
+            </w:rPr>
+          </w:pPr>
+          <w:hyperlink w:anchor="_Toc224159301" w:history="1">
+            <w:r>
+              <w:rPr>
+                <w:rStyle w:val="Hyperlink"/>
+                <w:rFonts w:ascii="Times New Roman" w:eastAsia="Times New Roman" w:hAnsi="Times New Roman" w:cs="Times New Roman"/>
+                <w:b/>
+                <w:bCs/>
+                <w:noProof/>
+                <w:kern w:val="0"/>
+                <w:lang w:val="en-GB" w:eastAsia="en-GB"/>
+                <w14:ligatures w14:val="none"/>
+              </w:rPr>
+              <w:t>KPIs</w:t>
+            </w:r>
+            <w:r>
+              <w:rPr>
+                <w:noProof/>
+                <w:webHidden/>
+              </w:rPr>
+              <w:tab/>
+            </w:r>
+            <w:r>
+              <w:rPr>
+                <w:noProof/>
+                <w:webHidden/>
+              </w:rPr>
+              <w:fldChar w:fldCharType="begin"/>
+            </w:r>
+            <w:r>
+              <w:rPr>
+                <w:noProof/>
+                <w:webHidden/>
+              </w:rPr>
+              <w:instrText xml:space="preserve"> PAGEREF _Toc224159301 \h </w:instrText>
+            </w:r>
+            <w:r>
+              <w:rPr>
+                <w:noProof/>
+                <w:webHidden/>
+              </w:rPr>
+            </w:r>
+            <w:r>
+              <w:rPr>
+                <w:noProof/>
+                <w:webHidden/>
+              </w:rPr>
+              <w:fldChar w:fldCharType="separate"/>
+            </w:r>
+            <w:r>
+              <w:rPr>
+                <w:noProof/>
+                <w:webHidden/>
+              </w:rPr>
+              <w:t>5</w:t>
+            </w:r>
+            <w:r>
+              <w:rPr>
+                <w:noProof/>
+                <w:webHidden/>
+              </w:rPr>
+              <w:fldChar w:fldCharType="end"/>
+            </w:r>
+          </w:hyperlink>
+        </w:p>
+        <w:p>
+          <w:pPr>
+            <w:pStyle w:val="TOC3"/>
+            <w:tabs>
+              <w:tab w:val="right" w:leader="dot" w:pos="9016"/>
+            </w:tabs>
+            <w:rPr>
+              <w:rFonts w:eastAsiaTheme="minorEastAsia"/>
+              <w:noProof/>
+              <w:sz w:val="24"/>
+              <w:szCs w:val="24"/>
+              <w:lang w:val="en-GB" w:eastAsia="en-GB" w:bidi="ar-SA"/>
+            </w:rPr>
+          </w:pPr>
+          <w:hyperlink w:anchor="_Toc224159302" w:history="1">
+            <w:r>
+              <w:rPr>
+                <w:rStyle w:val="Hyperlink"/>
+                <w:rFonts w:ascii="Times New Roman" w:eastAsia="Times New Roman" w:hAnsi="Times New Roman" w:cs="Times New Roman"/>
+                <w:b/>
+                <w:bCs/>
+                <w:noProof/>
+                <w:kern w:val="0"/>
+                <w:lang w:val="en-GB" w:eastAsia="en-GB"/>
+                <w14:ligatures w14:val="none"/>
+              </w:rPr>
+              <w:t>SAP Mapping</w:t>
+            </w:r>
+            <w:r>
+              <w:rPr>
+                <w:noProof/>
+                <w:webHidden/>
+              </w:rPr>
+              <w:tab/>
+            </w:r>
+            <w:r>
+              <w:rPr>
+                <w:noProof/>
+                <w:webHidden/>
+              </w:rPr>
+              <w:fldChar w:fldCharType="begin"/>
+            </w:r>
+            <w:r>
+              <w:rPr>
+                <w:noProof/>
+                <w:webHidden/>
+              </w:rPr>
+              <w:instrText xml:space="preserve"> PAGEREF _Toc224159302 \h </w:instrText>
+            </w:r>
+            <w:r>
+              <w:rPr>
+                <w:noProof/>
+                <w:webHidden/>
+              </w:rPr>
+            </w:r>
+            <w:r>
+              <w:rPr>
+                <w:noProof/>
+                <w:webHidden/>
+              </w:rPr>
+              <w:fldChar w:fldCharType="separate"/>
+            </w:r>
+            <w:r>
+              <w:rPr>
+                <w:noProof/>
+                <w:webHidden/>
+              </w:rPr>
+              <w:t>5</w:t>
+            </w:r>
+            <w:r>
+              <w:rPr>
+                <w:noProof/>
+                <w:webHidden/>
+              </w:rPr>
+              <w:fldChar w:fldCharType="end"/>
+            </w:r>
+          </w:hyperlink>
+        </w:p>
+        <w:p>
+          <w:pPr>
+            <w:pStyle w:val="TOC3"/>
+            <w:tabs>
+              <w:tab w:val="right" w:leader="dot" w:pos="9016"/>
+            </w:tabs>
+            <w:rPr>
+              <w:rFonts w:eastAsiaTheme="minorEastAsia"/>
+              <w:noProof/>
+              <w:sz w:val="24"/>
+              <w:szCs w:val="24"/>
+              <w:lang w:val="en-GB" w:eastAsia="en-GB" w:bidi="ar-SA"/>
+            </w:rPr>
+          </w:pPr>
+          <w:hyperlink w:anchor="_Toc224159303" w:history="1">
+            <w:r>
+              <w:rPr>
+                <w:rStyle w:val="Hyperlink"/>
+                <w:rFonts w:ascii="Times New Roman" w:eastAsia="Times New Roman" w:hAnsi="Times New Roman" w:cs="Times New Roman"/>
+                <w:b/>
+                <w:bCs/>
+                <w:noProof/>
+                <w:kern w:val="0"/>
+                <w:lang w:val="en-GB" w:eastAsia="en-GB"/>
+                <w14:ligatures w14:val="none"/>
+              </w:rPr>
+              <w:t>Forms</w:t>
+            </w:r>
+            <w:r>
+              <w:rPr>
+                <w:noProof/>
+                <w:webHidden/>
+              </w:rPr>
+              <w:tab/>
+            </w:r>
+            <w:r>
+              <w:rPr>
+                <w:noProof/>
+                <w:webHidden/>
+              </w:rPr>
+              <w:fldChar w:fldCharType="begin"/>
+            </w:r>
+            <w:r>
+              <w:rPr>
+                <w:noProof/>
+                <w:webHidden/>
+              </w:rPr>
+              <w:instrText xml:space="preserve"> PAGEREF _Toc224159303 \h </w:instrText>
+            </w:r>
+            <w:r>
+              <w:rPr>
+                <w:noProof/>
+                <w:webHidden/>
+              </w:rPr>
+            </w:r>
+            <w:r>
+              <w:rPr>
+                <w:noProof/>
+                <w:webHidden/>
+              </w:rPr>
+              <w:fldChar w:fldCharType="separate"/>
+            </w:r>
+            <w:r>
+              <w:rPr>
+                <w:noProof/>
+                <w:webHidden/>
+              </w:rPr>
+              <w:t>6</w:t>
+            </w:r>
+            <w:r>
+              <w:rPr>
+                <w:noProof/>
+                <w:webHidden/>
+              </w:rPr>
+              <w:fldChar w:fldCharType="end"/>
+            </w:r>
+          </w:hyperlink>
+        </w:p>
+        <w:p>
+          <w:pPr>
+            <w:pStyle w:val="TOC1"/>
+            <w:tabs>
+              <w:tab w:val="right" w:leader="dot" w:pos="9016"/>
+            </w:tabs>
+            <w:rPr>
+              <w:rFonts w:eastAsiaTheme="minorEastAsia"/>
+              <w:noProof/>
+              <w:sz w:val="24"/>
+              <w:szCs w:val="24"/>
+              <w:lang w:val="en-GB" w:eastAsia="en-GB" w:bidi="ar-SA"/>
+            </w:rPr>
+          </w:pPr>
+          <w:hyperlink w:anchor="_Toc224159304" w:history="1">
+            <w:r>
+              <w:rPr>
+                <w:rStyle w:val="Hyperlink"/>
+                <w:rFonts w:ascii="Times New Roman" w:eastAsia="Times New Roman" w:hAnsi="Times New Roman" w:cs="Times New Roman"/>
+                <w:b/>
+                <w:bCs/>
+                <w:noProof/>
+                <w:kern w:val="36"/>
+                <w:lang w:val="en-GB" w:eastAsia="en-GB"/>
+                <w14:ligatures w14:val="none"/>
+              </w:rPr>
+              <w:t>11.2 Budgeting &amp; Financial Planning</w:t>
+            </w:r>
+            <w:r>
+              <w:rPr>
+                <w:noProof/>
+                <w:webHidden/>
+              </w:rPr>
+              <w:tab/>
+            </w:r>
+            <w:r>
+              <w:rPr>
+                <w:noProof/>
+                <w:webHidden/>
+              </w:rPr>
+              <w:fldChar w:fldCharType="begin"/>
+            </w:r>
+            <w:r>
+              <w:rPr>
+                <w:noProof/>
+                <w:webHidden/>
+              </w:rPr>
+              <w:instrText xml:space="preserve"> PAGEREF _Toc224159304 \h </w:instrText>
+            </w:r>
+            <w:r>
+              <w:rPr>
+                <w:noProof/>
+                <w:webHidden/>
+              </w:rPr>
+            </w:r>
+            <w:r>
+              <w:rPr>
+                <w:noProof/>
+                <w:webHidden/>
+              </w:rPr>
+              <w:fldChar w:fldCharType="separate"/>
+            </w:r>
+            <w:r>
+              <w:rPr>
+                <w:noProof/>
+                <w:webHidden/>
+              </w:rPr>
+              <w:t>6</w:t>
+            </w:r>
+            <w:r>
+              <w:rPr>
+                <w:noProof/>
+                <w:webHidden/>
+              </w:rPr>
+              <w:fldChar w:fldCharType="end"/>
+            </w:r>
+          </w:hyperlink>
+        </w:p>
+        <w:p>
+          <w:pPr>
+            <w:pStyle w:val="TOC2"/>
+            <w:tabs>
+              <w:tab w:val="right" w:leader="dot" w:pos="9016"/>
+            </w:tabs>
+            <w:rPr>
+              <w:rFonts w:eastAsiaTheme="minorEastAsia"/>
+              <w:noProof/>
+              <w:sz w:val="24"/>
+              <w:szCs w:val="24"/>
+              <w:lang w:val="en-GB" w:eastAsia="en-GB" w:bidi="ar-SA"/>
+            </w:rPr>
+          </w:pPr>
+          <w:hyperlink w:anchor="_Toc224159305" w:history="1">
+            <w:r>
+              <w:rPr>
+                <w:rStyle w:val="Hyperlink"/>
+                <w:rFonts w:ascii="Times New Roman" w:eastAsia="Times New Roman" w:hAnsi="Times New Roman" w:cs="Times New Roman"/>
+                <w:b/>
+                <w:bCs/>
+                <w:noProof/>
+                <w:kern w:val="0"/>
+                <w:lang w:val="en-GB" w:eastAsia="en-GB"/>
+                <w14:ligatures w14:val="none"/>
+              </w:rPr>
+              <w:t>11.2.1 Annual Budgeting Process</w:t>
+            </w:r>
+            <w:r>
+              <w:rPr>
+                <w:noProof/>
+                <w:webHidden/>
+              </w:rPr>
+              <w:tab/>
+            </w:r>
+            <w:r>
+              <w:rPr>
+                <w:noProof/>
+                <w:webHidden/>
+              </w:rPr>
+              <w:fldChar w:fldCharType="begin"/>
+            </w:r>
+            <w:r>
+              <w:rPr>
+                <w:noProof/>
+                <w:webHidden/>
+              </w:rPr>
+              <w:instrText xml:space="preserve"> PAGEREF _Toc224159305 \h </w:instrText>
+            </w:r>
+            <w:r>
+              <w:rPr>
+                <w:noProof/>
+                <w:webHidden/>
+              </w:rPr>
+            </w:r>
+            <w:r>
+              <w:rPr>
+                <w:noProof/>
+                <w:webHidden/>
+              </w:rPr>
+              <w:fldChar w:fldCharType="separate"/>
+            </w:r>
+            <w:r>
+              <w:rPr>
+                <w:noProof/>
+                <w:webHidden/>
+              </w:rPr>
+              <w:t>6</w:t>
+            </w:r>
+            <w:r>
+              <w:rPr>
+                <w:noProof/>
+                <w:webHidden/>
+              </w:rPr>
+              <w:fldChar w:fldCharType="end"/>
+            </w:r>
+          </w:hyperlink>
+        </w:p>
+        <w:p>
+          <w:pPr>
+            <w:pStyle w:val="TOC3"/>
+            <w:tabs>
+              <w:tab w:val="right" w:leader="dot" w:pos="9016"/>
+            </w:tabs>
+            <w:rPr>
+              <w:rFonts w:eastAsiaTheme="minorEastAsia"/>
+              <w:noProof/>
+              <w:sz w:val="24"/>
+              <w:szCs w:val="24"/>
+              <w:lang w:val="en-GB" w:eastAsia="en-GB" w:bidi="ar-SA"/>
+            </w:rPr>
+          </w:pPr>
+          <w:hyperlink w:anchor="_Toc224159306" w:history="1">
+            <w:r>
+              <w:rPr>
+                <w:rStyle w:val="Hyperlink"/>
+                <w:rFonts w:ascii="Times New Roman" w:eastAsia="Times New Roman" w:hAnsi="Times New Roman" w:cs="Times New Roman"/>
+                <w:b/>
+                <w:bCs/>
+                <w:noProof/>
+                <w:kern w:val="0"/>
+                <w:lang w:val="en-GB" w:eastAsia="en-GB"/>
+                <w14:ligatures w14:val="none"/>
+              </w:rPr>
+              <w:t>WBS</w:t>
+            </w:r>
+            <w:r>
+              <w:rPr>
+                <w:noProof/>
+                <w:webHidden/>
+              </w:rPr>
+              <w:tab/>
+            </w:r>
+            <w:r>
+              <w:rPr>
+                <w:noProof/>
+                <w:webHidden/>
+              </w:rPr>
+              <w:fldChar w:fldCharType="begin"/>
+            </w:r>
+            <w:r>
+              <w:rPr>
+                <w:noProof/>
+                <w:webHidden/>
+              </w:rPr>
+              <w:instrText xml:space="preserve"> PAGEREF _Toc224159306 \h </w:instrText>
+            </w:r>
+            <w:r>
+              <w:rPr>
+                <w:noProof/>
+                <w:webHidden/>
+              </w:rPr>
+            </w:r>
+            <w:r>
+              <w:rPr>
+                <w:noProof/>
+                <w:webHidden/>
+              </w:rPr>
+              <w:fldChar w:fldCharType="separate"/>
+            </w:r>
+            <w:r>
+              <w:rPr>
+                <w:noProof/>
+                <w:webHidden/>
+              </w:rPr>
+              <w:t>6</w:t>
+            </w:r>
+            <w:r>
+              <w:rPr>
+                <w:noProof/>
+                <w:webHidden/>
+              </w:rPr>
+              <w:fldChar w:fldCharType="end"/>
+            </w:r>
+          </w:hyperlink>
+        </w:p>
+        <w:p>
+          <w:pPr>
+            <w:pStyle w:val="TOC3"/>
+            <w:tabs>
+              <w:tab w:val="right" w:leader="dot" w:pos="9016"/>
+            </w:tabs>
+            <w:rPr>
+              <w:rFonts w:eastAsiaTheme="minorEastAsia"/>
+              <w:noProof/>
+              <w:sz w:val="24"/>
+              <w:szCs w:val="24"/>
+              <w:lang w:val="en-GB" w:eastAsia="en-GB" w:bidi="ar-SA"/>
+            </w:rPr>
+          </w:pPr>
+          <w:hyperlink w:anchor="_Toc224159307" w:history="1">
+            <w:r>
+              <w:rPr>
+                <w:rStyle w:val="Hyperlink"/>
+                <w:rFonts w:ascii="Times New Roman" w:eastAsia="Times New Roman" w:hAnsi="Times New Roman" w:cs="Times New Roman"/>
+                <w:b/>
+                <w:bCs/>
+                <w:noProof/>
+                <w:kern w:val="0"/>
+                <w:lang w:val="en-GB" w:eastAsia="en-GB"/>
+                <w14:ligatures w14:val="none"/>
+              </w:rPr>
+              <w:t>BPMN Flow (Logical)</w:t>
+            </w:r>
+            <w:r>
+              <w:rPr>
+                <w:noProof/>
+                <w:webHidden/>
+              </w:rPr>
+              <w:tab/>
+            </w:r>
+            <w:r>
+              <w:rPr>
+                <w:noProof/>
+                <w:webHidden/>
+              </w:rPr>
+              <w:fldChar w:fldCharType="begin"/>
+            </w:r>
+            <w:r>
+              <w:rPr>
+                <w:noProof/>
+                <w:webHidden/>
+              </w:rPr>
+              <w:instrText xml:space="preserve"> PAGEREF _Toc224159307 \h </w:instrText>
+            </w:r>
+            <w:r>
+              <w:rPr>
+                <w:noProof/>
+                <w:webHidden/>
+              </w:rPr>
+            </w:r>
+            <w:r>
+              <w:rPr>
+                <w:noProof/>
+                <w:webHidden/>
+              </w:rPr>
+              <w:fldChar w:fldCharType="separate"/>
+            </w:r>
+            <w:r>
+              <w:rPr>
+                <w:noProof/>
+                <w:webHidden/>
+              </w:rPr>
+              <w:t>6</w:t>
+            </w:r>
+            <w:r>
+              <w:rPr>
+                <w:noProof/>
+                <w:webHidden/>
+              </w:rPr>
+              <w:fldChar w:fldCharType="end"/>
+            </w:r>
+          </w:hyperlink>
+        </w:p>
+        <w:p>
+          <w:pPr>
+            <w:pStyle w:val="TOC3"/>
+            <w:tabs>
+              <w:tab w:val="right" w:leader="dot" w:pos="9016"/>
+            </w:tabs>
+            <w:rPr>
+              <w:rFonts w:eastAsiaTheme="minorEastAsia"/>
+              <w:noProof/>
+              <w:sz w:val="24"/>
+              <w:szCs w:val="24"/>
+              <w:lang w:val="en-GB" w:eastAsia="en-GB" w:bidi="ar-SA"/>
+            </w:rPr>
+          </w:pPr>
+          <w:hyperlink w:anchor="_Toc224159308" w:history="1">
+            <w:r>
+              <w:rPr>
+                <w:rStyle w:val="Hyperlink"/>
+                <w:rFonts w:ascii="Times New Roman" w:eastAsia="Times New Roman" w:hAnsi="Times New Roman" w:cs="Times New Roman"/>
+                <w:b/>
+                <w:bCs/>
+                <w:noProof/>
+                <w:kern w:val="0"/>
+                <w:lang w:val="en-GB" w:eastAsia="en-GB"/>
+                <w14:ligatures w14:val="none"/>
+              </w:rPr>
+              <w:t>SIPOC – Budget Cycle</w:t>
+            </w:r>
+            <w:r>
+              <w:rPr>
+                <w:noProof/>
+                <w:webHidden/>
+              </w:rPr>
+              <w:tab/>
+            </w:r>
+            <w:r>
+              <w:rPr>
+                <w:noProof/>
+                <w:webHidden/>
+              </w:rPr>
+              <w:fldChar w:fldCharType="begin"/>
+            </w:r>
+            <w:r>
+              <w:rPr>
+                <w:noProof/>
+                <w:webHidden/>
+              </w:rPr>
+              <w:instrText xml:space="preserve"> PAGEREF _Toc224159308 \h </w:instrText>
+            </w:r>
+            <w:r>
+              <w:rPr>
+                <w:noProof/>
+                <w:webHidden/>
+              </w:rPr>
+            </w:r>
+            <w:r>
+              <w:rPr>
+                <w:noProof/>
+                <w:webHidden/>
+              </w:rPr>
+              <w:fldChar w:fldCharType="separate"/>
+            </w:r>
+            <w:r>
+              <w:rPr>
+                <w:noProof/>
+                <w:webHidden/>
+              </w:rPr>
+              <w:t>6</w:t>
+            </w:r>
+            <w:r>
+              <w:rPr>
+                <w:noProof/>
+                <w:webHidden/>
+              </w:rPr>
+              <w:fldChar w:fldCharType="end"/>
+            </w:r>
+          </w:hyperlink>
+        </w:p>
+        <w:p>
+          <w:pPr>
+            <w:pStyle w:val="TOC3"/>
+            <w:tabs>
+              <w:tab w:val="right" w:leader="dot" w:pos="9016"/>
+            </w:tabs>
+            <w:rPr>
+              <w:rFonts w:eastAsiaTheme="minorEastAsia"/>
+              <w:noProof/>
+              <w:sz w:val="24"/>
+              <w:szCs w:val="24"/>
+              <w:lang w:val="en-GB" w:eastAsia="en-GB" w:bidi="ar-SA"/>
+            </w:rPr>
+          </w:pPr>
+          <w:hyperlink w:anchor="_Toc224159309" w:history="1">
+            <w:r>
+              <w:rPr>
+                <w:rStyle w:val="Hyperlink"/>
+                <w:rFonts w:ascii="Times New Roman" w:eastAsia="Times New Roman" w:hAnsi="Times New Roman" w:cs="Times New Roman"/>
+                <w:b/>
+                <w:bCs/>
+                <w:noProof/>
+                <w:kern w:val="0"/>
+                <w:lang w:val="en-GB" w:eastAsia="en-GB"/>
+                <w14:ligatures w14:val="none"/>
+              </w:rPr>
+              <w:t>KPIs</w:t>
+            </w:r>
+            <w:r>
+              <w:rPr>
+                <w:noProof/>
+                <w:webHidden/>
+              </w:rPr>
+              <w:tab/>
+            </w:r>
+            <w:r>
+              <w:rPr>
+                <w:noProof/>
+                <w:webHidden/>
+              </w:rPr>
+              <w:fldChar w:fldCharType="begin"/>
+            </w:r>
+            <w:r>
+              <w:rPr>
+                <w:noProof/>
+                <w:webHidden/>
+              </w:rPr>
+              <w:instrText xml:space="preserve"> PAGEREF _Toc224159309 \h </w:instrText>
+            </w:r>
+            <w:r>
+              <w:rPr>
+                <w:noProof/>
+                <w:webHidden/>
+              </w:rPr>
+            </w:r>
+            <w:r>
+              <w:rPr>
+                <w:noProof/>
+                <w:webHidden/>
+              </w:rPr>
+              <w:fldChar w:fldCharType="separate"/>
+            </w:r>
+            <w:r>
+              <w:rPr>
+                <w:noProof/>
+                <w:webHidden/>
+              </w:rPr>
+              <w:t>6</w:t>
+            </w:r>
+            <w:r>
+              <w:rPr>
+                <w:noProof/>
+                <w:webHidden/>
+              </w:rPr>
+              <w:fldChar w:fldCharType="end"/>
+            </w:r>
+          </w:hyperlink>
+        </w:p>
+        <w:p>
+          <w:pPr>
+            <w:pStyle w:val="TOC3"/>
+            <w:tabs>
+              <w:tab w:val="right" w:leader="dot" w:pos="9016"/>
+            </w:tabs>
+            <w:rPr>
+              <w:rFonts w:eastAsiaTheme="minorEastAsia"/>
+              <w:noProof/>
+              <w:sz w:val="24"/>
+              <w:szCs w:val="24"/>
+              <w:lang w:val="en-GB" w:eastAsia="en-GB" w:bidi="ar-SA"/>
+            </w:rPr>
+          </w:pPr>
+          <w:hyperlink w:anchor="_Toc224159310" w:history="1">
+            <w:r>
+              <w:rPr>
+                <w:rStyle w:val="Hyperlink"/>
+                <w:rFonts w:ascii="Times New Roman" w:eastAsia="Times New Roman" w:hAnsi="Times New Roman" w:cs="Times New Roman"/>
+                <w:b/>
+                <w:bCs/>
+                <w:noProof/>
+                <w:kern w:val="0"/>
+                <w:lang w:val="en-GB" w:eastAsia="en-GB"/>
+                <w14:ligatures w14:val="none"/>
+              </w:rPr>
+              <w:t>Templates</w:t>
+            </w:r>
+            <w:r>
+              <w:rPr>
+                <w:noProof/>
+                <w:webHidden/>
+              </w:rPr>
+              <w:tab/>
+            </w:r>
+            <w:r>
+              <w:rPr>
+                <w:noProof/>
+                <w:webHidden/>
+              </w:rPr>
+              <w:fldChar w:fldCharType="begin"/>
+            </w:r>
+            <w:r>
+              <w:rPr>
+                <w:noProof/>
+                <w:webHidden/>
+              </w:rPr>
+              <w:instrText xml:space="preserve"> PAGEREF _Toc224159310 \h </w:instrText>
+            </w:r>
+            <w:r>
+              <w:rPr>
+                <w:noProof/>
+                <w:webHidden/>
+              </w:rPr>
+            </w:r>
+            <w:r>
+              <w:rPr>
+                <w:noProof/>
+                <w:webHidden/>
+              </w:rPr>
+              <w:fldChar w:fldCharType="separate"/>
+            </w:r>
+            <w:r>
+              <w:rPr>
+                <w:noProof/>
+                <w:webHidden/>
+              </w:rPr>
+              <w:t>7</w:t>
+            </w:r>
+            <w:r>
+              <w:rPr>
+                <w:noProof/>
+                <w:webHidden/>
+              </w:rPr>
+              <w:fldChar w:fldCharType="end"/>
+            </w:r>
+          </w:hyperlink>
+        </w:p>
+        <w:p>
+          <w:pPr>
+            <w:pStyle w:val="TOC1"/>
+            <w:tabs>
+              <w:tab w:val="right" w:leader="dot" w:pos="9016"/>
+            </w:tabs>
+            <w:rPr>
+              <w:rFonts w:eastAsiaTheme="minorEastAsia"/>
+              <w:noProof/>
+              <w:sz w:val="24"/>
+              <w:szCs w:val="24"/>
+              <w:lang w:val="en-GB" w:eastAsia="en-GB" w:bidi="ar-SA"/>
+            </w:rPr>
+          </w:pPr>
+          <w:hyperlink w:anchor="_Toc224159311" w:history="1">
+            <w:r>
+              <w:rPr>
+                <w:rStyle w:val="Hyperlink"/>
+                <w:rFonts w:ascii="Times New Roman" w:eastAsia="Times New Roman" w:hAnsi="Times New Roman" w:cs="Times New Roman"/>
+                <w:b/>
+                <w:bCs/>
+                <w:noProof/>
+                <w:kern w:val="36"/>
+                <w:lang w:val="en-GB" w:eastAsia="en-GB"/>
+                <w14:ligatures w14:val="none"/>
+              </w:rPr>
+              <w:t>11.3 Accounts Payable (AP)</w:t>
+            </w:r>
+            <w:r>
+              <w:rPr>
+                <w:noProof/>
+                <w:webHidden/>
+              </w:rPr>
+              <w:tab/>
+            </w:r>
+            <w:r>
+              <w:rPr>
+                <w:noProof/>
+                <w:webHidden/>
+              </w:rPr>
+              <w:fldChar w:fldCharType="begin"/>
+            </w:r>
+            <w:r>
+              <w:rPr>
+                <w:noProof/>
+                <w:webHidden/>
+              </w:rPr>
+              <w:instrText xml:space="preserve"> PAGEREF _Toc224159311 \h </w:instrText>
+            </w:r>
+            <w:r>
+              <w:rPr>
+                <w:noProof/>
+                <w:webHidden/>
+              </w:rPr>
+            </w:r>
+            <w:r>
+              <w:rPr>
+                <w:noProof/>
+                <w:webHidden/>
+              </w:rPr>
+              <w:fldChar w:fldCharType="separate"/>
+            </w:r>
+            <w:r>
+              <w:rPr>
+                <w:noProof/>
+                <w:webHidden/>
+              </w:rPr>
+              <w:t>7</w:t>
+            </w:r>
+            <w:r>
+              <w:rPr>
+                <w:noProof/>
+                <w:webHidden/>
+              </w:rPr>
+              <w:fldChar w:fldCharType="end"/>
+            </w:r>
+          </w:hyperlink>
+        </w:p>
+        <w:p>
+          <w:pPr>
+            <w:pStyle w:val="TOC2"/>
+            <w:tabs>
+              <w:tab w:val="right" w:leader="dot" w:pos="9016"/>
+            </w:tabs>
+            <w:rPr>
+              <w:rFonts w:eastAsiaTheme="minorEastAsia"/>
+              <w:noProof/>
+              <w:sz w:val="24"/>
+              <w:szCs w:val="24"/>
+              <w:lang w:val="en-GB" w:eastAsia="en-GB" w:bidi="ar-SA"/>
+            </w:rPr>
+          </w:pPr>
+          <w:hyperlink w:anchor="_Toc224159312" w:history="1">
+            <w:r>
+              <w:rPr>
+                <w:rStyle w:val="Hyperlink"/>
+                <w:rFonts w:ascii="Times New Roman" w:eastAsia="Times New Roman" w:hAnsi="Times New Roman" w:cs="Times New Roman"/>
+                <w:b/>
+                <w:bCs/>
+                <w:noProof/>
+                <w:kern w:val="0"/>
+                <w:lang w:val="en-GB" w:eastAsia="en-GB"/>
+                <w14:ligatures w14:val="none"/>
+              </w:rPr>
+              <w:t>11.3.1 Procure-to-Pay (P2P) Process</w:t>
+            </w:r>
+            <w:r>
+              <w:rPr>
+                <w:noProof/>
+                <w:webHidden/>
+              </w:rPr>
+              <w:tab/>
+            </w:r>
+            <w:r>
+              <w:rPr>
+                <w:noProof/>
+                <w:webHidden/>
+              </w:rPr>
+              <w:fldChar w:fldCharType="begin"/>
+            </w:r>
+            <w:r>
+              <w:rPr>
+                <w:noProof/>
+                <w:webHidden/>
+              </w:rPr>
+              <w:instrText xml:space="preserve"> PAGEREF _Toc224159312 \h </w:instrText>
+            </w:r>
+            <w:r>
+              <w:rPr>
+                <w:noProof/>
+                <w:webHidden/>
+              </w:rPr>
+            </w:r>
+            <w:r>
+              <w:rPr>
+                <w:noProof/>
+                <w:webHidden/>
+              </w:rPr>
+              <w:fldChar w:fldCharType="separate"/>
+            </w:r>
+            <w:r>
+              <w:rPr>
+                <w:noProof/>
+                <w:webHidden/>
+              </w:rPr>
+              <w:t>7</w:t>
+            </w:r>
+            <w:r>
+              <w:rPr>
+                <w:noProof/>
+                <w:webHidden/>
+              </w:rPr>
+              <w:fldChar w:fldCharType="end"/>
+            </w:r>
+          </w:hyperlink>
+        </w:p>
+        <w:p>
+          <w:pPr>
+            <w:pStyle w:val="TOC3"/>
+            <w:tabs>
+              <w:tab w:val="right" w:leader="dot" w:pos="9016"/>
+            </w:tabs>
+            <w:rPr>
+              <w:rFonts w:eastAsiaTheme="minorEastAsia"/>
+              <w:noProof/>
+              <w:sz w:val="24"/>
+              <w:szCs w:val="24"/>
+              <w:lang w:val="en-GB" w:eastAsia="en-GB" w:bidi="ar-SA"/>
+            </w:rPr>
+          </w:pPr>
+          <w:hyperlink w:anchor="_Toc224159313" w:history="1">
+            <w:r>
+              <w:rPr>
+                <w:rStyle w:val="Hyperlink"/>
+                <w:rFonts w:ascii="Times New Roman" w:eastAsia="Times New Roman" w:hAnsi="Times New Roman" w:cs="Times New Roman"/>
+                <w:b/>
+                <w:bCs/>
+                <w:noProof/>
+                <w:kern w:val="0"/>
+                <w:lang w:val="en-GB" w:eastAsia="en-GB"/>
+                <w14:ligatures w14:val="none"/>
+              </w:rPr>
+              <w:t>SIPOC</w:t>
+            </w:r>
+            <w:r>
+              <w:rPr>
+                <w:noProof/>
+                <w:webHidden/>
+              </w:rPr>
+              <w:tab/>
+            </w:r>
+            <w:r>
+              <w:rPr>
+                <w:noProof/>
+                <w:webHidden/>
+              </w:rPr>
+              <w:fldChar w:fldCharType="begin"/>
+            </w:r>
+            <w:r>
+              <w:rPr>
+                <w:noProof/>
+                <w:webHidden/>
+              </w:rPr>
+              <w:instrText xml:space="preserve"> PAGEREF _Toc224159313 \h </w:instrText>
+            </w:r>
+            <w:r>
+              <w:rPr>
+                <w:noProof/>
+                <w:webHidden/>
+              </w:rPr>
+            </w:r>
+            <w:r>
+              <w:rPr>
+                <w:noProof/>
+                <w:webHidden/>
+              </w:rPr>
+              <w:fldChar w:fldCharType="separate"/>
+            </w:r>
+            <w:r>
+              <w:rPr>
+                <w:noProof/>
+                <w:webHidden/>
+              </w:rPr>
+              <w:t>7</w:t>
+            </w:r>
+            <w:r>
+              <w:rPr>
+                <w:noProof/>
+                <w:webHidden/>
+              </w:rPr>
+              <w:fldChar w:fldCharType="end"/>
+            </w:r>
+          </w:hyperlink>
+        </w:p>
+        <w:p>
+          <w:pPr>
+            <w:pStyle w:val="TOC3"/>
+            <w:tabs>
+              <w:tab w:val="right" w:leader="dot" w:pos="9016"/>
+            </w:tabs>
+            <w:rPr>
+              <w:rFonts w:eastAsiaTheme="minorEastAsia"/>
+              <w:noProof/>
+              <w:sz w:val="24"/>
+              <w:szCs w:val="24"/>
+              <w:lang w:val="en-GB" w:eastAsia="en-GB" w:bidi="ar-SA"/>
+            </w:rPr>
+          </w:pPr>
+          <w:hyperlink w:anchor="_Toc224159314" w:history="1">
+            <w:r>
+              <w:rPr>
+                <w:rStyle w:val="Hyperlink"/>
+                <w:rFonts w:ascii="Times New Roman" w:eastAsia="Times New Roman" w:hAnsi="Times New Roman" w:cs="Times New Roman"/>
+                <w:b/>
+                <w:bCs/>
+                <w:noProof/>
+                <w:kern w:val="0"/>
+                <w:lang w:val="en-GB" w:eastAsia="en-GB"/>
+                <w14:ligatures w14:val="none"/>
+              </w:rPr>
+              <w:t>BPMN Logical Flow</w:t>
+            </w:r>
+            <w:r>
+              <w:rPr>
+                <w:noProof/>
+                <w:webHidden/>
+              </w:rPr>
+              <w:tab/>
+            </w:r>
+            <w:r>
+              <w:rPr>
+                <w:noProof/>
+                <w:webHidden/>
+              </w:rPr>
+              <w:fldChar w:fldCharType="begin"/>
+            </w:r>
+            <w:r>
+              <w:rPr>
+                <w:noProof/>
+                <w:webHidden/>
+              </w:rPr>
+              <w:instrText xml:space="preserve"> PAGEREF _Toc224159314 \h </w:instrText>
+            </w:r>
+            <w:r>
+              <w:rPr>
+                <w:noProof/>
+                <w:webHidden/>
+              </w:rPr>
+            </w:r>
+            <w:r>
+              <w:rPr>
+                <w:noProof/>
+                <w:webHidden/>
+              </w:rPr>
+              <w:fldChar w:fldCharType="separate"/>
+            </w:r>
+            <w:r>
+              <w:rPr>
+                <w:noProof/>
+                <w:webHidden/>
+              </w:rPr>
+              <w:t>7</w:t>
+            </w:r>
+            <w:r>
+              <w:rPr>
+                <w:noProof/>
+                <w:webHidden/>
+              </w:rPr>
+              <w:fldChar w:fldCharType="end"/>
+            </w:r>
+          </w:hyperlink>
+        </w:p>
+        <w:p>
+          <w:pPr>
+            <w:pStyle w:val="TOC3"/>
+            <w:tabs>
+              <w:tab w:val="right" w:leader="dot" w:pos="9016"/>
+            </w:tabs>
+            <w:rPr>
+              <w:rFonts w:eastAsiaTheme="minorEastAsia"/>
+              <w:noProof/>
+              <w:sz w:val="24"/>
+              <w:szCs w:val="24"/>
+              <w:lang w:val="en-GB" w:eastAsia="en-GB" w:bidi="ar-SA"/>
+            </w:rPr>
+          </w:pPr>
+          <w:hyperlink w:anchor="_Toc224159315" w:history="1">
+            <w:r>
+              <w:rPr>
+                <w:rStyle w:val="Hyperlink"/>
+                <w:rFonts w:ascii="Times New Roman" w:eastAsia="Times New Roman" w:hAnsi="Times New Roman" w:cs="Times New Roman"/>
+                <w:b/>
+                <w:bCs/>
+                <w:noProof/>
+                <w:kern w:val="0"/>
+                <w:lang w:val="en-GB" w:eastAsia="en-GB"/>
+                <w14:ligatures w14:val="none"/>
+              </w:rPr>
+              <w:t>Controls</w:t>
+            </w:r>
+            <w:r>
+              <w:rPr>
+                <w:noProof/>
+                <w:webHidden/>
+              </w:rPr>
+              <w:tab/>
+            </w:r>
+            <w:r>
+              <w:rPr>
+                <w:noProof/>
+                <w:webHidden/>
+              </w:rPr>
+              <w:fldChar w:fldCharType="begin"/>
+            </w:r>
+            <w:r>
+              <w:rPr>
+                <w:noProof/>
+                <w:webHidden/>
+              </w:rPr>
+              <w:instrText xml:space="preserve"> PAGEREF _Toc224159315 \h </w:instrText>
+            </w:r>
+            <w:r>
+              <w:rPr>
+                <w:noProof/>
+                <w:webHidden/>
+              </w:rPr>
+            </w:r>
+            <w:r>
+              <w:rPr>
+                <w:noProof/>
+                <w:webHidden/>
+              </w:rPr>
+              <w:fldChar w:fldCharType="separate"/>
+            </w:r>
+            <w:r>
+              <w:rPr>
+                <w:noProof/>
+                <w:webHidden/>
+              </w:rPr>
+              <w:t>7</w:t>
+            </w:r>
+            <w:r>
+              <w:rPr>
+                <w:noProof/>
+                <w:webHidden/>
+              </w:rPr>
+              <w:fldChar w:fldCharType="end"/>
+            </w:r>
+          </w:hyperlink>
+        </w:p>
+        <w:p>
+          <w:pPr>
+            <w:pStyle w:val="TOC3"/>
+            <w:tabs>
+              <w:tab w:val="right" w:leader="dot" w:pos="9016"/>
+            </w:tabs>
+            <w:rPr>
+              <w:rFonts w:eastAsiaTheme="minorEastAsia"/>
+              <w:noProof/>
+              <w:sz w:val="24"/>
+              <w:szCs w:val="24"/>
+              <w:lang w:val="en-GB" w:eastAsia="en-GB" w:bidi="ar-SA"/>
+            </w:rPr>
+          </w:pPr>
+          <w:hyperlink w:anchor="_Toc224159316" w:history="1">
+            <w:r>
+              <w:rPr>
+                <w:rStyle w:val="Hyperlink"/>
+                <w:rFonts w:ascii="Times New Roman" w:eastAsia="Times New Roman" w:hAnsi="Times New Roman" w:cs="Times New Roman"/>
+                <w:b/>
+                <w:bCs/>
+                <w:noProof/>
+                <w:kern w:val="0"/>
+                <w:lang w:val="en-GB" w:eastAsia="en-GB"/>
+                <w14:ligatures w14:val="none"/>
+              </w:rPr>
+              <w:t>RACI</w:t>
+            </w:r>
+            <w:r>
+              <w:rPr>
+                <w:noProof/>
+                <w:webHidden/>
+              </w:rPr>
+              <w:tab/>
+            </w:r>
+            <w:r>
+              <w:rPr>
+                <w:noProof/>
+                <w:webHidden/>
+              </w:rPr>
+              <w:fldChar w:fldCharType="begin"/>
+            </w:r>
+            <w:r>
+              <w:rPr>
+                <w:noProof/>
+                <w:webHidden/>
+              </w:rPr>
+              <w:instrText xml:space="preserve"> PAGEREF _Toc224159316 \h </w:instrText>
+            </w:r>
+            <w:r>
+              <w:rPr>
+                <w:noProof/>
+                <w:webHidden/>
+              </w:rPr>
+            </w:r>
+            <w:r>
+              <w:rPr>
+                <w:noProof/>
+                <w:webHidden/>
+              </w:rPr>
+              <w:fldChar w:fldCharType="separate"/>
+            </w:r>
+            <w:r>
+              <w:rPr>
+                <w:noProof/>
+                <w:webHidden/>
+              </w:rPr>
+              <w:t>8</w:t>
+            </w:r>
+            <w:r>
+              <w:rPr>
+                <w:noProof/>
+                <w:webHidden/>
+              </w:rPr>
+              <w:fldChar w:fldCharType="end"/>
+            </w:r>
+          </w:hyperlink>
+        </w:p>
+        <w:p>
+          <w:pPr>
+            <w:pStyle w:val="TOC3"/>
+            <w:tabs>
+              <w:tab w:val="right" w:leader="dot" w:pos="9016"/>
+            </w:tabs>
+            <w:rPr>
+              <w:rFonts w:eastAsiaTheme="minorEastAsia"/>
+              <w:noProof/>
+              <w:sz w:val="24"/>
+              <w:szCs w:val="24"/>
+              <w:lang w:val="en-GB" w:eastAsia="en-GB" w:bidi="ar-SA"/>
+            </w:rPr>
+          </w:pPr>
+          <w:hyperlink w:anchor="_Toc224159317" w:history="1">
+            <w:r>
+              <w:rPr>
+                <w:rStyle w:val="Hyperlink"/>
+                <w:rFonts w:ascii="Times New Roman" w:eastAsia="Times New Roman" w:hAnsi="Times New Roman" w:cs="Times New Roman"/>
+                <w:b/>
+                <w:bCs/>
+                <w:noProof/>
+                <w:kern w:val="0"/>
+                <w:lang w:val="en-GB" w:eastAsia="en-GB"/>
+                <w14:ligatures w14:val="none"/>
+              </w:rPr>
+              <w:t>KPIs</w:t>
+            </w:r>
+            <w:r>
+              <w:rPr>
+                <w:noProof/>
+                <w:webHidden/>
+              </w:rPr>
+              <w:tab/>
+            </w:r>
+            <w:r>
+              <w:rPr>
+                <w:noProof/>
+                <w:webHidden/>
+              </w:rPr>
+              <w:fldChar w:fldCharType="begin"/>
+            </w:r>
+            <w:r>
+              <w:rPr>
+                <w:noProof/>
+                <w:webHidden/>
+              </w:rPr>
+              <w:instrText xml:space="preserve"> PAGEREF _Toc224159317 \h </w:instrText>
+            </w:r>
+            <w:r>
+              <w:rPr>
+                <w:noProof/>
+                <w:webHidden/>
+              </w:rPr>
+            </w:r>
+            <w:r>
+              <w:rPr>
+                <w:noProof/>
+                <w:webHidden/>
+              </w:rPr>
+              <w:fldChar w:fldCharType="separate"/>
+            </w:r>
+            <w:r>
+              <w:rPr>
+                <w:noProof/>
+                <w:webHidden/>
+              </w:rPr>
+              <w:t>8</w:t>
+            </w:r>
+            <w:r>
+              <w:rPr>
+                <w:noProof/>
+                <w:webHidden/>
+              </w:rPr>
+              <w:fldChar w:fldCharType="end"/>
+            </w:r>
+          </w:hyperlink>
+        </w:p>
+        <w:p>
+          <w:pPr>
+            <w:pStyle w:val="TOC3"/>
+            <w:tabs>
+              <w:tab w:val="right" w:leader="dot" w:pos="9016"/>
+            </w:tabs>
+            <w:rPr>
+              <w:rFonts w:eastAsiaTheme="minorEastAsia"/>
+              <w:noProof/>
+              <w:sz w:val="24"/>
+              <w:szCs w:val="24"/>
+              <w:lang w:val="en-GB" w:eastAsia="en-GB" w:bidi="ar-SA"/>
+            </w:rPr>
+          </w:pPr>
+          <w:hyperlink w:anchor="_Toc224159318" w:history="1">
+            <w:r>
+              <w:rPr>
+                <w:rStyle w:val="Hyperlink"/>
+                <w:rFonts w:ascii="Times New Roman" w:eastAsia="Times New Roman" w:hAnsi="Times New Roman" w:cs="Times New Roman"/>
+                <w:b/>
+                <w:bCs/>
+                <w:noProof/>
+                <w:kern w:val="0"/>
+                <w:lang w:val="en-GB" w:eastAsia="en-GB"/>
+                <w14:ligatures w14:val="none"/>
+              </w:rPr>
+              <w:t>Forms</w:t>
+            </w:r>
+            <w:r>
+              <w:rPr>
+                <w:noProof/>
+                <w:webHidden/>
+              </w:rPr>
+              <w:tab/>
+            </w:r>
+            <w:r>
+              <w:rPr>
+                <w:noProof/>
+                <w:webHidden/>
+              </w:rPr>
+              <w:fldChar w:fldCharType="begin"/>
+            </w:r>
+            <w:r>
+              <w:rPr>
+                <w:noProof/>
+                <w:webHidden/>
+              </w:rPr>
+              <w:instrText xml:space="preserve"> PAGEREF _Toc224159318 \h </w:instrText>
+            </w:r>
+            <w:r>
+              <w:rPr>
+                <w:noProof/>
+                <w:webHidden/>
+              </w:rPr>
+            </w:r>
+            <w:r>
+              <w:rPr>
+                <w:noProof/>
+                <w:webHidden/>
+              </w:rPr>
+              <w:fldChar w:fldCharType="separate"/>
+            </w:r>
+            <w:r>
+              <w:rPr>
+                <w:noProof/>
+                <w:webHidden/>
+              </w:rPr>
+              <w:t>8</w:t>
+            </w:r>
+            <w:r>
+              <w:rPr>
+                <w:noProof/>
+                <w:webHidden/>
+              </w:rPr>
+              <w:fldChar w:fldCharType="end"/>
+            </w:r>
+          </w:hyperlink>
+        </w:p>
+        <w:p>
+          <w:pPr>
+            <w:pStyle w:val="TOC1"/>
+            <w:tabs>
+              <w:tab w:val="right" w:leader="dot" w:pos="9016"/>
+            </w:tabs>
+            <w:rPr>
+              <w:rFonts w:eastAsiaTheme="minorEastAsia"/>
+              <w:noProof/>
+              <w:sz w:val="24"/>
+              <w:szCs w:val="24"/>
+              <w:lang w:val="en-GB" w:eastAsia="en-GB" w:bidi="ar-SA"/>
+            </w:rPr>
+          </w:pPr>
+          <w:hyperlink w:anchor="_Toc224159319" w:history="1">
+            <w:r>
+              <w:rPr>
+                <w:rStyle w:val="Hyperlink"/>
+                <w:rFonts w:ascii="Times New Roman" w:eastAsia="Times New Roman" w:hAnsi="Times New Roman" w:cs="Times New Roman"/>
+                <w:b/>
+                <w:bCs/>
+                <w:noProof/>
+                <w:kern w:val="36"/>
+                <w:lang w:val="en-GB" w:eastAsia="en-GB"/>
+                <w14:ligatures w14:val="none"/>
+              </w:rPr>
+              <w:t>11.4 Accounts Receivable (AR)</w:t>
+            </w:r>
+            <w:r>
+              <w:rPr>
+                <w:noProof/>
+                <w:webHidden/>
+              </w:rPr>
+              <w:tab/>
+            </w:r>
+            <w:r>
+              <w:rPr>
+                <w:noProof/>
+                <w:webHidden/>
+              </w:rPr>
+              <w:fldChar w:fldCharType="begin"/>
+            </w:r>
+            <w:r>
+              <w:rPr>
+                <w:noProof/>
+                <w:webHidden/>
+              </w:rPr>
+              <w:instrText xml:space="preserve"> PAGEREF _Toc224159319 \h </w:instrText>
+            </w:r>
+            <w:r>
+              <w:rPr>
+                <w:noProof/>
+                <w:webHidden/>
+              </w:rPr>
+            </w:r>
+            <w:r>
+              <w:rPr>
+                <w:noProof/>
+                <w:webHidden/>
+              </w:rPr>
+              <w:fldChar w:fldCharType="separate"/>
+            </w:r>
+            <w:r>
+              <w:rPr>
+                <w:noProof/>
+                <w:webHidden/>
+              </w:rPr>
+              <w:t>8</w:t>
+            </w:r>
+            <w:r>
+              <w:rPr>
+                <w:noProof/>
+                <w:webHidden/>
+              </w:rPr>
+              <w:fldChar w:fldCharType="end"/>
+            </w:r>
+          </w:hyperlink>
+        </w:p>
+        <w:p>
+          <w:pPr>
+            <w:pStyle w:val="TOC2"/>
+            <w:tabs>
+              <w:tab w:val="right" w:leader="dot" w:pos="9016"/>
+            </w:tabs>
+            <w:rPr>
+              <w:rFonts w:eastAsiaTheme="minorEastAsia"/>
+              <w:noProof/>
+              <w:sz w:val="24"/>
+              <w:szCs w:val="24"/>
+              <w:lang w:val="en-GB" w:eastAsia="en-GB" w:bidi="ar-SA"/>
+            </w:rPr>
+          </w:pPr>
+          <w:hyperlink w:anchor="_Toc224159320" w:history="1">
+            <w:r>
+              <w:rPr>
+                <w:rStyle w:val="Hyperlink"/>
+                <w:rFonts w:ascii="Times New Roman" w:eastAsia="Times New Roman" w:hAnsi="Times New Roman" w:cs="Times New Roman"/>
+                <w:b/>
+                <w:bCs/>
+                <w:noProof/>
+                <w:kern w:val="0"/>
+                <w:lang w:val="en-GB" w:eastAsia="en-GB"/>
+                <w14:ligatures w14:val="none"/>
+              </w:rPr>
+              <w:t>11.4.1 Order-to-Cash (O2C)</w:t>
+            </w:r>
+            <w:r>
+              <w:rPr>
+                <w:noProof/>
+                <w:webHidden/>
+              </w:rPr>
+              <w:tab/>
+            </w:r>
+            <w:r>
+              <w:rPr>
+                <w:noProof/>
+                <w:webHidden/>
+              </w:rPr>
+              <w:fldChar w:fldCharType="begin"/>
+            </w:r>
+            <w:r>
+              <w:rPr>
+                <w:noProof/>
+                <w:webHidden/>
+              </w:rPr>
+              <w:instrText xml:space="preserve"> PAGEREF _Toc224159320 \h </w:instrText>
+            </w:r>
+            <w:r>
+              <w:rPr>
+                <w:noProof/>
+                <w:webHidden/>
+              </w:rPr>
+            </w:r>
+            <w:r>
+              <w:rPr>
+                <w:noProof/>
+                <w:webHidden/>
+              </w:rPr>
+              <w:fldChar w:fldCharType="separate"/>
+            </w:r>
+            <w:r>
+              <w:rPr>
+                <w:noProof/>
+                <w:webHidden/>
+              </w:rPr>
+              <w:t>8</w:t>
+            </w:r>
+            <w:r>
+              <w:rPr>
+                <w:noProof/>
+                <w:webHidden/>
+              </w:rPr>
+              <w:fldChar w:fldCharType="end"/>
+            </w:r>
+          </w:hyperlink>
+        </w:p>
+        <w:p>
+          <w:pPr>
+            <w:pStyle w:val="TOC3"/>
+            <w:tabs>
+              <w:tab w:val="right" w:leader="dot" w:pos="9016"/>
+            </w:tabs>
+            <w:rPr>
+              <w:rFonts w:eastAsiaTheme="minorEastAsia"/>
+              <w:noProof/>
+              <w:sz w:val="24"/>
+              <w:szCs w:val="24"/>
+              <w:lang w:val="en-GB" w:eastAsia="en-GB" w:bidi="ar-SA"/>
+            </w:rPr>
+          </w:pPr>
+          <w:hyperlink w:anchor="_Toc224159321" w:history="1">
+            <w:r>
+              <w:rPr>
+                <w:rStyle w:val="Hyperlink"/>
+                <w:rFonts w:ascii="Times New Roman" w:eastAsia="Times New Roman" w:hAnsi="Times New Roman" w:cs="Times New Roman"/>
+                <w:b/>
+                <w:bCs/>
+                <w:noProof/>
+                <w:kern w:val="0"/>
+                <w:lang w:val="en-GB" w:eastAsia="en-GB"/>
+                <w14:ligatures w14:val="none"/>
+              </w:rPr>
+              <w:t>SIPOC</w:t>
+            </w:r>
+            <w:r>
+              <w:rPr>
+                <w:noProof/>
+                <w:webHidden/>
+              </w:rPr>
+              <w:tab/>
+            </w:r>
+            <w:r>
+              <w:rPr>
+                <w:noProof/>
+                <w:webHidden/>
+              </w:rPr>
+              <w:fldChar w:fldCharType="begin"/>
+            </w:r>
+            <w:r>
+              <w:rPr>
+                <w:noProof/>
+                <w:webHidden/>
+              </w:rPr>
+              <w:instrText xml:space="preserve"> PAGEREF _Toc224159321 \h </w:instrText>
+            </w:r>
+            <w:r>
+              <w:rPr>
+                <w:noProof/>
+                <w:webHidden/>
+              </w:rPr>
+            </w:r>
+            <w:r>
+              <w:rPr>
+                <w:noProof/>
+                <w:webHidden/>
+              </w:rPr>
+              <w:fldChar w:fldCharType="separate"/>
+            </w:r>
+            <w:r>
+              <w:rPr>
+                <w:noProof/>
+                <w:webHidden/>
+              </w:rPr>
+              <w:t>8</w:t>
+            </w:r>
+            <w:r>
+              <w:rPr>
+                <w:noProof/>
+                <w:webHidden/>
+              </w:rPr>
+              <w:fldChar w:fldCharType="end"/>
+            </w:r>
+          </w:hyperlink>
+        </w:p>
+        <w:p>
+          <w:pPr>
+            <w:pStyle w:val="TOC3"/>
+            <w:tabs>
+              <w:tab w:val="right" w:leader="dot" w:pos="9016"/>
+            </w:tabs>
+            <w:rPr>
+              <w:rFonts w:eastAsiaTheme="minorEastAsia"/>
+              <w:noProof/>
+              <w:sz w:val="24"/>
+              <w:szCs w:val="24"/>
+              <w:lang w:val="en-GB" w:eastAsia="en-GB" w:bidi="ar-SA"/>
+            </w:rPr>
+          </w:pPr>
+          <w:hyperlink w:anchor="_Toc224159322" w:history="1">
+            <w:r>
+              <w:rPr>
+                <w:rStyle w:val="Hyperlink"/>
+                <w:rFonts w:ascii="Times New Roman" w:eastAsia="Times New Roman" w:hAnsi="Times New Roman" w:cs="Times New Roman"/>
+                <w:b/>
+                <w:bCs/>
+                <w:noProof/>
+                <w:kern w:val="0"/>
+                <w:lang w:val="en-GB" w:eastAsia="en-GB"/>
+                <w14:ligatures w14:val="none"/>
+              </w:rPr>
+              <w:t>Process</w:t>
+            </w:r>
+            <w:r>
+              <w:rPr>
+                <w:noProof/>
+                <w:webHidden/>
+              </w:rPr>
+              <w:tab/>
+            </w:r>
+            <w:r>
+              <w:rPr>
+                <w:noProof/>
+                <w:webHidden/>
+              </w:rPr>
+              <w:fldChar w:fldCharType="begin"/>
+            </w:r>
+            <w:r>
+              <w:rPr>
+                <w:noProof/>
+                <w:webHidden/>
+              </w:rPr>
+              <w:instrText xml:space="preserve"> PAGEREF _Toc224159322 \h </w:instrText>
+            </w:r>
+            <w:r>
+              <w:rPr>
+                <w:noProof/>
+                <w:webHidden/>
+              </w:rPr>
+            </w:r>
+            <w:r>
+              <w:rPr>
+                <w:noProof/>
+                <w:webHidden/>
+              </w:rPr>
+              <w:fldChar w:fldCharType="separate"/>
+            </w:r>
+            <w:r>
+              <w:rPr>
+                <w:noProof/>
+                <w:webHidden/>
+              </w:rPr>
+              <w:t>8</w:t>
+            </w:r>
+            <w:r>
+              <w:rPr>
+                <w:noProof/>
+                <w:webHidden/>
+              </w:rPr>
+              <w:fldChar w:fldCharType="end"/>
+            </w:r>
+          </w:hyperlink>
+        </w:p>
+        <w:p>
+          <w:pPr>
+            <w:pStyle w:val="TOC3"/>
+            <w:tabs>
+              <w:tab w:val="right" w:leader="dot" w:pos="9016"/>
+            </w:tabs>
+            <w:rPr>
+              <w:rFonts w:eastAsiaTheme="minorEastAsia"/>
+              <w:noProof/>
+              <w:sz w:val="24"/>
+              <w:szCs w:val="24"/>
+              <w:lang w:val="en-GB" w:eastAsia="en-GB" w:bidi="ar-SA"/>
+            </w:rPr>
+          </w:pPr>
+          <w:hyperlink w:anchor="_Toc224159323" w:history="1">
+            <w:r>
+              <w:rPr>
+                <w:rStyle w:val="Hyperlink"/>
+                <w:rFonts w:ascii="Times New Roman" w:eastAsia="Times New Roman" w:hAnsi="Times New Roman" w:cs="Times New Roman"/>
+                <w:b/>
+                <w:bCs/>
+                <w:noProof/>
+                <w:kern w:val="0"/>
+                <w:lang w:val="en-GB" w:eastAsia="en-GB"/>
+                <w14:ligatures w14:val="none"/>
+              </w:rPr>
+              <w:t>KPIs</w:t>
+            </w:r>
+            <w:r>
+              <w:rPr>
+                <w:noProof/>
+                <w:webHidden/>
+              </w:rPr>
+              <w:tab/>
+            </w:r>
+            <w:r>
+              <w:rPr>
+                <w:noProof/>
+                <w:webHidden/>
+              </w:rPr>
+              <w:fldChar w:fldCharType="begin"/>
+            </w:r>
+            <w:r>
+              <w:rPr>
+                <w:noProof/>
+                <w:webHidden/>
+              </w:rPr>
+              <w:instrText xml:space="preserve"> PAGEREF _Toc224159323 \h </w:instrText>
+            </w:r>
+            <w:r>
+              <w:rPr>
+                <w:noProof/>
+                <w:webHidden/>
+              </w:rPr>
+            </w:r>
+            <w:r>
+              <w:rPr>
+                <w:noProof/>
+                <w:webHidden/>
+              </w:rPr>
+              <w:fldChar w:fldCharType="separate"/>
+            </w:r>
+            <w:r>
+              <w:rPr>
+                <w:noProof/>
+                <w:webHidden/>
+              </w:rPr>
+              <w:t>9</w:t>
+            </w:r>
+            <w:r>
+              <w:rPr>
+                <w:noProof/>
+                <w:webHidden/>
+              </w:rPr>
+              <w:fldChar w:fldCharType="end"/>
+            </w:r>
+          </w:hyperlink>
+        </w:p>
+        <w:p>
+          <w:pPr>
+            <w:pStyle w:val="TOC3"/>
+            <w:tabs>
+              <w:tab w:val="right" w:leader="dot" w:pos="9016"/>
+            </w:tabs>
+            <w:rPr>
+              <w:rFonts w:eastAsiaTheme="minorEastAsia"/>
+              <w:noProof/>
+              <w:sz w:val="24"/>
+              <w:szCs w:val="24"/>
+              <w:lang w:val="en-GB" w:eastAsia="en-GB" w:bidi="ar-SA"/>
+            </w:rPr>
+          </w:pPr>
+          <w:hyperlink w:anchor="_Toc224159324" w:history="1">
+            <w:r>
+              <w:rPr>
+                <w:rStyle w:val="Hyperlink"/>
+                <w:rFonts w:ascii="Times New Roman" w:eastAsia="Times New Roman" w:hAnsi="Times New Roman" w:cs="Times New Roman"/>
+                <w:b/>
+                <w:bCs/>
+                <w:noProof/>
+                <w:kern w:val="0"/>
+                <w:lang w:val="en-GB" w:eastAsia="en-GB"/>
+                <w14:ligatures w14:val="none"/>
+              </w:rPr>
+              <w:t>Forms</w:t>
+            </w:r>
+            <w:r>
+              <w:rPr>
+                <w:noProof/>
+                <w:webHidden/>
+              </w:rPr>
+              <w:tab/>
+            </w:r>
+            <w:r>
+              <w:rPr>
+                <w:noProof/>
+                <w:webHidden/>
+              </w:rPr>
+              <w:fldChar w:fldCharType="begin"/>
+            </w:r>
+            <w:r>
+              <w:rPr>
+                <w:noProof/>
+                <w:webHidden/>
+              </w:rPr>
+              <w:instrText xml:space="preserve"> PAGEREF _Toc224159324 \h </w:instrText>
+            </w:r>
+            <w:r>
+              <w:rPr>
+                <w:noProof/>
+                <w:webHidden/>
+              </w:rPr>
+            </w:r>
+            <w:r>
+              <w:rPr>
+                <w:noProof/>
+                <w:webHidden/>
+              </w:rPr>
+              <w:fldChar w:fldCharType="separate"/>
+            </w:r>
+            <w:r>
+              <w:rPr>
+                <w:noProof/>
+                <w:webHidden/>
+              </w:rPr>
+              <w:t>9</w:t>
+            </w:r>
+            <w:r>
+              <w:rPr>
+                <w:noProof/>
+                <w:webHidden/>
+              </w:rPr>
+              <w:fldChar w:fldCharType="end"/>
+            </w:r>
+          </w:hyperlink>
+        </w:p>
+        <w:p>
+          <w:pPr>
+            <w:pStyle w:val="TOC1"/>
+            <w:tabs>
+              <w:tab w:val="right" w:leader="dot" w:pos="9016"/>
+            </w:tabs>
+            <w:rPr>
+              <w:rFonts w:eastAsiaTheme="minorEastAsia"/>
+              <w:noProof/>
+              <w:sz w:val="24"/>
+              <w:szCs w:val="24"/>
+              <w:lang w:val="en-GB" w:eastAsia="en-GB" w:bidi="ar-SA"/>
+            </w:rPr>
+          </w:pPr>
+          <w:hyperlink w:anchor="_Toc224159325" w:history="1">
+            <w:r>
+              <w:rPr>
+                <w:rStyle w:val="Hyperlink"/>
+                <w:rFonts w:ascii="Times New Roman" w:eastAsia="Times New Roman" w:hAnsi="Times New Roman" w:cs="Times New Roman"/>
+                <w:b/>
+                <w:bCs/>
+                <w:noProof/>
+                <w:kern w:val="36"/>
+                <w:lang w:val="en-GB" w:eastAsia="en-GB"/>
+                <w14:ligatures w14:val="none"/>
+              </w:rPr>
+              <w:t>11.5 Treasury &amp; Cash Management</w:t>
+            </w:r>
+            <w:r>
+              <w:rPr>
+                <w:noProof/>
+                <w:webHidden/>
+              </w:rPr>
+              <w:tab/>
+            </w:r>
+            <w:r>
+              <w:rPr>
+                <w:noProof/>
+                <w:webHidden/>
+              </w:rPr>
+              <w:fldChar w:fldCharType="begin"/>
+            </w:r>
+            <w:r>
+              <w:rPr>
+                <w:noProof/>
+                <w:webHidden/>
+              </w:rPr>
+              <w:instrText xml:space="preserve"> PAGEREF _Toc224159325 \h </w:instrText>
+            </w:r>
+            <w:r>
+              <w:rPr>
+                <w:noProof/>
+                <w:webHidden/>
+              </w:rPr>
+            </w:r>
+            <w:r>
+              <w:rPr>
+                <w:noProof/>
+                <w:webHidden/>
+              </w:rPr>
+              <w:fldChar w:fldCharType="separate"/>
+            </w:r>
+            <w:r>
+              <w:rPr>
+                <w:noProof/>
+                <w:webHidden/>
+              </w:rPr>
+              <w:t>9</w:t>
+            </w:r>
+            <w:r>
+              <w:rPr>
+                <w:noProof/>
+                <w:webHidden/>
+              </w:rPr>
+              <w:fldChar w:fldCharType="end"/>
+            </w:r>
+          </w:hyperlink>
+        </w:p>
+        <w:p>
+          <w:pPr>
+            <w:pStyle w:val="TOC3"/>
+            <w:tabs>
+              <w:tab w:val="right" w:leader="dot" w:pos="9016"/>
+            </w:tabs>
+            <w:rPr>
+              <w:rFonts w:eastAsiaTheme="minorEastAsia"/>
+              <w:noProof/>
+              <w:sz w:val="24"/>
+              <w:szCs w:val="24"/>
+              <w:lang w:val="en-GB" w:eastAsia="en-GB" w:bidi="ar-SA"/>
+            </w:rPr>
+          </w:pPr>
+          <w:hyperlink w:anchor="_Toc224159326" w:history="1">
+            <w:r>
+              <w:rPr>
+                <w:rStyle w:val="Hyperlink"/>
+                <w:rFonts w:ascii="Times New Roman" w:eastAsia="Times New Roman" w:hAnsi="Times New Roman" w:cs="Times New Roman"/>
+                <w:b/>
+                <w:bCs/>
+                <w:noProof/>
+                <w:kern w:val="0"/>
+                <w:lang w:val="en-GB" w:eastAsia="en-GB"/>
+                <w14:ligatures w14:val="none"/>
+              </w:rPr>
+              <w:t>Scope</w:t>
+            </w:r>
+            <w:r>
+              <w:rPr>
+                <w:noProof/>
+                <w:webHidden/>
+              </w:rPr>
+              <w:tab/>
+            </w:r>
+            <w:r>
+              <w:rPr>
+                <w:noProof/>
+                <w:webHidden/>
+              </w:rPr>
+              <w:fldChar w:fldCharType="begin"/>
+            </w:r>
+            <w:r>
+              <w:rPr>
+                <w:noProof/>
+                <w:webHidden/>
+              </w:rPr>
+              <w:instrText xml:space="preserve"> PAGEREF _Toc224159326 \h </w:instrText>
+            </w:r>
+            <w:r>
+              <w:rPr>
+                <w:noProof/>
+                <w:webHidden/>
+              </w:rPr>
+            </w:r>
+            <w:r>
+              <w:rPr>
+                <w:noProof/>
+                <w:webHidden/>
+              </w:rPr>
+              <w:fldChar w:fldCharType="separate"/>
+            </w:r>
+            <w:r>
+              <w:rPr>
+                <w:noProof/>
+                <w:webHidden/>
+              </w:rPr>
+              <w:t>9</w:t>
+            </w:r>
+            <w:r>
+              <w:rPr>
+                <w:noProof/>
+                <w:webHidden/>
+              </w:rPr>
+              <w:fldChar w:fldCharType="end"/>
+            </w:r>
+          </w:hyperlink>
+        </w:p>
+        <w:p>
+          <w:pPr>
+            <w:pStyle w:val="TOC3"/>
+            <w:tabs>
+              <w:tab w:val="right" w:leader="dot" w:pos="9016"/>
+            </w:tabs>
+            <w:rPr>
+              <w:rFonts w:eastAsiaTheme="minorEastAsia"/>
+              <w:noProof/>
+              <w:sz w:val="24"/>
+              <w:szCs w:val="24"/>
+              <w:lang w:val="en-GB" w:eastAsia="en-GB" w:bidi="ar-SA"/>
+            </w:rPr>
+          </w:pPr>
+          <w:hyperlink w:anchor="_Toc224159327" w:history="1">
+            <w:r>
+              <w:rPr>
+                <w:rStyle w:val="Hyperlink"/>
+                <w:rFonts w:ascii="Times New Roman" w:eastAsia="Times New Roman" w:hAnsi="Times New Roman" w:cs="Times New Roman"/>
+                <w:b/>
+                <w:bCs/>
+                <w:noProof/>
+                <w:kern w:val="0"/>
+                <w:lang w:val="en-GB" w:eastAsia="en-GB"/>
+                <w14:ligatures w14:val="none"/>
+              </w:rPr>
+              <w:t>SIPOC</w:t>
+            </w:r>
+            <w:r>
+              <w:rPr>
+                <w:noProof/>
+                <w:webHidden/>
+              </w:rPr>
+              <w:tab/>
+            </w:r>
+            <w:r>
+              <w:rPr>
+                <w:noProof/>
+                <w:webHidden/>
+              </w:rPr>
+              <w:fldChar w:fldCharType="begin"/>
+            </w:r>
+            <w:r>
+              <w:rPr>
+                <w:noProof/>
+                <w:webHidden/>
+              </w:rPr>
+              <w:instrText xml:space="preserve"> PAGEREF _Toc224159327 \h </w:instrText>
+            </w:r>
+            <w:r>
+              <w:rPr>
+                <w:noProof/>
+                <w:webHidden/>
+              </w:rPr>
+            </w:r>
+            <w:r>
+              <w:rPr>
+                <w:noProof/>
+                <w:webHidden/>
+              </w:rPr>
+              <w:fldChar w:fldCharType="separate"/>
+            </w:r>
+            <w:r>
+              <w:rPr>
+                <w:noProof/>
+                <w:webHidden/>
+              </w:rPr>
+              <w:t>9</w:t>
+            </w:r>
+            <w:r>
+              <w:rPr>
+                <w:noProof/>
+                <w:webHidden/>
+              </w:rPr>
+              <w:fldChar w:fldCharType="end"/>
+            </w:r>
+          </w:hyperlink>
+        </w:p>
+        <w:p>
+          <w:pPr>
+            <w:pStyle w:val="TOC3"/>
+            <w:tabs>
+              <w:tab w:val="right" w:leader="dot" w:pos="9016"/>
+            </w:tabs>
+            <w:rPr>
+              <w:rFonts w:eastAsiaTheme="minorEastAsia"/>
+              <w:noProof/>
+              <w:sz w:val="24"/>
+              <w:szCs w:val="24"/>
+              <w:lang w:val="en-GB" w:eastAsia="en-GB" w:bidi="ar-SA"/>
+            </w:rPr>
+          </w:pPr>
+          <w:hyperlink w:anchor="_Toc224159328" w:history="1">
+            <w:r>
+              <w:rPr>
+                <w:rStyle w:val="Hyperlink"/>
+                <w:rFonts w:ascii="Times New Roman" w:eastAsia="Times New Roman" w:hAnsi="Times New Roman" w:cs="Times New Roman"/>
+                <w:b/>
+                <w:bCs/>
+                <w:noProof/>
+                <w:kern w:val="0"/>
+                <w:lang w:val="en-GB" w:eastAsia="en-GB"/>
+                <w14:ligatures w14:val="none"/>
+              </w:rPr>
+              <w:t>KPIs</w:t>
+            </w:r>
+            <w:r>
+              <w:rPr>
+                <w:noProof/>
+                <w:webHidden/>
+              </w:rPr>
+              <w:tab/>
+            </w:r>
+            <w:r>
+              <w:rPr>
+                <w:noProof/>
+                <w:webHidden/>
+              </w:rPr>
+              <w:fldChar w:fldCharType="begin"/>
+            </w:r>
+            <w:r>
+              <w:rPr>
+                <w:noProof/>
+                <w:webHidden/>
+              </w:rPr>
+              <w:instrText xml:space="preserve"> PAGEREF _Toc224159328 \h </w:instrText>
+            </w:r>
+            <w:r>
+              <w:rPr>
+                <w:noProof/>
+                <w:webHidden/>
+              </w:rPr>
+            </w:r>
+            <w:r>
+              <w:rPr>
+                <w:noProof/>
+                <w:webHidden/>
+              </w:rPr>
+              <w:fldChar w:fldCharType="separate"/>
+            </w:r>
+            <w:r>
+              <w:rPr>
+                <w:noProof/>
+                <w:webHidden/>
+              </w:rPr>
+              <w:t>9</w:t>
+            </w:r>
+            <w:r>
+              <w:rPr>
+                <w:noProof/>
+                <w:webHidden/>
+              </w:rPr>
+              <w:fldChar w:fldCharType="end"/>
+            </w:r>
+          </w:hyperlink>
+        </w:p>
+        <w:p>
+          <w:pPr>
+            <w:pStyle w:val="TOC3"/>
+            <w:tabs>
+              <w:tab w:val="right" w:leader="dot" w:pos="9016"/>
+            </w:tabs>
+            <w:rPr>
+              <w:rFonts w:eastAsiaTheme="minorEastAsia"/>
+              <w:noProof/>
+              <w:sz w:val="24"/>
+              <w:szCs w:val="24"/>
+              <w:lang w:val="en-GB" w:eastAsia="en-GB" w:bidi="ar-SA"/>
+            </w:rPr>
+          </w:pPr>
+          <w:hyperlink w:anchor="_Toc224159329" w:history="1">
+            <w:r>
+              <w:rPr>
+                <w:rStyle w:val="Hyperlink"/>
+                <w:rFonts w:ascii="Times New Roman" w:eastAsia="Times New Roman" w:hAnsi="Times New Roman" w:cs="Times New Roman"/>
+                <w:b/>
+                <w:bCs/>
+                <w:noProof/>
+                <w:kern w:val="0"/>
+                <w:lang w:val="en-GB" w:eastAsia="en-GB"/>
+                <w14:ligatures w14:val="none"/>
+              </w:rPr>
+              <w:t>SAP Modules</w:t>
+            </w:r>
+            <w:r>
+              <w:rPr>
+                <w:noProof/>
+                <w:webHidden/>
+              </w:rPr>
+              <w:tab/>
+            </w:r>
+            <w:r>
+              <w:rPr>
+                <w:noProof/>
+                <w:webHidden/>
+              </w:rPr>
+              <w:fldChar w:fldCharType="begin"/>
+            </w:r>
+            <w:r>
+              <w:rPr>
+                <w:noProof/>
+                <w:webHidden/>
+              </w:rPr>
+              <w:instrText xml:space="preserve"> PAGEREF _Toc224159329 \h </w:instrText>
+            </w:r>
+            <w:r>
+              <w:rPr>
+                <w:noProof/>
+                <w:webHidden/>
+              </w:rPr>
+            </w:r>
+            <w:r>
+              <w:rPr>
+                <w:noProof/>
+                <w:webHidden/>
+              </w:rPr>
+              <w:fldChar w:fldCharType="separate"/>
+            </w:r>
+            <w:r>
+              <w:rPr>
+                <w:noProof/>
+                <w:webHidden/>
+              </w:rPr>
+              <w:t>10</w:t>
+            </w:r>
+            <w:r>
+              <w:rPr>
+                <w:noProof/>
+                <w:webHidden/>
+              </w:rPr>
+              <w:fldChar w:fldCharType="end"/>
+            </w:r>
+          </w:hyperlink>
+        </w:p>
+        <w:p>
+          <w:pPr>
+            <w:pStyle w:val="TOC3"/>
+            <w:tabs>
+              <w:tab w:val="right" w:leader="dot" w:pos="9016"/>
+            </w:tabs>
+            <w:rPr>
+              <w:rFonts w:eastAsiaTheme="minorEastAsia"/>
+              <w:noProof/>
+              <w:sz w:val="24"/>
+              <w:szCs w:val="24"/>
+              <w:lang w:val="en-GB" w:eastAsia="en-GB" w:bidi="ar-SA"/>
+            </w:rPr>
+          </w:pPr>
+          <w:hyperlink w:anchor="_Toc224159330" w:history="1">
+            <w:r>
+              <w:rPr>
+                <w:rStyle w:val="Hyperlink"/>
+                <w:rFonts w:ascii="Times New Roman" w:eastAsia="Times New Roman" w:hAnsi="Times New Roman" w:cs="Times New Roman"/>
+                <w:b/>
+                <w:bCs/>
+                <w:noProof/>
+                <w:kern w:val="0"/>
+                <w:lang w:val="en-GB" w:eastAsia="en-GB"/>
+                <w14:ligatures w14:val="none"/>
+              </w:rPr>
+              <w:t>Forms</w:t>
+            </w:r>
+            <w:r>
+              <w:rPr>
+                <w:noProof/>
+                <w:webHidden/>
+              </w:rPr>
+              <w:tab/>
+            </w:r>
+            <w:r>
+              <w:rPr>
+                <w:noProof/>
+                <w:webHidden/>
+              </w:rPr>
+              <w:fldChar w:fldCharType="begin"/>
+            </w:r>
+            <w:r>
+              <w:rPr>
+                <w:noProof/>
+                <w:webHidden/>
+              </w:rPr>
+              <w:instrText xml:space="preserve"> PAGEREF _Toc224159330 \h </w:instrText>
+            </w:r>
+            <w:r>
+              <w:rPr>
+                <w:noProof/>
+                <w:webHidden/>
+              </w:rPr>
+            </w:r>
+            <w:r>
+              <w:rPr>
+                <w:noProof/>
+                <w:webHidden/>
+              </w:rPr>
+              <w:fldChar w:fldCharType="separate"/>
+            </w:r>
+            <w:r>
+              <w:rPr>
+                <w:noProof/>
+                <w:webHidden/>
+              </w:rPr>
+              <w:t>10</w:t>
+            </w:r>
+            <w:r>
+              <w:rPr>
+                <w:noProof/>
+                <w:webHidden/>
+              </w:rPr>
+              <w:fldChar w:fldCharType="end"/>
+            </w:r>
+          </w:hyperlink>
+        </w:p>
+        <w:p>
+          <w:pPr>
+            <w:pStyle w:val="TOC1"/>
+            <w:tabs>
+              <w:tab w:val="right" w:leader="dot" w:pos="9016"/>
+            </w:tabs>
+            <w:rPr>
+              <w:rFonts w:eastAsiaTheme="minorEastAsia"/>
+              <w:noProof/>
+              <w:sz w:val="24"/>
+              <w:szCs w:val="24"/>
+              <w:lang w:val="en-GB" w:eastAsia="en-GB" w:bidi="ar-SA"/>
+            </w:rPr>
+          </w:pPr>
+          <w:hyperlink w:anchor="_Toc224159331" w:history="1">
+            <w:r>
+              <w:rPr>
+                <w:rStyle w:val="Hyperlink"/>
+                <w:rFonts w:ascii="Times New Roman" w:eastAsia="Times New Roman" w:hAnsi="Times New Roman" w:cs="Times New Roman"/>
+                <w:b/>
+                <w:bCs/>
+                <w:noProof/>
+                <w:kern w:val="36"/>
+                <w:lang w:val="en-GB" w:eastAsia="en-GB"/>
+                <w14:ligatures w14:val="none"/>
+              </w:rPr>
+              <w:t>11.6 Financial Reporting</w:t>
+            </w:r>
+            <w:r>
+              <w:rPr>
+                <w:noProof/>
+                <w:webHidden/>
+              </w:rPr>
+              <w:tab/>
+            </w:r>
+            <w:r>
+              <w:rPr>
+                <w:noProof/>
+                <w:webHidden/>
+              </w:rPr>
+              <w:fldChar w:fldCharType="begin"/>
+            </w:r>
+            <w:r>
+              <w:rPr>
+                <w:noProof/>
+                <w:webHidden/>
+              </w:rPr>
+              <w:instrText xml:space="preserve"> PAGEREF _Toc224159331 \h </w:instrText>
+            </w:r>
+            <w:r>
+              <w:rPr>
+                <w:noProof/>
+                <w:webHidden/>
+              </w:rPr>
+            </w:r>
+            <w:r>
+              <w:rPr>
+                <w:noProof/>
+                <w:webHidden/>
+              </w:rPr>
+              <w:fldChar w:fldCharType="separate"/>
+            </w:r>
+            <w:r>
+              <w:rPr>
+                <w:noProof/>
+                <w:webHidden/>
+              </w:rPr>
+              <w:t>10</w:t>
+            </w:r>
+            <w:r>
+              <w:rPr>
+                <w:noProof/>
+                <w:webHidden/>
+              </w:rPr>
+              <w:fldChar w:fldCharType="end"/>
+            </w:r>
+          </w:hyperlink>
+        </w:p>
+        <w:p>
+          <w:pPr>
+            <w:pStyle w:val="TOC2"/>
+            <w:tabs>
+              <w:tab w:val="right" w:leader="dot" w:pos="9016"/>
+            </w:tabs>
+            <w:rPr>
+              <w:rFonts w:eastAsiaTheme="minorEastAsia"/>
+              <w:noProof/>
+              <w:sz w:val="24"/>
+              <w:szCs w:val="24"/>
+              <w:lang w:val="en-GB" w:eastAsia="en-GB" w:bidi="ar-SA"/>
+            </w:rPr>
+          </w:pPr>
+          <w:hyperlink w:anchor="_Toc224159332" w:history="1">
+            <w:r>
+              <w:rPr>
+                <w:rStyle w:val="Hyperlink"/>
+                <w:rFonts w:ascii="Times New Roman" w:eastAsia="Times New Roman" w:hAnsi="Times New Roman" w:cs="Times New Roman"/>
+                <w:b/>
+                <w:bCs/>
+                <w:noProof/>
+                <w:kern w:val="0"/>
+                <w:lang w:val="en-GB" w:eastAsia="en-GB"/>
+                <w14:ligatures w14:val="none"/>
+              </w:rPr>
+              <w:t>11.6.1 Monthly Close Procedure</w:t>
+            </w:r>
+            <w:r>
+              <w:rPr>
+                <w:noProof/>
+                <w:webHidden/>
+              </w:rPr>
+              <w:tab/>
+            </w:r>
+            <w:r>
+              <w:rPr>
+                <w:noProof/>
+                <w:webHidden/>
+              </w:rPr>
+              <w:fldChar w:fldCharType="begin"/>
+            </w:r>
+            <w:r>
+              <w:rPr>
+                <w:noProof/>
+                <w:webHidden/>
+              </w:rPr>
+              <w:instrText xml:space="preserve"> PAGEREF _Toc224159332 \h </w:instrText>
+            </w:r>
+            <w:r>
+              <w:rPr>
+                <w:noProof/>
+                <w:webHidden/>
+              </w:rPr>
+            </w:r>
+            <w:r>
+              <w:rPr>
+                <w:noProof/>
+                <w:webHidden/>
+              </w:rPr>
+              <w:fldChar w:fldCharType="separate"/>
+            </w:r>
+            <w:r>
+              <w:rPr>
+                <w:noProof/>
+                <w:webHidden/>
+              </w:rPr>
+              <w:t>10</w:t>
+            </w:r>
+            <w:r>
+              <w:rPr>
+                <w:noProof/>
+                <w:webHidden/>
+              </w:rPr>
+              <w:fldChar w:fldCharType="end"/>
+            </w:r>
+          </w:hyperlink>
+        </w:p>
+        <w:p>
+          <w:pPr>
+            <w:pStyle w:val="TOC3"/>
+            <w:tabs>
+              <w:tab w:val="right" w:leader="dot" w:pos="9016"/>
+            </w:tabs>
+            <w:rPr>
+              <w:rFonts w:eastAsiaTheme="minorEastAsia"/>
+              <w:noProof/>
+              <w:sz w:val="24"/>
+              <w:szCs w:val="24"/>
+              <w:lang w:val="en-GB" w:eastAsia="en-GB" w:bidi="ar-SA"/>
+            </w:rPr>
+          </w:pPr>
+          <w:hyperlink w:anchor="_Toc224159333" w:history="1">
+            <w:r>
+              <w:rPr>
+                <w:rStyle w:val="Hyperlink"/>
+                <w:rFonts w:ascii="Times New Roman" w:eastAsia="Times New Roman" w:hAnsi="Times New Roman" w:cs="Times New Roman"/>
+                <w:b/>
+                <w:bCs/>
+                <w:noProof/>
+                <w:kern w:val="0"/>
+                <w:lang w:val="en-GB" w:eastAsia="en-GB"/>
+                <w14:ligatures w14:val="none"/>
+              </w:rPr>
+              <w:t>Steps</w:t>
+            </w:r>
+            <w:r>
+              <w:rPr>
+                <w:noProof/>
+                <w:webHidden/>
+              </w:rPr>
+              <w:tab/>
+            </w:r>
+            <w:r>
+              <w:rPr>
+                <w:noProof/>
+                <w:webHidden/>
+              </w:rPr>
+              <w:fldChar w:fldCharType="begin"/>
+            </w:r>
+            <w:r>
+              <w:rPr>
+                <w:noProof/>
+                <w:webHidden/>
+              </w:rPr>
+              <w:instrText xml:space="preserve"> PAGEREF _Toc224159333 \h </w:instrText>
+            </w:r>
+            <w:r>
+              <w:rPr>
+                <w:noProof/>
+                <w:webHidden/>
+              </w:rPr>
+            </w:r>
+            <w:r>
+              <w:rPr>
+                <w:noProof/>
+                <w:webHidden/>
+              </w:rPr>
+              <w:fldChar w:fldCharType="separate"/>
+            </w:r>
+            <w:r>
+              <w:rPr>
+                <w:noProof/>
+                <w:webHidden/>
+              </w:rPr>
+              <w:t>10</w:t>
+            </w:r>
+            <w:r>
+              <w:rPr>
+                <w:noProof/>
+                <w:webHidden/>
+              </w:rPr>
+              <w:fldChar w:fldCharType="end"/>
+            </w:r>
+          </w:hyperlink>
+        </w:p>
+        <w:p>
+          <w:pPr>
+            <w:pStyle w:val="TOC3"/>
+            <w:tabs>
+              <w:tab w:val="right" w:leader="dot" w:pos="9016"/>
+            </w:tabs>
+            <w:rPr>
+              <w:rFonts w:eastAsiaTheme="minorEastAsia"/>
+              <w:noProof/>
+              <w:sz w:val="24"/>
+              <w:szCs w:val="24"/>
+              <w:lang w:val="en-GB" w:eastAsia="en-GB" w:bidi="ar-SA"/>
+            </w:rPr>
+          </w:pPr>
+          <w:hyperlink w:anchor="_Toc224159334" w:history="1">
+            <w:r>
+              <w:rPr>
+                <w:rStyle w:val="Hyperlink"/>
+                <w:rFonts w:ascii="Times New Roman" w:eastAsia="Times New Roman" w:hAnsi="Times New Roman" w:cs="Times New Roman"/>
+                <w:b/>
+                <w:bCs/>
+                <w:noProof/>
+                <w:kern w:val="0"/>
+                <w:lang w:val="en-GB" w:eastAsia="en-GB"/>
+                <w14:ligatures w14:val="none"/>
+              </w:rPr>
+              <w:t>KPIs</w:t>
+            </w:r>
+            <w:r>
+              <w:rPr>
+                <w:noProof/>
+                <w:webHidden/>
+              </w:rPr>
+              <w:tab/>
+            </w:r>
+            <w:r>
+              <w:rPr>
+                <w:noProof/>
+                <w:webHidden/>
+              </w:rPr>
+              <w:fldChar w:fldCharType="begin"/>
+            </w:r>
+            <w:r>
+              <w:rPr>
+                <w:noProof/>
+                <w:webHidden/>
+              </w:rPr>
+              <w:instrText xml:space="preserve"> PAGEREF _Toc224159334 \h </w:instrText>
+            </w:r>
+            <w:r>
+              <w:rPr>
+                <w:noProof/>
+                <w:webHidden/>
+              </w:rPr>
+            </w:r>
+            <w:r>
+              <w:rPr>
+                <w:noProof/>
+                <w:webHidden/>
+              </w:rPr>
+              <w:fldChar w:fldCharType="separate"/>
+            </w:r>
+            <w:r>
+              <w:rPr>
+                <w:noProof/>
+                <w:webHidden/>
+              </w:rPr>
+              <w:t>10</w:t>
+            </w:r>
+            <w:r>
+              <w:rPr>
+                <w:noProof/>
+                <w:webHidden/>
+              </w:rPr>
+              <w:fldChar w:fldCharType="end"/>
+            </w:r>
+          </w:hyperlink>
+        </w:p>
+        <w:p>
+          <w:pPr>
+            <w:pStyle w:val="TOC3"/>
+            <w:tabs>
+              <w:tab w:val="right" w:leader="dot" w:pos="9016"/>
+            </w:tabs>
+            <w:rPr>
+              <w:rFonts w:eastAsiaTheme="minorEastAsia"/>
+              <w:noProof/>
+              <w:sz w:val="24"/>
+              <w:szCs w:val="24"/>
+              <w:lang w:val="en-GB" w:eastAsia="en-GB" w:bidi="ar-SA"/>
+            </w:rPr>
+          </w:pPr>
+          <w:hyperlink w:anchor="_Toc224159335" w:history="1">
+            <w:r>
+              <w:rPr>
+                <w:rStyle w:val="Hyperlink"/>
+                <w:rFonts w:ascii="Times New Roman" w:eastAsia="Times New Roman" w:hAnsi="Times New Roman" w:cs="Times New Roman"/>
+                <w:b/>
+                <w:bCs/>
+                <w:noProof/>
+                <w:kern w:val="0"/>
+                <w:lang w:val="en-GB" w:eastAsia="en-GB"/>
+                <w14:ligatures w14:val="none"/>
+              </w:rPr>
+              <w:t>Reports</w:t>
+            </w:r>
+            <w:r>
+              <w:rPr>
+                <w:noProof/>
+                <w:webHidden/>
+              </w:rPr>
+              <w:tab/>
+            </w:r>
+            <w:r>
+              <w:rPr>
+                <w:noProof/>
+                <w:webHidden/>
+              </w:rPr>
+              <w:fldChar w:fldCharType="begin"/>
+            </w:r>
+            <w:r>
+              <w:rPr>
+                <w:noProof/>
+                <w:webHidden/>
+              </w:rPr>
+              <w:instrText xml:space="preserve"> PAGEREF _Toc224159335 \h </w:instrText>
+            </w:r>
+            <w:r>
+              <w:rPr>
+                <w:noProof/>
+                <w:webHidden/>
+              </w:rPr>
+            </w:r>
+            <w:r>
+              <w:rPr>
+                <w:noProof/>
+                <w:webHidden/>
+              </w:rPr>
+              <w:fldChar w:fldCharType="separate"/>
+            </w:r>
+            <w:r>
+              <w:rPr>
+                <w:noProof/>
+                <w:webHidden/>
+              </w:rPr>
+              <w:t>10</w:t>
+            </w:r>
+            <w:r>
+              <w:rPr>
+                <w:noProof/>
+                <w:webHidden/>
+              </w:rPr>
+              <w:fldChar w:fldCharType="end"/>
+            </w:r>
+          </w:hyperlink>
+        </w:p>
+        <w:p>
+          <w:pPr>
+            <w:pStyle w:val="TOC1"/>
+            <w:tabs>
+              <w:tab w:val="right" w:leader="dot" w:pos="9016"/>
+            </w:tabs>
+            <w:rPr>
+              <w:rFonts w:eastAsiaTheme="minorEastAsia"/>
+              <w:noProof/>
+              <w:sz w:val="24"/>
+              <w:szCs w:val="24"/>
+              <w:lang w:val="en-GB" w:eastAsia="en-GB" w:bidi="ar-SA"/>
+            </w:rPr>
+          </w:pPr>
+          <w:hyperlink w:anchor="_Toc224159336" w:history="1">
+            <w:r>
+              <w:rPr>
+                <w:rStyle w:val="Hyperlink"/>
+                <w:rFonts w:ascii="Times New Roman" w:eastAsia="Times New Roman" w:hAnsi="Times New Roman" w:cs="Times New Roman"/>
+                <w:b/>
+                <w:bCs/>
+                <w:noProof/>
+                <w:kern w:val="36"/>
+                <w:lang w:val="en-GB" w:eastAsia="en-GB"/>
+                <w14:ligatures w14:val="none"/>
+              </w:rPr>
+              <w:t>11.7 Tax &amp; Regulatory Compliance</w:t>
+            </w:r>
+            <w:r>
+              <w:rPr>
+                <w:noProof/>
+                <w:webHidden/>
+              </w:rPr>
+              <w:tab/>
+            </w:r>
+            <w:r>
+              <w:rPr>
+                <w:noProof/>
+                <w:webHidden/>
+              </w:rPr>
+              <w:fldChar w:fldCharType="begin"/>
+            </w:r>
+            <w:r>
+              <w:rPr>
+                <w:noProof/>
+                <w:webHidden/>
+              </w:rPr>
+              <w:instrText xml:space="preserve"> PAGEREF _Toc224159336 \h </w:instrText>
+            </w:r>
+            <w:r>
+              <w:rPr>
+                <w:noProof/>
+                <w:webHidden/>
+              </w:rPr>
+            </w:r>
+            <w:r>
+              <w:rPr>
+                <w:noProof/>
+                <w:webHidden/>
+              </w:rPr>
+              <w:fldChar w:fldCharType="separate"/>
+            </w:r>
+            <w:r>
+              <w:rPr>
+                <w:noProof/>
+                <w:webHidden/>
+              </w:rPr>
+              <w:t>11</w:t>
+            </w:r>
+            <w:r>
+              <w:rPr>
+                <w:noProof/>
+                <w:webHidden/>
+              </w:rPr>
+              <w:fldChar w:fldCharType="end"/>
+            </w:r>
+          </w:hyperlink>
+        </w:p>
+        <w:p>
+          <w:pPr>
+            <w:pStyle w:val="TOC3"/>
+            <w:tabs>
+              <w:tab w:val="right" w:leader="dot" w:pos="9016"/>
+            </w:tabs>
+            <w:rPr>
+              <w:rFonts w:eastAsiaTheme="minorEastAsia"/>
+              <w:noProof/>
+              <w:sz w:val="24"/>
+              <w:szCs w:val="24"/>
+              <w:lang w:val="en-GB" w:eastAsia="en-GB" w:bidi="ar-SA"/>
+            </w:rPr>
+          </w:pPr>
+          <w:hyperlink w:anchor="_Toc224159337" w:history="1">
+            <w:r>
+              <w:rPr>
+                <w:rStyle w:val="Hyperlink"/>
+                <w:rFonts w:ascii="Times New Roman" w:eastAsia="Times New Roman" w:hAnsi="Times New Roman" w:cs="Times New Roman"/>
+                <w:b/>
+                <w:bCs/>
+                <w:noProof/>
+                <w:kern w:val="0"/>
+                <w:lang w:val="en-GB" w:eastAsia="en-GB"/>
+                <w14:ligatures w14:val="none"/>
+              </w:rPr>
+              <w:t>Scope</w:t>
+            </w:r>
+            <w:r>
+              <w:rPr>
+                <w:noProof/>
+                <w:webHidden/>
+              </w:rPr>
+              <w:tab/>
+            </w:r>
+            <w:r>
+              <w:rPr>
+                <w:noProof/>
+                <w:webHidden/>
+              </w:rPr>
+              <w:fldChar w:fldCharType="begin"/>
+            </w:r>
+            <w:r>
+              <w:rPr>
+                <w:noProof/>
+                <w:webHidden/>
+              </w:rPr>
+              <w:instrText xml:space="preserve"> PAGEREF _Toc224159337 \h </w:instrText>
+            </w:r>
+            <w:r>
+              <w:rPr>
+                <w:noProof/>
+                <w:webHidden/>
+              </w:rPr>
+            </w:r>
+            <w:r>
+              <w:rPr>
+                <w:noProof/>
+                <w:webHidden/>
+              </w:rPr>
+              <w:fldChar w:fldCharType="separate"/>
+            </w:r>
+            <w:r>
+              <w:rPr>
+                <w:noProof/>
+                <w:webHidden/>
+              </w:rPr>
+              <w:t>11</w:t>
+            </w:r>
+            <w:r>
+              <w:rPr>
+                <w:noProof/>
+                <w:webHidden/>
+              </w:rPr>
+              <w:fldChar w:fldCharType="end"/>
+            </w:r>
+          </w:hyperlink>
+        </w:p>
+        <w:p>
+          <w:pPr>
+            <w:pStyle w:val="TOC3"/>
+            <w:tabs>
+              <w:tab w:val="right" w:leader="dot" w:pos="9016"/>
+            </w:tabs>
+            <w:rPr>
+              <w:rFonts w:eastAsiaTheme="minorEastAsia"/>
+              <w:noProof/>
+              <w:sz w:val="24"/>
+              <w:szCs w:val="24"/>
+              <w:lang w:val="en-GB" w:eastAsia="en-GB" w:bidi="ar-SA"/>
+            </w:rPr>
+          </w:pPr>
+          <w:hyperlink w:anchor="_Toc224159338" w:history="1">
+            <w:r>
+              <w:rPr>
+                <w:rStyle w:val="Hyperlink"/>
+                <w:rFonts w:ascii="Times New Roman" w:eastAsia="Times New Roman" w:hAnsi="Times New Roman" w:cs="Times New Roman"/>
+                <w:b/>
+                <w:bCs/>
+                <w:noProof/>
+                <w:kern w:val="0"/>
+                <w:lang w:val="en-GB" w:eastAsia="en-GB"/>
+                <w14:ligatures w14:val="none"/>
+              </w:rPr>
+              <w:t>Controls</w:t>
+            </w:r>
+            <w:r>
+              <w:rPr>
+                <w:noProof/>
+                <w:webHidden/>
+              </w:rPr>
+              <w:tab/>
+            </w:r>
+            <w:r>
+              <w:rPr>
+                <w:noProof/>
+                <w:webHidden/>
+              </w:rPr>
+              <w:fldChar w:fldCharType="begin"/>
+            </w:r>
+            <w:r>
+              <w:rPr>
+                <w:noProof/>
+                <w:webHidden/>
+              </w:rPr>
+              <w:instrText xml:space="preserve"> PAGEREF _Toc224159338 \h </w:instrText>
+            </w:r>
+            <w:r>
+              <w:rPr>
+                <w:noProof/>
+                <w:webHidden/>
+              </w:rPr>
+            </w:r>
+            <w:r>
+              <w:rPr>
+                <w:noProof/>
+                <w:webHidden/>
+              </w:rPr>
+              <w:fldChar w:fldCharType="separate"/>
+            </w:r>
+            <w:r>
+              <w:rPr>
+                <w:noProof/>
+                <w:webHidden/>
+              </w:rPr>
+              <w:t>11</w:t>
+            </w:r>
+            <w:r>
+              <w:rPr>
+                <w:noProof/>
+                <w:webHidden/>
+              </w:rPr>
+              <w:fldChar w:fldCharType="end"/>
+            </w:r>
+          </w:hyperlink>
+        </w:p>
+        <w:p>
+          <w:pPr>
+            <w:pStyle w:val="TOC3"/>
+            <w:tabs>
+              <w:tab w:val="right" w:leader="dot" w:pos="9016"/>
+            </w:tabs>
+            <w:rPr>
+              <w:rFonts w:eastAsiaTheme="minorEastAsia"/>
+              <w:noProof/>
+              <w:sz w:val="24"/>
+              <w:szCs w:val="24"/>
+              <w:lang w:val="en-GB" w:eastAsia="en-GB" w:bidi="ar-SA"/>
+            </w:rPr>
+          </w:pPr>
+          <w:hyperlink w:anchor="_Toc224159339" w:history="1">
+            <w:r>
+              <w:rPr>
+                <w:rStyle w:val="Hyperlink"/>
+                <w:rFonts w:ascii="Times New Roman" w:eastAsia="Times New Roman" w:hAnsi="Times New Roman" w:cs="Times New Roman"/>
+                <w:b/>
+                <w:bCs/>
+                <w:noProof/>
+                <w:kern w:val="0"/>
+                <w:lang w:val="en-GB" w:eastAsia="en-GB"/>
+                <w14:ligatures w14:val="none"/>
+              </w:rPr>
+              <w:t>Forms</w:t>
+            </w:r>
+            <w:r>
+              <w:rPr>
+                <w:noProof/>
+                <w:webHidden/>
+              </w:rPr>
+              <w:tab/>
+            </w:r>
+            <w:r>
+              <w:rPr>
+                <w:noProof/>
+                <w:webHidden/>
+              </w:rPr>
+              <w:fldChar w:fldCharType="begin"/>
+            </w:r>
+            <w:r>
+              <w:rPr>
+                <w:noProof/>
+                <w:webHidden/>
+              </w:rPr>
+              <w:instrText xml:space="preserve"> PAGEREF _Toc224159339 \h </w:instrText>
+            </w:r>
+            <w:r>
+              <w:rPr>
+                <w:noProof/>
+                <w:webHidden/>
+              </w:rPr>
+            </w:r>
+            <w:r>
+              <w:rPr>
+                <w:noProof/>
+                <w:webHidden/>
+              </w:rPr>
+              <w:fldChar w:fldCharType="separate"/>
+            </w:r>
+            <w:r>
+              <w:rPr>
+                <w:noProof/>
+                <w:webHidden/>
+              </w:rPr>
+              <w:t>11</w:t>
+            </w:r>
+            <w:r>
+              <w:rPr>
+                <w:noProof/>
+                <w:webHidden/>
+              </w:rPr>
+              <w:fldChar w:fldCharType="end"/>
+            </w:r>
+          </w:hyperlink>
+        </w:p>
+        <w:p>
+          <w:pPr>
+            <w:pStyle w:val="TOC1"/>
+            <w:tabs>
+              <w:tab w:val="right" w:leader="dot" w:pos="9016"/>
+            </w:tabs>
+            <w:rPr>
+              <w:rFonts w:eastAsiaTheme="minorEastAsia"/>
+              <w:noProof/>
+              <w:sz w:val="24"/>
+              <w:szCs w:val="24"/>
+              <w:lang w:val="en-GB" w:eastAsia="en-GB" w:bidi="ar-SA"/>
+            </w:rPr>
+          </w:pPr>
+          <w:hyperlink w:anchor="_Toc224159340" w:history="1">
+            <w:r>
+              <w:rPr>
+                <w:rStyle w:val="Hyperlink"/>
+                <w:rFonts w:ascii="Times New Roman" w:eastAsia="Times New Roman" w:hAnsi="Times New Roman" w:cs="Times New Roman"/>
+                <w:b/>
+                <w:bCs/>
+                <w:noProof/>
+                <w:kern w:val="36"/>
+                <w:lang w:val="en-GB" w:eastAsia="en-GB"/>
+                <w14:ligatures w14:val="none"/>
+              </w:rPr>
+              <w:t>11.8 Internal Controls &amp; Financial Risk</w:t>
+            </w:r>
+            <w:r>
+              <w:rPr>
+                <w:noProof/>
+                <w:webHidden/>
+              </w:rPr>
+              <w:tab/>
+            </w:r>
+            <w:r>
+              <w:rPr>
+                <w:noProof/>
+                <w:webHidden/>
+              </w:rPr>
+              <w:fldChar w:fldCharType="begin"/>
+            </w:r>
+            <w:r>
+              <w:rPr>
+                <w:noProof/>
+                <w:webHidden/>
+              </w:rPr>
+              <w:instrText xml:space="preserve"> PAGEREF _Toc224159340 \h </w:instrText>
+            </w:r>
+            <w:r>
+              <w:rPr>
+                <w:noProof/>
+                <w:webHidden/>
+              </w:rPr>
+            </w:r>
+            <w:r>
+              <w:rPr>
+                <w:noProof/>
+                <w:webHidden/>
+              </w:rPr>
+              <w:fldChar w:fldCharType="separate"/>
+            </w:r>
+            <w:r>
+              <w:rPr>
+                <w:noProof/>
+                <w:webHidden/>
+              </w:rPr>
+              <w:t>11</w:t>
+            </w:r>
+            <w:r>
+              <w:rPr>
+                <w:noProof/>
+                <w:webHidden/>
+              </w:rPr>
+              <w:fldChar w:fldCharType="end"/>
+            </w:r>
+          </w:hyperlink>
+        </w:p>
+        <w:p>
+          <w:pPr>
+            <w:pStyle w:val="TOC2"/>
+            <w:tabs>
+              <w:tab w:val="right" w:leader="dot" w:pos="9016"/>
+            </w:tabs>
+            <w:rPr>
+              <w:rFonts w:eastAsiaTheme="minorEastAsia"/>
+              <w:noProof/>
+              <w:sz w:val="24"/>
+              <w:szCs w:val="24"/>
+              <w:lang w:val="en-GB" w:eastAsia="en-GB" w:bidi="ar-SA"/>
+            </w:rPr>
+          </w:pPr>
+          <w:hyperlink w:anchor="_Toc224159341" w:history="1">
+            <w:r>
+              <w:rPr>
+                <w:rStyle w:val="Hyperlink"/>
+                <w:rFonts w:ascii="Times New Roman" w:eastAsia="Times New Roman" w:hAnsi="Times New Roman" w:cs="Times New Roman"/>
+                <w:b/>
+                <w:bCs/>
+                <w:noProof/>
+                <w:kern w:val="0"/>
+                <w:lang w:val="en-GB" w:eastAsia="en-GB"/>
+                <w14:ligatures w14:val="none"/>
+              </w:rPr>
+              <w:t>Risk &amp; Control Matrix (Sample Extract)</w:t>
+            </w:r>
+            <w:r>
+              <w:rPr>
+                <w:noProof/>
+                <w:webHidden/>
+              </w:rPr>
+              <w:tab/>
+            </w:r>
+            <w:r>
+              <w:rPr>
+                <w:noProof/>
+                <w:webHidden/>
+              </w:rPr>
+              <w:fldChar w:fldCharType="begin"/>
+            </w:r>
+            <w:r>
+              <w:rPr>
+                <w:noProof/>
+                <w:webHidden/>
+              </w:rPr>
+              <w:instrText xml:space="preserve"> PAGEREF _Toc224159341 \h </w:instrText>
+            </w:r>
+            <w:r>
+              <w:rPr>
+                <w:noProof/>
+                <w:webHidden/>
+              </w:rPr>
+            </w:r>
+            <w:r>
+              <w:rPr>
+                <w:noProof/>
+                <w:webHidden/>
+              </w:rPr>
+              <w:fldChar w:fldCharType="separate"/>
+            </w:r>
+            <w:r>
+              <w:rPr>
+                <w:noProof/>
+                <w:webHidden/>
+              </w:rPr>
+              <w:t>11</w:t>
+            </w:r>
+            <w:r>
+              <w:rPr>
+                <w:noProof/>
+                <w:webHidden/>
+              </w:rPr>
+              <w:fldChar w:fldCharType="end"/>
+            </w:r>
+          </w:hyperlink>
+        </w:p>
+        <w:p>
+          <w:pPr>
+            <w:pStyle w:val="TOC1"/>
+            <w:tabs>
+              <w:tab w:val="right" w:leader="dot" w:pos="9016"/>
+            </w:tabs>
+            <w:rPr>
+              <w:rFonts w:eastAsiaTheme="minorEastAsia"/>
+              <w:noProof/>
+              <w:sz w:val="24"/>
+              <w:szCs w:val="24"/>
+              <w:lang w:val="en-GB" w:eastAsia="en-GB" w:bidi="ar-SA"/>
+            </w:rPr>
+          </w:pPr>
+          <w:hyperlink w:anchor="_Toc224159342" w:history="1">
+            <w:r>
+              <w:rPr>
+                <w:rStyle w:val="Hyperlink"/>
+                <w:rFonts w:ascii="Times New Roman" w:eastAsia="Times New Roman" w:hAnsi="Times New Roman" w:cs="Times New Roman"/>
+                <w:b/>
+                <w:bCs/>
+                <w:noProof/>
+                <w:kern w:val="36"/>
+                <w:lang w:val="en-GB" w:eastAsia="en-GB"/>
+                <w14:ligatures w14:val="none"/>
+              </w:rPr>
+              <w:t>Financial Process Architecture Layer</w:t>
+            </w:r>
+            <w:r>
+              <w:rPr>
+                <w:noProof/>
+                <w:webHidden/>
+              </w:rPr>
+              <w:tab/>
+            </w:r>
+            <w:r>
+              <w:rPr>
+                <w:noProof/>
+                <w:webHidden/>
+              </w:rPr>
+              <w:fldChar w:fldCharType="begin"/>
+            </w:r>
+            <w:r>
+              <w:rPr>
+                <w:noProof/>
+                <w:webHidden/>
+              </w:rPr>
+              <w:instrText xml:space="preserve"> PAGEREF _Toc224159342 \h </w:instrText>
+            </w:r>
+            <w:r>
+              <w:rPr>
+                <w:noProof/>
+                <w:webHidden/>
+              </w:rPr>
+            </w:r>
+            <w:r>
+              <w:rPr>
+                <w:noProof/>
+                <w:webHidden/>
+              </w:rPr>
+              <w:fldChar w:fldCharType="separate"/>
+            </w:r>
+            <w:r>
+              <w:rPr>
+                <w:noProof/>
+                <w:webHidden/>
+              </w:rPr>
+              <w:t>12</w:t>
+            </w:r>
+            <w:r>
+              <w:rPr>
+                <w:noProof/>
+                <w:webHidden/>
+              </w:rPr>
+              <w:fldChar w:fldCharType="end"/>
+            </w:r>
+          </w:hyperlink>
+        </w:p>
+        <w:p>
+          <w:pPr>
+            <w:pStyle w:val="TOC1"/>
+            <w:tabs>
+              <w:tab w:val="right" w:leader="dot" w:pos="9016"/>
+            </w:tabs>
+            <w:rPr>
+              <w:rFonts w:eastAsiaTheme="minorEastAsia"/>
+              <w:noProof/>
+              <w:sz w:val="24"/>
+              <w:szCs w:val="24"/>
+              <w:lang w:val="en-GB" w:eastAsia="en-GB" w:bidi="ar-SA"/>
+            </w:rPr>
+          </w:pPr>
+          <w:hyperlink w:anchor="_Toc224159343" w:history="1">
+            <w:r>
+              <w:rPr>
+                <w:rStyle w:val="Hyperlink"/>
+                <w:rFonts w:ascii="Times New Roman" w:eastAsia="Times New Roman" w:hAnsi="Times New Roman" w:cs="Times New Roman"/>
+                <w:b/>
+                <w:bCs/>
+                <w:noProof/>
+                <w:kern w:val="36"/>
+                <w:lang w:val="en-GB" w:eastAsia="en-GB"/>
+                <w14:ligatures w14:val="none"/>
+              </w:rPr>
+              <w:t>Full Finance Document Register</w:t>
+            </w:r>
+            <w:r>
+              <w:rPr>
+                <w:noProof/>
+                <w:webHidden/>
+              </w:rPr>
+              <w:tab/>
+            </w:r>
+            <w:r>
+              <w:rPr>
+                <w:noProof/>
+                <w:webHidden/>
+              </w:rPr>
+              <w:fldChar w:fldCharType="begin"/>
+            </w:r>
+            <w:r>
+              <w:rPr>
+                <w:noProof/>
+                <w:webHidden/>
+              </w:rPr>
+              <w:instrText xml:space="preserve"> PAGEREF _Toc224159343 \h </w:instrText>
+            </w:r>
+            <w:r>
+              <w:rPr>
+                <w:noProof/>
+                <w:webHidden/>
+              </w:rPr>
+            </w:r>
+            <w:r>
+              <w:rPr>
+                <w:noProof/>
+                <w:webHidden/>
+              </w:rPr>
+              <w:fldChar w:fldCharType="separate"/>
+            </w:r>
+            <w:r>
+              <w:rPr>
+                <w:noProof/>
+                <w:webHidden/>
+              </w:rPr>
+              <w:t>12</w:t>
+            </w:r>
+            <w:r>
+              <w:rPr>
+                <w:noProof/>
+                <w:webHidden/>
+              </w:rPr>
+              <w:fldChar w:fldCharType="end"/>
+            </w:r>
+          </w:hyperlink>
+        </w:p>
+        <w:p>
+          <w:pPr>
+            <w:pStyle w:val="TOC1"/>
+            <w:tabs>
+              <w:tab w:val="right" w:leader="dot" w:pos="9016"/>
+            </w:tabs>
+            <w:rPr>
+              <w:rFonts w:eastAsiaTheme="minorEastAsia"/>
+              <w:noProof/>
+              <w:sz w:val="24"/>
+              <w:szCs w:val="24"/>
+              <w:lang w:val="en-GB" w:eastAsia="en-GB" w:bidi="ar-SA"/>
+            </w:rPr>
+          </w:pPr>
+          <w:hyperlink w:anchor="_Toc224159344" w:history="1">
+            <w:r>
+              <w:rPr>
+                <w:rStyle w:val="Hyperlink"/>
+                <w:rFonts w:ascii="Times New Roman" w:eastAsia="Times New Roman" w:hAnsi="Times New Roman" w:cs="Times New Roman"/>
+                <w:b/>
+                <w:bCs/>
+                <w:noProof/>
+                <w:kern w:val="36"/>
+                <w:lang w:val="en-GB" w:eastAsia="en-GB"/>
+                <w14:ligatures w14:val="none"/>
+              </w:rPr>
+              <w:t>Maturity Levels (Scoring 1–5)</w:t>
+            </w:r>
+            <w:r>
+              <w:rPr>
+                <w:noProof/>
+                <w:webHidden/>
+              </w:rPr>
+              <w:tab/>
+            </w:r>
+            <w:r>
+              <w:rPr>
+                <w:noProof/>
+                <w:webHidden/>
+              </w:rPr>
+              <w:fldChar w:fldCharType="begin"/>
+            </w:r>
+            <w:r>
+              <w:rPr>
+                <w:noProof/>
+                <w:webHidden/>
+              </w:rPr>
+              <w:instrText xml:space="preserve"> PAGEREF _Toc224159344 \h </w:instrText>
+            </w:r>
+            <w:r>
+              <w:rPr>
+                <w:noProof/>
+                <w:webHidden/>
+              </w:rPr>
+            </w:r>
+            <w:r>
+              <w:rPr>
+                <w:noProof/>
+                <w:webHidden/>
+              </w:rPr>
+              <w:fldChar w:fldCharType="separate"/>
+            </w:r>
+            <w:r>
+              <w:rPr>
+                <w:noProof/>
+                <w:webHidden/>
+              </w:rPr>
+              <w:t>12</w:t>
+            </w:r>
+            <w:r>
+              <w:rPr>
+                <w:noProof/>
+                <w:webHidden/>
+              </w:rPr>
+              <w:fldChar w:fldCharType="end"/>
+            </w:r>
+          </w:hyperlink>
+        </w:p>
+        <w:p>
+          <w:pPr>
+            <w:pStyle w:val="TOC3"/>
+            <w:tabs>
+              <w:tab w:val="right" w:leader="dot" w:pos="9016"/>
+            </w:tabs>
+            <w:rPr>
+              <w:rFonts w:eastAsiaTheme="minorEastAsia"/>
+              <w:noProof/>
+              <w:sz w:val="24"/>
+              <w:szCs w:val="24"/>
+              <w:lang w:val="en-GB" w:eastAsia="en-GB" w:bidi="ar-SA"/>
+            </w:rPr>
+          </w:pPr>
+          <w:hyperlink w:anchor="_Toc224159345" w:history="1">
+            <w:r>
+              <w:rPr>
+                <w:rStyle w:val="Hyperlink"/>
+                <w:rFonts w:ascii="Times New Roman" w:eastAsia="Times New Roman" w:hAnsi="Times New Roman" w:cs="Times New Roman"/>
+                <w:noProof/>
+                <w:kern w:val="0"/>
+                <w:highlight w:val="yellow"/>
+                <w:lang w:val="en-GB" w:eastAsia="en-GB"/>
+                <w14:ligatures w14:val="none"/>
+              </w:rPr>
+              <w:t>Next to do</w:t>
+            </w:r>
+            <w:r>
+              <w:rPr>
+                <w:noProof/>
+                <w:webHidden/>
+              </w:rPr>
+              <w:tab/>
+            </w:r>
+            <w:r>
+              <w:rPr>
+                <w:noProof/>
+                <w:webHidden/>
+              </w:rPr>
+              <w:fldChar w:fldCharType="begin"/>
+            </w:r>
+            <w:r>
+              <w:rPr>
+                <w:noProof/>
+                <w:webHidden/>
+              </w:rPr>
+              <w:instrText xml:space="preserve"> PAGEREF _Toc224159345 \h </w:instrText>
+            </w:r>
+            <w:r>
+              <w:rPr>
+                <w:noProof/>
+                <w:webHidden/>
+              </w:rPr>
+            </w:r>
+            <w:r>
+              <w:rPr>
+                <w:noProof/>
+                <w:webHidden/>
+              </w:rPr>
+              <w:fldChar w:fldCharType="separate"/>
+            </w:r>
+            <w:r>
+              <w:rPr>
+                <w:noProof/>
+                <w:webHidden/>
+              </w:rPr>
+              <w:t>12</w:t>
+            </w:r>
+            <w:r>
+              <w:rPr>
+                <w:noProof/>
+                <w:webHidden/>
+              </w:rPr>
+              <w:fldChar w:fldCharType="end"/>
+            </w:r>
+          </w:hyperlink>
+        </w:p>
+        <w:p>
+          <w:pPr>
+            <w:pStyle w:val="TOC3"/>
+            <w:tabs>
+              <w:tab w:val="right" w:leader="dot" w:pos="9016"/>
+            </w:tabs>
+            <w:rPr>
+              <w:rFonts w:eastAsiaTheme="minorEastAsia"/>
+              <w:noProof/>
+              <w:sz w:val="24"/>
+              <w:szCs w:val="24"/>
+              <w:lang w:val="en-GB" w:eastAsia="en-GB" w:bidi="ar-SA"/>
+            </w:rPr>
+          </w:pPr>
+          <w:hyperlink w:anchor="_Toc224159346" w:history="1">
+            <w:r>
+              <w:rPr>
+                <w:rStyle w:val="Hyperlink"/>
+                <w:rFonts w:ascii="Times New Roman" w:eastAsia="Times New Roman" w:hAnsi="Times New Roman" w:cs="Times New Roman"/>
+                <w:noProof/>
+                <w:kern w:val="0"/>
+                <w:lang w:val="en-GB" w:eastAsia="en-GB"/>
+                <w14:ligatures w14:val="none"/>
+              </w:rPr>
+              <w:t>Forms and templates</w:t>
+            </w:r>
+            <w:r>
+              <w:rPr>
+                <w:noProof/>
+                <w:webHidden/>
+              </w:rPr>
+              <w:tab/>
+            </w:r>
+            <w:r>
+              <w:rPr>
+                <w:noProof/>
+                <w:webHidden/>
+              </w:rPr>
+              <w:fldChar w:fldCharType="begin"/>
+            </w:r>
+            <w:r>
+              <w:rPr>
+                <w:noProof/>
+                <w:webHidden/>
+              </w:rPr>
+              <w:instrText xml:space="preserve"> PAGEREF _Toc224159346 \h </w:instrText>
+            </w:r>
+            <w:r>
+              <w:rPr>
+                <w:noProof/>
+                <w:webHidden/>
+              </w:rPr>
+            </w:r>
+            <w:r>
+              <w:rPr>
+                <w:noProof/>
+                <w:webHidden/>
+              </w:rPr>
+              <w:fldChar w:fldCharType="separate"/>
+            </w:r>
+            <w:r>
+              <w:rPr>
+                <w:noProof/>
+                <w:webHidden/>
+              </w:rPr>
+              <w:t>13</w:t>
+            </w:r>
+            <w:r>
+              <w:rPr>
+                <w:noProof/>
+                <w:webHidden/>
+              </w:rPr>
+              <w:fldChar w:fldCharType="end"/>
+            </w:r>
+          </w:hyperlink>
+        </w:p>
+        <w:p>
+          <w:r>
+            <w:rPr>
+              <w:b/>
+              <w:bCs/>
+              <w:noProof/>
+            </w:rPr>
+            <w:fldChar w:fldCharType="end"/>
+          </w:r>
+        </w:p>
+      </w:sdtContent>
+    </w:sdt>
+    <w:p/>
+    <w:p>
+      <w:pPr>
+        <w:rPr>
+          <w:rFonts w:ascii="Courier New" w:eastAsia="Times New Roman" w:hAnsi="Courier New" w:cs="Courier New"/>
+          <w:kern w:val="0"/>
+          <w:sz w:val="20"/>
+          <w:szCs w:val="20"/>
+          <w:lang w:val="en-GB" w:eastAsia="en-GB" w:bidi="ar-SA"/>
+          <w14:ligatures w14:val="none"/>
+        </w:rPr>
+      </w:pPr>
+      <w:r>
+        <w:rPr>
+          <w:rFonts w:ascii="Courier New" w:eastAsia="Times New Roman" w:hAnsi="Courier New" w:cs="Courier New"/>
+          <w:kern w:val="0"/>
+          <w:sz w:val="20"/>
+          <w:szCs w:val="20"/>
+          <w:lang w:val="en-GB" w:eastAsia="en-GB" w:bidi="ar-SA"/>
+          <w14:ligatures w14:val="none"/>
+        </w:rPr>
+        <w:br w:type="page"/>
+      </w:r>
+    </w:p>
+    <w:p>
+      <w:pPr>
+        <w:shd w:val="clear" w:color="auto" w:fill="0E2841" w:themeFill="text2"/>
+        <w:spacing w:before="100" w:beforeAutospacing="1" w:after="100" w:afterAutospacing="1" w:line="240" w:lineRule="auto"/>
+        <w:outlineLvl w:val="0"/>
+        <w:rPr>
+          <w:rFonts w:ascii="Times New Roman" w:eastAsia="Times New Roman" w:hAnsi="Times New Roman" w:cs="Times New Roman"/>
+          <w:b/>
+          <w:bCs/>
+          <w:kern w:val="36"/>
+          <w:sz w:val="48"/>
+          <w:szCs w:val="48"/>
+          <w:lang w:val="en-GB" w:eastAsia="en-GB" w:bidi="ar-SA"/>
+          <w14:ligatures w14:val="none"/>
+        </w:rPr>
+      </w:pPr>
+      <w:bookmarkStart w:id="1" w:name="_Toc224159291"/>
+      <w:r>
+        <w:rPr>
+          <w:rFonts w:ascii="Times New Roman" w:eastAsia="Times New Roman" w:hAnsi="Times New Roman" w:cs="Times New Roman"/>
+          <w:b/>
+          <w:bCs/>
+          <w:kern w:val="36"/>
+          <w:sz w:val="48"/>
+          <w:szCs w:val="48"/>
+          <w:lang w:val="en-GB" w:eastAsia="en-GB" w:bidi="ar-SA"/>
+          <w14:ligatures w14:val="none"/>
+        </w:rPr>
+        <w:lastRenderedPageBreak/>
+        <w:t>L_0_11_Finance_Accounting</w:t>
+      </w:r>
+      <w:bookmarkEnd w:id="1"/>
+    </w:p>
+    <w:p>
+      <w:pPr>
+        <w:spacing w:before="100" w:beforeAutospacing="1" w:after="100" w:afterAutospacing="1" w:line="240" w:lineRule="auto"/>
+        <w:rPr>
+          <w:rFonts w:ascii="Times New Roman" w:eastAsia="Times New Roman" w:hAnsi="Times New Roman" w:cs="Times New Roman"/>
+          <w:kern w:val="0"/>
+          <w:sz w:val="24"/>
+          <w:szCs w:val="24"/>
+          <w:lang w:val="en-GB" w:eastAsia="en-GB" w:bidi="ar-SA"/>
+          <w14:ligatures w14:val="none"/>
+        </w:rPr>
+      </w:pPr>
+      <w:r>
+        <w:rPr>
+          <w:rFonts w:ascii="Times New Roman" w:eastAsia="Times New Roman" w:hAnsi="Times New Roman" w:cs="Times New Roman"/>
+          <w:i/>
+          <w:iCs/>
+          <w:kern w:val="0"/>
+          <w:sz w:val="24"/>
+          <w:szCs w:val="24"/>
+          <w:lang w:val="en-GB" w:eastAsia="en-GB" w:bidi="ar-SA"/>
+          <w14:ligatures w14:val="none"/>
+        </w:rPr>
+        <w:t>(Comprehensive Policy &amp; Procedures Manual Section – RAM Framework Aligned)</w:t>
+      </w:r>
+    </w:p>
+    <w:p>
+      <w:pPr>
+        <w:spacing w:before="100" w:beforeAutospacing="1" w:after="100" w:afterAutospacing="1" w:line="240" w:lineRule="auto"/>
+        <w:rPr>
+          <w:rFonts w:ascii="Times New Roman" w:eastAsia="Times New Roman" w:hAnsi="Times New Roman" w:cs="Times New Roman"/>
+          <w:kern w:val="0"/>
+          <w:sz w:val="24"/>
+          <w:szCs w:val="24"/>
+          <w:lang w:val="en-GB" w:eastAsia="en-GB" w:bidi="ar-SA"/>
+          <w14:ligatures w14:val="none"/>
+        </w:rPr>
+      </w:pPr>
+      <w:r>
+        <w:rPr>
+          <w:rFonts w:ascii="Times New Roman" w:eastAsia="Times New Roman" w:hAnsi="Times New Roman" w:cs="Times New Roman"/>
+          <w:kern w:val="0"/>
+          <w:sz w:val="24"/>
+          <w:szCs w:val="24"/>
+          <w:lang w:val="en-GB" w:eastAsia="en-GB" w:bidi="ar-SA"/>
+          <w14:ligatures w14:val="none"/>
+        </w:rPr>
+        <w:t>This section is structured in your RAM enterprise architecture logic:</w:t>
+      </w:r>
+    </w:p>
+    <w:p>
+      <w:pPr>
+        <w:numPr>
+          <w:ilvl w:val="0"/>
+          <w:numId w:val="1"/>
+        </w:numPr>
+        <w:spacing w:before="100" w:beforeAutospacing="1" w:after="100" w:afterAutospacing="1" w:line="240" w:lineRule="auto"/>
+        <w:rPr>
+          <w:rFonts w:ascii="Times New Roman" w:eastAsia="Times New Roman" w:hAnsi="Times New Roman" w:cs="Times New Roman"/>
+          <w:kern w:val="0"/>
+          <w:sz w:val="24"/>
+          <w:szCs w:val="24"/>
+          <w:lang w:val="en-GB" w:eastAsia="en-GB" w:bidi="ar-SA"/>
+          <w14:ligatures w14:val="none"/>
+        </w:rPr>
+      </w:pPr>
+      <w:r>
+        <w:rPr>
+          <w:rFonts w:ascii="Times New Roman" w:eastAsia="Times New Roman" w:hAnsi="Times New Roman" w:cs="Times New Roman"/>
+          <w:kern w:val="0"/>
+          <w:sz w:val="24"/>
+          <w:szCs w:val="24"/>
+          <w:lang w:val="en-GB" w:eastAsia="en-GB" w:bidi="ar-SA"/>
+          <w14:ligatures w14:val="none"/>
+        </w:rPr>
+        <w:t>WBS-coded hierarchy</w:t>
+      </w:r>
+    </w:p>
+    <w:p>
+      <w:pPr>
+        <w:numPr>
+          <w:ilvl w:val="0"/>
+          <w:numId w:val="1"/>
+        </w:numPr>
+        <w:spacing w:before="100" w:beforeAutospacing="1" w:after="100" w:afterAutospacing="1" w:line="240" w:lineRule="auto"/>
+        <w:rPr>
+          <w:rFonts w:ascii="Times New Roman" w:eastAsia="Times New Roman" w:hAnsi="Times New Roman" w:cs="Times New Roman"/>
+          <w:kern w:val="0"/>
+          <w:sz w:val="24"/>
+          <w:szCs w:val="24"/>
+          <w:lang w:val="en-GB" w:eastAsia="en-GB" w:bidi="ar-SA"/>
+          <w14:ligatures w14:val="none"/>
+        </w:rPr>
+      </w:pPr>
+      <w:r>
+        <w:rPr>
+          <w:rFonts w:ascii="Times New Roman" w:eastAsia="Times New Roman" w:hAnsi="Times New Roman" w:cs="Times New Roman"/>
+          <w:kern w:val="0"/>
+          <w:sz w:val="24"/>
+          <w:szCs w:val="24"/>
+          <w:lang w:val="en-GB" w:eastAsia="en-GB" w:bidi="ar-SA"/>
+          <w14:ligatures w14:val="none"/>
+        </w:rPr>
+        <w:t>SIPOC per major process</w:t>
+      </w:r>
+    </w:p>
+    <w:p>
+      <w:pPr>
+        <w:numPr>
+          <w:ilvl w:val="0"/>
+          <w:numId w:val="1"/>
+        </w:numPr>
+        <w:spacing w:before="100" w:beforeAutospacing="1" w:after="100" w:afterAutospacing="1" w:line="240" w:lineRule="auto"/>
+        <w:rPr>
+          <w:rFonts w:ascii="Times New Roman" w:eastAsia="Times New Roman" w:hAnsi="Times New Roman" w:cs="Times New Roman"/>
+          <w:kern w:val="0"/>
+          <w:sz w:val="24"/>
+          <w:szCs w:val="24"/>
+          <w:lang w:val="en-GB" w:eastAsia="en-GB" w:bidi="ar-SA"/>
+          <w14:ligatures w14:val="none"/>
+        </w:rPr>
+      </w:pPr>
+      <w:r>
+        <w:rPr>
+          <w:rFonts w:ascii="Times New Roman" w:eastAsia="Times New Roman" w:hAnsi="Times New Roman" w:cs="Times New Roman"/>
+          <w:kern w:val="0"/>
+          <w:sz w:val="24"/>
+          <w:szCs w:val="24"/>
+          <w:lang w:val="en-GB" w:eastAsia="en-GB" w:bidi="ar-SA"/>
+          <w14:ligatures w14:val="none"/>
+        </w:rPr>
+        <w:t>BPMN logical flows</w:t>
+      </w:r>
+    </w:p>
+    <w:p>
+      <w:pPr>
+        <w:numPr>
+          <w:ilvl w:val="0"/>
+          <w:numId w:val="1"/>
+        </w:numPr>
+        <w:spacing w:before="100" w:beforeAutospacing="1" w:after="100" w:afterAutospacing="1" w:line="240" w:lineRule="auto"/>
+        <w:rPr>
+          <w:rFonts w:ascii="Times New Roman" w:eastAsia="Times New Roman" w:hAnsi="Times New Roman" w:cs="Times New Roman"/>
+          <w:kern w:val="0"/>
+          <w:sz w:val="24"/>
+          <w:szCs w:val="24"/>
+          <w:lang w:val="en-GB" w:eastAsia="en-GB" w:bidi="ar-SA"/>
+          <w14:ligatures w14:val="none"/>
+        </w:rPr>
+      </w:pPr>
+      <w:r>
+        <w:rPr>
+          <w:rFonts w:ascii="Times New Roman" w:eastAsia="Times New Roman" w:hAnsi="Times New Roman" w:cs="Times New Roman"/>
+          <w:kern w:val="0"/>
+          <w:sz w:val="24"/>
+          <w:szCs w:val="24"/>
+          <w:lang w:val="en-GB" w:eastAsia="en-GB" w:bidi="ar-SA"/>
+          <w14:ligatures w14:val="none"/>
+        </w:rPr>
+        <w:t>RACI matrix</w:t>
+      </w:r>
+    </w:p>
+    <w:p>
+      <w:pPr>
+        <w:numPr>
+          <w:ilvl w:val="0"/>
+          <w:numId w:val="1"/>
+        </w:numPr>
+        <w:spacing w:before="100" w:beforeAutospacing="1" w:after="100" w:afterAutospacing="1" w:line="240" w:lineRule="auto"/>
+        <w:rPr>
+          <w:rFonts w:ascii="Times New Roman" w:eastAsia="Times New Roman" w:hAnsi="Times New Roman" w:cs="Times New Roman"/>
+          <w:kern w:val="0"/>
+          <w:sz w:val="24"/>
+          <w:szCs w:val="24"/>
+          <w:lang w:val="en-GB" w:eastAsia="en-GB" w:bidi="ar-SA"/>
+          <w14:ligatures w14:val="none"/>
+        </w:rPr>
+      </w:pPr>
+      <w:r>
+        <w:rPr>
+          <w:rFonts w:ascii="Times New Roman" w:eastAsia="Times New Roman" w:hAnsi="Times New Roman" w:cs="Times New Roman"/>
+          <w:kern w:val="0"/>
+          <w:sz w:val="24"/>
+          <w:szCs w:val="24"/>
+          <w:lang w:val="en-GB" w:eastAsia="en-GB" w:bidi="ar-SA"/>
+          <w14:ligatures w14:val="none"/>
+        </w:rPr>
+        <w:t>KPIs</w:t>
+      </w:r>
+    </w:p>
+    <w:p>
+      <w:pPr>
+        <w:numPr>
+          <w:ilvl w:val="0"/>
+          <w:numId w:val="1"/>
+        </w:numPr>
+        <w:spacing w:before="100" w:beforeAutospacing="1" w:after="100" w:afterAutospacing="1" w:line="240" w:lineRule="auto"/>
+        <w:rPr>
+          <w:rFonts w:ascii="Times New Roman" w:eastAsia="Times New Roman" w:hAnsi="Times New Roman" w:cs="Times New Roman"/>
+          <w:kern w:val="0"/>
+          <w:sz w:val="24"/>
+          <w:szCs w:val="24"/>
+          <w:lang w:val="en-GB" w:eastAsia="en-GB" w:bidi="ar-SA"/>
+          <w14:ligatures w14:val="none"/>
+        </w:rPr>
+      </w:pPr>
+      <w:r>
+        <w:rPr>
+          <w:rFonts w:ascii="Times New Roman" w:eastAsia="Times New Roman" w:hAnsi="Times New Roman" w:cs="Times New Roman"/>
+          <w:kern w:val="0"/>
+          <w:sz w:val="24"/>
+          <w:szCs w:val="24"/>
+          <w:lang w:val="en-GB" w:eastAsia="en-GB" w:bidi="ar-SA"/>
+          <w14:ligatures w14:val="none"/>
+        </w:rPr>
+        <w:t>SAP system mapping</w:t>
+      </w:r>
+    </w:p>
+    <w:p>
+      <w:pPr>
+        <w:numPr>
+          <w:ilvl w:val="0"/>
+          <w:numId w:val="1"/>
+        </w:numPr>
+        <w:spacing w:before="100" w:beforeAutospacing="1" w:after="100" w:afterAutospacing="1" w:line="240" w:lineRule="auto"/>
+        <w:rPr>
+          <w:rFonts w:ascii="Times New Roman" w:eastAsia="Times New Roman" w:hAnsi="Times New Roman" w:cs="Times New Roman"/>
+          <w:kern w:val="0"/>
+          <w:sz w:val="24"/>
+          <w:szCs w:val="24"/>
+          <w:lang w:val="en-GB" w:eastAsia="en-GB" w:bidi="ar-SA"/>
+          <w14:ligatures w14:val="none"/>
+        </w:rPr>
+      </w:pPr>
+      <w:r>
+        <w:rPr>
+          <w:rFonts w:ascii="Times New Roman" w:eastAsia="Times New Roman" w:hAnsi="Times New Roman" w:cs="Times New Roman"/>
+          <w:kern w:val="0"/>
+          <w:sz w:val="24"/>
+          <w:szCs w:val="24"/>
+          <w:lang w:val="en-GB" w:eastAsia="en-GB" w:bidi="ar-SA"/>
+          <w14:ligatures w14:val="none"/>
+        </w:rPr>
+        <w:t>Forms &amp; Templates register</w:t>
+      </w:r>
+    </w:p>
+    <w:p>
+      <w:pPr>
+        <w:numPr>
+          <w:ilvl w:val="0"/>
+          <w:numId w:val="1"/>
+        </w:numPr>
+        <w:spacing w:before="100" w:beforeAutospacing="1" w:after="100" w:afterAutospacing="1" w:line="240" w:lineRule="auto"/>
+        <w:rPr>
+          <w:rFonts w:ascii="Times New Roman" w:eastAsia="Times New Roman" w:hAnsi="Times New Roman" w:cs="Times New Roman"/>
+          <w:kern w:val="0"/>
+          <w:sz w:val="24"/>
+          <w:szCs w:val="24"/>
+          <w:lang w:val="en-GB" w:eastAsia="en-GB" w:bidi="ar-SA"/>
+          <w14:ligatures w14:val="none"/>
+        </w:rPr>
+      </w:pPr>
+      <w:r>
+        <w:rPr>
+          <w:rFonts w:ascii="Times New Roman" w:eastAsia="Times New Roman" w:hAnsi="Times New Roman" w:cs="Times New Roman"/>
+          <w:kern w:val="0"/>
+          <w:sz w:val="24"/>
+          <w:szCs w:val="24"/>
+          <w:lang w:val="en-GB" w:eastAsia="en-GB" w:bidi="ar-SA"/>
+          <w14:ligatures w14:val="none"/>
+        </w:rPr>
+        <w:t>Governance Risk &amp; Control Matrix (aligned with COSO &amp; ISO 37301 principles)</w:t>
+      </w:r>
+    </w:p>
+    <w:p>
+      <w:pPr>
+        <w:spacing w:after="0" w:line="240" w:lineRule="auto"/>
+        <w:rPr>
+          <w:rFonts w:ascii="Times New Roman" w:eastAsia="Times New Roman" w:hAnsi="Times New Roman" w:cs="Times New Roman"/>
+          <w:kern w:val="0"/>
+          <w:sz w:val="24"/>
+          <w:szCs w:val="24"/>
+          <w:lang w:val="en-GB" w:eastAsia="en-GB" w:bidi="ar-SA"/>
+          <w14:ligatures w14:val="none"/>
+        </w:rPr>
+      </w:pPr>
+      <w:r>
+        <w:rPr>
+          <w:rFonts w:ascii="Times New Roman" w:eastAsia="Times New Roman" w:hAnsi="Times New Roman" w:cs="Times New Roman"/>
+          <w:kern w:val="0"/>
+          <w:sz w:val="24"/>
+          <w:szCs w:val="24"/>
+          <w:lang w:val="en-GB" w:eastAsia="en-GB" w:bidi="ar-SA"/>
+          <w14:ligatures w14:val="none"/>
+        </w:rPr>
+        <w:pict w14:anchorId="7B511870">
+          <v:rect id="_x0000_i1026" style="width:0;height:1.5pt" o:hralign="center" o:hrstd="t" o:hr="t" fillcolor="#a0a0a0" stroked="f"/>
+        </w:pict>
+      </w:r>
+    </w:p>
+    <w:p>
+      <w:pPr>
+        <w:spacing w:before="100" w:beforeAutospacing="1" w:after="100" w:afterAutospacing="1" w:line="240" w:lineRule="auto"/>
+        <w:outlineLvl w:val="0"/>
+        <w:rPr>
+          <w:rFonts w:ascii="Times New Roman" w:eastAsia="Times New Roman" w:hAnsi="Times New Roman" w:cs="Times New Roman"/>
+          <w:b/>
+          <w:bCs/>
+          <w:kern w:val="36"/>
+          <w:sz w:val="48"/>
+          <w:szCs w:val="48"/>
+          <w:lang w:val="en-GB" w:eastAsia="en-GB" w:bidi="ar-SA"/>
+          <w14:ligatures w14:val="none"/>
+        </w:rPr>
+      </w:pPr>
+      <w:bookmarkStart w:id="2" w:name="_Toc224159292"/>
+      <w:r>
+        <w:rPr>
+          <w:rFonts w:ascii="Times New Roman" w:eastAsia="Times New Roman" w:hAnsi="Times New Roman" w:cs="Times New Roman"/>
+          <w:b/>
+          <w:bCs/>
+          <w:kern w:val="36"/>
+          <w:sz w:val="48"/>
+          <w:szCs w:val="48"/>
+          <w:lang w:val="en-GB" w:eastAsia="en-GB" w:bidi="ar-SA"/>
+          <w14:ligatures w14:val="none"/>
+        </w:rPr>
+        <w:t>11.0 Finance &amp; Accounting Framework Overview</w:t>
+      </w:r>
+      <w:bookmarkEnd w:id="2"/>
+    </w:p>
+    <w:p>
+      <w:pPr>
+        <w:spacing w:before="100" w:beforeAutospacing="1" w:after="100" w:afterAutospacing="1" w:line="240" w:lineRule="auto"/>
+        <w:outlineLvl w:val="2"/>
+        <w:rPr>
+          <w:rFonts w:ascii="Times New Roman" w:eastAsia="Times New Roman" w:hAnsi="Times New Roman" w:cs="Times New Roman"/>
+          <w:b/>
+          <w:bCs/>
+          <w:kern w:val="0"/>
+          <w:sz w:val="27"/>
+          <w:szCs w:val="27"/>
+          <w:lang w:val="en-GB" w:eastAsia="en-GB" w:bidi="ar-SA"/>
+          <w14:ligatures w14:val="none"/>
+        </w:rPr>
+      </w:pPr>
+      <w:bookmarkStart w:id="3" w:name="_Toc224159293"/>
+      <w:r>
+        <w:rPr>
+          <w:rFonts w:ascii="Times New Roman" w:eastAsia="Times New Roman" w:hAnsi="Times New Roman" w:cs="Times New Roman"/>
+          <w:b/>
+          <w:bCs/>
+          <w:kern w:val="0"/>
+          <w:sz w:val="27"/>
+          <w:szCs w:val="27"/>
+          <w:lang w:val="en-GB" w:eastAsia="en-GB" w:bidi="ar-SA"/>
+          <w14:ligatures w14:val="none"/>
+        </w:rPr>
+        <w:t>Purpose</w:t>
+      </w:r>
+      <w:bookmarkEnd w:id="3"/>
+    </w:p>
+    <w:p>
+      <w:pPr>
+        <w:spacing w:before="100" w:beforeAutospacing="1" w:after="100" w:afterAutospacing="1" w:line="240" w:lineRule="auto"/>
+        <w:rPr>
+          <w:rFonts w:ascii="Times New Roman" w:eastAsia="Times New Roman" w:hAnsi="Times New Roman" w:cs="Times New Roman"/>
+          <w:kern w:val="0"/>
+          <w:sz w:val="24"/>
+          <w:szCs w:val="24"/>
+          <w:lang w:val="en-GB" w:eastAsia="en-GB" w:bidi="ar-SA"/>
+          <w14:ligatures w14:val="none"/>
+        </w:rPr>
+      </w:pPr>
+      <w:r>
+        <w:rPr>
+          <w:rFonts w:ascii="Times New Roman" w:eastAsia="Times New Roman" w:hAnsi="Times New Roman" w:cs="Times New Roman"/>
+          <w:kern w:val="0"/>
+          <w:sz w:val="24"/>
+          <w:szCs w:val="24"/>
+          <w:lang w:val="en-GB" w:eastAsia="en-GB" w:bidi="ar-SA"/>
+          <w14:ligatures w14:val="none"/>
+        </w:rPr>
+        <w:t>Ensure:</w:t>
+      </w:r>
+    </w:p>
+    <w:p>
+      <w:pPr>
+        <w:numPr>
+          <w:ilvl w:val="0"/>
+          <w:numId w:val="2"/>
+        </w:numPr>
+        <w:spacing w:before="100" w:beforeAutospacing="1" w:after="100" w:afterAutospacing="1" w:line="240" w:lineRule="auto"/>
+        <w:rPr>
+          <w:rFonts w:ascii="Times New Roman" w:eastAsia="Times New Roman" w:hAnsi="Times New Roman" w:cs="Times New Roman"/>
+          <w:kern w:val="0"/>
+          <w:sz w:val="24"/>
+          <w:szCs w:val="24"/>
+          <w:lang w:val="en-GB" w:eastAsia="en-GB" w:bidi="ar-SA"/>
+          <w14:ligatures w14:val="none"/>
+        </w:rPr>
+      </w:pPr>
+      <w:r>
+        <w:rPr>
+          <w:rFonts w:ascii="Times New Roman" w:eastAsia="Times New Roman" w:hAnsi="Times New Roman" w:cs="Times New Roman"/>
+          <w:kern w:val="0"/>
+          <w:sz w:val="24"/>
+          <w:szCs w:val="24"/>
+          <w:lang w:val="en-GB" w:eastAsia="en-GB" w:bidi="ar-SA"/>
+          <w14:ligatures w14:val="none"/>
+        </w:rPr>
+        <w:t>Financial integrity</w:t>
+      </w:r>
+    </w:p>
+    <w:p>
+      <w:pPr>
+        <w:numPr>
+          <w:ilvl w:val="0"/>
+          <w:numId w:val="2"/>
+        </w:numPr>
+        <w:spacing w:before="100" w:beforeAutospacing="1" w:after="100" w:afterAutospacing="1" w:line="240" w:lineRule="auto"/>
+        <w:rPr>
+          <w:rFonts w:ascii="Times New Roman" w:eastAsia="Times New Roman" w:hAnsi="Times New Roman" w:cs="Times New Roman"/>
+          <w:kern w:val="0"/>
+          <w:sz w:val="24"/>
+          <w:szCs w:val="24"/>
+          <w:lang w:val="en-GB" w:eastAsia="en-GB" w:bidi="ar-SA"/>
+          <w14:ligatures w14:val="none"/>
+        </w:rPr>
+      </w:pPr>
+      <w:r>
+        <w:rPr>
+          <w:rFonts w:ascii="Times New Roman" w:eastAsia="Times New Roman" w:hAnsi="Times New Roman" w:cs="Times New Roman"/>
+          <w:kern w:val="0"/>
+          <w:sz w:val="24"/>
+          <w:szCs w:val="24"/>
+          <w:lang w:val="en-GB" w:eastAsia="en-GB" w:bidi="ar-SA"/>
+          <w14:ligatures w14:val="none"/>
+        </w:rPr>
+        <w:t>Regulatory compliance</w:t>
+      </w:r>
+    </w:p>
+    <w:p>
+      <w:pPr>
+        <w:numPr>
+          <w:ilvl w:val="0"/>
+          <w:numId w:val="2"/>
+        </w:numPr>
+        <w:spacing w:before="100" w:beforeAutospacing="1" w:after="100" w:afterAutospacing="1" w:line="240" w:lineRule="auto"/>
+        <w:rPr>
+          <w:rFonts w:ascii="Times New Roman" w:eastAsia="Times New Roman" w:hAnsi="Times New Roman" w:cs="Times New Roman"/>
+          <w:kern w:val="0"/>
+          <w:sz w:val="24"/>
+          <w:szCs w:val="24"/>
+          <w:lang w:val="en-GB" w:eastAsia="en-GB" w:bidi="ar-SA"/>
+          <w14:ligatures w14:val="none"/>
+        </w:rPr>
+      </w:pPr>
+      <w:r>
+        <w:rPr>
+          <w:rFonts w:ascii="Times New Roman" w:eastAsia="Times New Roman" w:hAnsi="Times New Roman" w:cs="Times New Roman"/>
+          <w:kern w:val="0"/>
+          <w:sz w:val="24"/>
+          <w:szCs w:val="24"/>
+          <w:lang w:val="en-GB" w:eastAsia="en-GB" w:bidi="ar-SA"/>
+          <w14:ligatures w14:val="none"/>
+        </w:rPr>
+        <w:t>Capital protection</w:t>
+      </w:r>
+    </w:p>
+    <w:p>
+      <w:pPr>
+        <w:numPr>
+          <w:ilvl w:val="0"/>
+          <w:numId w:val="2"/>
+        </w:numPr>
+        <w:spacing w:before="100" w:beforeAutospacing="1" w:after="100" w:afterAutospacing="1" w:line="240" w:lineRule="auto"/>
+        <w:rPr>
+          <w:rFonts w:ascii="Times New Roman" w:eastAsia="Times New Roman" w:hAnsi="Times New Roman" w:cs="Times New Roman"/>
+          <w:kern w:val="0"/>
+          <w:sz w:val="24"/>
+          <w:szCs w:val="24"/>
+          <w:lang w:val="en-GB" w:eastAsia="en-GB" w:bidi="ar-SA"/>
+          <w14:ligatures w14:val="none"/>
+        </w:rPr>
+      </w:pPr>
+      <w:r>
+        <w:rPr>
+          <w:rFonts w:ascii="Times New Roman" w:eastAsia="Times New Roman" w:hAnsi="Times New Roman" w:cs="Times New Roman"/>
+          <w:kern w:val="0"/>
+          <w:sz w:val="24"/>
+          <w:szCs w:val="24"/>
+          <w:lang w:val="en-GB" w:eastAsia="en-GB" w:bidi="ar-SA"/>
+          <w14:ligatures w14:val="none"/>
+        </w:rPr>
+        <w:t>Liquidity optimization</w:t>
+      </w:r>
+    </w:p>
+    <w:p>
+      <w:pPr>
+        <w:numPr>
+          <w:ilvl w:val="0"/>
+          <w:numId w:val="2"/>
+        </w:numPr>
+        <w:spacing w:before="100" w:beforeAutospacing="1" w:after="100" w:afterAutospacing="1" w:line="240" w:lineRule="auto"/>
+        <w:rPr>
+          <w:rFonts w:ascii="Times New Roman" w:eastAsia="Times New Roman" w:hAnsi="Times New Roman" w:cs="Times New Roman"/>
+          <w:kern w:val="0"/>
+          <w:sz w:val="24"/>
+          <w:szCs w:val="24"/>
+          <w:lang w:val="en-GB" w:eastAsia="en-GB" w:bidi="ar-SA"/>
+          <w14:ligatures w14:val="none"/>
+        </w:rPr>
+      </w:pPr>
+      <w:r>
+        <w:rPr>
+          <w:rFonts w:ascii="Times New Roman" w:eastAsia="Times New Roman" w:hAnsi="Times New Roman" w:cs="Times New Roman"/>
+          <w:kern w:val="0"/>
+          <w:sz w:val="24"/>
+          <w:szCs w:val="24"/>
+          <w:lang w:val="en-GB" w:eastAsia="en-GB" w:bidi="ar-SA"/>
+          <w14:ligatures w14:val="none"/>
+        </w:rPr>
+        <w:t>Transparent reporting</w:t>
+      </w:r>
+    </w:p>
+    <w:p>
+      <w:pPr>
+        <w:numPr>
+          <w:ilvl w:val="0"/>
+          <w:numId w:val="2"/>
+        </w:numPr>
+        <w:spacing w:before="100" w:beforeAutospacing="1" w:after="100" w:afterAutospacing="1" w:line="240" w:lineRule="auto"/>
+        <w:rPr>
+          <w:rFonts w:ascii="Times New Roman" w:eastAsia="Times New Roman" w:hAnsi="Times New Roman" w:cs="Times New Roman"/>
+          <w:kern w:val="0"/>
+          <w:sz w:val="24"/>
+          <w:szCs w:val="24"/>
+          <w:lang w:val="en-GB" w:eastAsia="en-GB" w:bidi="ar-SA"/>
+          <w14:ligatures w14:val="none"/>
+        </w:rPr>
+      </w:pPr>
+      <w:r>
+        <w:rPr>
+          <w:rFonts w:ascii="Times New Roman" w:eastAsia="Times New Roman" w:hAnsi="Times New Roman" w:cs="Times New Roman"/>
+          <w:kern w:val="0"/>
+          <w:sz w:val="24"/>
+          <w:szCs w:val="24"/>
+          <w:lang w:val="en-GB" w:eastAsia="en-GB" w:bidi="ar-SA"/>
+          <w14:ligatures w14:val="none"/>
+        </w:rPr>
+        <w:t>Strategic financial planning</w:t>
+      </w:r>
+    </w:p>
+    <w:p>
+      <w:pPr>
+        <w:spacing w:before="100" w:beforeAutospacing="1" w:after="100" w:afterAutospacing="1" w:line="240" w:lineRule="auto"/>
+        <w:outlineLvl w:val="2"/>
+        <w:rPr>
+          <w:rFonts w:ascii="Times New Roman" w:eastAsia="Times New Roman" w:hAnsi="Times New Roman" w:cs="Times New Roman"/>
+          <w:b/>
+          <w:bCs/>
+          <w:kern w:val="0"/>
+          <w:sz w:val="27"/>
+          <w:szCs w:val="27"/>
+          <w:lang w:val="en-GB" w:eastAsia="en-GB" w:bidi="ar-SA"/>
+          <w14:ligatures w14:val="none"/>
+        </w:rPr>
+      </w:pPr>
+      <w:bookmarkStart w:id="4" w:name="_Toc224159294"/>
+      <w:r>
+        <w:rPr>
+          <w:rFonts w:ascii="Times New Roman" w:eastAsia="Times New Roman" w:hAnsi="Times New Roman" w:cs="Times New Roman"/>
+          <w:b/>
+          <w:bCs/>
+          <w:kern w:val="0"/>
+          <w:sz w:val="27"/>
+          <w:szCs w:val="27"/>
+          <w:lang w:val="en-GB" w:eastAsia="en-GB" w:bidi="ar-SA"/>
+          <w14:ligatures w14:val="none"/>
+        </w:rPr>
+        <w:t>Scope</w:t>
+      </w:r>
+      <w:bookmarkEnd w:id="4"/>
+    </w:p>
+    <w:p>
+      <w:pPr>
+        <w:spacing w:before="100" w:beforeAutospacing="1" w:after="100" w:afterAutospacing="1" w:line="240" w:lineRule="auto"/>
+        <w:rPr>
+          <w:rFonts w:ascii="Times New Roman" w:eastAsia="Times New Roman" w:hAnsi="Times New Roman" w:cs="Times New Roman"/>
+          <w:kern w:val="0"/>
+          <w:sz w:val="24"/>
+          <w:szCs w:val="24"/>
+          <w:lang w:val="en-GB" w:eastAsia="en-GB" w:bidi="ar-SA"/>
+          <w14:ligatures w14:val="none"/>
+        </w:rPr>
+      </w:pPr>
+      <w:r>
+        <w:rPr>
+          <w:rFonts w:ascii="Times New Roman" w:eastAsia="Times New Roman" w:hAnsi="Times New Roman" w:cs="Times New Roman"/>
+          <w:kern w:val="0"/>
+          <w:sz w:val="24"/>
+          <w:szCs w:val="24"/>
+          <w:lang w:val="en-GB" w:eastAsia="en-GB" w:bidi="ar-SA"/>
+          <w14:ligatures w14:val="none"/>
+        </w:rPr>
+        <w:t>Applies to:</w:t>
+      </w:r>
+    </w:p>
+    <w:p>
+      <w:pPr>
+        <w:numPr>
+          <w:ilvl w:val="0"/>
+          <w:numId w:val="3"/>
+        </w:numPr>
+        <w:spacing w:before="100" w:beforeAutospacing="1" w:after="100" w:afterAutospacing="1" w:line="240" w:lineRule="auto"/>
+        <w:rPr>
+          <w:rFonts w:ascii="Times New Roman" w:eastAsia="Times New Roman" w:hAnsi="Times New Roman" w:cs="Times New Roman"/>
+          <w:kern w:val="0"/>
+          <w:sz w:val="24"/>
+          <w:szCs w:val="24"/>
+          <w:lang w:val="en-GB" w:eastAsia="en-GB" w:bidi="ar-SA"/>
+          <w14:ligatures w14:val="none"/>
+        </w:rPr>
+      </w:pPr>
+      <w:r>
+        <w:rPr>
+          <w:rFonts w:ascii="Times New Roman" w:eastAsia="Times New Roman" w:hAnsi="Times New Roman" w:cs="Times New Roman"/>
+          <w:kern w:val="0"/>
+          <w:sz w:val="24"/>
+          <w:szCs w:val="24"/>
+          <w:lang w:val="en-GB" w:eastAsia="en-GB" w:bidi="ar-SA"/>
+          <w14:ligatures w14:val="none"/>
+        </w:rPr>
+        <w:t>All subsidiaries</w:t>
+      </w:r>
+    </w:p>
+    <w:p>
+      <w:pPr>
+        <w:numPr>
+          <w:ilvl w:val="0"/>
+          <w:numId w:val="3"/>
+        </w:numPr>
+        <w:spacing w:before="100" w:beforeAutospacing="1" w:after="100" w:afterAutospacing="1" w:line="240" w:lineRule="auto"/>
+        <w:rPr>
+          <w:rFonts w:ascii="Times New Roman" w:eastAsia="Times New Roman" w:hAnsi="Times New Roman" w:cs="Times New Roman"/>
+          <w:kern w:val="0"/>
+          <w:sz w:val="24"/>
+          <w:szCs w:val="24"/>
+          <w:lang w:val="en-GB" w:eastAsia="en-GB" w:bidi="ar-SA"/>
+          <w14:ligatures w14:val="none"/>
+        </w:rPr>
+      </w:pPr>
+      <w:r>
+        <w:rPr>
+          <w:rFonts w:ascii="Times New Roman" w:eastAsia="Times New Roman" w:hAnsi="Times New Roman" w:cs="Times New Roman"/>
+          <w:kern w:val="0"/>
+          <w:sz w:val="24"/>
+          <w:szCs w:val="24"/>
+          <w:lang w:val="en-GB" w:eastAsia="en-GB" w:bidi="ar-SA"/>
+          <w14:ligatures w14:val="none"/>
+        </w:rPr>
+        <w:t>All business units</w:t>
+      </w:r>
+    </w:p>
+    <w:p>
+      <w:pPr>
+        <w:numPr>
+          <w:ilvl w:val="0"/>
+          <w:numId w:val="3"/>
+        </w:numPr>
+        <w:spacing w:before="100" w:beforeAutospacing="1" w:after="100" w:afterAutospacing="1" w:line="240" w:lineRule="auto"/>
+        <w:rPr>
+          <w:rFonts w:ascii="Times New Roman" w:eastAsia="Times New Roman" w:hAnsi="Times New Roman" w:cs="Times New Roman"/>
+          <w:kern w:val="0"/>
+          <w:sz w:val="24"/>
+          <w:szCs w:val="24"/>
+          <w:lang w:val="en-GB" w:eastAsia="en-GB" w:bidi="ar-SA"/>
+          <w14:ligatures w14:val="none"/>
+        </w:rPr>
+      </w:pPr>
+      <w:r>
+        <w:rPr>
+          <w:rFonts w:ascii="Times New Roman" w:eastAsia="Times New Roman" w:hAnsi="Times New Roman" w:cs="Times New Roman"/>
+          <w:kern w:val="0"/>
+          <w:sz w:val="24"/>
+          <w:szCs w:val="24"/>
+          <w:lang w:val="en-GB" w:eastAsia="en-GB" w:bidi="ar-SA"/>
+          <w14:ligatures w14:val="none"/>
+        </w:rPr>
+        <w:t xml:space="preserve">All cost </w:t>
+      </w:r>
+      <w:proofErr w:type="spellStart"/>
+      <w:r>
+        <w:rPr>
+          <w:rFonts w:ascii="Times New Roman" w:eastAsia="Times New Roman" w:hAnsi="Times New Roman" w:cs="Times New Roman"/>
+          <w:kern w:val="0"/>
+          <w:sz w:val="24"/>
+          <w:szCs w:val="24"/>
+          <w:lang w:val="en-GB" w:eastAsia="en-GB" w:bidi="ar-SA"/>
+          <w14:ligatures w14:val="none"/>
+        </w:rPr>
+        <w:t>centers</w:t>
+      </w:r>
+      <w:proofErr w:type="spellEnd"/>
+    </w:p>
+    <w:p>
+      <w:pPr>
+        <w:numPr>
+          <w:ilvl w:val="0"/>
+          <w:numId w:val="3"/>
+        </w:numPr>
+        <w:spacing w:before="100" w:beforeAutospacing="1" w:after="100" w:afterAutospacing="1" w:line="240" w:lineRule="auto"/>
+        <w:rPr>
+          <w:rFonts w:ascii="Times New Roman" w:eastAsia="Times New Roman" w:hAnsi="Times New Roman" w:cs="Times New Roman"/>
+          <w:kern w:val="0"/>
+          <w:sz w:val="24"/>
+          <w:szCs w:val="24"/>
+          <w:lang w:val="en-GB" w:eastAsia="en-GB" w:bidi="ar-SA"/>
+          <w14:ligatures w14:val="none"/>
+        </w:rPr>
+      </w:pPr>
+      <w:r>
+        <w:rPr>
+          <w:rFonts w:ascii="Times New Roman" w:eastAsia="Times New Roman" w:hAnsi="Times New Roman" w:cs="Times New Roman"/>
+          <w:kern w:val="0"/>
+          <w:sz w:val="24"/>
+          <w:szCs w:val="24"/>
+          <w:lang w:val="en-GB" w:eastAsia="en-GB" w:bidi="ar-SA"/>
+          <w14:ligatures w14:val="none"/>
+        </w:rPr>
+        <w:t xml:space="preserve">All CapEx &amp; </w:t>
+      </w:r>
+      <w:proofErr w:type="spellStart"/>
+      <w:r>
+        <w:rPr>
+          <w:rFonts w:ascii="Times New Roman" w:eastAsia="Times New Roman" w:hAnsi="Times New Roman" w:cs="Times New Roman"/>
+          <w:kern w:val="0"/>
+          <w:sz w:val="24"/>
+          <w:szCs w:val="24"/>
+          <w:lang w:val="en-GB" w:eastAsia="en-GB" w:bidi="ar-SA"/>
+          <w14:ligatures w14:val="none"/>
+        </w:rPr>
+        <w:t>OpEx</w:t>
+      </w:r>
+      <w:proofErr w:type="spellEnd"/>
+      <w:r>
+        <w:rPr>
+          <w:rFonts w:ascii="Times New Roman" w:eastAsia="Times New Roman" w:hAnsi="Times New Roman" w:cs="Times New Roman"/>
+          <w:kern w:val="0"/>
+          <w:sz w:val="24"/>
+          <w:szCs w:val="24"/>
+          <w:lang w:val="en-GB" w:eastAsia="en-GB" w:bidi="ar-SA"/>
+          <w14:ligatures w14:val="none"/>
+        </w:rPr>
+        <w:t xml:space="preserve"> activities</w:t>
+      </w:r>
+    </w:p>
+    <w:p>
+      <w:pPr>
+        <w:numPr>
+          <w:ilvl w:val="0"/>
+          <w:numId w:val="3"/>
+        </w:numPr>
+        <w:spacing w:before="100" w:beforeAutospacing="1" w:after="100" w:afterAutospacing="1" w:line="240" w:lineRule="auto"/>
+        <w:rPr>
+          <w:rFonts w:ascii="Times New Roman" w:eastAsia="Times New Roman" w:hAnsi="Times New Roman" w:cs="Times New Roman"/>
+          <w:kern w:val="0"/>
+          <w:sz w:val="24"/>
+          <w:szCs w:val="24"/>
+          <w:lang w:val="en-GB" w:eastAsia="en-GB" w:bidi="ar-SA"/>
+          <w14:ligatures w14:val="none"/>
+        </w:rPr>
+      </w:pPr>
+      <w:r>
+        <w:rPr>
+          <w:rFonts w:ascii="Times New Roman" w:eastAsia="Times New Roman" w:hAnsi="Times New Roman" w:cs="Times New Roman"/>
+          <w:kern w:val="0"/>
+          <w:sz w:val="24"/>
+          <w:szCs w:val="24"/>
+          <w:lang w:val="en-GB" w:eastAsia="en-GB" w:bidi="ar-SA"/>
+          <w14:ligatures w14:val="none"/>
+        </w:rPr>
+        <w:t>All revenue streams</w:t>
+      </w:r>
+    </w:p>
+    <w:p>
+      <w:pPr>
+        <w:spacing w:after="0" w:line="240" w:lineRule="auto"/>
+        <w:rPr>
+          <w:rFonts w:ascii="Times New Roman" w:eastAsia="Times New Roman" w:hAnsi="Times New Roman" w:cs="Times New Roman"/>
+          <w:kern w:val="0"/>
+          <w:sz w:val="24"/>
+          <w:szCs w:val="24"/>
+          <w:lang w:val="en-GB" w:eastAsia="en-GB" w:bidi="ar-SA"/>
+          <w14:ligatures w14:val="none"/>
+        </w:rPr>
+      </w:pPr>
+      <w:r>
+        <w:rPr>
+          <w:rFonts w:ascii="Times New Roman" w:eastAsia="Times New Roman" w:hAnsi="Times New Roman" w:cs="Times New Roman"/>
+          <w:kern w:val="0"/>
+          <w:sz w:val="24"/>
+          <w:szCs w:val="24"/>
+          <w:lang w:val="en-GB" w:eastAsia="en-GB" w:bidi="ar-SA"/>
+          <w14:ligatures w14:val="none"/>
+        </w:rPr>
+        <w:pict w14:anchorId="71237B44">
+          <v:rect id="_x0000_i1027" style="width:0;height:1.5pt" o:hralign="center" o:hrstd="t" o:hr="t" fillcolor="#a0a0a0" stroked="f"/>
+        </w:pict>
+      </w:r>
+    </w:p>
+    <w:p>
+      <w:pPr>
+        <w:spacing w:before="100" w:beforeAutospacing="1" w:after="100" w:afterAutospacing="1" w:line="240" w:lineRule="auto"/>
+        <w:outlineLvl w:val="0"/>
+        <w:rPr>
+          <w:rFonts w:ascii="Times New Roman" w:eastAsia="Times New Roman" w:hAnsi="Times New Roman" w:cs="Times New Roman"/>
+          <w:b/>
+          <w:bCs/>
+          <w:kern w:val="36"/>
+          <w:sz w:val="48"/>
+          <w:szCs w:val="48"/>
+          <w:lang w:val="en-GB" w:eastAsia="en-GB" w:bidi="ar-SA"/>
+          <w14:ligatures w14:val="none"/>
+        </w:rPr>
+      </w:pPr>
+      <w:bookmarkStart w:id="5" w:name="_Toc224159295"/>
+      <w:r>
+        <w:rPr>
+          <w:rFonts w:ascii="Times New Roman" w:eastAsia="Times New Roman" w:hAnsi="Times New Roman" w:cs="Times New Roman"/>
+          <w:b/>
+          <w:bCs/>
+          <w:kern w:val="36"/>
+          <w:sz w:val="48"/>
+          <w:szCs w:val="48"/>
+          <w:lang w:val="en-GB" w:eastAsia="en-GB" w:bidi="ar-SA"/>
+          <w14:ligatures w14:val="none"/>
+        </w:rPr>
+        <w:t>11.1 Financial Governance Policy</w:t>
+      </w:r>
+      <w:bookmarkEnd w:id="5"/>
+    </w:p>
+    <w:p>
+      <w:pPr>
+        <w:spacing w:before="100" w:beforeAutospacing="1" w:after="100" w:afterAutospacing="1" w:line="240" w:lineRule="auto"/>
+        <w:outlineLvl w:val="1"/>
+        <w:rPr>
+          <w:rFonts w:ascii="Times New Roman" w:eastAsia="Times New Roman" w:hAnsi="Times New Roman" w:cs="Times New Roman"/>
+          <w:b/>
+          <w:bCs/>
+          <w:kern w:val="0"/>
+          <w:sz w:val="36"/>
+          <w:szCs w:val="36"/>
+          <w:lang w:val="en-GB" w:eastAsia="en-GB" w:bidi="ar-SA"/>
+          <w14:ligatures w14:val="none"/>
+        </w:rPr>
+      </w:pPr>
+      <w:bookmarkStart w:id="6" w:name="_Toc224159296"/>
+      <w:r>
+        <w:rPr>
+          <w:rFonts w:ascii="Times New Roman" w:eastAsia="Times New Roman" w:hAnsi="Times New Roman" w:cs="Times New Roman"/>
+          <w:b/>
+          <w:bCs/>
+          <w:kern w:val="0"/>
+          <w:sz w:val="36"/>
+          <w:szCs w:val="36"/>
+          <w:lang w:val="en-GB" w:eastAsia="en-GB" w:bidi="ar-SA"/>
+          <w14:ligatures w14:val="none"/>
+        </w:rPr>
+        <w:lastRenderedPageBreak/>
+        <w:t>11.1.1 Financial Authority &amp; Delegation Matrix</w:t>
+      </w:r>
+      <w:bookmarkEnd w:id="6"/>
+    </w:p>
+    <w:p>
+      <w:pPr>
+        <w:spacing w:before="100" w:beforeAutospacing="1" w:after="100" w:afterAutospacing="1" w:line="240" w:lineRule="auto"/>
+        <w:outlineLvl w:val="2"/>
+        <w:rPr>
+          <w:rFonts w:ascii="Times New Roman" w:eastAsia="Times New Roman" w:hAnsi="Times New Roman" w:cs="Times New Roman"/>
+          <w:b/>
+          <w:bCs/>
+          <w:kern w:val="0"/>
+          <w:sz w:val="27"/>
+          <w:szCs w:val="27"/>
+          <w:lang w:val="en-GB" w:eastAsia="en-GB" w:bidi="ar-SA"/>
+          <w14:ligatures w14:val="none"/>
+        </w:rPr>
+      </w:pPr>
+      <w:bookmarkStart w:id="7" w:name="_Toc224159297"/>
+      <w:r>
+        <w:rPr>
+          <w:rFonts w:ascii="Times New Roman" w:eastAsia="Times New Roman" w:hAnsi="Times New Roman" w:cs="Times New Roman"/>
+          <w:b/>
+          <w:bCs/>
+          <w:kern w:val="0"/>
+          <w:sz w:val="27"/>
+          <w:szCs w:val="27"/>
+          <w:lang w:val="en-GB" w:eastAsia="en-GB" w:bidi="ar-SA"/>
+          <w14:ligatures w14:val="none"/>
+        </w:rPr>
+        <w:t>Objective</w:t>
+      </w:r>
+      <w:bookmarkEnd w:id="7"/>
+    </w:p>
+    <w:p>
+      <w:pPr>
+        <w:spacing w:before="100" w:beforeAutospacing="1" w:after="100" w:afterAutospacing="1" w:line="240" w:lineRule="auto"/>
+        <w:rPr>
+          <w:rFonts w:ascii="Times New Roman" w:eastAsia="Times New Roman" w:hAnsi="Times New Roman" w:cs="Times New Roman"/>
+          <w:kern w:val="0"/>
+          <w:sz w:val="24"/>
+          <w:szCs w:val="24"/>
+          <w:lang w:val="en-GB" w:eastAsia="en-GB" w:bidi="ar-SA"/>
+          <w14:ligatures w14:val="none"/>
+        </w:rPr>
+      </w:pPr>
+      <w:r>
+        <w:rPr>
+          <w:rFonts w:ascii="Times New Roman" w:eastAsia="Times New Roman" w:hAnsi="Times New Roman" w:cs="Times New Roman"/>
+          <w:kern w:val="0"/>
+          <w:sz w:val="24"/>
+          <w:szCs w:val="24"/>
+          <w:lang w:val="en-GB" w:eastAsia="en-GB" w:bidi="ar-SA"/>
+          <w14:ligatures w14:val="none"/>
+        </w:rPr>
+        <w:t>Define financial decision rights and approval thresholds.</w:t>
+      </w:r>
+    </w:p>
+    <w:p>
+      <w:pPr>
+        <w:spacing w:before="100" w:beforeAutospacing="1" w:after="100" w:afterAutospacing="1" w:line="240" w:lineRule="auto"/>
+        <w:outlineLvl w:val="2"/>
+        <w:rPr>
+          <w:rFonts w:ascii="Times New Roman" w:eastAsia="Times New Roman" w:hAnsi="Times New Roman" w:cs="Times New Roman"/>
+          <w:b/>
+          <w:bCs/>
+          <w:kern w:val="0"/>
+          <w:sz w:val="27"/>
+          <w:szCs w:val="27"/>
+          <w:lang w:val="en-GB" w:eastAsia="en-GB" w:bidi="ar-SA"/>
+          <w14:ligatures w14:val="none"/>
+        </w:rPr>
+      </w:pPr>
+      <w:bookmarkStart w:id="8" w:name="_Toc224159298"/>
+      <w:r>
+        <w:rPr>
+          <w:rFonts w:ascii="Times New Roman" w:eastAsia="Times New Roman" w:hAnsi="Times New Roman" w:cs="Times New Roman"/>
+          <w:b/>
+          <w:bCs/>
+          <w:kern w:val="0"/>
+          <w:sz w:val="27"/>
+          <w:szCs w:val="27"/>
+          <w:lang w:val="en-GB" w:eastAsia="en-GB" w:bidi="ar-SA"/>
+          <w14:ligatures w14:val="none"/>
+        </w:rPr>
+        <w:t>WBS Structure</w:t>
+      </w:r>
+      <w:bookmarkEnd w:id="8"/>
     </w:p>
     <w:p>
       <w:pPr>
@@ -66,1221 +7216,6 @@
           <w:tab w:val="left" w:pos="14656"/>
         </w:tabs>
         <w:spacing w:after="0" w:line="240" w:lineRule="auto"/>
-        <w:ind w:left="720"/>
-        <w:rPr>
-          <w:rFonts w:ascii="Courier New" w:eastAsia="Times New Roman" w:hAnsi="Courier New" w:cs="Courier New"/>
-          <w:kern w:val="0"/>
-          <w:sz w:val="20"/>
-          <w:szCs w:val="20"/>
-          <w:lang w:val="en-GB" w:eastAsia="en-GB" w:bidi="ar-SA"/>
-          <w14:ligatures w14:val="none"/>
-        </w:rPr>
-      </w:pPr>
-      <w:r>
-        <w:rPr>
-          <w:rFonts w:ascii="Courier New" w:eastAsia="Times New Roman" w:hAnsi="Courier New" w:cs="Courier New"/>
-          <w:kern w:val="0"/>
-          <w:sz w:val="20"/>
-          <w:szCs w:val="20"/>
-          <w:lang w:val="en-GB" w:eastAsia="en-GB" w:bidi="ar-SA"/>
-          <w14:ligatures w14:val="none"/>
-        </w:rPr>
-        <w:t>10_Management_Administration</w:t>
-      </w:r>
-    </w:p>
-    <w:p>
-      <w:pPr>
-        <w:pStyle w:val="ListParagraph"/>
-        <w:numPr>
-          <w:ilvl w:val="0"/>
-          <w:numId w:val="29"/>
-        </w:numPr>
-        <w:tabs>
-          <w:tab w:val="left" w:pos="916"/>
-          <w:tab w:val="left" w:pos="1832"/>
-          <w:tab w:val="left" w:pos="2748"/>
-          <w:tab w:val="left" w:pos="3664"/>
-          <w:tab w:val="left" w:pos="4580"/>
-          <w:tab w:val="left" w:pos="5496"/>
-          <w:tab w:val="left" w:pos="6412"/>
-          <w:tab w:val="left" w:pos="7328"/>
-          <w:tab w:val="left" w:pos="8244"/>
-          <w:tab w:val="left" w:pos="9160"/>
-          <w:tab w:val="left" w:pos="10076"/>
-          <w:tab w:val="left" w:pos="10992"/>
-          <w:tab w:val="left" w:pos="11908"/>
-          <w:tab w:val="left" w:pos="12824"/>
-          <w:tab w:val="left" w:pos="13740"/>
-          <w:tab w:val="left" w:pos="14656"/>
-        </w:tabs>
-        <w:spacing w:after="0" w:line="240" w:lineRule="auto"/>
-        <w:rPr>
-          <w:rFonts w:ascii="Courier New" w:eastAsia="Times New Roman" w:hAnsi="Courier New" w:cs="Courier New"/>
-          <w:kern w:val="0"/>
-          <w:sz w:val="20"/>
-          <w:szCs w:val="20"/>
-          <w:lang w:val="en-GB" w:eastAsia="en-GB" w:bidi="ar-SA"/>
-          <w14:ligatures w14:val="none"/>
-        </w:rPr>
-      </w:pPr>
-      <w:r>
-        <w:rPr>
-          <w:rFonts w:ascii="Courier New" w:eastAsia="Times New Roman" w:hAnsi="Courier New" w:cs="Courier New"/>
-          <w:b/>
-          <w:bCs/>
-          <w:kern w:val="0"/>
-          <w:sz w:val="20"/>
-          <w:szCs w:val="20"/>
-          <w:lang w:val="en-GB" w:eastAsia="en-GB" w:bidi="ar-SA"/>
-          <w14:ligatures w14:val="none"/>
-        </w:rPr>
-        <w:t>11_Finance_Accounting</w:t>
-      </w:r>
-      <w:r>
-        <w:rPr>
-          <w:rFonts w:ascii="Courier New" w:eastAsia="Times New Roman" w:hAnsi="Courier New" w:cs="Courier New"/>
-          <w:kern w:val="0"/>
-          <w:sz w:val="20"/>
-          <w:szCs w:val="20"/>
-          <w:lang w:val="en-GB" w:eastAsia="en-GB" w:bidi="ar-SA"/>
-          <w14:ligatures w14:val="none"/>
-        </w:rPr>
-        <w:br/>
-        <w:t>12_Treasury_Cash_Management</w:t>
-      </w:r>
-      <w:r>
-        <w:rPr>
-          <w:rFonts w:ascii="Courier New" w:eastAsia="Times New Roman" w:hAnsi="Courier New" w:cs="Courier New"/>
-          <w:kern w:val="0"/>
-          <w:sz w:val="20"/>
-          <w:szCs w:val="20"/>
-          <w:lang w:val="en-GB" w:eastAsia="en-GB" w:bidi="ar-SA"/>
-          <w14:ligatures w14:val="none"/>
-        </w:rPr>
-        <w:br/>
-        <w:t>13_Procurement_Commercial</w:t>
-      </w:r>
-      <w:r>
-        <w:rPr>
-          <w:rFonts w:ascii="Courier New" w:eastAsia="Times New Roman" w:hAnsi="Courier New" w:cs="Courier New"/>
-          <w:kern w:val="0"/>
-          <w:sz w:val="20"/>
-          <w:szCs w:val="20"/>
-          <w:lang w:val="en-GB" w:eastAsia="en-GB" w:bidi="ar-SA"/>
-          <w14:ligatures w14:val="none"/>
-        </w:rPr>
-        <w:br/>
-        <w:t>14_Human_Resources_Interface</w:t>
-      </w:r>
-      <w:r>
-        <w:rPr>
-          <w:rFonts w:ascii="Courier New" w:eastAsia="Times New Roman" w:hAnsi="Courier New" w:cs="Courier New"/>
-          <w:kern w:val="0"/>
-          <w:sz w:val="20"/>
-          <w:szCs w:val="20"/>
-          <w:lang w:val="en-GB" w:eastAsia="en-GB" w:bidi="ar-SA"/>
-          <w14:ligatures w14:val="none"/>
-        </w:rPr>
-        <w:br/>
-        <w:t>15_IT_Data_Governance</w:t>
-      </w:r>
-      <w:r>
-        <w:rPr>
-          <w:rFonts w:ascii="Courier New" w:eastAsia="Times New Roman" w:hAnsi="Courier New" w:cs="Courier New"/>
-          <w:kern w:val="0"/>
-          <w:sz w:val="20"/>
-          <w:szCs w:val="20"/>
-          <w:lang w:val="en-GB" w:eastAsia="en-GB" w:bidi="ar-SA"/>
-          <w14:ligatures w14:val="none"/>
-        </w:rPr>
-        <w:br/>
-        <w:t>16_Sales_Marketing_Commercialization</w:t>
-      </w:r>
-      <w:r>
-        <w:rPr>
-          <w:rFonts w:ascii="Courier New" w:eastAsia="Times New Roman" w:hAnsi="Courier New" w:cs="Courier New"/>
-          <w:kern w:val="0"/>
-          <w:sz w:val="20"/>
-          <w:szCs w:val="20"/>
-          <w:lang w:val="en-GB" w:eastAsia="en-GB" w:bidi="ar-SA"/>
-          <w14:ligatures w14:val="none"/>
-        </w:rPr>
-        <w:br/>
-        <w:t>17_Tenant_Customer_Service</w:t>
-      </w:r>
-      <w:r>
-        <w:rPr>
-          <w:rFonts w:ascii="Courier New" w:eastAsia="Times New Roman" w:hAnsi="Courier New" w:cs="Courier New"/>
-          <w:kern w:val="0"/>
-          <w:sz w:val="20"/>
-          <w:szCs w:val="20"/>
-          <w:lang w:val="en-GB" w:eastAsia="en-GB" w:bidi="ar-SA"/>
-          <w14:ligatures w14:val="none"/>
-        </w:rPr>
-        <w:br/>
-        <w:t>18_Legal_Contracts</w:t>
-      </w:r>
-      <w:r>
-        <w:rPr>
-          <w:rFonts w:ascii="Courier New" w:eastAsia="Times New Roman" w:hAnsi="Courier New" w:cs="Courier New"/>
-          <w:kern w:val="0"/>
-          <w:sz w:val="20"/>
-          <w:szCs w:val="20"/>
-          <w:lang w:val="en-GB" w:eastAsia="en-GB" w:bidi="ar-SA"/>
-          <w14:ligatures w14:val="none"/>
-        </w:rPr>
-        <w:br/>
-        <w:t>19_Internal_Control_Audit</w:t>
-      </w:r>
-      <w:r>
-        <w:rPr>
-          <w:rFonts w:ascii="Courier New" w:eastAsia="Times New Roman" w:hAnsi="Courier New" w:cs="Courier New"/>
-          <w:kern w:val="0"/>
-          <w:sz w:val="20"/>
-          <w:szCs w:val="20"/>
-          <w:lang w:val="en-GB" w:eastAsia="en-GB" w:bidi="ar-SA"/>
-          <w14:ligatures w14:val="none"/>
-        </w:rPr>
-        <w:br/>
-        <w:t>20_Ethics_Compliance_Conduct</w:t>
-      </w:r>
-      <w:r>
-        <w:rPr>
-          <w:rFonts w:ascii="Courier New" w:eastAsia="Times New Roman" w:hAnsi="Courier New" w:cs="Courier New"/>
-          <w:kern w:val="0"/>
-          <w:sz w:val="20"/>
-          <w:szCs w:val="20"/>
-          <w:lang w:val="en-GB" w:eastAsia="en-GB" w:bidi="ar-SA"/>
-          <w14:ligatures w14:val="none"/>
-        </w:rPr>
-        <w:br/>
-        <w:t>21_Business_Continuity_Crisis</w:t>
-      </w:r>
-    </w:p>
-    <w:p>
-      <w:pPr>
-        <w:spacing w:after="0" w:line="240" w:lineRule="auto"/>
-        <w:rPr>
-          <w:rFonts w:ascii="Times New Roman" w:eastAsia="Times New Roman" w:hAnsi="Times New Roman" w:cs="Times New Roman"/>
-          <w:kern w:val="0"/>
-          <w:sz w:val="24"/>
-          <w:szCs w:val="24"/>
-          <w:lang w:val="en-GB" w:eastAsia="en-GB" w:bidi="ar-SA"/>
-          <w14:ligatures w14:val="none"/>
-        </w:rPr>
-      </w:pPr>
-      <w:r>
-        <w:rPr>
-          <w:rFonts w:ascii="Times New Roman" w:eastAsia="Times New Roman" w:hAnsi="Times New Roman" w:cs="Times New Roman"/>
-          <w:kern w:val="0"/>
-          <w:sz w:val="24"/>
-          <w:szCs w:val="24"/>
-          <w:lang w:val="en-GB" w:eastAsia="en-GB" w:bidi="ar-SA"/>
-          <w14:ligatures w14:val="none"/>
-        </w:rPr>
-        <w:pict w14:anchorId="53595562">
-          <v:rect id="_x0000_i1025" style="width:0;height:1.5pt" o:hralign="center" o:hrstd="t" o:hr="t" fillcolor="#a0a0a0" stroked="f"/>
-        </w:pict>
-      </w:r>
-    </w:p>
-    <w:p>
-      <w:pPr>
-        <w:shd w:val="clear" w:color="auto" w:fill="002060"/>
-        <w:spacing w:before="100" w:beforeAutospacing="1" w:after="100" w:afterAutospacing="1" w:line="240" w:lineRule="auto"/>
-        <w:outlineLvl w:val="0"/>
-        <w:rPr>
-          <w:rFonts w:ascii="Times New Roman" w:eastAsia="Times New Roman" w:hAnsi="Times New Roman" w:cs="Times New Roman"/>
-          <w:b/>
-          <w:bCs/>
-          <w:kern w:val="36"/>
-          <w:sz w:val="48"/>
-          <w:szCs w:val="48"/>
-          <w:lang w:val="en-GB" w:eastAsia="en-GB" w:bidi="ar-SA"/>
-          <w14:ligatures w14:val="none"/>
-        </w:rPr>
-      </w:pPr>
-      <w:r>
-        <w:rPr>
-          <w:rFonts w:ascii="Times New Roman" w:eastAsia="Times New Roman" w:hAnsi="Times New Roman" w:cs="Times New Roman"/>
-          <w:b/>
-          <w:bCs/>
-          <w:kern w:val="36"/>
-          <w:sz w:val="48"/>
-          <w:szCs w:val="48"/>
-          <w:lang w:val="en-GB" w:eastAsia="en-GB" w:bidi="ar-SA"/>
-          <w14:ligatures w14:val="none"/>
-        </w:rPr>
-        <w:t>L_0_11_Finance_Accounting</w:t>
-      </w:r>
-    </w:p>
-    <w:p>
-      <w:pPr>
-        <w:spacing w:before="100" w:beforeAutospacing="1" w:after="100" w:afterAutospacing="1" w:line="240" w:lineRule="auto"/>
-        <w:rPr>
-          <w:rFonts w:ascii="Times New Roman" w:eastAsia="Times New Roman" w:hAnsi="Times New Roman" w:cs="Times New Roman"/>
-          <w:kern w:val="0"/>
-          <w:sz w:val="24"/>
-          <w:szCs w:val="24"/>
-          <w:lang w:val="en-GB" w:eastAsia="en-GB" w:bidi="ar-SA"/>
-          <w14:ligatures w14:val="none"/>
-        </w:rPr>
-      </w:pPr>
-      <w:r>
-        <w:rPr>
-          <w:rFonts w:ascii="Times New Roman" w:eastAsia="Times New Roman" w:hAnsi="Times New Roman" w:cs="Times New Roman"/>
-          <w:i/>
-          <w:iCs/>
-          <w:kern w:val="0"/>
-          <w:sz w:val="24"/>
-          <w:szCs w:val="24"/>
-          <w:lang w:val="en-GB" w:eastAsia="en-GB" w:bidi="ar-SA"/>
-          <w14:ligatures w14:val="none"/>
-        </w:rPr>
-        <w:t>(Comprehensive Policy &amp; Procedures Manual Section – RAM Framework Aligned)</w:t>
-      </w:r>
-    </w:p>
-    <w:p>
-      <w:pPr>
-        <w:spacing w:before="100" w:beforeAutospacing="1" w:after="100" w:afterAutospacing="1" w:line="240" w:lineRule="auto"/>
-        <w:rPr>
-          <w:rFonts w:ascii="Times New Roman" w:eastAsia="Times New Roman" w:hAnsi="Times New Roman" w:cs="Times New Roman"/>
-          <w:kern w:val="0"/>
-          <w:sz w:val="24"/>
-          <w:szCs w:val="24"/>
-          <w:lang w:val="en-GB" w:eastAsia="en-GB" w:bidi="ar-SA"/>
-          <w14:ligatures w14:val="none"/>
-        </w:rPr>
-      </w:pPr>
-      <w:r>
-        <w:rPr>
-          <w:rFonts w:ascii="Times New Roman" w:eastAsia="Times New Roman" w:hAnsi="Times New Roman" w:cs="Times New Roman"/>
-          <w:kern w:val="0"/>
-          <w:sz w:val="24"/>
-          <w:szCs w:val="24"/>
-          <w:lang w:val="en-GB" w:eastAsia="en-GB" w:bidi="ar-SA"/>
-          <w14:ligatures w14:val="none"/>
-        </w:rPr>
-        <w:t>This section is structured in your RAM enterprise architecture logic:</w:t>
-      </w:r>
-    </w:p>
-    <w:p>
-      <w:pPr>
-        <w:numPr>
-          <w:ilvl w:val="0"/>
-          <w:numId w:val="1"/>
-        </w:numPr>
-        <w:spacing w:before="100" w:beforeAutospacing="1" w:after="100" w:afterAutospacing="1" w:line="240" w:lineRule="auto"/>
-        <w:rPr>
-          <w:rFonts w:ascii="Times New Roman" w:eastAsia="Times New Roman" w:hAnsi="Times New Roman" w:cs="Times New Roman"/>
-          <w:kern w:val="0"/>
-          <w:sz w:val="24"/>
-          <w:szCs w:val="24"/>
-          <w:lang w:val="en-GB" w:eastAsia="en-GB" w:bidi="ar-SA"/>
-          <w14:ligatures w14:val="none"/>
-        </w:rPr>
-      </w:pPr>
-      <w:r>
-        <w:rPr>
-          <w:rFonts w:ascii="Times New Roman" w:eastAsia="Times New Roman" w:hAnsi="Times New Roman" w:cs="Times New Roman"/>
-          <w:kern w:val="0"/>
-          <w:sz w:val="24"/>
-          <w:szCs w:val="24"/>
-          <w:lang w:val="en-GB" w:eastAsia="en-GB" w:bidi="ar-SA"/>
-          <w14:ligatures w14:val="none"/>
-        </w:rPr>
-        <w:t>WBS-coded hierarchy</w:t>
-      </w:r>
-    </w:p>
-    <w:p>
-      <w:pPr>
-        <w:numPr>
-          <w:ilvl w:val="0"/>
-          <w:numId w:val="1"/>
-        </w:numPr>
-        <w:spacing w:before="100" w:beforeAutospacing="1" w:after="100" w:afterAutospacing="1" w:line="240" w:lineRule="auto"/>
-        <w:rPr>
-          <w:rFonts w:ascii="Times New Roman" w:eastAsia="Times New Roman" w:hAnsi="Times New Roman" w:cs="Times New Roman"/>
-          <w:kern w:val="0"/>
-          <w:sz w:val="24"/>
-          <w:szCs w:val="24"/>
-          <w:lang w:val="en-GB" w:eastAsia="en-GB" w:bidi="ar-SA"/>
-          <w14:ligatures w14:val="none"/>
-        </w:rPr>
-      </w:pPr>
-      <w:r>
-        <w:rPr>
-          <w:rFonts w:ascii="Times New Roman" w:eastAsia="Times New Roman" w:hAnsi="Times New Roman" w:cs="Times New Roman"/>
-          <w:kern w:val="0"/>
-          <w:sz w:val="24"/>
-          <w:szCs w:val="24"/>
-          <w:lang w:val="en-GB" w:eastAsia="en-GB" w:bidi="ar-SA"/>
-          <w14:ligatures w14:val="none"/>
-        </w:rPr>
-        <w:t>SIPOC per major process</w:t>
-      </w:r>
-    </w:p>
-    <w:p>
-      <w:pPr>
-        <w:numPr>
-          <w:ilvl w:val="0"/>
-          <w:numId w:val="1"/>
-        </w:numPr>
-        <w:spacing w:before="100" w:beforeAutospacing="1" w:after="100" w:afterAutospacing="1" w:line="240" w:lineRule="auto"/>
-        <w:rPr>
-          <w:rFonts w:ascii="Times New Roman" w:eastAsia="Times New Roman" w:hAnsi="Times New Roman" w:cs="Times New Roman"/>
-          <w:kern w:val="0"/>
-          <w:sz w:val="24"/>
-          <w:szCs w:val="24"/>
-          <w:lang w:val="en-GB" w:eastAsia="en-GB" w:bidi="ar-SA"/>
-          <w14:ligatures w14:val="none"/>
-        </w:rPr>
-      </w:pPr>
-      <w:r>
-        <w:rPr>
-          <w:rFonts w:ascii="Times New Roman" w:eastAsia="Times New Roman" w:hAnsi="Times New Roman" w:cs="Times New Roman"/>
-          <w:kern w:val="0"/>
-          <w:sz w:val="24"/>
-          <w:szCs w:val="24"/>
-          <w:lang w:val="en-GB" w:eastAsia="en-GB" w:bidi="ar-SA"/>
-          <w14:ligatures w14:val="none"/>
-        </w:rPr>
-        <w:t>BPMN logical flows</w:t>
-      </w:r>
-    </w:p>
-    <w:p>
-      <w:pPr>
-        <w:numPr>
-          <w:ilvl w:val="0"/>
-          <w:numId w:val="1"/>
-        </w:numPr>
-        <w:spacing w:before="100" w:beforeAutospacing="1" w:after="100" w:afterAutospacing="1" w:line="240" w:lineRule="auto"/>
-        <w:rPr>
-          <w:rFonts w:ascii="Times New Roman" w:eastAsia="Times New Roman" w:hAnsi="Times New Roman" w:cs="Times New Roman"/>
-          <w:kern w:val="0"/>
-          <w:sz w:val="24"/>
-          <w:szCs w:val="24"/>
-          <w:lang w:val="en-GB" w:eastAsia="en-GB" w:bidi="ar-SA"/>
-          <w14:ligatures w14:val="none"/>
-        </w:rPr>
-      </w:pPr>
-      <w:r>
-        <w:rPr>
-          <w:rFonts w:ascii="Times New Roman" w:eastAsia="Times New Roman" w:hAnsi="Times New Roman" w:cs="Times New Roman"/>
-          <w:kern w:val="0"/>
-          <w:sz w:val="24"/>
-          <w:szCs w:val="24"/>
-          <w:lang w:val="en-GB" w:eastAsia="en-GB" w:bidi="ar-SA"/>
-          <w14:ligatures w14:val="none"/>
-        </w:rPr>
-        <w:t>RACI matrix</w:t>
-      </w:r>
-    </w:p>
-    <w:p>
-      <w:pPr>
-        <w:numPr>
-          <w:ilvl w:val="0"/>
-          <w:numId w:val="1"/>
-        </w:numPr>
-        <w:spacing w:before="100" w:beforeAutospacing="1" w:after="100" w:afterAutospacing="1" w:line="240" w:lineRule="auto"/>
-        <w:rPr>
-          <w:rFonts w:ascii="Times New Roman" w:eastAsia="Times New Roman" w:hAnsi="Times New Roman" w:cs="Times New Roman"/>
-          <w:kern w:val="0"/>
-          <w:sz w:val="24"/>
-          <w:szCs w:val="24"/>
-          <w:lang w:val="en-GB" w:eastAsia="en-GB" w:bidi="ar-SA"/>
-          <w14:ligatures w14:val="none"/>
-        </w:rPr>
-      </w:pPr>
-      <w:r>
-        <w:rPr>
-          <w:rFonts w:ascii="Times New Roman" w:eastAsia="Times New Roman" w:hAnsi="Times New Roman" w:cs="Times New Roman"/>
-          <w:kern w:val="0"/>
-          <w:sz w:val="24"/>
-          <w:szCs w:val="24"/>
-          <w:lang w:val="en-GB" w:eastAsia="en-GB" w:bidi="ar-SA"/>
-          <w14:ligatures w14:val="none"/>
-        </w:rPr>
-        <w:t>KPIs</w:t>
-      </w:r>
-    </w:p>
-    <w:p>
-      <w:pPr>
-        <w:numPr>
-          <w:ilvl w:val="0"/>
-          <w:numId w:val="1"/>
-        </w:numPr>
-        <w:spacing w:before="100" w:beforeAutospacing="1" w:after="100" w:afterAutospacing="1" w:line="240" w:lineRule="auto"/>
-        <w:rPr>
-          <w:rFonts w:ascii="Times New Roman" w:eastAsia="Times New Roman" w:hAnsi="Times New Roman" w:cs="Times New Roman"/>
-          <w:kern w:val="0"/>
-          <w:sz w:val="24"/>
-          <w:szCs w:val="24"/>
-          <w:lang w:val="en-GB" w:eastAsia="en-GB" w:bidi="ar-SA"/>
-          <w14:ligatures w14:val="none"/>
-        </w:rPr>
-      </w:pPr>
-      <w:r>
-        <w:rPr>
-          <w:rFonts w:ascii="Times New Roman" w:eastAsia="Times New Roman" w:hAnsi="Times New Roman" w:cs="Times New Roman"/>
-          <w:kern w:val="0"/>
-          <w:sz w:val="24"/>
-          <w:szCs w:val="24"/>
-          <w:lang w:val="en-GB" w:eastAsia="en-GB" w:bidi="ar-SA"/>
-          <w14:ligatures w14:val="none"/>
-        </w:rPr>
-        <w:t>SAP system mapping</w:t>
-      </w:r>
-    </w:p>
-    <w:p>
-      <w:pPr>
-        <w:numPr>
-          <w:ilvl w:val="0"/>
-          <w:numId w:val="1"/>
-        </w:numPr>
-        <w:spacing w:before="100" w:beforeAutospacing="1" w:after="100" w:afterAutospacing="1" w:line="240" w:lineRule="auto"/>
-        <w:rPr>
-          <w:rFonts w:ascii="Times New Roman" w:eastAsia="Times New Roman" w:hAnsi="Times New Roman" w:cs="Times New Roman"/>
-          <w:kern w:val="0"/>
-          <w:sz w:val="24"/>
-          <w:szCs w:val="24"/>
-          <w:lang w:val="en-GB" w:eastAsia="en-GB" w:bidi="ar-SA"/>
-          <w14:ligatures w14:val="none"/>
-        </w:rPr>
-      </w:pPr>
-      <w:r>
-        <w:rPr>
-          <w:rFonts w:ascii="Times New Roman" w:eastAsia="Times New Roman" w:hAnsi="Times New Roman" w:cs="Times New Roman"/>
-          <w:kern w:val="0"/>
-          <w:sz w:val="24"/>
-          <w:szCs w:val="24"/>
-          <w:lang w:val="en-GB" w:eastAsia="en-GB" w:bidi="ar-SA"/>
-          <w14:ligatures w14:val="none"/>
-        </w:rPr>
-        <w:t>Forms &amp; Templates register</w:t>
-      </w:r>
-    </w:p>
-    <w:p>
-      <w:pPr>
-        <w:numPr>
-          <w:ilvl w:val="0"/>
-          <w:numId w:val="1"/>
-        </w:numPr>
-        <w:spacing w:before="100" w:beforeAutospacing="1" w:after="100" w:afterAutospacing="1" w:line="240" w:lineRule="auto"/>
-        <w:rPr>
-          <w:rFonts w:ascii="Times New Roman" w:eastAsia="Times New Roman" w:hAnsi="Times New Roman" w:cs="Times New Roman"/>
-          <w:kern w:val="0"/>
-          <w:sz w:val="24"/>
-          <w:szCs w:val="24"/>
-          <w:lang w:val="en-GB" w:eastAsia="en-GB" w:bidi="ar-SA"/>
-          <w14:ligatures w14:val="none"/>
-        </w:rPr>
-      </w:pPr>
-      <w:r>
-        <w:rPr>
-          <w:rFonts w:ascii="Times New Roman" w:eastAsia="Times New Roman" w:hAnsi="Times New Roman" w:cs="Times New Roman"/>
-          <w:kern w:val="0"/>
-          <w:sz w:val="24"/>
-          <w:szCs w:val="24"/>
-          <w:lang w:val="en-GB" w:eastAsia="en-GB" w:bidi="ar-SA"/>
-          <w14:ligatures w14:val="none"/>
-        </w:rPr>
-        <w:t>Governance Risk &amp; Control Matrix (aligned with COSO &amp; ISO 37301 principles)</w:t>
-      </w:r>
-    </w:p>
-    <w:p>
-      <w:pPr>
-        <w:spacing w:after="0" w:line="240" w:lineRule="auto"/>
-        <w:rPr>
-          <w:rFonts w:ascii="Times New Roman" w:eastAsia="Times New Roman" w:hAnsi="Times New Roman" w:cs="Times New Roman"/>
-          <w:kern w:val="0"/>
-          <w:sz w:val="24"/>
-          <w:szCs w:val="24"/>
-          <w:lang w:val="en-GB" w:eastAsia="en-GB" w:bidi="ar-SA"/>
-          <w14:ligatures w14:val="none"/>
-        </w:rPr>
-      </w:pPr>
-      <w:r>
-        <w:rPr>
-          <w:rFonts w:ascii="Times New Roman" w:eastAsia="Times New Roman" w:hAnsi="Times New Roman" w:cs="Times New Roman"/>
-          <w:kern w:val="0"/>
-          <w:sz w:val="24"/>
-          <w:szCs w:val="24"/>
-          <w:lang w:val="en-GB" w:eastAsia="en-GB" w:bidi="ar-SA"/>
-          <w14:ligatures w14:val="none"/>
-        </w:rPr>
-        <w:pict w14:anchorId="7B511870">
-          <v:rect id="_x0000_i1026" style="width:0;height:1.5pt" o:hralign="center" o:hrstd="t" o:hr="t" fillcolor="#a0a0a0" stroked="f"/>
-        </w:pict>
-      </w:r>
-    </w:p>
-    <w:p>
-      <w:pPr>
-        <w:spacing w:before="100" w:beforeAutospacing="1" w:after="100" w:afterAutospacing="1" w:line="240" w:lineRule="auto"/>
-        <w:outlineLvl w:val="0"/>
-        <w:rPr>
-          <w:rFonts w:ascii="Times New Roman" w:eastAsia="Times New Roman" w:hAnsi="Times New Roman" w:cs="Times New Roman"/>
-          <w:b/>
-          <w:bCs/>
-          <w:kern w:val="36"/>
-          <w:sz w:val="48"/>
-          <w:szCs w:val="48"/>
-          <w:lang w:val="en-GB" w:eastAsia="en-GB" w:bidi="ar-SA"/>
-          <w14:ligatures w14:val="none"/>
-        </w:rPr>
-      </w:pPr>
-      <w:r>
-        <w:rPr>
-          <w:rFonts w:ascii="Times New Roman" w:eastAsia="Times New Roman" w:hAnsi="Times New Roman" w:cs="Times New Roman"/>
-          <w:b/>
-          <w:bCs/>
-          <w:kern w:val="36"/>
-          <w:sz w:val="48"/>
-          <w:szCs w:val="48"/>
-          <w:lang w:val="en-GB" w:eastAsia="en-GB" w:bidi="ar-SA"/>
-          <w14:ligatures w14:val="none"/>
-        </w:rPr>
-        <w:t>11.0 Finance &amp; Accounting Framework Overview</w:t>
-      </w:r>
-    </w:p>
-    <w:p>
-      <w:pPr>
-        <w:spacing w:before="100" w:beforeAutospacing="1" w:after="100" w:afterAutospacing="1" w:line="240" w:lineRule="auto"/>
-        <w:outlineLvl w:val="2"/>
-        <w:rPr>
-          <w:rFonts w:ascii="Times New Roman" w:eastAsia="Times New Roman" w:hAnsi="Times New Roman" w:cs="Times New Roman"/>
-          <w:b/>
-          <w:bCs/>
-          <w:kern w:val="0"/>
-          <w:sz w:val="27"/>
-          <w:szCs w:val="27"/>
-          <w:lang w:val="en-GB" w:eastAsia="en-GB" w:bidi="ar-SA"/>
-          <w14:ligatures w14:val="none"/>
-        </w:rPr>
-      </w:pPr>
-      <w:r>
-        <w:rPr>
-          <w:rFonts w:ascii="Times New Roman" w:eastAsia="Times New Roman" w:hAnsi="Times New Roman" w:cs="Times New Roman"/>
-          <w:b/>
-          <w:bCs/>
-          <w:kern w:val="0"/>
-          <w:sz w:val="27"/>
-          <w:szCs w:val="27"/>
-          <w:lang w:val="en-GB" w:eastAsia="en-GB" w:bidi="ar-SA"/>
-          <w14:ligatures w14:val="none"/>
-        </w:rPr>
-        <w:t>Purpose</w:t>
-      </w:r>
-    </w:p>
-    <w:p>
-      <w:pPr>
-        <w:spacing w:before="100" w:beforeAutospacing="1" w:after="100" w:afterAutospacing="1" w:line="240" w:lineRule="auto"/>
-        <w:rPr>
-          <w:rFonts w:ascii="Times New Roman" w:eastAsia="Times New Roman" w:hAnsi="Times New Roman" w:cs="Times New Roman"/>
-          <w:kern w:val="0"/>
-          <w:sz w:val="24"/>
-          <w:szCs w:val="24"/>
-          <w:lang w:val="en-GB" w:eastAsia="en-GB" w:bidi="ar-SA"/>
-          <w14:ligatures w14:val="none"/>
-        </w:rPr>
-      </w:pPr>
-      <w:r>
-        <w:rPr>
-          <w:rFonts w:ascii="Times New Roman" w:eastAsia="Times New Roman" w:hAnsi="Times New Roman" w:cs="Times New Roman"/>
-          <w:kern w:val="0"/>
-          <w:sz w:val="24"/>
-          <w:szCs w:val="24"/>
-          <w:lang w:val="en-GB" w:eastAsia="en-GB" w:bidi="ar-SA"/>
-          <w14:ligatures w14:val="none"/>
-        </w:rPr>
-        <w:t>Ensure:</w:t>
-      </w:r>
-    </w:p>
-    <w:p>
-      <w:pPr>
-        <w:numPr>
-          <w:ilvl w:val="0"/>
-          <w:numId w:val="2"/>
-        </w:numPr>
-        <w:spacing w:before="100" w:beforeAutospacing="1" w:after="100" w:afterAutospacing="1" w:line="240" w:lineRule="auto"/>
-        <w:rPr>
-          <w:rFonts w:ascii="Times New Roman" w:eastAsia="Times New Roman" w:hAnsi="Times New Roman" w:cs="Times New Roman"/>
-          <w:kern w:val="0"/>
-          <w:sz w:val="24"/>
-          <w:szCs w:val="24"/>
-          <w:lang w:val="en-GB" w:eastAsia="en-GB" w:bidi="ar-SA"/>
-          <w14:ligatures w14:val="none"/>
-        </w:rPr>
-      </w:pPr>
-      <w:r>
-        <w:rPr>
-          <w:rFonts w:ascii="Times New Roman" w:eastAsia="Times New Roman" w:hAnsi="Times New Roman" w:cs="Times New Roman"/>
-          <w:kern w:val="0"/>
-          <w:sz w:val="24"/>
-          <w:szCs w:val="24"/>
-          <w:lang w:val="en-GB" w:eastAsia="en-GB" w:bidi="ar-SA"/>
-          <w14:ligatures w14:val="none"/>
-        </w:rPr>
-        <w:t>Financial integrity</w:t>
-      </w:r>
-    </w:p>
-    <w:p>
-      <w:pPr>
-        <w:numPr>
-          <w:ilvl w:val="0"/>
-          <w:numId w:val="2"/>
-        </w:numPr>
-        <w:spacing w:before="100" w:beforeAutospacing="1" w:after="100" w:afterAutospacing="1" w:line="240" w:lineRule="auto"/>
-        <w:rPr>
-          <w:rFonts w:ascii="Times New Roman" w:eastAsia="Times New Roman" w:hAnsi="Times New Roman" w:cs="Times New Roman"/>
-          <w:kern w:val="0"/>
-          <w:sz w:val="24"/>
-          <w:szCs w:val="24"/>
-          <w:lang w:val="en-GB" w:eastAsia="en-GB" w:bidi="ar-SA"/>
-          <w14:ligatures w14:val="none"/>
-        </w:rPr>
-      </w:pPr>
-      <w:r>
-        <w:rPr>
-          <w:rFonts w:ascii="Times New Roman" w:eastAsia="Times New Roman" w:hAnsi="Times New Roman" w:cs="Times New Roman"/>
-          <w:kern w:val="0"/>
-          <w:sz w:val="24"/>
-          <w:szCs w:val="24"/>
-          <w:lang w:val="en-GB" w:eastAsia="en-GB" w:bidi="ar-SA"/>
-          <w14:ligatures w14:val="none"/>
-        </w:rPr>
-        <w:t>Regulatory compliance</w:t>
-      </w:r>
-    </w:p>
-    <w:p>
-      <w:pPr>
-        <w:numPr>
-          <w:ilvl w:val="0"/>
-          <w:numId w:val="2"/>
-        </w:numPr>
-        <w:spacing w:before="100" w:beforeAutospacing="1" w:after="100" w:afterAutospacing="1" w:line="240" w:lineRule="auto"/>
-        <w:rPr>
-          <w:rFonts w:ascii="Times New Roman" w:eastAsia="Times New Roman" w:hAnsi="Times New Roman" w:cs="Times New Roman"/>
-          <w:kern w:val="0"/>
-          <w:sz w:val="24"/>
-          <w:szCs w:val="24"/>
-          <w:lang w:val="en-GB" w:eastAsia="en-GB" w:bidi="ar-SA"/>
-          <w14:ligatures w14:val="none"/>
-        </w:rPr>
-      </w:pPr>
-      <w:r>
-        <w:rPr>
-          <w:rFonts w:ascii="Times New Roman" w:eastAsia="Times New Roman" w:hAnsi="Times New Roman" w:cs="Times New Roman"/>
-          <w:kern w:val="0"/>
-          <w:sz w:val="24"/>
-          <w:szCs w:val="24"/>
-          <w:lang w:val="en-GB" w:eastAsia="en-GB" w:bidi="ar-SA"/>
-          <w14:ligatures w14:val="none"/>
-        </w:rPr>
-        <w:t>Capital protection</w:t>
-      </w:r>
-    </w:p>
-    <w:p>
-      <w:pPr>
-        <w:numPr>
-          <w:ilvl w:val="0"/>
-          <w:numId w:val="2"/>
-        </w:numPr>
-        <w:spacing w:before="100" w:beforeAutospacing="1" w:after="100" w:afterAutospacing="1" w:line="240" w:lineRule="auto"/>
-        <w:rPr>
-          <w:rFonts w:ascii="Times New Roman" w:eastAsia="Times New Roman" w:hAnsi="Times New Roman" w:cs="Times New Roman"/>
-          <w:kern w:val="0"/>
-          <w:sz w:val="24"/>
-          <w:szCs w:val="24"/>
-          <w:lang w:val="en-GB" w:eastAsia="en-GB" w:bidi="ar-SA"/>
-          <w14:ligatures w14:val="none"/>
-        </w:rPr>
-      </w:pPr>
-      <w:r>
-        <w:rPr>
-          <w:rFonts w:ascii="Times New Roman" w:eastAsia="Times New Roman" w:hAnsi="Times New Roman" w:cs="Times New Roman"/>
-          <w:kern w:val="0"/>
-          <w:sz w:val="24"/>
-          <w:szCs w:val="24"/>
-          <w:lang w:val="en-GB" w:eastAsia="en-GB" w:bidi="ar-SA"/>
-          <w14:ligatures w14:val="none"/>
-        </w:rPr>
-        <w:t>Liquidity optimization</w:t>
-      </w:r>
-    </w:p>
-    <w:p>
-      <w:pPr>
-        <w:numPr>
-          <w:ilvl w:val="0"/>
-          <w:numId w:val="2"/>
-        </w:numPr>
-        <w:spacing w:before="100" w:beforeAutospacing="1" w:after="100" w:afterAutospacing="1" w:line="240" w:lineRule="auto"/>
-        <w:rPr>
-          <w:rFonts w:ascii="Times New Roman" w:eastAsia="Times New Roman" w:hAnsi="Times New Roman" w:cs="Times New Roman"/>
-          <w:kern w:val="0"/>
-          <w:sz w:val="24"/>
-          <w:szCs w:val="24"/>
-          <w:lang w:val="en-GB" w:eastAsia="en-GB" w:bidi="ar-SA"/>
-          <w14:ligatures w14:val="none"/>
-        </w:rPr>
-      </w:pPr>
-      <w:r>
-        <w:rPr>
-          <w:rFonts w:ascii="Times New Roman" w:eastAsia="Times New Roman" w:hAnsi="Times New Roman" w:cs="Times New Roman"/>
-          <w:kern w:val="0"/>
-          <w:sz w:val="24"/>
-          <w:szCs w:val="24"/>
-          <w:lang w:val="en-GB" w:eastAsia="en-GB" w:bidi="ar-SA"/>
-          <w14:ligatures w14:val="none"/>
-        </w:rPr>
-        <w:t>Transparent reporting</w:t>
-      </w:r>
-    </w:p>
-    <w:p>
-      <w:pPr>
-        <w:numPr>
-          <w:ilvl w:val="0"/>
-          <w:numId w:val="2"/>
-        </w:numPr>
-        <w:spacing w:before="100" w:beforeAutospacing="1" w:after="100" w:afterAutospacing="1" w:line="240" w:lineRule="auto"/>
-        <w:rPr>
-          <w:rFonts w:ascii="Times New Roman" w:eastAsia="Times New Roman" w:hAnsi="Times New Roman" w:cs="Times New Roman"/>
-          <w:kern w:val="0"/>
-          <w:sz w:val="24"/>
-          <w:szCs w:val="24"/>
-          <w:lang w:val="en-GB" w:eastAsia="en-GB" w:bidi="ar-SA"/>
-          <w14:ligatures w14:val="none"/>
-        </w:rPr>
-      </w:pPr>
-      <w:r>
-        <w:rPr>
-          <w:rFonts w:ascii="Times New Roman" w:eastAsia="Times New Roman" w:hAnsi="Times New Roman" w:cs="Times New Roman"/>
-          <w:kern w:val="0"/>
-          <w:sz w:val="24"/>
-          <w:szCs w:val="24"/>
-          <w:lang w:val="en-GB" w:eastAsia="en-GB" w:bidi="ar-SA"/>
-          <w14:ligatures w14:val="none"/>
-        </w:rPr>
-        <w:t>Strategic financial planning</w:t>
-      </w:r>
-    </w:p>
-    <w:p>
-      <w:pPr>
-        <w:spacing w:before="100" w:beforeAutospacing="1" w:after="100" w:afterAutospacing="1" w:line="240" w:lineRule="auto"/>
-        <w:outlineLvl w:val="2"/>
-        <w:rPr>
-          <w:rFonts w:ascii="Times New Roman" w:eastAsia="Times New Roman" w:hAnsi="Times New Roman" w:cs="Times New Roman"/>
-          <w:b/>
-          <w:bCs/>
-          <w:kern w:val="0"/>
-          <w:sz w:val="27"/>
-          <w:szCs w:val="27"/>
-          <w:lang w:val="en-GB" w:eastAsia="en-GB" w:bidi="ar-SA"/>
-          <w14:ligatures w14:val="none"/>
-        </w:rPr>
-      </w:pPr>
-      <w:r>
-        <w:rPr>
-          <w:rFonts w:ascii="Times New Roman" w:eastAsia="Times New Roman" w:hAnsi="Times New Roman" w:cs="Times New Roman"/>
-          <w:b/>
-          <w:bCs/>
-          <w:kern w:val="0"/>
-          <w:sz w:val="27"/>
-          <w:szCs w:val="27"/>
-          <w:lang w:val="en-GB" w:eastAsia="en-GB" w:bidi="ar-SA"/>
-          <w14:ligatures w14:val="none"/>
-        </w:rPr>
-        <w:t>Scope</w:t>
-      </w:r>
-    </w:p>
-    <w:p>
-      <w:pPr>
-        <w:spacing w:before="100" w:beforeAutospacing="1" w:after="100" w:afterAutospacing="1" w:line="240" w:lineRule="auto"/>
-        <w:rPr>
-          <w:rFonts w:ascii="Times New Roman" w:eastAsia="Times New Roman" w:hAnsi="Times New Roman" w:cs="Times New Roman"/>
-          <w:kern w:val="0"/>
-          <w:sz w:val="24"/>
-          <w:szCs w:val="24"/>
-          <w:lang w:val="en-GB" w:eastAsia="en-GB" w:bidi="ar-SA"/>
-          <w14:ligatures w14:val="none"/>
-        </w:rPr>
-      </w:pPr>
-      <w:r>
-        <w:rPr>
-          <w:rFonts w:ascii="Times New Roman" w:eastAsia="Times New Roman" w:hAnsi="Times New Roman" w:cs="Times New Roman"/>
-          <w:kern w:val="0"/>
-          <w:sz w:val="24"/>
-          <w:szCs w:val="24"/>
-          <w:lang w:val="en-GB" w:eastAsia="en-GB" w:bidi="ar-SA"/>
-          <w14:ligatures w14:val="none"/>
-        </w:rPr>
-        <w:lastRenderedPageBreak/>
-        <w:t>Applies to:</w:t>
-      </w:r>
-    </w:p>
-    <w:p>
-      <w:pPr>
-        <w:numPr>
-          <w:ilvl w:val="0"/>
-          <w:numId w:val="3"/>
-        </w:numPr>
-        <w:spacing w:before="100" w:beforeAutospacing="1" w:after="100" w:afterAutospacing="1" w:line="240" w:lineRule="auto"/>
-        <w:rPr>
-          <w:rFonts w:ascii="Times New Roman" w:eastAsia="Times New Roman" w:hAnsi="Times New Roman" w:cs="Times New Roman"/>
-          <w:kern w:val="0"/>
-          <w:sz w:val="24"/>
-          <w:szCs w:val="24"/>
-          <w:lang w:val="en-GB" w:eastAsia="en-GB" w:bidi="ar-SA"/>
-          <w14:ligatures w14:val="none"/>
-        </w:rPr>
-      </w:pPr>
-      <w:r>
-        <w:rPr>
-          <w:rFonts w:ascii="Times New Roman" w:eastAsia="Times New Roman" w:hAnsi="Times New Roman" w:cs="Times New Roman"/>
-          <w:kern w:val="0"/>
-          <w:sz w:val="24"/>
-          <w:szCs w:val="24"/>
-          <w:lang w:val="en-GB" w:eastAsia="en-GB" w:bidi="ar-SA"/>
-          <w14:ligatures w14:val="none"/>
-        </w:rPr>
-        <w:t>All subsidiaries</w:t>
-      </w:r>
-    </w:p>
-    <w:p>
-      <w:pPr>
-        <w:numPr>
-          <w:ilvl w:val="0"/>
-          <w:numId w:val="3"/>
-        </w:numPr>
-        <w:spacing w:before="100" w:beforeAutospacing="1" w:after="100" w:afterAutospacing="1" w:line="240" w:lineRule="auto"/>
-        <w:rPr>
-          <w:rFonts w:ascii="Times New Roman" w:eastAsia="Times New Roman" w:hAnsi="Times New Roman" w:cs="Times New Roman"/>
-          <w:kern w:val="0"/>
-          <w:sz w:val="24"/>
-          <w:szCs w:val="24"/>
-          <w:lang w:val="en-GB" w:eastAsia="en-GB" w:bidi="ar-SA"/>
-          <w14:ligatures w14:val="none"/>
-        </w:rPr>
-      </w:pPr>
-      <w:r>
-        <w:rPr>
-          <w:rFonts w:ascii="Times New Roman" w:eastAsia="Times New Roman" w:hAnsi="Times New Roman" w:cs="Times New Roman"/>
-          <w:kern w:val="0"/>
-          <w:sz w:val="24"/>
-          <w:szCs w:val="24"/>
-          <w:lang w:val="en-GB" w:eastAsia="en-GB" w:bidi="ar-SA"/>
-          <w14:ligatures w14:val="none"/>
-        </w:rPr>
-        <w:t>All business units</w:t>
-      </w:r>
-    </w:p>
-    <w:p>
-      <w:pPr>
-        <w:numPr>
-          <w:ilvl w:val="0"/>
-          <w:numId w:val="3"/>
-        </w:numPr>
-        <w:spacing w:before="100" w:beforeAutospacing="1" w:after="100" w:afterAutospacing="1" w:line="240" w:lineRule="auto"/>
-        <w:rPr>
-          <w:rFonts w:ascii="Times New Roman" w:eastAsia="Times New Roman" w:hAnsi="Times New Roman" w:cs="Times New Roman"/>
-          <w:kern w:val="0"/>
-          <w:sz w:val="24"/>
-          <w:szCs w:val="24"/>
-          <w:lang w:val="en-GB" w:eastAsia="en-GB" w:bidi="ar-SA"/>
-          <w14:ligatures w14:val="none"/>
-        </w:rPr>
-      </w:pPr>
-      <w:r>
-        <w:rPr>
-          <w:rFonts w:ascii="Times New Roman" w:eastAsia="Times New Roman" w:hAnsi="Times New Roman" w:cs="Times New Roman"/>
-          <w:kern w:val="0"/>
-          <w:sz w:val="24"/>
-          <w:szCs w:val="24"/>
-          <w:lang w:val="en-GB" w:eastAsia="en-GB" w:bidi="ar-SA"/>
-          <w14:ligatures w14:val="none"/>
-        </w:rPr>
-        <w:t xml:space="preserve">All cost </w:t>
-      </w:r>
-      <w:proofErr w:type="spellStart"/>
-      <w:r>
-        <w:rPr>
-          <w:rFonts w:ascii="Times New Roman" w:eastAsia="Times New Roman" w:hAnsi="Times New Roman" w:cs="Times New Roman"/>
-          <w:kern w:val="0"/>
-          <w:sz w:val="24"/>
-          <w:szCs w:val="24"/>
-          <w:lang w:val="en-GB" w:eastAsia="en-GB" w:bidi="ar-SA"/>
-          <w14:ligatures w14:val="none"/>
-        </w:rPr>
-        <w:t>centers</w:t>
-      </w:r>
-      <w:proofErr w:type="spellEnd"/>
-    </w:p>
-    <w:p>
-      <w:pPr>
-        <w:numPr>
-          <w:ilvl w:val="0"/>
-          <w:numId w:val="3"/>
-        </w:numPr>
-        <w:spacing w:before="100" w:beforeAutospacing="1" w:after="100" w:afterAutospacing="1" w:line="240" w:lineRule="auto"/>
-        <w:rPr>
-          <w:rFonts w:ascii="Times New Roman" w:eastAsia="Times New Roman" w:hAnsi="Times New Roman" w:cs="Times New Roman"/>
-          <w:kern w:val="0"/>
-          <w:sz w:val="24"/>
-          <w:szCs w:val="24"/>
-          <w:lang w:val="en-GB" w:eastAsia="en-GB" w:bidi="ar-SA"/>
-          <w14:ligatures w14:val="none"/>
-        </w:rPr>
-      </w:pPr>
-      <w:r>
-        <w:rPr>
-          <w:rFonts w:ascii="Times New Roman" w:eastAsia="Times New Roman" w:hAnsi="Times New Roman" w:cs="Times New Roman"/>
-          <w:kern w:val="0"/>
-          <w:sz w:val="24"/>
-          <w:szCs w:val="24"/>
-          <w:lang w:val="en-GB" w:eastAsia="en-GB" w:bidi="ar-SA"/>
-          <w14:ligatures w14:val="none"/>
-        </w:rPr>
-        <w:t xml:space="preserve">All CapEx &amp; </w:t>
-      </w:r>
-      <w:proofErr w:type="spellStart"/>
-      <w:r>
-        <w:rPr>
-          <w:rFonts w:ascii="Times New Roman" w:eastAsia="Times New Roman" w:hAnsi="Times New Roman" w:cs="Times New Roman"/>
-          <w:kern w:val="0"/>
-          <w:sz w:val="24"/>
-          <w:szCs w:val="24"/>
-          <w:lang w:val="en-GB" w:eastAsia="en-GB" w:bidi="ar-SA"/>
-          <w14:ligatures w14:val="none"/>
-        </w:rPr>
-        <w:t>OpEx</w:t>
-      </w:r>
-      <w:proofErr w:type="spellEnd"/>
-      <w:r>
-        <w:rPr>
-          <w:rFonts w:ascii="Times New Roman" w:eastAsia="Times New Roman" w:hAnsi="Times New Roman" w:cs="Times New Roman"/>
-          <w:kern w:val="0"/>
-          <w:sz w:val="24"/>
-          <w:szCs w:val="24"/>
-          <w:lang w:val="en-GB" w:eastAsia="en-GB" w:bidi="ar-SA"/>
-          <w14:ligatures w14:val="none"/>
-        </w:rPr>
-        <w:t xml:space="preserve"> activities</w:t>
-      </w:r>
-    </w:p>
-    <w:p>
-      <w:pPr>
-        <w:numPr>
-          <w:ilvl w:val="0"/>
-          <w:numId w:val="3"/>
-        </w:numPr>
-        <w:spacing w:before="100" w:beforeAutospacing="1" w:after="100" w:afterAutospacing="1" w:line="240" w:lineRule="auto"/>
-        <w:rPr>
-          <w:rFonts w:ascii="Times New Roman" w:eastAsia="Times New Roman" w:hAnsi="Times New Roman" w:cs="Times New Roman"/>
-          <w:kern w:val="0"/>
-          <w:sz w:val="24"/>
-          <w:szCs w:val="24"/>
-          <w:lang w:val="en-GB" w:eastAsia="en-GB" w:bidi="ar-SA"/>
-          <w14:ligatures w14:val="none"/>
-        </w:rPr>
-      </w:pPr>
-      <w:r>
-        <w:rPr>
-          <w:rFonts w:ascii="Times New Roman" w:eastAsia="Times New Roman" w:hAnsi="Times New Roman" w:cs="Times New Roman"/>
-          <w:kern w:val="0"/>
-          <w:sz w:val="24"/>
-          <w:szCs w:val="24"/>
-          <w:lang w:val="en-GB" w:eastAsia="en-GB" w:bidi="ar-SA"/>
-          <w14:ligatures w14:val="none"/>
-        </w:rPr>
-        <w:t>All revenue streams</w:t>
-      </w:r>
-    </w:p>
-    <w:p>
-      <w:pPr>
-        <w:spacing w:after="0" w:line="240" w:lineRule="auto"/>
-        <w:rPr>
-          <w:rFonts w:ascii="Times New Roman" w:eastAsia="Times New Roman" w:hAnsi="Times New Roman" w:cs="Times New Roman"/>
-          <w:kern w:val="0"/>
-          <w:sz w:val="24"/>
-          <w:szCs w:val="24"/>
-          <w:lang w:val="en-GB" w:eastAsia="en-GB" w:bidi="ar-SA"/>
-          <w14:ligatures w14:val="none"/>
-        </w:rPr>
-      </w:pPr>
-      <w:r>
-        <w:rPr>
-          <w:rFonts w:ascii="Times New Roman" w:eastAsia="Times New Roman" w:hAnsi="Times New Roman" w:cs="Times New Roman"/>
-          <w:kern w:val="0"/>
-          <w:sz w:val="24"/>
-          <w:szCs w:val="24"/>
-          <w:lang w:val="en-GB" w:eastAsia="en-GB" w:bidi="ar-SA"/>
-          <w14:ligatures w14:val="none"/>
-        </w:rPr>
-        <w:pict w14:anchorId="71237B44">
-          <v:rect id="_x0000_i1027" style="width:0;height:1.5pt" o:hralign="center" o:hrstd="t" o:hr="t" fillcolor="#a0a0a0" stroked="f"/>
-        </w:pict>
-      </w:r>
-    </w:p>
-    <w:p>
-      <w:pPr>
-        <w:spacing w:before="100" w:beforeAutospacing="1" w:after="100" w:afterAutospacing="1" w:line="240" w:lineRule="auto"/>
-        <w:outlineLvl w:val="0"/>
-        <w:rPr>
-          <w:rFonts w:ascii="Times New Roman" w:eastAsia="Times New Roman" w:hAnsi="Times New Roman" w:cs="Times New Roman"/>
-          <w:b/>
-          <w:bCs/>
-          <w:kern w:val="36"/>
-          <w:sz w:val="48"/>
-          <w:szCs w:val="48"/>
-          <w:lang w:val="en-GB" w:eastAsia="en-GB" w:bidi="ar-SA"/>
-          <w14:ligatures w14:val="none"/>
-        </w:rPr>
-      </w:pPr>
-      <w:r>
-        <w:rPr>
-          <w:rFonts w:ascii="Times New Roman" w:eastAsia="Times New Roman" w:hAnsi="Times New Roman" w:cs="Times New Roman"/>
-          <w:b/>
-          <w:bCs/>
-          <w:kern w:val="36"/>
-          <w:sz w:val="48"/>
-          <w:szCs w:val="48"/>
-          <w:lang w:val="en-GB" w:eastAsia="en-GB" w:bidi="ar-SA"/>
-          <w14:ligatures w14:val="none"/>
-        </w:rPr>
-        <w:t>11.1 Financial Governance Policy</w:t>
-      </w:r>
-    </w:p>
-    <w:p>
-      <w:pPr>
-        <w:spacing w:before="100" w:beforeAutospacing="1" w:after="100" w:afterAutospacing="1" w:line="240" w:lineRule="auto"/>
-        <w:outlineLvl w:val="1"/>
-        <w:rPr>
-          <w:rFonts w:ascii="Times New Roman" w:eastAsia="Times New Roman" w:hAnsi="Times New Roman" w:cs="Times New Roman"/>
-          <w:b/>
-          <w:bCs/>
-          <w:kern w:val="0"/>
-          <w:sz w:val="36"/>
-          <w:szCs w:val="36"/>
-          <w:lang w:val="en-GB" w:eastAsia="en-GB" w:bidi="ar-SA"/>
-          <w14:ligatures w14:val="none"/>
-        </w:rPr>
-      </w:pPr>
-      <w:r>
-        <w:rPr>
-          <w:rFonts w:ascii="Times New Roman" w:eastAsia="Times New Roman" w:hAnsi="Times New Roman" w:cs="Times New Roman"/>
-          <w:b/>
-          <w:bCs/>
-          <w:kern w:val="0"/>
-          <w:sz w:val="36"/>
-          <w:szCs w:val="36"/>
-          <w:lang w:val="en-GB" w:eastAsia="en-GB" w:bidi="ar-SA"/>
-          <w14:ligatures w14:val="none"/>
-        </w:rPr>
-        <w:t>11.1.1 Financial Authority &amp; Delegation Matrix</w:t>
-      </w:r>
-    </w:p>
-    <w:p>
-      <w:pPr>
-        <w:spacing w:before="100" w:beforeAutospacing="1" w:after="100" w:afterAutospacing="1" w:line="240" w:lineRule="auto"/>
-        <w:outlineLvl w:val="2"/>
-        <w:rPr>
-          <w:rFonts w:ascii="Times New Roman" w:eastAsia="Times New Roman" w:hAnsi="Times New Roman" w:cs="Times New Roman"/>
-          <w:b/>
-          <w:bCs/>
-          <w:kern w:val="0"/>
-          <w:sz w:val="27"/>
-          <w:szCs w:val="27"/>
-          <w:lang w:val="en-GB" w:eastAsia="en-GB" w:bidi="ar-SA"/>
-          <w14:ligatures w14:val="none"/>
-        </w:rPr>
-      </w:pPr>
-      <w:r>
-        <w:rPr>
-          <w:rFonts w:ascii="Times New Roman" w:eastAsia="Times New Roman" w:hAnsi="Times New Roman" w:cs="Times New Roman"/>
-          <w:b/>
-          <w:bCs/>
-          <w:kern w:val="0"/>
-          <w:sz w:val="27"/>
-          <w:szCs w:val="27"/>
-          <w:lang w:val="en-GB" w:eastAsia="en-GB" w:bidi="ar-SA"/>
-          <w14:ligatures w14:val="none"/>
-        </w:rPr>
-        <w:t>Objective</w:t>
-      </w:r>
-    </w:p>
-    <w:p>
-      <w:pPr>
-        <w:spacing w:before="100" w:beforeAutospacing="1" w:after="100" w:afterAutospacing="1" w:line="240" w:lineRule="auto"/>
-        <w:rPr>
-          <w:rFonts w:ascii="Times New Roman" w:eastAsia="Times New Roman" w:hAnsi="Times New Roman" w:cs="Times New Roman"/>
-          <w:kern w:val="0"/>
-          <w:sz w:val="24"/>
-          <w:szCs w:val="24"/>
-          <w:lang w:val="en-GB" w:eastAsia="en-GB" w:bidi="ar-SA"/>
-          <w14:ligatures w14:val="none"/>
-        </w:rPr>
-      </w:pPr>
-      <w:r>
-        <w:rPr>
-          <w:rFonts w:ascii="Times New Roman" w:eastAsia="Times New Roman" w:hAnsi="Times New Roman" w:cs="Times New Roman"/>
-          <w:kern w:val="0"/>
-          <w:sz w:val="24"/>
-          <w:szCs w:val="24"/>
-          <w:lang w:val="en-GB" w:eastAsia="en-GB" w:bidi="ar-SA"/>
-          <w14:ligatures w14:val="none"/>
-        </w:rPr>
-        <w:t>Define financial decision rights and approval thresholds.</w:t>
-      </w:r>
-    </w:p>
-    <w:p>
-      <w:pPr>
-        <w:spacing w:before="100" w:beforeAutospacing="1" w:after="100" w:afterAutospacing="1" w:line="240" w:lineRule="auto"/>
-        <w:outlineLvl w:val="2"/>
-        <w:rPr>
-          <w:rFonts w:ascii="Times New Roman" w:eastAsia="Times New Roman" w:hAnsi="Times New Roman" w:cs="Times New Roman"/>
-          <w:b/>
-          <w:bCs/>
-          <w:kern w:val="0"/>
-          <w:sz w:val="27"/>
-          <w:szCs w:val="27"/>
-          <w:lang w:val="en-GB" w:eastAsia="en-GB" w:bidi="ar-SA"/>
-          <w14:ligatures w14:val="none"/>
-        </w:rPr>
-      </w:pPr>
-      <w:r>
-        <w:rPr>
-          <w:rFonts w:ascii="Times New Roman" w:eastAsia="Times New Roman" w:hAnsi="Times New Roman" w:cs="Times New Roman"/>
-          <w:b/>
-          <w:bCs/>
-          <w:kern w:val="0"/>
-          <w:sz w:val="27"/>
-          <w:szCs w:val="27"/>
-          <w:lang w:val="en-GB" w:eastAsia="en-GB" w:bidi="ar-SA"/>
-          <w14:ligatures w14:val="none"/>
-        </w:rPr>
-        <w:t>WBS Structure</w:t>
-      </w:r>
-    </w:p>
-    <w:p>
-      <w:pPr>
-        <w:tabs>
-          <w:tab w:val="left" w:pos="916"/>
-          <w:tab w:val="left" w:pos="1832"/>
-          <w:tab w:val="left" w:pos="2748"/>
-          <w:tab w:val="left" w:pos="3664"/>
-          <w:tab w:val="left" w:pos="4580"/>
-          <w:tab w:val="left" w:pos="5496"/>
-          <w:tab w:val="left" w:pos="6412"/>
-          <w:tab w:val="left" w:pos="7328"/>
-          <w:tab w:val="left" w:pos="8244"/>
-          <w:tab w:val="left" w:pos="9160"/>
-          <w:tab w:val="left" w:pos="10076"/>
-          <w:tab w:val="left" w:pos="10992"/>
-          <w:tab w:val="left" w:pos="11908"/>
-          <w:tab w:val="left" w:pos="12824"/>
-          <w:tab w:val="left" w:pos="13740"/>
-          <w:tab w:val="left" w:pos="14656"/>
-        </w:tabs>
-        <w:spacing w:after="0" w:line="240" w:lineRule="auto"/>
         <w:rPr>
           <w:rFonts w:ascii="Courier New" w:eastAsia="Times New Roman" w:hAnsi="Courier New" w:cs="Courier New"/>
           <w:kern w:val="0"/>
@@ -1415,6 +7350,7 @@
           <w14:ligatures w14:val="none"/>
         </w:rPr>
       </w:pPr>
+      <w:bookmarkStart w:id="9" w:name="_Toc224159299"/>
       <w:r>
         <w:rPr>
           <w:rFonts w:ascii="Times New Roman" w:eastAsia="Times New Roman" w:hAnsi="Times New Roman" w:cs="Times New Roman"/>
@@ -1428,6 +7364,7 @@
         </w:rPr>
         <w:t>SIPOC – Financial Authority Process</w:t>
       </w:r>
+      <w:bookmarkEnd w:id="9"/>
     </w:p>
     <w:tbl>
       <w:tblPr>
@@ -2127,6 +8064,7 @@
           <w14:ligatures w14:val="none"/>
         </w:rPr>
       </w:pPr>
+      <w:bookmarkStart w:id="10" w:name="_Toc224159300"/>
       <w:r>
         <w:rPr>
           <w:rFonts w:ascii="Times New Roman" w:eastAsia="Times New Roman" w:hAnsi="Times New Roman" w:cs="Times New Roman"/>
@@ -2140,6 +8078,7 @@
         </w:rPr>
         <w:t>RACI</w:t>
       </w:r>
+      <w:bookmarkEnd w:id="10"/>
     </w:p>
     <w:tbl>
       <w:tblPr>
@@ -3044,6 +8983,7 @@
           <w14:ligatures w14:val="none"/>
         </w:rPr>
       </w:pPr>
+      <w:bookmarkStart w:id="11" w:name="_Toc224159301"/>
       <w:r>
         <w:rPr>
           <w:rFonts w:ascii="Times New Roman" w:eastAsia="Times New Roman" w:hAnsi="Times New Roman" w:cs="Times New Roman"/>
@@ -3057,6 +8997,7 @@
         </w:rPr>
         <w:t>KPIs</w:t>
       </w:r>
+      <w:bookmarkEnd w:id="11"/>
     </w:p>
     <w:p>
       <w:pPr>
@@ -3083,7 +9024,6 @@
           <w:lang w:val="en-GB" w:eastAsia="en-GB" w:bidi="ar-SA"/>
           <w14:ligatures w14:val="none"/>
         </w:rPr>
-        <w:lastRenderedPageBreak/>
         <w:t>% unauthorized expenditures (Target: 0%)</w:t>
       </w:r>
     </w:p>
@@ -3212,6 +9152,7 @@
           <w14:ligatures w14:val="none"/>
         </w:rPr>
       </w:pPr>
+      <w:bookmarkStart w:id="12" w:name="_Toc224159302"/>
       <w:r>
         <w:rPr>
           <w:rFonts w:ascii="Times New Roman" w:eastAsia="Times New Roman" w:hAnsi="Times New Roman" w:cs="Times New Roman"/>
@@ -3225,6 +9166,7 @@
         </w:rPr>
         <w:t>SAP Mapping</w:t>
       </w:r>
+      <w:bookmarkEnd w:id="12"/>
     </w:p>
     <w:p>
       <w:pPr>
@@ -3335,6 +9277,7 @@
           <w:lang w:val="en-GB" w:eastAsia="en-GB" w:bidi="ar-SA"/>
           <w14:ligatures w14:val="none"/>
         </w:rPr>
+        <w:lastRenderedPageBreak/>
         <w:t>SAP GRC</w:t>
       </w:r>
     </w:p>
@@ -3379,6 +9322,7 @@
           <w14:ligatures w14:val="none"/>
         </w:rPr>
       </w:pPr>
+      <w:bookmarkStart w:id="13" w:name="_Toc224159303"/>
       <w:r>
         <w:rPr>
           <w:rFonts w:ascii="Times New Roman" w:eastAsia="Times New Roman" w:hAnsi="Times New Roman" w:cs="Times New Roman"/>
@@ -3392,6 +9336,7 @@
         </w:rPr>
         <w:t>Forms</w:t>
       </w:r>
+      <w:bookmarkEnd w:id="13"/>
     </w:p>
     <w:p>
       <w:pPr>
@@ -3546,6 +9491,7 @@
           <w14:ligatures w14:val="none"/>
         </w:rPr>
       </w:pPr>
+      <w:bookmarkStart w:id="14" w:name="_Toc224159304"/>
       <w:r>
         <w:rPr>
           <w:rFonts w:ascii="Times New Roman" w:eastAsia="Times New Roman" w:hAnsi="Times New Roman" w:cs="Times New Roman"/>
@@ -3559,6 +9505,7 @@
         </w:rPr>
         <w:t>11.2 Budgeting &amp; Financial Planning</w:t>
       </w:r>
+      <w:bookmarkEnd w:id="14"/>
     </w:p>
     <w:p>
       <w:pPr>
@@ -3575,6 +9522,7 @@
           <w14:ligatures w14:val="none"/>
         </w:rPr>
       </w:pPr>
+      <w:bookmarkStart w:id="15" w:name="_Toc224159305"/>
       <w:r>
         <w:rPr>
           <w:rFonts w:ascii="Times New Roman" w:eastAsia="Times New Roman" w:hAnsi="Times New Roman" w:cs="Times New Roman"/>
@@ -3588,6 +9536,7 @@
         </w:rPr>
         <w:t>11.2.1 Annual Budgeting Process</w:t>
       </w:r>
+      <w:bookmarkEnd w:id="15"/>
     </w:p>
     <w:p>
       <w:pPr>
@@ -3604,6 +9553,7 @@
           <w14:ligatures w14:val="none"/>
         </w:rPr>
       </w:pPr>
+      <w:bookmarkStart w:id="16" w:name="_Toc224159306"/>
       <w:r>
         <w:rPr>
           <w:rFonts w:ascii="Times New Roman" w:eastAsia="Times New Roman" w:hAnsi="Times New Roman" w:cs="Times New Roman"/>
@@ -3617,6 +9567,7 @@
         </w:rPr>
         <w:t>WBS</w:t>
       </w:r>
+      <w:bookmarkEnd w:id="16"/>
     </w:p>
     <w:p>
       <w:pPr>
@@ -3749,6 +9700,7 @@
           <w14:ligatures w14:val="none"/>
         </w:rPr>
       </w:pPr>
+      <w:bookmarkStart w:id="17" w:name="_Toc224159307"/>
       <w:r>
         <w:rPr>
           <w:rFonts w:ascii="Times New Roman" w:eastAsia="Times New Roman" w:hAnsi="Times New Roman" w:cs="Times New Roman"/>
@@ -3762,6 +9714,7 @@
         </w:rPr>
         <w:t>BPMN Flow (Logical)</w:t>
       </w:r>
+      <w:bookmarkEnd w:id="17"/>
     </w:p>
     <w:p>
       <w:pPr>
@@ -4000,6 +9953,7 @@
           <w14:ligatures w14:val="none"/>
         </w:rPr>
       </w:pPr>
+      <w:bookmarkStart w:id="18" w:name="_Toc224159308"/>
       <w:r>
         <w:rPr>
           <w:rFonts w:ascii="Times New Roman" w:eastAsia="Times New Roman" w:hAnsi="Times New Roman" w:cs="Times New Roman"/>
@@ -4011,9 +9965,9 @@
           <w:lang w:val="en-GB" w:eastAsia="en-GB" w:bidi="ar-SA"/>
           <w14:ligatures w14:val="none"/>
         </w:rPr>
-        <w:lastRenderedPageBreak/>
         <w:t>SIPOC – Budget Cycle</w:t>
       </w:r>
+      <w:bookmarkEnd w:id="18"/>
     </w:p>
     <w:tbl>
       <w:tblPr>
@@ -4558,6 +10512,7 @@
           <w14:ligatures w14:val="none"/>
         </w:rPr>
       </w:pPr>
+      <w:bookmarkStart w:id="19" w:name="_Toc224159309"/>
       <w:r>
         <w:rPr>
           <w:rFonts w:ascii="Times New Roman" w:eastAsia="Times New Roman" w:hAnsi="Times New Roman" w:cs="Times New Roman"/>
@@ -4571,6 +10526,7 @@
         </w:rPr>
         <w:t>KPIs</w:t>
       </w:r>
+      <w:bookmarkEnd w:id="19"/>
     </w:p>
     <w:p>
       <w:pPr>
@@ -4625,6 +10581,7 @@
           <w:lang w:val="en-GB" w:eastAsia="en-GB" w:bidi="ar-SA"/>
           <w14:ligatures w14:val="none"/>
         </w:rPr>
+        <w:lastRenderedPageBreak/>
         <w:t>Forecast accuracy %</w:t>
       </w:r>
     </w:p>
@@ -4725,6 +10682,7 @@
           <w14:ligatures w14:val="none"/>
         </w:rPr>
       </w:pPr>
+      <w:bookmarkStart w:id="20" w:name="_Toc224159310"/>
       <w:r>
         <w:rPr>
           <w:rFonts w:ascii="Times New Roman" w:eastAsia="Times New Roman" w:hAnsi="Times New Roman" w:cs="Times New Roman"/>
@@ -4738,6 +10696,7 @@
         </w:rPr>
         <w:t>Templates</w:t>
       </w:r>
+      <w:bookmarkEnd w:id="20"/>
     </w:p>
     <w:p>
       <w:pPr>
@@ -4864,6 +10823,7 @@
           <w14:ligatures w14:val="none"/>
         </w:rPr>
       </w:pPr>
+      <w:bookmarkStart w:id="21" w:name="_Toc224159311"/>
       <w:r>
         <w:rPr>
           <w:rFonts w:ascii="Times New Roman" w:eastAsia="Times New Roman" w:hAnsi="Times New Roman" w:cs="Times New Roman"/>
@@ -4877,6 +10837,7 @@
         </w:rPr>
         <w:t>11.3 Accounts Payable (AP)</w:t>
       </w:r>
+      <w:bookmarkEnd w:id="21"/>
     </w:p>
     <w:p>
       <w:pPr>
@@ -4893,6 +10854,7 @@
           <w14:ligatures w14:val="none"/>
         </w:rPr>
       </w:pPr>
+      <w:bookmarkStart w:id="22" w:name="_Toc224159312"/>
       <w:r>
         <w:rPr>
           <w:rFonts w:ascii="Times New Roman" w:eastAsia="Times New Roman" w:hAnsi="Times New Roman" w:cs="Times New Roman"/>
@@ -4906,6 +10868,7 @@
         </w:rPr>
         <w:t>11.3.1 Procure-to-Pay (P2P) Process</w:t>
       </w:r>
+      <w:bookmarkEnd w:id="22"/>
     </w:p>
     <w:p>
       <w:pPr>
@@ -4948,6 +10911,7 @@
           <w14:ligatures w14:val="none"/>
         </w:rPr>
       </w:pPr>
+      <w:bookmarkStart w:id="23" w:name="_Toc224159313"/>
       <w:r>
         <w:rPr>
           <w:rFonts w:ascii="Times New Roman" w:eastAsia="Times New Roman" w:hAnsi="Times New Roman" w:cs="Times New Roman"/>
@@ -4961,6 +10925,7 @@
         </w:rPr>
         <w:t>SIPOC</w:t>
       </w:r>
+      <w:bookmarkEnd w:id="23"/>
     </w:p>
     <w:tbl>
       <w:tblPr>
@@ -5504,6 +11469,7 @@
           <w14:ligatures w14:val="none"/>
         </w:rPr>
       </w:pPr>
+      <w:bookmarkStart w:id="24" w:name="_Toc224159314"/>
       <w:r>
         <w:rPr>
           <w:rFonts w:ascii="Times New Roman" w:eastAsia="Times New Roman" w:hAnsi="Times New Roman" w:cs="Times New Roman"/>
@@ -5517,6 +11483,7 @@
         </w:rPr>
         <w:t>BPMN Logical Flow</w:t>
       </w:r>
+      <w:bookmarkEnd w:id="24"/>
     </w:p>
     <w:p>
       <w:pPr>
@@ -5735,7 +11702,6 @@
           <w:lang w:val="en-GB" w:eastAsia="en-GB" w:bidi="ar-SA"/>
           <w14:ligatures w14:val="none"/>
         </w:rPr>
-        <w:lastRenderedPageBreak/>
         <w:pict w14:anchorId="6191CD13">
           <v:rect id="_x0000_i1041" style="width:0;height:1.5pt" o:hralign="center" o:hrstd="t" o:hr="t" fillcolor="#a0a0a0" stroked="f"/>
         </w:pict>
@@ -5756,6 +11722,7 @@
           <w14:ligatures w14:val="none"/>
         </w:rPr>
       </w:pPr>
+      <w:bookmarkStart w:id="25" w:name="_Toc224159315"/>
       <w:r>
         <w:rPr>
           <w:rFonts w:ascii="Times New Roman" w:eastAsia="Times New Roman" w:hAnsi="Times New Roman" w:cs="Times New Roman"/>
@@ -5769,6 +11736,7 @@
         </w:rPr>
         <w:t>Controls</w:t>
       </w:r>
+      <w:bookmarkEnd w:id="25"/>
     </w:p>
     <w:p>
       <w:pPr>
@@ -5923,6 +11891,7 @@
           <w14:ligatures w14:val="none"/>
         </w:rPr>
       </w:pPr>
+      <w:bookmarkStart w:id="26" w:name="_Toc224159316"/>
       <w:r>
         <w:rPr>
           <w:rFonts w:ascii="Times New Roman" w:eastAsia="Times New Roman" w:hAnsi="Times New Roman" w:cs="Times New Roman"/>
@@ -5934,8 +11903,10 @@
           <w:lang w:val="en-GB" w:eastAsia="en-GB" w:bidi="ar-SA"/>
           <w14:ligatures w14:val="none"/>
         </w:rPr>
+        <w:lastRenderedPageBreak/>
         <w:t>RACI</w:t>
       </w:r>
+      <w:bookmarkEnd w:id="26"/>
     </w:p>
     <w:tbl>
       <w:tblPr>
@@ -6635,6 +12606,7 @@
           <w14:ligatures w14:val="none"/>
         </w:rPr>
       </w:pPr>
+      <w:bookmarkStart w:id="27" w:name="_Toc224159317"/>
       <w:r>
         <w:rPr>
           <w:rFonts w:ascii="Times New Roman" w:eastAsia="Times New Roman" w:hAnsi="Times New Roman" w:cs="Times New Roman"/>
@@ -6648,6 +12620,7 @@
         </w:rPr>
         <w:t>KPIs</w:t>
       </w:r>
+      <w:bookmarkEnd w:id="27"/>
     </w:p>
     <w:p>
       <w:pPr>
@@ -6802,6 +12775,7 @@
           <w14:ligatures w14:val="none"/>
         </w:rPr>
       </w:pPr>
+      <w:bookmarkStart w:id="28" w:name="_Toc224159318"/>
       <w:r>
         <w:rPr>
           <w:rFonts w:ascii="Times New Roman" w:eastAsia="Times New Roman" w:hAnsi="Times New Roman" w:cs="Times New Roman"/>
@@ -6815,6 +12789,7 @@
         </w:rPr>
         <w:t>Forms</w:t>
       </w:r>
+      <w:bookmarkEnd w:id="28"/>
     </w:p>
     <w:p>
       <w:pPr>
@@ -6941,6 +12916,7 @@
           <w14:ligatures w14:val="none"/>
         </w:rPr>
       </w:pPr>
+      <w:bookmarkStart w:id="29" w:name="_Toc224159319"/>
       <w:r>
         <w:rPr>
           <w:rFonts w:ascii="Times New Roman" w:eastAsia="Times New Roman" w:hAnsi="Times New Roman" w:cs="Times New Roman"/>
@@ -6954,6 +12930,7 @@
         </w:rPr>
         <w:t>11.4 Accounts Receivable (AR)</w:t>
       </w:r>
+      <w:bookmarkEnd w:id="29"/>
     </w:p>
     <w:p>
       <w:pPr>
@@ -6970,6 +12947,7 @@
           <w14:ligatures w14:val="none"/>
         </w:rPr>
       </w:pPr>
+      <w:bookmarkStart w:id="30" w:name="_Toc224159320"/>
       <w:r>
         <w:rPr>
           <w:rFonts w:ascii="Times New Roman" w:eastAsia="Times New Roman" w:hAnsi="Times New Roman" w:cs="Times New Roman"/>
@@ -6983,6 +12961,7 @@
         </w:rPr>
         <w:t>11.4.1 Order-to-Cash (O2C)</w:t>
       </w:r>
+      <w:bookmarkEnd w:id="30"/>
     </w:p>
     <w:p>
       <w:pPr>
@@ -7025,6 +13004,7 @@
           <w14:ligatures w14:val="none"/>
         </w:rPr>
       </w:pPr>
+      <w:bookmarkStart w:id="31" w:name="_Toc224159321"/>
       <w:r>
         <w:rPr>
           <w:rFonts w:ascii="Times New Roman" w:eastAsia="Times New Roman" w:hAnsi="Times New Roman" w:cs="Times New Roman"/>
@@ -7038,6 +13018,7 @@
         </w:rPr>
         <w:t>SIPOC</w:t>
       </w:r>
+      <w:bookmarkEnd w:id="31"/>
     </w:p>
     <w:tbl>
       <w:tblPr>
@@ -7562,7 +13543,6 @@
           <w:lang w:val="en-GB" w:eastAsia="en-GB" w:bidi="ar-SA"/>
           <w14:ligatures w14:val="none"/>
         </w:rPr>
-        <w:lastRenderedPageBreak/>
         <w:pict w14:anchorId="4A389399">
           <v:rect id="_x0000_i1047" style="width:0;height:1.5pt" o:hralign="center" o:hrstd="t" o:hr="t" fillcolor="#a0a0a0" stroked="f"/>
         </w:pict>
@@ -7583,6 +13563,7 @@
           <w14:ligatures w14:val="none"/>
         </w:rPr>
       </w:pPr>
+      <w:bookmarkStart w:id="32" w:name="_Toc224159322"/>
       <w:r>
         <w:rPr>
           <w:rFonts w:ascii="Times New Roman" w:eastAsia="Times New Roman" w:hAnsi="Times New Roman" w:cs="Times New Roman"/>
@@ -7596,6 +13577,7 @@
         </w:rPr>
         <w:t>Process</w:t>
       </w:r>
+      <w:bookmarkEnd w:id="32"/>
     </w:p>
     <w:p>
       <w:pPr>
@@ -7786,6 +13768,7 @@
           <w:lang w:val="en-GB" w:eastAsia="en-GB" w:bidi="ar-SA"/>
           <w14:ligatures w14:val="none"/>
         </w:rPr>
+        <w:lastRenderedPageBreak/>
         <w:pict w14:anchorId="7783293F">
           <v:rect id="_x0000_i1048" style="width:0;height:1.5pt" o:hralign="center" o:hrstd="t" o:hr="t" fillcolor="#a0a0a0" stroked="f"/>
         </w:pict>
@@ -7806,6 +13789,7 @@
           <w14:ligatures w14:val="none"/>
         </w:rPr>
       </w:pPr>
+      <w:bookmarkStart w:id="33" w:name="_Toc224159323"/>
       <w:r>
         <w:rPr>
           <w:rFonts w:ascii="Times New Roman" w:eastAsia="Times New Roman" w:hAnsi="Times New Roman" w:cs="Times New Roman"/>
@@ -7819,6 +13803,7 @@
         </w:rPr>
         <w:t>KPIs</w:t>
       </w:r>
+      <w:bookmarkEnd w:id="33"/>
     </w:p>
     <w:p>
       <w:pPr>
@@ -7973,6 +13958,7 @@
           <w14:ligatures w14:val="none"/>
         </w:rPr>
       </w:pPr>
+      <w:bookmarkStart w:id="34" w:name="_Toc224159324"/>
       <w:r>
         <w:rPr>
           <w:rFonts w:ascii="Times New Roman" w:eastAsia="Times New Roman" w:hAnsi="Times New Roman" w:cs="Times New Roman"/>
@@ -7986,6 +13972,7 @@
         </w:rPr>
         <w:t>Forms</w:t>
       </w:r>
+      <w:bookmarkEnd w:id="34"/>
     </w:p>
     <w:p>
       <w:pPr>
@@ -8112,6 +14099,7 @@
           <w14:ligatures w14:val="none"/>
         </w:rPr>
       </w:pPr>
+      <w:bookmarkStart w:id="35" w:name="_Toc224159325"/>
       <w:r>
         <w:rPr>
           <w:rFonts w:ascii="Times New Roman" w:eastAsia="Times New Roman" w:hAnsi="Times New Roman" w:cs="Times New Roman"/>
@@ -8125,6 +14113,7 @@
         </w:rPr>
         <w:t>11.5 Treasury &amp; Cash Management</w:t>
       </w:r>
+      <w:bookmarkEnd w:id="35"/>
     </w:p>
     <w:p>
       <w:pPr>
@@ -8167,6 +14156,7 @@
           <w14:ligatures w14:val="none"/>
         </w:rPr>
       </w:pPr>
+      <w:bookmarkStart w:id="36" w:name="_Toc224159326"/>
       <w:r>
         <w:rPr>
           <w:rFonts w:ascii="Times New Roman" w:eastAsia="Times New Roman" w:hAnsi="Times New Roman" w:cs="Times New Roman"/>
@@ -8180,6 +14170,7 @@
         </w:rPr>
         <w:t>Scope</w:t>
       </w:r>
+      <w:bookmarkEnd w:id="36"/>
     </w:p>
     <w:p>
       <w:pPr>
@@ -8362,6 +14353,7 @@
           <w14:ligatures w14:val="none"/>
         </w:rPr>
       </w:pPr>
+      <w:bookmarkStart w:id="37" w:name="_Toc224159327"/>
       <w:r>
         <w:rPr>
           <w:rFonts w:ascii="Times New Roman" w:eastAsia="Times New Roman" w:hAnsi="Times New Roman" w:cs="Times New Roman"/>
@@ -8375,6 +14367,7 @@
         </w:rPr>
         <w:t>SIPOC</w:t>
       </w:r>
+      <w:bookmarkEnd w:id="37"/>
     </w:p>
     <w:tbl>
       <w:tblPr>
@@ -8752,7 +14745,6 @@
                 <w:lang w:val="en-GB" w:eastAsia="en-GB" w:bidi="ar-SA"/>
                 <w14:ligatures w14:val="none"/>
               </w:rPr>
-              <w:lastRenderedPageBreak/>
               <w:t>Banks</w:t>
             </w:r>
           </w:p>
@@ -8920,6 +14912,7 @@
           <w14:ligatures w14:val="none"/>
         </w:rPr>
       </w:pPr>
+      <w:bookmarkStart w:id="38" w:name="_Toc224159328"/>
       <w:r>
         <w:rPr>
           <w:rFonts w:ascii="Times New Roman" w:eastAsia="Times New Roman" w:hAnsi="Times New Roman" w:cs="Times New Roman"/>
@@ -8933,6 +14926,7 @@
         </w:rPr>
         <w:t>KPIs</w:t>
       </w:r>
+      <w:bookmarkEnd w:id="38"/>
     </w:p>
     <w:p>
       <w:pPr>
@@ -9087,6 +15081,7 @@
           <w14:ligatures w14:val="none"/>
         </w:rPr>
       </w:pPr>
+      <w:bookmarkStart w:id="39" w:name="_Toc224159329"/>
       <w:r>
         <w:rPr>
           <w:rFonts w:ascii="Times New Roman" w:eastAsia="Times New Roman" w:hAnsi="Times New Roman" w:cs="Times New Roman"/>
@@ -9098,8 +15093,10 @@
           <w:lang w:val="en-GB" w:eastAsia="en-GB" w:bidi="ar-SA"/>
           <w14:ligatures w14:val="none"/>
         </w:rPr>
+        <w:lastRenderedPageBreak/>
         <w:t>SAP Modules</w:t>
       </w:r>
+      <w:bookmarkEnd w:id="39"/>
     </w:p>
     <w:p>
       <w:pPr>
@@ -9198,6 +15195,7 @@
           <w14:ligatures w14:val="none"/>
         </w:rPr>
       </w:pPr>
+      <w:bookmarkStart w:id="40" w:name="_Toc224159330"/>
       <w:r>
         <w:rPr>
           <w:rFonts w:ascii="Times New Roman" w:eastAsia="Times New Roman" w:hAnsi="Times New Roman" w:cs="Times New Roman"/>
@@ -9211,6 +15209,7 @@
         </w:rPr>
         <w:t>Forms</w:t>
       </w:r>
+      <w:bookmarkEnd w:id="40"/>
     </w:p>
     <w:p>
       <w:pPr>
@@ -9337,6 +15336,7 @@
           <w14:ligatures w14:val="none"/>
         </w:rPr>
       </w:pPr>
+      <w:bookmarkStart w:id="41" w:name="_Toc224159331"/>
       <w:r>
         <w:rPr>
           <w:rFonts w:ascii="Times New Roman" w:eastAsia="Times New Roman" w:hAnsi="Times New Roman" w:cs="Times New Roman"/>
@@ -9350,6 +15350,7 @@
         </w:rPr>
         <w:t>11.6 Financial Reporting</w:t>
       </w:r>
+      <w:bookmarkEnd w:id="41"/>
     </w:p>
     <w:p>
       <w:pPr>
@@ -9392,6 +15393,7 @@
           <w14:ligatures w14:val="none"/>
         </w:rPr>
       </w:pPr>
+      <w:bookmarkStart w:id="42" w:name="_Toc224159332"/>
       <w:r>
         <w:rPr>
           <w:rFonts w:ascii="Times New Roman" w:eastAsia="Times New Roman" w:hAnsi="Times New Roman" w:cs="Times New Roman"/>
@@ -9405,6 +15407,7 @@
         </w:rPr>
         <w:t>11.6.1 Monthly Close Procedure</w:t>
       </w:r>
+      <w:bookmarkEnd w:id="42"/>
     </w:p>
     <w:p>
       <w:pPr>
@@ -9421,6 +15424,7 @@
           <w14:ligatures w14:val="none"/>
         </w:rPr>
       </w:pPr>
+      <w:bookmarkStart w:id="43" w:name="_Toc224159333"/>
       <w:r>
         <w:rPr>
           <w:rFonts w:ascii="Times New Roman" w:eastAsia="Times New Roman" w:hAnsi="Times New Roman" w:cs="Times New Roman"/>
@@ -9434,6 +15438,7 @@
         </w:rPr>
         <w:t>Steps</w:t>
       </w:r>
+      <w:bookmarkEnd w:id="43"/>
     </w:p>
     <w:p>
       <w:pPr>
@@ -9644,6 +15649,7 @@
           <w14:ligatures w14:val="none"/>
         </w:rPr>
       </w:pPr>
+      <w:bookmarkStart w:id="44" w:name="_Toc224159334"/>
       <w:r>
         <w:rPr>
           <w:rFonts w:ascii="Times New Roman" w:eastAsia="Times New Roman" w:hAnsi="Times New Roman" w:cs="Times New Roman"/>
@@ -9657,6 +15663,7 @@
         </w:rPr>
         <w:t>KPIs</w:t>
       </w:r>
+      <w:bookmarkEnd w:id="44"/>
     </w:p>
     <w:p>
       <w:pPr>
@@ -9711,7 +15718,6 @@
           <w:lang w:val="en-GB" w:eastAsia="en-GB" w:bidi="ar-SA"/>
           <w14:ligatures w14:val="none"/>
         </w:rPr>
-        <w:lastRenderedPageBreak/>
         <w:t>Adjustment frequency</w:t>
       </w:r>
     </w:p>
@@ -9784,6 +15790,7 @@
           <w14:ligatures w14:val="none"/>
         </w:rPr>
       </w:pPr>
+      <w:bookmarkStart w:id="45" w:name="_Toc224159335"/>
       <w:r>
         <w:rPr>
           <w:rFonts w:ascii="Times New Roman" w:eastAsia="Times New Roman" w:hAnsi="Times New Roman" w:cs="Times New Roman"/>
@@ -9797,6 +15804,7 @@
         </w:rPr>
         <w:t>Reports</w:t>
       </w:r>
+      <w:bookmarkEnd w:id="45"/>
     </w:p>
     <w:p>
       <w:pPr>
@@ -9951,6 +15959,7 @@
           <w14:ligatures w14:val="none"/>
         </w:rPr>
       </w:pPr>
+      <w:bookmarkStart w:id="46" w:name="_Toc224159336"/>
       <w:r>
         <w:rPr>
           <w:rFonts w:ascii="Times New Roman" w:eastAsia="Times New Roman" w:hAnsi="Times New Roman" w:cs="Times New Roman"/>
@@ -9962,8 +15971,10 @@
           <w:lang w:val="en-GB" w:eastAsia="en-GB" w:bidi="ar-SA"/>
           <w14:ligatures w14:val="none"/>
         </w:rPr>
+        <w:lastRenderedPageBreak/>
         <w:t>11.7 Tax &amp; Regulatory Compliance</w:t>
       </w:r>
+      <w:bookmarkEnd w:id="46"/>
     </w:p>
     <w:p>
       <w:pPr>
@@ -10006,6 +16017,7 @@
           <w14:ligatures w14:val="none"/>
         </w:rPr>
       </w:pPr>
+      <w:bookmarkStart w:id="47" w:name="_Toc224159337"/>
       <w:r>
         <w:rPr>
           <w:rFonts w:ascii="Times New Roman" w:eastAsia="Times New Roman" w:hAnsi="Times New Roman" w:cs="Times New Roman"/>
@@ -10019,6 +16031,7 @@
         </w:rPr>
         <w:t>Scope</w:t>
       </w:r>
+      <w:bookmarkEnd w:id="47"/>
     </w:p>
     <w:p>
       <w:pPr>
@@ -10201,6 +16214,7 @@
           <w14:ligatures w14:val="none"/>
         </w:rPr>
       </w:pPr>
+      <w:bookmarkStart w:id="48" w:name="_Toc224159338"/>
       <w:r>
         <w:rPr>
           <w:rFonts w:ascii="Times New Roman" w:eastAsia="Times New Roman" w:hAnsi="Times New Roman" w:cs="Times New Roman"/>
@@ -10214,6 +16228,7 @@
         </w:rPr>
         <w:t>Controls</w:t>
       </w:r>
+      <w:bookmarkEnd w:id="48"/>
     </w:p>
     <w:p>
       <w:pPr>
@@ -10368,6 +16383,7 @@
           <w14:ligatures w14:val="none"/>
         </w:rPr>
       </w:pPr>
+      <w:bookmarkStart w:id="49" w:name="_Toc224159339"/>
       <w:r>
         <w:rPr>
           <w:rFonts w:ascii="Times New Roman" w:eastAsia="Times New Roman" w:hAnsi="Times New Roman" w:cs="Times New Roman"/>
@@ -10381,6 +16397,7 @@
         </w:rPr>
         <w:t>Forms</w:t>
       </w:r>
+      <w:bookmarkEnd w:id="49"/>
     </w:p>
     <w:p>
       <w:pPr>
@@ -10507,6 +16524,7 @@
           <w14:ligatures w14:val="none"/>
         </w:rPr>
       </w:pPr>
+      <w:bookmarkStart w:id="50" w:name="_Toc224159340"/>
       <w:r>
         <w:rPr>
           <w:rFonts w:ascii="Times New Roman" w:eastAsia="Times New Roman" w:hAnsi="Times New Roman" w:cs="Times New Roman"/>
@@ -10520,6 +16538,7 @@
         </w:rPr>
         <w:t>11.8 Internal Controls &amp; Financial Risk</w:t>
       </w:r>
+      <w:bookmarkEnd w:id="50"/>
     </w:p>
     <w:p>
       <w:pPr>
@@ -10542,7 +16561,6 @@
           <w:lang w:val="en-GB" w:eastAsia="en-GB" w:bidi="ar-SA"/>
           <w14:ligatures w14:val="none"/>
         </w:rPr>
-        <w:lastRenderedPageBreak/>
         <w:t>Aligned with:</w:t>
       </w:r>
     </w:p>
@@ -10671,6 +16689,7 @@
           <w14:ligatures w14:val="none"/>
         </w:rPr>
       </w:pPr>
+      <w:bookmarkStart w:id="51" w:name="_Toc224159341"/>
       <w:r>
         <w:rPr>
           <w:rFonts w:ascii="Times New Roman" w:eastAsia="Times New Roman" w:hAnsi="Times New Roman" w:cs="Times New Roman"/>
@@ -10684,6 +16703,7 @@
         </w:rPr>
         <w:t>Risk &amp; Control Matrix (Sample Extract)</w:t>
       </w:r>
+      <w:bookmarkEnd w:id="51"/>
     </w:p>
     <w:tbl>
       <w:tblPr>
@@ -11368,6 +17388,7 @@
                 <w:lang w:val="en-GB" w:eastAsia="en-GB" w:bidi="ar-SA"/>
                 <w14:ligatures w14:val="none"/>
               </w:rPr>
+              <w:lastRenderedPageBreak/>
               <w:t>Tax penalty</w:t>
             </w:r>
           </w:p>
@@ -11535,6 +17556,7 @@
           <w14:ligatures w14:val="none"/>
         </w:rPr>
       </w:pPr>
+      <w:bookmarkStart w:id="52" w:name="_Toc224159342"/>
       <w:r>
         <w:rPr>
           <w:rFonts w:ascii="Times New Roman" w:eastAsia="Times New Roman" w:hAnsi="Times New Roman" w:cs="Times New Roman"/>
@@ -11548,6 +17570,7 @@
         </w:rPr>
         <w:t>Financial Process Architecture Layer</w:t>
       </w:r>
+      <w:bookmarkEnd w:id="52"/>
     </w:p>
     <w:p>
       <w:pPr>
@@ -11716,6 +17739,7 @@
           <w14:ligatures w14:val="none"/>
         </w:rPr>
       </w:pPr>
+      <w:bookmarkStart w:id="53" w:name="_Toc224159343"/>
       <w:r>
         <w:rPr>
           <w:rFonts w:ascii="Times New Roman" w:eastAsia="Times New Roman" w:hAnsi="Times New Roman" w:cs="Times New Roman"/>
@@ -11729,6 +17753,7 @@
         </w:rPr>
         <w:t>Full Finance Document Register</w:t>
       </w:r>
+      <w:bookmarkEnd w:id="53"/>
     </w:p>
     <w:tbl>
       <w:tblPr>
@@ -12236,6 +18261,7 @@
           <w14:ligatures w14:val="none"/>
         </w:rPr>
       </w:pPr>
+      <w:bookmarkStart w:id="54" w:name="_Toc224159344"/>
       <w:r>
         <w:rPr>
           <w:rFonts w:ascii="Times New Roman" w:eastAsia="Times New Roman" w:hAnsi="Times New Roman" w:cs="Times New Roman"/>
@@ -12249,6 +18275,7 @@
         </w:rPr>
         <w:t>Maturity Levels (Scoring 1–5)</w:t>
       </w:r>
+      <w:bookmarkEnd w:id="54"/>
     </w:p>
     <w:tbl>
       <w:tblPr>
@@ -12619,7 +18646,6 @@
                 <w:lang w:val="en-GB" w:eastAsia="en-GB" w:bidi="ar-SA"/>
                 <w14:ligatures w14:val="none"/>
               </w:rPr>
-              <w:lastRenderedPageBreak/>
               <w:t>5</w:t>
             </w:r>
           </w:p>
@@ -12684,16 +18710,17 @@
     </w:p>
     <w:p>
       <w:pPr>
-        <w:spacing w:before="100" w:beforeAutospacing="1" w:after="100" w:afterAutospacing="1" w:line="240" w:lineRule="auto"/>
-        <w:rPr>
-          <w:rFonts w:ascii="Times New Roman" w:eastAsia="Times New Roman" w:hAnsi="Times New Roman" w:cs="Times New Roman"/>
-          <w:kern w:val="0"/>
-          <w:sz w:val="24"/>
-          <w:szCs w:val="24"/>
-          <w:lang w:val="en-GB" w:eastAsia="en-GB" w:bidi="ar-SA"/>
-          <w14:ligatures w14:val="none"/>
-        </w:rPr>
-      </w:pPr>
+        <w:pStyle w:val="Heading3"/>
+        <w:rPr>
+          <w:rFonts w:ascii="Times New Roman" w:eastAsia="Times New Roman" w:hAnsi="Times New Roman" w:cs="Times New Roman"/>
+          <w:kern w:val="0"/>
+          <w:sz w:val="24"/>
+          <w:szCs w:val="24"/>
+          <w:lang w:val="en-GB" w:eastAsia="en-GB" w:bidi="ar-SA"/>
+          <w14:ligatures w14:val="none"/>
+        </w:rPr>
+      </w:pPr>
+      <w:bookmarkStart w:id="55" w:name="_Toc224159345"/>
       <w:r>
         <w:rPr>
           <w:rFonts w:ascii="Times New Roman" w:eastAsia="Times New Roman" w:hAnsi="Times New Roman" w:cs="Times New Roman"/>
@@ -12706,6 +18733,7 @@
         </w:rPr>
         <w:t>Next to do</w:t>
       </w:r>
+      <w:bookmarkEnd w:id="55"/>
     </w:p>
     <w:p>
       <w:pPr>
@@ -12719,16 +18747,18 @@
           <w:kern w:val="0"/>
           <w:sz w:val="24"/>
           <w:szCs w:val="24"/>
-          <w:lang w:val="en-GB" w:eastAsia="en-GB" w:bidi="ar-SA"/>
-          <w14:ligatures w14:val="none"/>
-        </w:rPr>
-      </w:pPr>
-      <w:r>
-        <w:rPr>
-          <w:rFonts w:ascii="Times New Roman" w:eastAsia="Times New Roman" w:hAnsi="Times New Roman" w:cs="Times New Roman"/>
-          <w:kern w:val="0"/>
-          <w:sz w:val="24"/>
-          <w:szCs w:val="24"/>
+          <w:highlight w:val="yellow"/>
+          <w:lang w:val="en-GB" w:eastAsia="en-GB" w:bidi="ar-SA"/>
+          <w14:ligatures w14:val="none"/>
+        </w:rPr>
+      </w:pPr>
+      <w:r>
+        <w:rPr>
+          <w:rFonts w:ascii="Times New Roman" w:eastAsia="Times New Roman" w:hAnsi="Times New Roman" w:cs="Times New Roman"/>
+          <w:kern w:val="0"/>
+          <w:sz w:val="24"/>
+          <w:szCs w:val="24"/>
+          <w:highlight w:val="yellow"/>
           <w:lang w:val="en-GB" w:eastAsia="en-GB" w:bidi="ar-SA"/>
           <w14:ligatures w14:val="none"/>
         </w:rPr>
@@ -12747,16 +18777,18 @@
           <w:kern w:val="0"/>
           <w:sz w:val="24"/>
           <w:szCs w:val="24"/>
-          <w:lang w:val="en-GB" w:eastAsia="en-GB" w:bidi="ar-SA"/>
-          <w14:ligatures w14:val="none"/>
-        </w:rPr>
-      </w:pPr>
-      <w:r>
-        <w:rPr>
-          <w:rFonts w:ascii="Times New Roman" w:eastAsia="Times New Roman" w:hAnsi="Times New Roman" w:cs="Times New Roman"/>
-          <w:kern w:val="0"/>
-          <w:sz w:val="24"/>
-          <w:szCs w:val="24"/>
+          <w:highlight w:val="yellow"/>
+          <w:lang w:val="en-GB" w:eastAsia="en-GB" w:bidi="ar-SA"/>
+          <w14:ligatures w14:val="none"/>
+        </w:rPr>
+      </w:pPr>
+      <w:r>
+        <w:rPr>
+          <w:rFonts w:ascii="Times New Roman" w:eastAsia="Times New Roman" w:hAnsi="Times New Roman" w:cs="Times New Roman"/>
+          <w:kern w:val="0"/>
+          <w:sz w:val="24"/>
+          <w:szCs w:val="24"/>
+          <w:highlight w:val="yellow"/>
           <w:lang w:val="en-GB" w:eastAsia="en-GB" w:bidi="ar-SA"/>
           <w14:ligatures w14:val="none"/>
         </w:rPr>
@@ -12775,16 +18807,18 @@
           <w:kern w:val="0"/>
           <w:sz w:val="24"/>
           <w:szCs w:val="24"/>
-          <w:lang w:val="en-GB" w:eastAsia="en-GB" w:bidi="ar-SA"/>
-          <w14:ligatures w14:val="none"/>
-        </w:rPr>
-      </w:pPr>
-      <w:r>
-        <w:rPr>
-          <w:rFonts w:ascii="Times New Roman" w:eastAsia="Times New Roman" w:hAnsi="Times New Roman" w:cs="Times New Roman"/>
-          <w:kern w:val="0"/>
-          <w:sz w:val="24"/>
-          <w:szCs w:val="24"/>
+          <w:highlight w:val="yellow"/>
+          <w:lang w:val="en-GB" w:eastAsia="en-GB" w:bidi="ar-SA"/>
+          <w14:ligatures w14:val="none"/>
+        </w:rPr>
+      </w:pPr>
+      <w:r>
+        <w:rPr>
+          <w:rFonts w:ascii="Times New Roman" w:eastAsia="Times New Roman" w:hAnsi="Times New Roman" w:cs="Times New Roman"/>
+          <w:kern w:val="0"/>
+          <w:sz w:val="24"/>
+          <w:szCs w:val="24"/>
+          <w:highlight w:val="yellow"/>
           <w:lang w:val="en-GB" w:eastAsia="en-GB" w:bidi="ar-SA"/>
           <w14:ligatures w14:val="none"/>
         </w:rPr>
@@ -12803,16 +18837,18 @@
           <w:kern w:val="0"/>
           <w:sz w:val="24"/>
           <w:szCs w:val="24"/>
-          <w:lang w:val="en-GB" w:eastAsia="en-GB" w:bidi="ar-SA"/>
-          <w14:ligatures w14:val="none"/>
-        </w:rPr>
-      </w:pPr>
-      <w:r>
-        <w:rPr>
-          <w:rFonts w:ascii="Times New Roman" w:eastAsia="Times New Roman" w:hAnsi="Times New Roman" w:cs="Times New Roman"/>
-          <w:kern w:val="0"/>
-          <w:sz w:val="24"/>
-          <w:szCs w:val="24"/>
+          <w:highlight w:val="yellow"/>
+          <w:lang w:val="en-GB" w:eastAsia="en-GB" w:bidi="ar-SA"/>
+          <w14:ligatures w14:val="none"/>
+        </w:rPr>
+      </w:pPr>
+      <w:r>
+        <w:rPr>
+          <w:rFonts w:ascii="Times New Roman" w:eastAsia="Times New Roman" w:hAnsi="Times New Roman" w:cs="Times New Roman"/>
+          <w:kern w:val="0"/>
+          <w:sz w:val="24"/>
+          <w:szCs w:val="24"/>
+          <w:highlight w:val="yellow"/>
           <w:lang w:val="en-GB" w:eastAsia="en-GB" w:bidi="ar-SA"/>
           <w14:ligatures w14:val="none"/>
         </w:rPr>
@@ -12831,16 +18867,18 @@
           <w:kern w:val="0"/>
           <w:sz w:val="24"/>
           <w:szCs w:val="24"/>
-          <w:lang w:val="en-GB" w:eastAsia="en-GB" w:bidi="ar-SA"/>
-          <w14:ligatures w14:val="none"/>
-        </w:rPr>
-      </w:pPr>
-      <w:r>
-        <w:rPr>
-          <w:rFonts w:ascii="Times New Roman" w:eastAsia="Times New Roman" w:hAnsi="Times New Roman" w:cs="Times New Roman"/>
-          <w:kern w:val="0"/>
-          <w:sz w:val="24"/>
-          <w:szCs w:val="24"/>
+          <w:highlight w:val="yellow"/>
+          <w:lang w:val="en-GB" w:eastAsia="en-GB" w:bidi="ar-SA"/>
+          <w14:ligatures w14:val="none"/>
+        </w:rPr>
+      </w:pPr>
+      <w:r>
+        <w:rPr>
+          <w:rFonts w:ascii="Times New Roman" w:eastAsia="Times New Roman" w:hAnsi="Times New Roman" w:cs="Times New Roman"/>
+          <w:kern w:val="0"/>
+          <w:sz w:val="24"/>
+          <w:szCs w:val="24"/>
+          <w:highlight w:val="yellow"/>
           <w:lang w:val="en-GB" w:eastAsia="en-GB" w:bidi="ar-SA"/>
           <w14:ligatures w14:val="none"/>
         </w:rPr>
@@ -12859,16 +18897,18 @@
           <w:kern w:val="0"/>
           <w:sz w:val="24"/>
           <w:szCs w:val="24"/>
-          <w:lang w:val="en-GB" w:eastAsia="en-GB" w:bidi="ar-SA"/>
-          <w14:ligatures w14:val="none"/>
-        </w:rPr>
-      </w:pPr>
-      <w:r>
-        <w:rPr>
-          <w:rFonts w:ascii="Times New Roman" w:eastAsia="Times New Roman" w:hAnsi="Times New Roman" w:cs="Times New Roman"/>
-          <w:kern w:val="0"/>
-          <w:sz w:val="24"/>
-          <w:szCs w:val="24"/>
+          <w:highlight w:val="yellow"/>
+          <w:lang w:val="en-GB" w:eastAsia="en-GB" w:bidi="ar-SA"/>
+          <w14:ligatures w14:val="none"/>
+        </w:rPr>
+      </w:pPr>
+      <w:r>
+        <w:rPr>
+          <w:rFonts w:ascii="Times New Roman" w:eastAsia="Times New Roman" w:hAnsi="Times New Roman" w:cs="Times New Roman"/>
+          <w:kern w:val="0"/>
+          <w:sz w:val="24"/>
+          <w:szCs w:val="24"/>
+          <w:highlight w:val="yellow"/>
           <w:lang w:val="en-GB" w:eastAsia="en-GB" w:bidi="ar-SA"/>
           <w14:ligatures w14:val="none"/>
         </w:rPr>
@@ -12887,16 +18927,18 @@
           <w:kern w:val="0"/>
           <w:sz w:val="24"/>
           <w:szCs w:val="24"/>
-          <w:lang w:val="en-GB" w:eastAsia="en-GB" w:bidi="ar-SA"/>
-          <w14:ligatures w14:val="none"/>
-        </w:rPr>
-      </w:pPr>
-      <w:r>
-        <w:rPr>
-          <w:rFonts w:ascii="Times New Roman" w:eastAsia="Times New Roman" w:hAnsi="Times New Roman" w:cs="Times New Roman"/>
-          <w:kern w:val="0"/>
-          <w:sz w:val="24"/>
-          <w:szCs w:val="24"/>
+          <w:highlight w:val="yellow"/>
+          <w:lang w:val="en-GB" w:eastAsia="en-GB" w:bidi="ar-SA"/>
+          <w14:ligatures w14:val="none"/>
+        </w:rPr>
+      </w:pPr>
+      <w:r>
+        <w:rPr>
+          <w:rFonts w:ascii="Times New Roman" w:eastAsia="Times New Roman" w:hAnsi="Times New Roman" w:cs="Times New Roman"/>
+          <w:kern w:val="0"/>
+          <w:sz w:val="24"/>
+          <w:szCs w:val="24"/>
+          <w:highlight w:val="yellow"/>
           <w:lang w:val="en-GB" w:eastAsia="en-GB" w:bidi="ar-SA"/>
           <w14:ligatures w14:val="none"/>
         </w:rPr>
@@ -12909,6 +18951,7 @@
           <w:kern w:val="0"/>
           <w:sz w:val="24"/>
           <w:szCs w:val="24"/>
+          <w:highlight w:val="yellow"/>
           <w:lang w:val="en-GB" w:eastAsia="en-GB" w:bidi="ar-SA"/>
           <w14:ligatures w14:val="none"/>
         </w:rPr>
@@ -12921,6 +18964,7 @@
           <w:kern w:val="0"/>
           <w:sz w:val="24"/>
           <w:szCs w:val="24"/>
+          <w:highlight w:val="yellow"/>
           <w:lang w:val="en-GB" w:eastAsia="en-GB" w:bidi="ar-SA"/>
           <w14:ligatures w14:val="none"/>
         </w:rPr>
@@ -12948,22 +18992,91 @@
           <w:lang w:val="en-GB" w:eastAsia="en-GB" w:bidi="ar-SA"/>
           <w14:ligatures w14:val="none"/>
         </w:rPr>
-        <w:t>Tell me which layer we develop next.</w:t>
-      </w:r>
-    </w:p>
-    <w:p>
-      <w:pPr>
-        <w:pBdr>
-          <w:bottom w:val="single" w:sz="6" w:space="1" w:color="auto"/>
-        </w:pBdr>
-        <w:spacing w:after="0" w:line="240" w:lineRule="auto"/>
-        <w:jc w:val="center"/>
-        <w:rPr>
-          <w:rFonts w:ascii="Arial" w:eastAsia="Times New Roman" w:hAnsi="Arial" w:cs="Arial"/>
-          <w:vanish/>
-          <w:kern w:val="0"/>
-          <w:sz w:val="16"/>
-          <w:szCs w:val="16"/>
+        <w:t xml:space="preserve"> </w:t>
+      </w:r>
+    </w:p>
+    <w:p>
+      <w:pPr>
+        <w:pStyle w:val="Heading3"/>
+        <w:rPr>
+          <w:rFonts w:ascii="Times New Roman" w:eastAsia="Times New Roman" w:hAnsi="Times New Roman" w:cs="Times New Roman"/>
+          <w:kern w:val="0"/>
+          <w:sz w:val="24"/>
+          <w:szCs w:val="24"/>
+          <w:lang w:val="en-GB" w:eastAsia="en-GB" w:bidi="ar-SA"/>
+          <w14:ligatures w14:val="none"/>
+        </w:rPr>
+      </w:pPr>
+      <w:bookmarkStart w:id="56" w:name="_Toc224159346"/>
+      <w:r>
+        <w:rPr>
+          <w:rFonts w:ascii="Times New Roman" w:eastAsia="Times New Roman" w:hAnsi="Times New Roman" w:cs="Times New Roman"/>
+          <w:kern w:val="0"/>
+          <w:sz w:val="24"/>
+          <w:szCs w:val="24"/>
+          <w:lang w:val="en-GB" w:eastAsia="en-GB" w:bidi="ar-SA"/>
+          <w14:ligatures w14:val="none"/>
+        </w:rPr>
+        <w:lastRenderedPageBreak/>
+        <w:t>Forms and templates</w:t>
+      </w:r>
+      <w:bookmarkEnd w:id="56"/>
+    </w:p>
+    <w:p>
+      <w:pPr>
+        <w:rPr>
+          <w:rFonts w:ascii="Times New Roman" w:eastAsia="Times New Roman" w:hAnsi="Times New Roman" w:cs="Times New Roman"/>
+          <w:kern w:val="0"/>
+          <w:sz w:val="24"/>
+          <w:szCs w:val="24"/>
+          <w:lang w:val="en-GB" w:eastAsia="en-GB" w:bidi="ar-SA"/>
+          <w14:ligatures w14:val="none"/>
+        </w:rPr>
+      </w:pPr>
+      <w:r>
+        <w:rPr>
+          <w:rFonts w:ascii="Times New Roman" w:eastAsia="Times New Roman" w:hAnsi="Times New Roman" w:cs="Times New Roman"/>
+          <w:kern w:val="0"/>
+          <w:sz w:val="24"/>
+          <w:szCs w:val="24"/>
+          <w:lang w:val="en-GB" w:eastAsia="en-GB" w:bidi="ar-SA"/>
+          <w14:ligatures w14:val="none"/>
+        </w:rPr>
+        <w:br w:type="page"/>
+      </w:r>
+    </w:p>
+    <w:p>
+      <w:pPr>
+        <w:rPr>
+          <w:rFonts w:ascii="Times New Roman" w:eastAsia="Times New Roman" w:hAnsi="Times New Roman" w:cs="Times New Roman"/>
+          <w:kern w:val="0"/>
+          <w:sz w:val="24"/>
+          <w:szCs w:val="24"/>
+          <w:lang w:val="en-GB" w:eastAsia="en-GB" w:bidi="ar-SA"/>
+          <w14:ligatures w14:val="none"/>
+        </w:rPr>
+      </w:pPr>
+      <w:r>
+        <w:rPr>
+          <w:rFonts w:ascii="Times New Roman" w:eastAsia="Times New Roman" w:hAnsi="Times New Roman" w:cs="Times New Roman"/>
+          <w:kern w:val="0"/>
+          <w:sz w:val="24"/>
+          <w:szCs w:val="24"/>
+          <w:lang w:val="en-GB" w:eastAsia="en-GB" w:bidi="ar-SA"/>
+          <w14:ligatures w14:val="none"/>
+        </w:rPr>
+        <w:lastRenderedPageBreak/>
+        <w:t xml:space="preserve">End of document </w:t>
+      </w:r>
+    </w:p>
+    <w:p>
+      <w:pPr>
+        <w:spacing w:before="100" w:beforeAutospacing="1" w:after="100" w:afterAutospacing="1" w:line="240" w:lineRule="auto"/>
+        <w:rPr>
+          <w:rFonts w:ascii="Times New Roman" w:eastAsia="Times New Roman" w:hAnsi="Times New Roman" w:cs="Times New Roman"/>
+          <w:kern w:val="0"/>
+          <w:sz w:val="24"/>
+          <w:szCs w:val="24"/>
           <w:lang w:val="en-GB" w:eastAsia="en-GB" w:bidi="ar-SA"/>
           <w14:ligatures w14:val="none"/>
         </w:rPr>
@@ -13171,7 +19284,7 @@
       <w:pStyle w:val="Header"/>
     </w:pPr>
     <w:r>
-      <w:t>L0 – ENTERPRISE ENABLERS (Cross-Cutting)</w:t>
+      <w:t>ENTERPRISE ENABLERS (Cross-Cutting)</w:t>
     </w:r>
     <w:r>
       <w:rPr>
@@ -13181,7 +19294,7 @@
       <w:t xml:space="preserve"> - </w:t>
     </w:r>
     <w:r>
-      <w:t>L_0_11_Finance_Accounting</w:t>
+      <w:t>11_Finance_Accounting</w:t>
     </w:r>
   </w:p>
 </w:hdr>
@@ -18475,6 +24588,75 @@
       </w:tcPr>
     </w:tblStylePr>
   </w:style>
+  <w:style w:type="paragraph" w:styleId="TOCHeading">
+    <w:name w:val="TOC Heading"/>
+    <w:basedOn w:val="Heading1"/>
+    <w:next w:val="Normal"/>
+    <w:uiPriority w:val="39"/>
+    <w:unhideWhenUsed/>
+    <w:qFormat/>
+    <w:rsid w:val="00C74A84"/>
+    <w:pPr>
+      <w:spacing w:before="240" w:after="0"/>
+      <w:outlineLvl w:val="9"/>
+    </w:pPr>
+    <w:rPr>
+      <w:kern w:val="0"/>
+      <w:sz w:val="32"/>
+      <w:szCs w:val="32"/>
+      <w:lang w:bidi="ar-SA"/>
+      <w14:ligatures w14:val="none"/>
+    </w:rPr>
+  </w:style>
+  <w:style w:type="paragraph" w:styleId="TOC1">
+    <w:name w:val="toc 1"/>
+    <w:basedOn w:val="Normal"/>
+    <w:next w:val="Normal"/>
+    <w:autoRedefine/>
+    <w:uiPriority w:val="39"/>
+    <w:unhideWhenUsed/>
+    <w:rsid w:val="00C74A84"/>
+    <w:pPr>
+      <w:spacing w:after="100"/>
+    </w:pPr>
+  </w:style>
+  <w:style w:type="paragraph" w:styleId="TOC3">
+    <w:name w:val="toc 3"/>
+    <w:basedOn w:val="Normal"/>
+    <w:next w:val="Normal"/>
+    <w:autoRedefine/>
+    <w:uiPriority w:val="39"/>
+    <w:unhideWhenUsed/>
+    <w:rsid w:val="00C74A84"/>
+    <w:pPr>
+      <w:spacing w:after="100"/>
+      <w:ind w:left="440"/>
+    </w:pPr>
+  </w:style>
+  <w:style w:type="paragraph" w:styleId="TOC2">
+    <w:name w:val="toc 2"/>
+    <w:basedOn w:val="Normal"/>
+    <w:next w:val="Normal"/>
+    <w:autoRedefine/>
+    <w:uiPriority w:val="39"/>
+    <w:unhideWhenUsed/>
+    <w:rsid w:val="00C74A84"/>
+    <w:pPr>
+      <w:spacing w:after="100"/>
+      <w:ind w:left="220"/>
+    </w:pPr>
+  </w:style>
+  <w:style w:type="character" w:styleId="Hyperlink">
+    <w:name w:val="Hyperlink"/>
+    <w:basedOn w:val="DefaultParagraphFont"/>
+    <w:uiPriority w:val="99"/>
+    <w:unhideWhenUsed/>
+    <w:rsid w:val="00C74A84"/>
+    <w:rPr>
+      <w:color w:val="467886" w:themeColor="hyperlink"/>
+      <w:u w:val="single"/>
+    </w:rPr>
+  </w:style>
 </w:styles>
 </file>
 

--- a/documents/word/11_Finance_Accounting.docx
+++ b/documents/word/11_Finance_Accounting.docx
@@ -330,7 +330,18 @@
                 <w:lang w:val="en-GB" w:eastAsia="en-GB" w:bidi="ar-SA"/>
                 <w14:ligatures w14:val="none"/>
               </w:rPr>
-              <w:t>RAM-PROC-013</w:t>
+              <w:t>RAM-PROC-1</w:t>
+            </w:r>
+            <w:r>
+              <w:rPr>
+                <w:rFonts w:ascii="Times New Roman" w:eastAsia="Times New Roman" w:hAnsi="Times New Roman" w:cs="Times New Roman"/>
+                <w:kern w:val="0"/>
+                <w:sz w:val="24"/>
+                <w:szCs w:val="24"/>
+                <w:lang w:val="en-GB" w:eastAsia="en-GB" w:bidi="ar-SA"/>
+                <w14:ligatures w14:val="none"/>
+              </w:rPr>
+              <w:t>1</w:t>
             </w:r>
           </w:p>
         </w:tc>
@@ -1684,6 +1695,15 @@
     </w:p>
     <w:sdt>
       <w:sdtPr>
+        <w:rPr>
+          <w:rFonts w:asciiTheme="minorHAnsi" w:eastAsiaTheme="minorHAnsi" w:hAnsiTheme="minorHAnsi" w:cstheme="minorBidi"/>
+          <w:color w:val="auto"/>
+          <w:kern w:val="2"/>
+          <w:sz w:val="22"/>
+          <w:szCs w:val="22"/>
+          <w:lang w:bidi="ar-EG"/>
+          <w14:ligatures w14:val="standardContextual"/>
+        </w:rPr>
         <w:id w:val="-954705703"/>
         <w:docPartObj>
           <w:docPartGallery w:val="Table of Contents"/>
@@ -1692,16 +1712,9 @@
       </w:sdtPr>
       <w:sdtEndPr>
         <w:rPr>
-          <w:rFonts w:asciiTheme="minorHAnsi" w:eastAsiaTheme="minorHAnsi" w:hAnsiTheme="minorHAnsi" w:cstheme="minorBidi"/>
           <w:b/>
           <w:bCs/>
           <w:noProof/>
-          <w:color w:val="auto"/>
-          <w:kern w:val="2"/>
-          <w:sz w:val="22"/>
-          <w:szCs w:val="22"/>
-          <w:lang w:bidi="ar-EG"/>
-          <w14:ligatures w14:val="standardContextual"/>
         </w:rPr>
       </w:sdtEndPr>
       <w:sdtContent>
@@ -6530,7 +6543,7 @@
           <w14:ligatures w14:val="none"/>
         </w:rPr>
         <w:pict w14:anchorId="7B511870">
-          <v:rect id="_x0000_i1026" style="width:0;height:1.5pt" o:hralign="center" o:hrstd="t" o:hr="t" fillcolor="#a0a0a0" stroked="f"/>
+          <v:rect id="_x0000_i1025" style="width:0;height:1.5pt" o:hralign="center" o:hrstd="t" o:hr="t" fillcolor="#a0a0a0" stroked="f"/>
         </w:pict>
       </w:r>
     </w:p>
@@ -6924,21 +6937,8 @@
           <w:lang w:val="en-GB" w:eastAsia="en-GB" w:bidi="ar-SA"/>
           <w14:ligatures w14:val="none"/>
         </w:rPr>
-        <w:t xml:space="preserve">All cost </w:t>
-      </w:r>
-      <w:proofErr w:type="spellStart"/>
-      <w:r>
-        <w:rPr>
-          <w:rFonts w:ascii="Times New Roman" w:eastAsia="Times New Roman" w:hAnsi="Times New Roman" w:cs="Times New Roman"/>
-          <w:kern w:val="0"/>
-          <w:sz w:val="24"/>
-          <w:szCs w:val="24"/>
-          <w:lang w:val="en-GB" w:eastAsia="en-GB" w:bidi="ar-SA"/>
-          <w14:ligatures w14:val="none"/>
-        </w:rPr>
-        <w:t>centers</w:t>
-      </w:r>
-      <w:proofErr w:type="spellEnd"/>
+        <w:t>All cost centers</w:t>
+      </w:r>
     </w:p>
     <w:p>
       <w:pPr>
@@ -6965,31 +6965,7 @@
           <w:lang w:val="en-GB" w:eastAsia="en-GB" w:bidi="ar-SA"/>
           <w14:ligatures w14:val="none"/>
         </w:rPr>
-        <w:t xml:space="preserve">All CapEx &amp; </w:t>
-      </w:r>
-      <w:proofErr w:type="spellStart"/>
-      <w:r>
-        <w:rPr>
-          <w:rFonts w:ascii="Times New Roman" w:eastAsia="Times New Roman" w:hAnsi="Times New Roman" w:cs="Times New Roman"/>
-          <w:kern w:val="0"/>
-          <w:sz w:val="24"/>
-          <w:szCs w:val="24"/>
-          <w:lang w:val="en-GB" w:eastAsia="en-GB" w:bidi="ar-SA"/>
-          <w14:ligatures w14:val="none"/>
-        </w:rPr>
-        <w:t>OpEx</w:t>
-      </w:r>
-      <w:proofErr w:type="spellEnd"/>
-      <w:r>
-        <w:rPr>
-          <w:rFonts w:ascii="Times New Roman" w:eastAsia="Times New Roman" w:hAnsi="Times New Roman" w:cs="Times New Roman"/>
-          <w:kern w:val="0"/>
-          <w:sz w:val="24"/>
-          <w:szCs w:val="24"/>
-          <w:lang w:val="en-GB" w:eastAsia="en-GB" w:bidi="ar-SA"/>
-          <w14:ligatures w14:val="none"/>
-        </w:rPr>
-        <w:t xml:space="preserve"> activities</w:t>
+        <w:t>All CapEx &amp; OpEx activities</w:t>
       </w:r>
     </w:p>
     <w:p>
@@ -7042,7 +7018,7 @@
           <w14:ligatures w14:val="none"/>
         </w:rPr>
         <w:pict w14:anchorId="71237B44">
-          <v:rect id="_x0000_i1027" style="width:0;height:1.5pt" o:hralign="center" o:hrstd="t" o:hr="t" fillcolor="#a0a0a0" stroked="f"/>
+          <v:rect id="_x0000_i1026" style="width:0;height:1.5pt" o:hralign="center" o:hrstd="t" o:hr="t" fillcolor="#a0a0a0" stroked="f"/>
         </w:pict>
       </w:r>
     </w:p>
@@ -7331,7 +7307,7 @@
           <w14:ligatures w14:val="none"/>
         </w:rPr>
         <w:pict w14:anchorId="793CE632">
-          <v:rect id="_x0000_i1028" style="width:0;height:1.5pt" o:hralign="center" o:hrstd="t" o:hr="t" fillcolor="#a0a0a0" stroked="f"/>
+          <v:rect id="_x0000_i1027" style="width:0;height:1.5pt" o:hralign="center" o:hrstd="t" o:hr="t" fillcolor="#a0a0a0" stroked="f"/>
         </w:pict>
       </w:r>
     </w:p>
@@ -8045,7 +8021,7 @@
           <w14:ligatures w14:val="none"/>
         </w:rPr>
         <w:pict w14:anchorId="30580E2A">
-          <v:rect id="_x0000_i1029" style="width:0;height:1.5pt" o:hralign="center" o:hrstd="t" o:hr="t" fillcolor="#a0a0a0" stroked="f"/>
+          <v:rect id="_x0000_i1028" style="width:0;height:1.5pt" o:hralign="center" o:hrstd="t" o:hr="t" fillcolor="#a0a0a0" stroked="f"/>
         </w:pict>
       </w:r>
     </w:p>
@@ -8964,7 +8940,7 @@
           <w14:ligatures w14:val="none"/>
         </w:rPr>
         <w:pict w14:anchorId="3D2440CB">
-          <v:rect id="_x0000_i1030" style="width:0;height:1.5pt" o:hralign="center" o:hrstd="t" o:hr="t" fillcolor="#a0a0a0" stroked="f"/>
+          <v:rect id="_x0000_i1029" style="width:0;height:1.5pt" o:hralign="center" o:hrstd="t" o:hr="t" fillcolor="#a0a0a0" stroked="f"/>
         </w:pict>
       </w:r>
     </w:p>
@@ -9133,7 +9109,7 @@
           <w14:ligatures w14:val="none"/>
         </w:rPr>
         <w:pict w14:anchorId="32D675ED">
-          <v:rect id="_x0000_i1031" style="width:0;height:1.5pt" o:hralign="center" o:hrstd="t" o:hr="t" fillcolor="#a0a0a0" stroked="f"/>
+          <v:rect id="_x0000_i1030" style="width:0;height:1.5pt" o:hralign="center" o:hrstd="t" o:hr="t" fillcolor="#a0a0a0" stroked="f"/>
         </w:pict>
       </w:r>
     </w:p>
@@ -9303,7 +9279,7 @@
           <w14:ligatures w14:val="none"/>
         </w:rPr>
         <w:pict w14:anchorId="6876D831">
-          <v:rect id="_x0000_i1032" style="width:0;height:1.5pt" o:hralign="center" o:hrstd="t" o:hr="t" fillcolor="#a0a0a0" stroked="f"/>
+          <v:rect id="_x0000_i1031" style="width:0;height:1.5pt" o:hralign="center" o:hrstd="t" o:hr="t" fillcolor="#a0a0a0" stroked="f"/>
         </w:pict>
       </w:r>
     </w:p>
@@ -9472,7 +9448,7 @@
           <w14:ligatures w14:val="none"/>
         </w:rPr>
         <w:pict w14:anchorId="3250BA80">
-          <v:rect id="_x0000_i1033" style="width:0;height:1.5pt" o:hralign="center" o:hrstd="t" o:hr="t" fillcolor="#a0a0a0" stroked="f"/>
+          <v:rect id="_x0000_i1032" style="width:0;height:1.5pt" o:hralign="center" o:hrstd="t" o:hr="t" fillcolor="#a0a0a0" stroked="f"/>
         </w:pict>
       </w:r>
     </w:p>
@@ -9681,7 +9657,7 @@
           <w14:ligatures w14:val="none"/>
         </w:rPr>
         <w:pict w14:anchorId="5E0F8D26">
-          <v:rect id="_x0000_i1034" style="width:0;height:1.5pt" o:hralign="center" o:hrstd="t" o:hr="t" fillcolor="#a0a0a0" stroked="f"/>
+          <v:rect id="_x0000_i1033" style="width:0;height:1.5pt" o:hralign="center" o:hrstd="t" o:hr="t" fillcolor="#a0a0a0" stroked="f"/>
         </w:pict>
       </w:r>
     </w:p>
@@ -9934,7 +9910,7 @@
           <w14:ligatures w14:val="none"/>
         </w:rPr>
         <w:pict w14:anchorId="15A6E40B">
-          <v:rect id="_x0000_i1035" style="width:0;height:1.5pt" o:hralign="center" o:hrstd="t" o:hr="t" fillcolor="#a0a0a0" stroked="f"/>
+          <v:rect id="_x0000_i1034" style="width:0;height:1.5pt" o:hralign="center" o:hrstd="t" o:hr="t" fillcolor="#a0a0a0" stroked="f"/>
         </w:pict>
       </w:r>
     </w:p>
@@ -10493,7 +10469,7 @@
           <w14:ligatures w14:val="none"/>
         </w:rPr>
         <w:pict w14:anchorId="3E87296D">
-          <v:rect id="_x0000_i1036" style="width:0;height:1.5pt" o:hralign="center" o:hrstd="t" o:hr="t" fillcolor="#a0a0a0" stroked="f"/>
+          <v:rect id="_x0000_i1035" style="width:0;height:1.5pt" o:hralign="center" o:hrstd="t" o:hr="t" fillcolor="#a0a0a0" stroked="f"/>
         </w:pict>
       </w:r>
     </w:p>
@@ -10663,7 +10639,7 @@
           <w14:ligatures w14:val="none"/>
         </w:rPr>
         <w:pict w14:anchorId="624D139C">
-          <v:rect id="_x0000_i1037" style="width:0;height:1.5pt" o:hralign="center" o:hrstd="t" o:hr="t" fillcolor="#a0a0a0" stroked="f"/>
+          <v:rect id="_x0000_i1036" style="width:0;height:1.5pt" o:hralign="center" o:hrstd="t" o:hr="t" fillcolor="#a0a0a0" stroked="f"/>
         </w:pict>
       </w:r>
     </w:p>
@@ -10804,7 +10780,7 @@
           <w14:ligatures w14:val="none"/>
         </w:rPr>
         <w:pict w14:anchorId="41F63FC8">
-          <v:rect id="_x0000_i1038" style="width:0;height:1.5pt" o:hralign="center" o:hrstd="t" o:hr="t" fillcolor="#a0a0a0" stroked="f"/>
+          <v:rect id="_x0000_i1037" style="width:0;height:1.5pt" o:hralign="center" o:hrstd="t" o:hr="t" fillcolor="#a0a0a0" stroked="f"/>
         </w:pict>
       </w:r>
     </w:p>
@@ -10892,7 +10868,7 @@
           <w14:ligatures w14:val="none"/>
         </w:rPr>
         <w:pict w14:anchorId="1EF9BC04">
-          <v:rect id="_x0000_i1039" style="width:0;height:1.5pt" o:hralign="center" o:hrstd="t" o:hr="t" fillcolor="#a0a0a0" stroked="f"/>
+          <v:rect id="_x0000_i1038" style="width:0;height:1.5pt" o:hralign="center" o:hrstd="t" o:hr="t" fillcolor="#a0a0a0" stroked="f"/>
         </w:pict>
       </w:r>
     </w:p>
@@ -11450,7 +11426,7 @@
           <w14:ligatures w14:val="none"/>
         </w:rPr>
         <w:pict w14:anchorId="6DAEAF8E">
-          <v:rect id="_x0000_i1040" style="width:0;height:1.5pt" o:hralign="center" o:hrstd="t" o:hr="t" fillcolor="#a0a0a0" stroked="f"/>
+          <v:rect id="_x0000_i1039" style="width:0;height:1.5pt" o:hralign="center" o:hrstd="t" o:hr="t" fillcolor="#a0a0a0" stroked="f"/>
         </w:pict>
       </w:r>
     </w:p>
@@ -11703,7 +11679,7 @@
           <w14:ligatures w14:val="none"/>
         </w:rPr>
         <w:pict w14:anchorId="6191CD13">
-          <v:rect id="_x0000_i1041" style="width:0;height:1.5pt" o:hralign="center" o:hrstd="t" o:hr="t" fillcolor="#a0a0a0" stroked="f"/>
+          <v:rect id="_x0000_i1040" style="width:0;height:1.5pt" o:hralign="center" o:hrstd="t" o:hr="t" fillcolor="#a0a0a0" stroked="f"/>
         </w:pict>
       </w:r>
     </w:p>
@@ -11872,7 +11848,7 @@
           <w14:ligatures w14:val="none"/>
         </w:rPr>
         <w:pict w14:anchorId="317540B9">
-          <v:rect id="_x0000_i1042" style="width:0;height:1.5pt" o:hralign="center" o:hrstd="t" o:hr="t" fillcolor="#a0a0a0" stroked="f"/>
+          <v:rect id="_x0000_i1041" style="width:0;height:1.5pt" o:hralign="center" o:hrstd="t" o:hr="t" fillcolor="#a0a0a0" stroked="f"/>
         </w:pict>
       </w:r>
     </w:p>
@@ -12587,7 +12563,7 @@
           <w14:ligatures w14:val="none"/>
         </w:rPr>
         <w:pict w14:anchorId="7A40C57B">
-          <v:rect id="_x0000_i1043" style="width:0;height:1.5pt" o:hralign="center" o:hrstd="t" o:hr="t" fillcolor="#a0a0a0" stroked="f"/>
+          <v:rect id="_x0000_i1042" style="width:0;height:1.5pt" o:hralign="center" o:hrstd="t" o:hr="t" fillcolor="#a0a0a0" stroked="f"/>
         </w:pict>
       </w:r>
     </w:p>
@@ -12756,7 +12732,7 @@
           <w14:ligatures w14:val="none"/>
         </w:rPr>
         <w:pict w14:anchorId="21E4FC71">
-          <v:rect id="_x0000_i1044" style="width:0;height:1.5pt" o:hralign="center" o:hrstd="t" o:hr="t" fillcolor="#a0a0a0" stroked="f"/>
+          <v:rect id="_x0000_i1043" style="width:0;height:1.5pt" o:hralign="center" o:hrstd="t" o:hr="t" fillcolor="#a0a0a0" stroked="f"/>
         </w:pict>
       </w:r>
     </w:p>
@@ -12897,7 +12873,7 @@
           <w14:ligatures w14:val="none"/>
         </w:rPr>
         <w:pict w14:anchorId="68B53F29">
-          <v:rect id="_x0000_i1045" style="width:0;height:1.5pt" o:hralign="center" o:hrstd="t" o:hr="t" fillcolor="#a0a0a0" stroked="f"/>
+          <v:rect id="_x0000_i1044" style="width:0;height:1.5pt" o:hralign="center" o:hrstd="t" o:hr="t" fillcolor="#a0a0a0" stroked="f"/>
         </w:pict>
       </w:r>
     </w:p>
@@ -12985,7 +12961,7 @@
           <w14:ligatures w14:val="none"/>
         </w:rPr>
         <w:pict w14:anchorId="0C44E602">
-          <v:rect id="_x0000_i1046" style="width:0;height:1.5pt" o:hralign="center" o:hrstd="t" o:hr="t" fillcolor="#a0a0a0" stroked="f"/>
+          <v:rect id="_x0000_i1045" style="width:0;height:1.5pt" o:hralign="center" o:hrstd="t" o:hr="t" fillcolor="#a0a0a0" stroked="f"/>
         </w:pict>
       </w:r>
     </w:p>
@@ -13544,7 +13520,7 @@
           <w14:ligatures w14:val="none"/>
         </w:rPr>
         <w:pict w14:anchorId="4A389399">
-          <v:rect id="_x0000_i1047" style="width:0;height:1.5pt" o:hralign="center" o:hrstd="t" o:hr="t" fillcolor="#a0a0a0" stroked="f"/>
+          <v:rect id="_x0000_i1046" style="width:0;height:1.5pt" o:hralign="center" o:hrstd="t" o:hr="t" fillcolor="#a0a0a0" stroked="f"/>
         </w:pict>
       </w:r>
     </w:p>
@@ -13770,7 +13746,7 @@
         </w:rPr>
         <w:lastRenderedPageBreak/>
         <w:pict w14:anchorId="7783293F">
-          <v:rect id="_x0000_i1048" style="width:0;height:1.5pt" o:hralign="center" o:hrstd="t" o:hr="t" fillcolor="#a0a0a0" stroked="f"/>
+          <v:rect id="_x0000_i1047" style="width:0;height:1.5pt" o:hralign="center" o:hrstd="t" o:hr="t" fillcolor="#a0a0a0" stroked="f"/>
         </w:pict>
       </w:r>
     </w:p>
@@ -13939,7 +13915,7 @@
           <w14:ligatures w14:val="none"/>
         </w:rPr>
         <w:pict w14:anchorId="7DD25FD4">
-          <v:rect id="_x0000_i1049" style="width:0;height:1.5pt" o:hralign="center" o:hrstd="t" o:hr="t" fillcolor="#a0a0a0" stroked="f"/>
+          <v:rect id="_x0000_i1048" style="width:0;height:1.5pt" o:hralign="center" o:hrstd="t" o:hr="t" fillcolor="#a0a0a0" stroked="f"/>
         </w:pict>
       </w:r>
     </w:p>
@@ -14080,7 +14056,7 @@
           <w14:ligatures w14:val="none"/>
         </w:rPr>
         <w:pict w14:anchorId="0AB3314B">
-          <v:rect id="_x0000_i1050" style="width:0;height:1.5pt" o:hralign="center" o:hrstd="t" o:hr="t" fillcolor="#a0a0a0" stroked="f"/>
+          <v:rect id="_x0000_i1049" style="width:0;height:1.5pt" o:hralign="center" o:hrstd="t" o:hr="t" fillcolor="#a0a0a0" stroked="f"/>
         </w:pict>
       </w:r>
     </w:p>
@@ -14137,7 +14113,7 @@
           <w14:ligatures w14:val="none"/>
         </w:rPr>
         <w:pict w14:anchorId="1776C5AB">
-          <v:rect id="_x0000_i1051" style="width:0;height:1.5pt" o:hralign="center" o:hrstd="t" o:hr="t" fillcolor="#a0a0a0" stroked="f"/>
+          <v:rect id="_x0000_i1050" style="width:0;height:1.5pt" o:hralign="center" o:hrstd="t" o:hr="t" fillcolor="#a0a0a0" stroked="f"/>
         </w:pict>
       </w:r>
     </w:p>
@@ -14334,7 +14310,7 @@
           <w14:ligatures w14:val="none"/>
         </w:rPr>
         <w:pict w14:anchorId="4289E62C">
-          <v:rect id="_x0000_i1052" style="width:0;height:1.5pt" o:hralign="center" o:hrstd="t" o:hr="t" fillcolor="#a0a0a0" stroked="f"/>
+          <v:rect id="_x0000_i1051" style="width:0;height:1.5pt" o:hralign="center" o:hrstd="t" o:hr="t" fillcolor="#a0a0a0" stroked="f"/>
         </w:pict>
       </w:r>
     </w:p>
@@ -14893,7 +14869,7 @@
           <w14:ligatures w14:val="none"/>
         </w:rPr>
         <w:pict w14:anchorId="3F4FF08A">
-          <v:rect id="_x0000_i1053" style="width:0;height:1.5pt" o:hralign="center" o:hrstd="t" o:hr="t" fillcolor="#a0a0a0" stroked="f"/>
+          <v:rect id="_x0000_i1052" style="width:0;height:1.5pt" o:hralign="center" o:hrstd="t" o:hr="t" fillcolor="#a0a0a0" stroked="f"/>
         </w:pict>
       </w:r>
     </w:p>
@@ -15062,7 +15038,7 @@
           <w14:ligatures w14:val="none"/>
         </w:rPr>
         <w:pict w14:anchorId="78CBADB4">
-          <v:rect id="_x0000_i1054" style="width:0;height:1.5pt" o:hralign="center" o:hrstd="t" o:hr="t" fillcolor="#a0a0a0" stroked="f"/>
+          <v:rect id="_x0000_i1053" style="width:0;height:1.5pt" o:hralign="center" o:hrstd="t" o:hr="t" fillcolor="#a0a0a0" stroked="f"/>
         </w:pict>
       </w:r>
     </w:p>
@@ -15176,7 +15152,7 @@
           <w14:ligatures w14:val="none"/>
         </w:rPr>
         <w:pict w14:anchorId="38D3CED9">
-          <v:rect id="_x0000_i1055" style="width:0;height:1.5pt" o:hralign="center" o:hrstd="t" o:hr="t" fillcolor="#a0a0a0" stroked="f"/>
+          <v:rect id="_x0000_i1054" style="width:0;height:1.5pt" o:hralign="center" o:hrstd="t" o:hr="t" fillcolor="#a0a0a0" stroked="f"/>
         </w:pict>
       </w:r>
     </w:p>
@@ -15317,7 +15293,7 @@
           <w14:ligatures w14:val="none"/>
         </w:rPr>
         <w:pict w14:anchorId="30B3296F">
-          <v:rect id="_x0000_i1056" style="width:0;height:1.5pt" o:hralign="center" o:hrstd="t" o:hr="t" fillcolor="#a0a0a0" stroked="f"/>
+          <v:rect id="_x0000_i1055" style="width:0;height:1.5pt" o:hralign="center" o:hrstd="t" o:hr="t" fillcolor="#a0a0a0" stroked="f"/>
         </w:pict>
       </w:r>
     </w:p>
@@ -15374,7 +15350,7 @@
           <w14:ligatures w14:val="none"/>
         </w:rPr>
         <w:pict w14:anchorId="64494F8E">
-          <v:rect id="_x0000_i1057" style="width:0;height:1.5pt" o:hralign="center" o:hrstd="t" o:hr="t" fillcolor="#a0a0a0" stroked="f"/>
+          <v:rect id="_x0000_i1056" style="width:0;height:1.5pt" o:hralign="center" o:hrstd="t" o:hr="t" fillcolor="#a0a0a0" stroked="f"/>
         </w:pict>
       </w:r>
     </w:p>
@@ -15630,7 +15606,7 @@
           <w14:ligatures w14:val="none"/>
         </w:rPr>
         <w:pict w14:anchorId="6B7DD852">
-          <v:rect id="_x0000_i1058" style="width:0;height:1.5pt" o:hralign="center" o:hrstd="t" o:hr="t" fillcolor="#a0a0a0" stroked="f"/>
+          <v:rect id="_x0000_i1057" style="width:0;height:1.5pt" o:hralign="center" o:hrstd="t" o:hr="t" fillcolor="#a0a0a0" stroked="f"/>
         </w:pict>
       </w:r>
     </w:p>
@@ -15771,7 +15747,7 @@
           <w14:ligatures w14:val="none"/>
         </w:rPr>
         <w:pict w14:anchorId="55E0A48B">
-          <v:rect id="_x0000_i1059" style="width:0;height:1.5pt" o:hralign="center" o:hrstd="t" o:hr="t" fillcolor="#a0a0a0" stroked="f"/>
+          <v:rect id="_x0000_i1058" style="width:0;height:1.5pt" o:hralign="center" o:hrstd="t" o:hr="t" fillcolor="#a0a0a0" stroked="f"/>
         </w:pict>
       </w:r>
     </w:p>
@@ -15940,7 +15916,7 @@
           <w14:ligatures w14:val="none"/>
         </w:rPr>
         <w:pict w14:anchorId="261551EC">
-          <v:rect id="_x0000_i1060" style="width:0;height:1.5pt" o:hralign="center" o:hrstd="t" o:hr="t" fillcolor="#a0a0a0" stroked="f"/>
+          <v:rect id="_x0000_i1059" style="width:0;height:1.5pt" o:hralign="center" o:hrstd="t" o:hr="t" fillcolor="#a0a0a0" stroked="f"/>
         </w:pict>
       </w:r>
     </w:p>
@@ -15998,7 +15974,7 @@
           <w14:ligatures w14:val="none"/>
         </w:rPr>
         <w:pict w14:anchorId="1AF49404">
-          <v:rect id="_x0000_i1061" style="width:0;height:1.5pt" o:hralign="center" o:hrstd="t" o:hr="t" fillcolor="#a0a0a0" stroked="f"/>
+          <v:rect id="_x0000_i1060" style="width:0;height:1.5pt" o:hralign="center" o:hrstd="t" o:hr="t" fillcolor="#a0a0a0" stroked="f"/>
         </w:pict>
       </w:r>
     </w:p>
@@ -16195,7 +16171,7 @@
           <w14:ligatures w14:val="none"/>
         </w:rPr>
         <w:pict w14:anchorId="33DF29A8">
-          <v:rect id="_x0000_i1062" style="width:0;height:1.5pt" o:hralign="center" o:hrstd="t" o:hr="t" fillcolor="#a0a0a0" stroked="f"/>
+          <v:rect id="_x0000_i1061" style="width:0;height:1.5pt" o:hralign="center" o:hrstd="t" o:hr="t" fillcolor="#a0a0a0" stroked="f"/>
         </w:pict>
       </w:r>
     </w:p>
@@ -16364,7 +16340,7 @@
           <w14:ligatures w14:val="none"/>
         </w:rPr>
         <w:pict w14:anchorId="134DE175">
-          <v:rect id="_x0000_i1063" style="width:0;height:1.5pt" o:hralign="center" o:hrstd="t" o:hr="t" fillcolor="#a0a0a0" stroked="f"/>
+          <v:rect id="_x0000_i1062" style="width:0;height:1.5pt" o:hralign="center" o:hrstd="t" o:hr="t" fillcolor="#a0a0a0" stroked="f"/>
         </w:pict>
       </w:r>
     </w:p>
@@ -16505,7 +16481,7 @@
           <w14:ligatures w14:val="none"/>
         </w:rPr>
         <w:pict w14:anchorId="2DCF0DA9">
-          <v:rect id="_x0000_i1064" style="width:0;height:1.5pt" o:hralign="center" o:hrstd="t" o:hr="t" fillcolor="#a0a0a0" stroked="f"/>
+          <v:rect id="_x0000_i1063" style="width:0;height:1.5pt" o:hralign="center" o:hrstd="t" o:hr="t" fillcolor="#a0a0a0" stroked="f"/>
         </w:pict>
       </w:r>
     </w:p>
@@ -16670,7 +16646,7 @@
           <w14:ligatures w14:val="none"/>
         </w:rPr>
         <w:pict w14:anchorId="7B4BE328">
-          <v:rect id="_x0000_i1065" style="width:0;height:1.5pt" o:hralign="center" o:hrstd="t" o:hr="t" fillcolor="#a0a0a0" stroked="f"/>
+          <v:rect id="_x0000_i1064" style="width:0;height:1.5pt" o:hralign="center" o:hrstd="t" o:hr="t" fillcolor="#a0a0a0" stroked="f"/>
         </w:pict>
       </w:r>
     </w:p>
@@ -17537,7 +17513,7 @@
           <w14:ligatures w14:val="none"/>
         </w:rPr>
         <w:pict w14:anchorId="295682C6">
-          <v:rect id="_x0000_i1066" style="width:0;height:1.5pt" o:hralign="center" o:hrstd="t" o:hr="t" fillcolor="#a0a0a0" stroked="f"/>
+          <v:rect id="_x0000_i1065" style="width:0;height:1.5pt" o:hralign="center" o:hrstd="t" o:hr="t" fillcolor="#a0a0a0" stroked="f"/>
         </w:pict>
       </w:r>
     </w:p>
@@ -17720,7 +17696,7 @@
           <w14:ligatures w14:val="none"/>
         </w:rPr>
         <w:pict w14:anchorId="76E3A88A">
-          <v:rect id="_x0000_i1067" style="width:0;height:1.5pt" o:hralign="center" o:hrstd="t" o:hr="t" fillcolor="#a0a0a0" stroked="f"/>
+          <v:rect id="_x0000_i1066" style="width:0;height:1.5pt" o:hralign="center" o:hrstd="t" o:hr="t" fillcolor="#a0a0a0" stroked="f"/>
         </w:pict>
       </w:r>
     </w:p>
@@ -18242,7 +18218,7 @@
           <w14:ligatures w14:val="none"/>
         </w:rPr>
         <w:pict w14:anchorId="16C5A255">
-          <v:rect id="_x0000_i1068" style="width:0;height:1.5pt" o:hralign="center" o:hrstd="t" o:hr="t" fillcolor="#a0a0a0" stroked="f"/>
+          <v:rect id="_x0000_i1067" style="width:0;height:1.5pt" o:hralign="center" o:hrstd="t" o:hr="t" fillcolor="#a0a0a0" stroked="f"/>
         </w:pict>
       </w:r>
     </w:p>
@@ -18704,7 +18680,7 @@
           <w14:ligatures w14:val="none"/>
         </w:rPr>
         <w:pict w14:anchorId="36F15572">
-          <v:rect id="_x0000_i1069" style="width:0;height:1.5pt" o:hralign="center" o:hrstd="t" o:hr="t" fillcolor="#a0a0a0" stroked="f"/>
+          <v:rect id="_x0000_i1068" style="width:0;height:1.5pt" o:hralign="center" o:hrstd="t" o:hr="t" fillcolor="#a0a0a0" stroked="f"/>
         </w:pict>
       </w:r>
     </w:p>
@@ -18942,33 +18918,7 @@
           <w:lang w:val="en-GB" w:eastAsia="en-GB" w:bidi="ar-SA"/>
           <w14:ligatures w14:val="none"/>
         </w:rPr>
-        <w:t xml:space="preserve">Integration with </w:t>
-      </w:r>
-      <w:proofErr w:type="spellStart"/>
-      <w:r>
-        <w:rPr>
-          <w:rFonts w:ascii="Times New Roman" w:eastAsia="Times New Roman" w:hAnsi="Times New Roman" w:cs="Times New Roman"/>
-          <w:kern w:val="0"/>
-          <w:sz w:val="24"/>
-          <w:szCs w:val="24"/>
-          <w:highlight w:val="yellow"/>
-          <w:lang w:val="en-GB" w:eastAsia="en-GB" w:bidi="ar-SA"/>
-          <w14:ligatures w14:val="none"/>
-        </w:rPr>
-        <w:t>Risk_Compliance</w:t>
-      </w:r>
-      <w:proofErr w:type="spellEnd"/>
-      <w:r>
-        <w:rPr>
-          <w:rFonts w:ascii="Times New Roman" w:eastAsia="Times New Roman" w:hAnsi="Times New Roman" w:cs="Times New Roman"/>
-          <w:kern w:val="0"/>
-          <w:sz w:val="24"/>
-          <w:szCs w:val="24"/>
-          <w:highlight w:val="yellow"/>
-          <w:lang w:val="en-GB" w:eastAsia="en-GB" w:bidi="ar-SA"/>
-          <w14:ligatures w14:val="none"/>
-        </w:rPr>
-        <w:t xml:space="preserve"> (07) and Performance (06)</w:t>
+        <w:t>Integration with Risk_Compliance (07) and Performance (06)</w:t>
       </w:r>
     </w:p>
     <w:p>
